--- a/paper/NE_Working_Draft_v20.docx
+++ b/paper/NE_Working_Draft_v20.docx
@@ -114,48 +114,12 @@
         </w:rPr>
         <w:t xml:space="preserve">yields </w:t>
       </w:r>
-      <w:commentRangeStart w:id="0"/>
-      <w:r>
-        <w:rPr>
-          <w:rFonts w:ascii="Times New Roman" w:hAnsi="Times New Roman" w:cs="Times New Roman"/>
-          <w:bCs/>
-        </w:rPr>
-        <w:t xml:space="preserve">commitment depths that decline from </w:t>
-      </w:r>
-      <w:r>
-        <w:rPr>
-          <w:rFonts w:ascii="Times New Roman" w:hAnsi="Times New Roman" w:cs="Times New Roman"/>
-          <w:bCs/>
-        </w:rPr>
-        <w:t xml:space="preserve">47% </w:t>
-      </w:r>
-      <w:r>
-        <w:rPr>
-          <w:rFonts w:ascii="Times New Roman" w:hAnsi="Times New Roman" w:cs="Times New Roman"/>
-          <w:bCs/>
-        </w:rPr>
-        <w:t>for an individual 500 MW facility to 27% for a 10 GW fleet</w:t>
-      </w:r>
-      <w:r>
-        <w:rPr>
-          <w:rFonts w:ascii="Times New Roman" w:hAnsi="Times New Roman" w:cs="Times New Roman"/>
-          <w:bCs/>
-        </w:rPr>
-        <w:t>, as co-stressed operators compete for finite destination capacity. The result has distinct implications for individual operators, who can credibly commit substantial flexibility above existing demand response baselines, and for system planners, who should not assume fleet-level contributions equal single-facility estimates.</w:t>
-      </w:r>
-      <w:commentRangeEnd w:id="0"/>
-      <w:r>
-        <w:rPr>
-          <w:rStyle w:val="CommentReference"/>
-        </w:rPr>
-        <w:commentReference w:id="0"/>
-      </w:r>
-      <w:r>
-        <w:rPr>
-          <w:rFonts w:ascii="Times New Roman" w:hAnsi="Times New Roman" w:cs="Times New Roman"/>
-          <w:bCs/>
-        </w:rPr>
-        <w:t xml:space="preserve">  </w:t>
+      <w:r>
+        <w:rPr>
+          <w:rFonts w:ascii="Times New Roman" w:hAnsi="Times New Roman" w:cs="Times New Roman"/>
+          <w:bCs/>
+        </w:rPr>
+        <w:t>commitment depths that decline from 47% for an individual 500 MW facility to 27% for a 10 GW fleet, as co-stressed operators compete for finite destination capacity. Individual operators can credibly commit flexibility well above existing demand response baselines, but fleet-level resource adequacy contributions require coordination mechanisms that do not yet exist in current market designs.</w:t>
       </w:r>
     </w:p>
     <w:p>
@@ -196,7 +160,28 @@
           <w:rFonts w:ascii="Times New Roman" w:hAnsi="Times New Roman" w:cs="Times New Roman"/>
           <w:bCs/>
         </w:rPr>
-        <w:t>Rapid expansion of data center infrastructure is creating acute resource adequacy challenges in major U.S. electricity markets. In PJM Interconnection, data centers are projected to account for approximately 94% of 32 GW of peak demand growth through 2030 (ref. 1), contributing to a capacity position that deteriorates from a surplus of just 1,059 MW in the 2027/2028 delivery year to a projected deficit of 27 GW by 2035/2036 (ref. 2). Supply-side responses cannot keep pace: generation and storage projects face median completion timelines exceeding five years, with only 13% reaching commercial operation (ref. 3), and the underlying bottlenecks in permitting and equipment supply chains cannot be compressed by capital investment alone. Policy research has begun to argue that load flexibility should be the primary response. Norris and colleagues at Duke's Nicholas Institute demonstrated that data center loads willing to curtail during approximately 0.1% of annual hours could unlock roughly 100 GW of capacity using existing transmission infrastructure, translating to economic value exceeding $160/MW-day in constrained markets (ref. XX).</w:t>
+        <w:t xml:space="preserve">Rapid expansion of data center infrastructure is creating acute resource adequacy challenges in major U.S. electricity markets. In PJM Interconnection, data centers are projected to account for approximately 94% of 32 GW of peak demand growth through 2030 (ref. 1), contributing to a capacity position that deteriorates from a surplus of just 1,059 MW in the 2027/2028 delivery year to a projected deficit of 27 GW by 2035/2036 (ref. 2). Supply-side responses cannot keep pace: generation and storage projects face median completion timelines exceeding five years, with only 13% reaching commercial operation (ref. 3), and the underlying bottlenecks in permitting and equipment supply chains cannot be compressed by capital investment alone. Policy research has begun to argue that load flexibility should be the primary response. </w:t>
+      </w:r>
+      <w:r>
+        <w:rPr>
+          <w:rFonts w:ascii="Times New Roman" w:hAnsi="Times New Roman" w:cs="Times New Roman"/>
+          <w:bCs/>
+        </w:rPr>
+        <w:t xml:space="preserve">Norris and colleagues at Duke's Nicholas Institute demonstrated that the 22 largest U.S. balancing authorities could accommodate approximately 100 GW of new flexible load using existing system capacity, with an average annual curtailment rate of 0.5% and an average curtailment duration of approximately two hours (ref. </w:t>
+      </w:r>
+      <w:r>
+        <w:rPr>
+          <w:rFonts w:ascii="Times New Roman" w:hAnsi="Times New Roman" w:cs="Times New Roman"/>
+          <w:bCs/>
+        </w:rPr>
+        <w:t>4</w:t>
+      </w:r>
+      <w:r>
+        <w:rPr>
+          <w:rFonts w:ascii="Times New Roman" w:hAnsi="Times New Roman" w:cs="Times New Roman"/>
+          <w:bCs/>
+        </w:rPr>
+        <w:t>).</w:t>
       </w:r>
     </w:p>
     <w:p>
@@ -225,7 +210,7 @@
           <w:rFonts w:ascii="Times New Roman" w:hAnsi="Times New Roman" w:cs="Times New Roman"/>
           <w:bCs/>
         </w:rPr>
-        <w:t xml:space="preserve">to this growth by treating data center load as firm and inelastic at each facility, requiring corresponding procurement of generating capacity plus reserve margin for every additional megawatt and allocating those costs to retail customers through capacity charges (ref. 4). This treatment reflects how data center operators have historically operationalized their service-level commitments to customers: contracts that guarantee uninterrupted </w:t>
+        <w:t xml:space="preserve">to this growth by treating data center load as firm and inelastic at each facility, requiring corresponding procurement of generating capacity plus reserve margin for every additional megawatt and allocating those costs to retail customers through capacity charges. This treatment reflects how data center operators have historically operationalized their service-level commitments to customers: contracts that guarantee uninterrupted </w:t>
       </w:r>
       <w:proofErr w:type="gramStart"/>
       <w:r>
@@ -257,7 +242,7 @@
           <w:rFonts w:ascii="Times New Roman" w:hAnsi="Times New Roman" w:cs="Times New Roman"/>
           <w:bCs/>
         </w:rPr>
-        <w:t xml:space="preserve"> and locally firm power </w:t>
+        <w:t xml:space="preserve"> and locally firm power is not a physical </w:t>
       </w:r>
       <w:r>
         <w:rPr>
@@ -265,7 +250,7 @@
           <w:bCs/>
         </w:rPr>
         <w:lastRenderedPageBreak/>
-        <w:t>is not a physical constraint, however. It is an operational convention, and one that an emerging line of research suggests is increasingly costly to maintain.</w:t>
+        <w:t>constraint, however. It is an operational convention, and one that an emerging line of research suggests is increasingly costly to maintain.</w:t>
       </w:r>
     </w:p>
     <w:p>
@@ -319,15 +304,35 @@
           <w:rFonts w:ascii="Times New Roman" w:hAnsi="Times New Roman" w:cs="Times New Roman"/>
           <w:bCs/>
         </w:rPr>
-        <w:t xml:space="preserve"> identified geographic workload migration as a promising spatial complement that remained unquantified (ref. 5). The geographic mechanism itself has prior foundations: Zheng, Chien, and Suh showed that shifting data center load from fossil-heavy to renewable-rich regions can mitigate curtailment and reduce emissions </w:t>
-      </w:r>
-      <w:r>
-        <w:rPr>
-          <w:rFonts w:ascii="Times New Roman" w:hAnsi="Times New Roman" w:cs="Times New Roman"/>
-          <w:bCs/>
-          <w:highlight w:val="yellow"/>
-        </w:rPr>
-        <w:t>(ref. XX)</w:t>
+        <w:t xml:space="preserve"> identified geographic workload migration as a promising spatial complement that remained unquantified (ref. </w:t>
+      </w:r>
+      <w:r>
+        <w:rPr>
+          <w:rFonts w:ascii="Times New Roman" w:hAnsi="Times New Roman" w:cs="Times New Roman"/>
+          <w:bCs/>
+        </w:rPr>
+        <w:t>5</w:t>
+      </w:r>
+      <w:r>
+        <w:rPr>
+          <w:rFonts w:ascii="Times New Roman" w:hAnsi="Times New Roman" w:cs="Times New Roman"/>
+          <w:bCs/>
+        </w:rPr>
+        <w:t xml:space="preserve">). The geographic mechanism itself has prior foundations: Zheng, Chien, and Suh showed that shifting data center load from fossil-heavy to renewable-rich regions can mitigate curtailment and reduce emissions </w:t>
+      </w:r>
+      <w:r>
+        <w:rPr>
+          <w:rFonts w:ascii="Times New Roman" w:hAnsi="Times New Roman" w:cs="Times New Roman"/>
+          <w:bCs/>
+        </w:rPr>
+        <w:t xml:space="preserve">(ref. </w:t>
+      </w:r>
+      <w:r>
+        <w:rPr>
+          <w:rFonts w:ascii="Times New Roman" w:hAnsi="Times New Roman" w:cs="Times New Roman"/>
+          <w:bCs/>
+        </w:rPr>
+        <w:t>6)</w:t>
       </w:r>
       <w:r>
         <w:rPr>
@@ -340,9 +345,22 @@
         <w:rPr>
           <w:rFonts w:ascii="Times New Roman" w:hAnsi="Times New Roman" w:cs="Times New Roman"/>
           <w:bCs/>
-          <w:highlight w:val="yellow"/>
-        </w:rPr>
-        <w:t>(ref. XX)</w:t>
+        </w:rPr>
+        <w:t xml:space="preserve">(ref. </w:t>
+      </w:r>
+      <w:r>
+        <w:rPr>
+          <w:rFonts w:ascii="Times New Roman" w:hAnsi="Times New Roman" w:cs="Times New Roman"/>
+          <w:bCs/>
+        </w:rPr>
+        <w:t>7</w:t>
+      </w:r>
+      <w:r>
+        <w:rPr>
+          <w:rFonts w:ascii="Times New Roman" w:hAnsi="Times New Roman" w:cs="Times New Roman"/>
+          <w:bCs/>
+        </w:rPr>
+        <w:t>)</w:t>
       </w:r>
       <w:r>
         <w:rPr>
@@ -371,7 +389,21 @@
           <w:rFonts w:ascii="Times New Roman" w:hAnsi="Times New Roman" w:cs="Times New Roman"/>
           <w:bCs/>
         </w:rPr>
-        <w:t xml:space="preserve"> We make three contributions. First, we introduce a ten-parameter multiplicative cascade that decomposes the conditions required for cross-region workload migration into independently estimable parameters, grading each against the best available empirical evidence. Second, we present a stress decorrelation analysis using four years of day-ahead locational marginal pricing data across five U.S. grid regions, establishing that at least one unstressed migration destination is available during 99% or more of observed stress hours from all source zones tested. Third, we develop a conditional Monte Carlo simulation that relaxed the cascade’s </w:t>
+        <w:t xml:space="preserve"> We make three contributions. First, we introduce a ten-parameter multiplicative cascade that decomposes the conditions required for cross-region workload migration into independently estimable parameters, grading each against the best available empirical evidence. Second, we present a stress decorrelation analysis using four years of day-ahead locational marginal pricing data across five U.S. grid regions, establishing that at least one unstressed migration destination is available during 99% or more of observed stress hours from all source zones tested. Third, we develop a conditional Monte Carlo simulation that relaxe</w:t>
+      </w:r>
+      <w:r>
+        <w:rPr>
+          <w:rFonts w:ascii="Times New Roman" w:hAnsi="Times New Roman" w:cs="Times New Roman"/>
+          <w:bCs/>
+        </w:rPr>
+        <w:t>s</w:t>
+      </w:r>
+      <w:r>
+        <w:rPr>
+          <w:rFonts w:ascii="Times New Roman" w:hAnsi="Times New Roman" w:cs="Times New Roman"/>
+          <w:bCs/>
+        </w:rPr>
+        <w:t xml:space="preserve"> the cascade’s </w:t>
       </w:r>
       <w:r>
         <w:rPr>
@@ -437,7 +469,21 @@
           <w:rFonts w:ascii="Times New Roman" w:hAnsi="Times New Roman" w:cs="Times New Roman"/>
           <w:bCs/>
         </w:rPr>
-        <w:t xml:space="preserve"> within grid dispatch windows. The effective spatial fraction is the product of all ten parameters, combined with DVFS applied to the non-migrating portion following Colangelo et al. (ref. 5). The framework's primary function is decomposition rather than point estimation: it identifies the conditions that must hold for spatial migration to succeed </w:t>
+        <w:t xml:space="preserve"> within grid dispatch windows. The effective spatial fraction is the product of all ten parameters, combined with DVFS applied to the non-migrating portion following Colangelo et al. (ref. </w:t>
+      </w:r>
+      <w:r>
+        <w:rPr>
+          <w:rFonts w:ascii="Times New Roman" w:hAnsi="Times New Roman" w:cs="Times New Roman"/>
+          <w:bCs/>
+        </w:rPr>
+        <w:t>5</w:t>
+      </w:r>
+      <w:r>
+        <w:rPr>
+          <w:rFonts w:ascii="Times New Roman" w:hAnsi="Times New Roman" w:cs="Times New Roman"/>
+          <w:bCs/>
+        </w:rPr>
+        <w:t xml:space="preserve">). The framework's primary function is decomposition rather than point estimation: it identifies the conditions that must hold for spatial migration to succeed </w:t>
       </w:r>
       <w:r>
         <w:rPr>
@@ -469,6 +515,37 @@
           <w:bCs/>
         </w:rPr>
         <w:t>.</w:t>
+      </w:r>
+    </w:p>
+    <w:p>
+      <w:pPr>
+        <w:rPr>
+          <w:rFonts w:ascii="Times New Roman" w:hAnsi="Times New Roman" w:cs="Times New Roman"/>
+          <w:bCs/>
+        </w:rPr>
+      </w:pPr>
+      <w:r>
+        <w:rPr>
+          <w:rFonts w:ascii="Times New Roman" w:hAnsi="Times New Roman" w:cs="Times New Roman"/>
+          <w:bCs/>
+        </w:rPr>
+        <w:t xml:space="preserve">Three source-side parameters capture whether a facility's workloads are candidates for migration (S1, the inference-dominant share), whether regulatory data-locality constraints permit migration (S2), and whether active requests can drain within dispatch windows (S3). Five destination-side parameters capture whether cross-region facilities have the physical capacity (D1, observed per-hour from pricing data), GPU headroom (D2), hardware compatibility (D3), inference workload share (D4), and pre-staging readiness (D5) to absorb migrated load. Two execution parameters capture routing completion (E1) and bandwidth adequacy (E2). The product of all ten yields an effective spatial fraction of 0.038 at central values, corresponding to a commitment depth of 20.4% when combined with DVFS. Variance decomposition reveals that three destination-side parameters — D2, D4, and D5 — account for 85% of cascade output variance, </w:t>
+      </w:r>
+      <w:proofErr w:type="gramStart"/>
+      <w:r>
+        <w:rPr>
+          <w:rFonts w:ascii="Times New Roman" w:hAnsi="Times New Roman" w:cs="Times New Roman"/>
+          <w:bCs/>
+        </w:rPr>
+        <w:t>concentrating</w:t>
+      </w:r>
+      <w:proofErr w:type="gramEnd"/>
+      <w:r>
+        <w:rPr>
+          <w:rFonts w:ascii="Times New Roman" w:hAnsi="Times New Roman" w:cs="Times New Roman"/>
+          <w:bCs/>
+        </w:rPr>
+        <w:t xml:space="preserve"> model uncertainty in operationally actionable choices rather than physical constraints.</w:t>
       </w:r>
     </w:p>
     <w:p>
@@ -516,7 +593,28 @@
           <w:rFonts w:ascii="Times New Roman" w:hAnsi="Times New Roman" w:cs="Times New Roman"/>
           <w:bCs/>
         </w:rPr>
-        <w:t xml:space="preserve">. We test this condition </w:t>
+        <w:t>. We test this condition empi</w:t>
+      </w:r>
+      <w:r>
+        <w:rPr>
+          <w:rFonts w:ascii="Times New Roman" w:hAnsi="Times New Roman" w:cs="Times New Roman"/>
+          <w:bCs/>
+        </w:rPr>
+        <w:t>ri</w:t>
+      </w:r>
+      <w:r>
+        <w:rPr>
+          <w:rFonts w:ascii="Times New Roman" w:hAnsi="Times New Roman" w:cs="Times New Roman"/>
+          <w:bCs/>
+        </w:rPr>
+        <w:t xml:space="preserve">cally using 35,060 hours of day-ahead locational marginal pricing (DA LMP) data from January 2022 through December 2025, spanning five U.S. grid regions: PJM, ERCOT, CAISO, MISO, and NYISO. </w:t>
+      </w:r>
+      <w:r>
+        <w:rPr>
+          <w:rFonts w:ascii="Times New Roman" w:hAnsi="Times New Roman" w:cs="Times New Roman"/>
+          <w:bCs/>
+        </w:rPr>
+        <w:t xml:space="preserve">Within each region we identify destination pricing zones co-located with data center facilities using the </w:t>
       </w:r>
       <w:proofErr w:type="spellStart"/>
       <w:r>
@@ -524,7 +622,7 @@
           <w:rFonts w:ascii="Times New Roman" w:hAnsi="Times New Roman" w:cs="Times New Roman"/>
           <w:bCs/>
         </w:rPr>
-        <w:t>empicially</w:t>
+        <w:t>Baxtel</w:t>
       </w:r>
       <w:proofErr w:type="spellEnd"/>
       <w:r>
@@ -532,23 +630,14 @@
           <w:rFonts w:ascii="Times New Roman" w:hAnsi="Times New Roman" w:cs="Times New Roman"/>
           <w:bCs/>
         </w:rPr>
-        <w:t xml:space="preserve"> using 35,060 hours of day-ahead locational marginal pricing (DA LMP) data from January 2022 through December 2025, spanning five U.S. grid regions: PJM, ERCOT, CAISO, MISO, and NYISO. Within each region we identify destination pricing zones co-located with verified data center facilities using the </w:t>
-      </w:r>
-      <w:proofErr w:type="spellStart"/>
-      <w:r>
-        <w:rPr>
-          <w:rFonts w:ascii="Times New Roman" w:hAnsi="Times New Roman" w:cs="Times New Roman"/>
-          <w:bCs/>
-        </w:rPr>
-        <w:t>Baxtel</w:t>
-      </w:r>
-      <w:proofErr w:type="spellEnd"/>
-      <w:r>
-        <w:rPr>
-          <w:rFonts w:ascii="Times New Roman" w:hAnsi="Times New Roman" w:cs="Times New Roman"/>
-          <w:bCs/>
-        </w:rPr>
-        <w:t xml:space="preserve"> database and U.S. Department of Energy county-level data center inventory (ref. 11, 12). Stress hours are defined as hours in which the DA LMP exceeds the 99</w:t>
+        <w:t xml:space="preserve"> commercial data center database (ref. 8) and the DOE/NREL Accelerating Speed to Power county-level capacity inventory (ref. 9)</w:t>
+      </w:r>
+      <w:r>
+        <w:rPr>
+          <w:rFonts w:ascii="Times New Roman" w:hAnsi="Times New Roman" w:cs="Times New Roman"/>
+          <w:bCs/>
+        </w:rPr>
+        <w:t>. Stress hours are defined as hours in which the DA LMP exceeds the 99</w:t>
       </w:r>
       <w:r>
         <w:rPr>
@@ -613,7 +702,21 @@
           <w:rFonts w:ascii="Times New Roman" w:hAnsi="Times New Roman" w:cs="Times New Roman"/>
           <w:bCs/>
         </w:rPr>
-        <w:t xml:space="preserve"> has temporal offset and weather patterns that are largely independent from the Midwest. Capacity-weighted stress overlap between ComEd and cross-interconnection destinations ranges from 3.7% (ERCOT, summer) to 14.0% (CAISO, annual), with CAISO exhibiting zero summer overlap across the four-year study period (Fig. 3). Same-interconnection destinations </w:t>
+        <w:t xml:space="preserve"> has temporal offset and weather patterns that are largely independent from the Midwest. Capacity-weighted stress overlap between ComEd and cross-interconnection destinations ranges from 3.7% (ERCOT, summer) to 14.0% (CAISO, annual), with CAISO exhibiting zero summer overlap across the four-year study period (Fig. </w:t>
+      </w:r>
+      <w:r>
+        <w:rPr>
+          <w:rFonts w:ascii="Times New Roman" w:hAnsi="Times New Roman" w:cs="Times New Roman"/>
+          <w:bCs/>
+        </w:rPr>
+        <w:t>1</w:t>
+      </w:r>
+      <w:r>
+        <w:rPr>
+          <w:rFonts w:ascii="Times New Roman" w:hAnsi="Times New Roman" w:cs="Times New Roman"/>
+          <w:bCs/>
+        </w:rPr>
+        <w:t xml:space="preserve">). Same-interconnection destinations </w:t>
       </w:r>
       <w:r>
         <w:rPr>
@@ -627,7 +730,21 @@
           <w:rFonts w:ascii="Times New Roman" w:hAnsi="Times New Roman" w:cs="Times New Roman"/>
           <w:bCs/>
         </w:rPr>
-        <w:t>: MISO zones range from 43% to 63%</w:t>
+        <w:t>: MISO zones range from 43% to 6</w:t>
+      </w:r>
+      <w:r>
+        <w:rPr>
+          <w:rFonts w:ascii="Times New Roman" w:hAnsi="Times New Roman" w:cs="Times New Roman"/>
+          <w:bCs/>
+        </w:rPr>
+        <w:t>6</w:t>
+      </w:r>
+      <w:r>
+        <w:rPr>
+          <w:rFonts w:ascii="Times New Roman" w:hAnsi="Times New Roman" w:cs="Times New Roman"/>
+          <w:bCs/>
+        </w:rPr>
+        <w:t>%</w:t>
       </w:r>
       <w:r>
         <w:rPr>
@@ -649,23 +766,125 @@
           <w:rFonts w:ascii="Times New Roman" w:hAnsi="Times New Roman" w:cs="Times New Roman"/>
           <w:bCs/>
         </w:rPr>
-        <w:t>We replicate the analysis from three additional source zones to test generalization beyond the ComEd perspective: PJM-DOM (Northern Virginia, approximately 9,400 MW of installed data center capacity), ERCOT-LZ-NORTH (Dallas-Fort Worth), and CAISO-NP15 (Silicon Valley). Dynamic availability is 99.5% from PJM-DOM (one failure hour, the same 2024 Arctic Blast event) and 100% from both ERCOT-LZ-NORTH and CAISO-NP15 (Extended Data Table 1).</w:t>
-      </w:r>
-    </w:p>
-    <w:p>
-      <w:pPr>
-        <w:rPr>
-          <w:rFonts w:ascii="Times New Roman" w:hAnsi="Times New Roman" w:cs="Times New Roman"/>
-          <w:bCs/>
-        </w:rPr>
-      </w:pPr>
-      <w:r>
-        <w:rPr>
-          <w:rFonts w:ascii="Times New Roman" w:hAnsi="Times New Roman" w:cs="Times New Roman"/>
-          <w:bCs/>
-        </w:rPr>
-        <w:t>[FIGURE: Stress overlap heatmap showing capacity-weighted overlap between ComEd and each destination region]</w:t>
-      </w:r>
+        <w:lastRenderedPageBreak/>
+        <w:t>We replicate the analysis from three additional source zones to test generalization beyond the ComEd perspective: PJM-DOM (Northern Virginia, approximately 9,400 MW of installed data center capacity), ERCOT-LZ-NORTH (Dallas-Fort Worth), and CAISO-NP15 (Silicon Valley). Dynamic availability is 99.5% from PJM-DOM (one failure hour, the same 2024 Arctic Blast event) and 100% from both ERCOT-LZ-NORTH and CAISO-NP15</w:t>
+      </w:r>
+      <w:r>
+        <w:rPr>
+          <w:rFonts w:ascii="Times New Roman" w:hAnsi="Times New Roman" w:cs="Times New Roman"/>
+          <w:bCs/>
+        </w:rPr>
+        <w:t>.</w:t>
+      </w:r>
+    </w:p>
+    <w:p>
+      <w:pPr>
+        <w:keepNext/>
+        <w:jc w:val="center"/>
+      </w:pPr>
+      <w:r>
+        <w:rPr>
+          <w:rFonts w:ascii="Times New Roman" w:hAnsi="Times New Roman" w:cs="Times New Roman"/>
+          <w:bCs/>
+          <w:noProof/>
+        </w:rPr>
+        <w:drawing>
+          <wp:inline distT="0" distB="0" distL="0" distR="0" wp14:anchorId="448A0341" wp14:editId="7F65C163">
+            <wp:extent cx="3430345" cy="3935002"/>
+            <wp:effectExtent l="0" t="0" r="0" b="8890"/>
+            <wp:docPr id="603812824" name="Picture 1"/>
+            <wp:cNvGraphicFramePr>
+              <a:graphicFrameLocks xmlns:a="http://schemas.openxmlformats.org/drawingml/2006/main" noChangeAspect="1"/>
+            </wp:cNvGraphicFramePr>
+            <a:graphic xmlns:a="http://schemas.openxmlformats.org/drawingml/2006/main">
+              <a:graphicData uri="http://schemas.openxmlformats.org/drawingml/2006/picture">
+                <pic:pic xmlns:pic="http://schemas.openxmlformats.org/drawingml/2006/picture">
+                  <pic:nvPicPr>
+                    <pic:cNvPr id="603812824" name="Picture 603812824"/>
+                    <pic:cNvPicPr/>
+                  </pic:nvPicPr>
+                  <pic:blipFill>
+                    <a:blip r:embed="rId5" cstate="print">
+                      <a:extLst>
+                        <a:ext uri="{28A0092B-C50C-407E-A947-70E740481C1C}">
+                          <a14:useLocalDpi xmlns:a14="http://schemas.microsoft.com/office/drawing/2010/main" val="0"/>
+                        </a:ext>
+                      </a:extLst>
+                    </a:blip>
+                    <a:stretch>
+                      <a:fillRect/>
+                    </a:stretch>
+                  </pic:blipFill>
+                  <pic:spPr>
+                    <a:xfrm>
+                      <a:off x="0" y="0"/>
+                      <a:ext cx="3439280" cy="3945251"/>
+                    </a:xfrm>
+                    <a:prstGeom prst="rect">
+                      <a:avLst/>
+                    </a:prstGeom>
+                  </pic:spPr>
+                </pic:pic>
+              </a:graphicData>
+            </a:graphic>
+          </wp:inline>
+        </w:drawing>
+      </w:r>
+    </w:p>
+    <w:p>
+      <w:pPr>
+        <w:pStyle w:val="Caption"/>
+        <w:jc w:val="center"/>
+        <w:rPr>
+          <w:rFonts w:ascii="Times New Roman" w:hAnsi="Times New Roman" w:cs="Times New Roman"/>
+          <w:bCs/>
+        </w:rPr>
+      </w:pPr>
+      <w:r>
+        <w:rPr>
+          <w:rFonts w:ascii="Times New Roman" w:hAnsi="Times New Roman" w:cs="Times New Roman"/>
+          <w:bCs/>
+        </w:rPr>
+        <w:t xml:space="preserve">Fig. </w:t>
+      </w:r>
+      <w:r>
+        <w:rPr>
+          <w:rFonts w:ascii="Times New Roman" w:hAnsi="Times New Roman" w:cs="Times New Roman"/>
+          <w:bCs/>
+        </w:rPr>
+        <w:t>1</w:t>
+      </w:r>
+      <w:r>
+        <w:rPr>
+          <w:rFonts w:ascii="Times New Roman" w:hAnsi="Times New Roman" w:cs="Times New Roman"/>
+          <w:bCs/>
+        </w:rPr>
+        <w:t xml:space="preserve">. Stress overlap between ComEd and 17 cross-BA destination zones by year, 2022–2025. Each cell shows the percentage of ComEd's 50 annual stress hours in which the destination zone was simultaneously stressed. Cross-interconnection destinations (ERCOT, CAISO) exhibit </w:t>
+      </w:r>
+      <w:proofErr w:type="gramStart"/>
+      <w:r>
+        <w:rPr>
+          <w:rFonts w:ascii="Times New Roman" w:hAnsi="Times New Roman" w:cs="Times New Roman"/>
+          <w:bCs/>
+        </w:rPr>
+        <w:t>overlap</w:t>
+      </w:r>
+      <w:proofErr w:type="gramEnd"/>
+      <w:r>
+        <w:rPr>
+          <w:rFonts w:ascii="Times New Roman" w:hAnsi="Times New Roman" w:cs="Times New Roman"/>
+          <w:bCs/>
+        </w:rPr>
+        <w:t xml:space="preserve"> below 30% in all years; same-interconnection destinations (MISO, NYISO) range from 16% to 74%, consistent with shared exposure to regional weather systems. The 2024 column reflects elevated co-stress during the January 2024 Arctic Blast. CAISO coverage begins November 2022; earlier periods are treated as available per Methods.</w:t>
+      </w:r>
+    </w:p>
+    <w:p>
+      <w:pPr>
+        <w:rPr>
+          <w:rFonts w:ascii="Times New Roman" w:hAnsi="Times New Roman" w:cs="Times New Roman"/>
+          <w:bCs/>
+        </w:rPr>
+      </w:pPr>
     </w:p>
     <w:p>
       <w:pPr>
@@ -732,7 +951,79 @@
           <w:rFonts w:ascii="Times New Roman" w:hAnsi="Times New Roman" w:cs="Times New Roman"/>
           <w:bCs/>
         </w:rPr>
-        <w:t xml:space="preserve"> within the grid operator’s emergency dispatch window. We validate drain </w:t>
+        <w:t xml:space="preserve"> within the grid operator’s emergency dispatch window. We validate drain time using two independent production inference datasets totaling 49.4 million requests over a combined 128 days of observation (see M</w:t>
+      </w:r>
+      <w:r>
+        <w:rPr>
+          <w:rFonts w:ascii="Times New Roman" w:hAnsi="Times New Roman" w:cs="Times New Roman"/>
+          <w:bCs/>
+        </w:rPr>
+        <w:t>e</w:t>
+      </w:r>
+      <w:r>
+        <w:rPr>
+          <w:rFonts w:ascii="Times New Roman" w:hAnsi="Times New Roman" w:cs="Times New Roman"/>
+          <w:bCs/>
+        </w:rPr>
+        <w:t>thods for dataset descriptions). P99 drain times range from 4.5 to 12.1</w:t>
+      </w:r>
+      <w:r>
+        <w:rPr>
+          <w:rFonts w:ascii="Times New Roman" w:hAnsi="Times New Roman" w:cs="Times New Roman"/>
+          <w:bCs/>
+        </w:rPr>
+        <w:t>2</w:t>
+      </w:r>
+      <w:r>
+        <w:rPr>
+          <w:rFonts w:ascii="Times New Roman" w:hAnsi="Times New Roman" w:cs="Times New Roman"/>
+          <w:bCs/>
+        </w:rPr>
+        <w:t xml:space="preserve"> seconds across model configurations and datasets, approximately two orders of magnitude below PJM’s minimum dispatch window of 10 minutes (ref. </w:t>
+      </w:r>
+      <w:r>
+        <w:rPr>
+          <w:rFonts w:ascii="Times New Roman" w:hAnsi="Times New Roman" w:cs="Times New Roman"/>
+          <w:bCs/>
+        </w:rPr>
+        <w:t>10</w:t>
+      </w:r>
+      <w:r>
+        <w:rPr>
+          <w:rFonts w:ascii="Times New Roman" w:hAnsi="Times New Roman" w:cs="Times New Roman"/>
+          <w:bCs/>
+        </w:rPr>
+        <w:t xml:space="preserve">), indicating that S3 = 0.90 is a conservative parameterization. The 10% excluded by S3 </w:t>
+      </w:r>
+      <w:r>
+        <w:rPr>
+          <w:rFonts w:ascii="Times New Roman" w:hAnsi="Times New Roman" w:cs="Times New Roman"/>
+          <w:bCs/>
+        </w:rPr>
+        <w:t>accommodates</w:t>
+      </w:r>
+      <w:r>
+        <w:rPr>
+          <w:rFonts w:ascii="Times New Roman" w:hAnsi="Times New Roman" w:cs="Times New Roman"/>
+          <w:bCs/>
+        </w:rPr>
+        <w:t xml:space="preserve"> </w:t>
+      </w:r>
+      <w:proofErr w:type="gramStart"/>
+      <w:r>
+        <w:rPr>
+          <w:rFonts w:ascii="Times New Roman" w:hAnsi="Times New Roman" w:cs="Times New Roman"/>
+          <w:bCs/>
+        </w:rPr>
+        <w:t>long-running</w:t>
+      </w:r>
+      <w:proofErr w:type="gramEnd"/>
+      <w:r>
+        <w:rPr>
+          <w:rFonts w:ascii="Times New Roman" w:hAnsi="Times New Roman" w:cs="Times New Roman"/>
+          <w:bCs/>
+        </w:rPr>
+        <w:t xml:space="preserve"> or </w:t>
       </w:r>
       <w:r>
         <w:rPr>
@@ -740,49 +1031,7 @@
           <w:bCs/>
         </w:rPr>
         <w:lastRenderedPageBreak/>
-        <w:t>time using two independent production inference datasets totaling 49.4 million requests over a combined 128 days of observation (see M</w:t>
-      </w:r>
-      <w:r>
-        <w:rPr>
-          <w:rFonts w:ascii="Times New Roman" w:hAnsi="Times New Roman" w:cs="Times New Roman"/>
-          <w:bCs/>
-        </w:rPr>
-        <w:t>e</w:t>
-      </w:r>
-      <w:r>
-        <w:rPr>
-          <w:rFonts w:ascii="Times New Roman" w:hAnsi="Times New Roman" w:cs="Times New Roman"/>
-          <w:bCs/>
-        </w:rPr>
-        <w:t>thods for dataset descriptions). P99 drain times range from 4.5 to 12.1</w:t>
-      </w:r>
-      <w:r>
-        <w:rPr>
-          <w:rFonts w:ascii="Times New Roman" w:hAnsi="Times New Roman" w:cs="Times New Roman"/>
-          <w:bCs/>
-        </w:rPr>
-        <w:t>2</w:t>
-      </w:r>
-      <w:r>
-        <w:rPr>
-          <w:rFonts w:ascii="Times New Roman" w:hAnsi="Times New Roman" w:cs="Times New Roman"/>
-          <w:bCs/>
-        </w:rPr>
-        <w:t xml:space="preserve"> seconds across model configurations and datasets, approximately two orders of magnitude below PJM’s minimum dispatch window of 10 minutes (ref. 14), indicating that S3 = 0.90 is a conservative parameterization. The 10% excluded by S3 </w:t>
-      </w:r>
-      <w:r>
-        <w:rPr>
-          <w:rFonts w:ascii="Times New Roman" w:hAnsi="Times New Roman" w:cs="Times New Roman"/>
-          <w:bCs/>
-        </w:rPr>
-        <w:t>accommodates</w:t>
-      </w:r>
-      <w:r>
-        <w:rPr>
-          <w:rFonts w:ascii="Times New Roman" w:hAnsi="Times New Roman" w:cs="Times New Roman"/>
-          <w:bCs/>
-        </w:rPr>
-        <w:t xml:space="preserve"> long-running or batched inference requests, multi-turn conversational session</w:t>
+        <w:t>batched inference requests, multi-turn conversational session</w:t>
       </w:r>
       <w:r>
         <w:rPr>
@@ -796,54 +1045,7 @@
           <w:rFonts w:ascii="Times New Roman" w:hAnsi="Times New Roman" w:cs="Times New Roman"/>
           <w:bCs/>
         </w:rPr>
-        <w:t xml:space="preserve"> with persistent state, and potential future workload types with longer completion times (Fig. 4). </w:t>
-      </w:r>
-    </w:p>
-    <w:p>
-      <w:pPr>
-        <w:rPr>
-          <w:rFonts w:ascii="Times New Roman" w:hAnsi="Times New Roman" w:cs="Times New Roman"/>
-          <w:bCs/>
-        </w:rPr>
-      </w:pPr>
-      <w:r>
-        <w:rPr>
-          <w:rFonts w:ascii="Times New Roman" w:hAnsi="Times New Roman" w:cs="Times New Roman"/>
-          <w:bCs/>
-        </w:rPr>
-        <w:t xml:space="preserve">[FIGURE: Drain time cumulative distribution function, </w:t>
-      </w:r>
-      <w:proofErr w:type="spellStart"/>
-      <w:r>
-        <w:rPr>
-          <w:rFonts w:ascii="Times New Roman" w:hAnsi="Times New Roman" w:cs="Times New Roman"/>
-          <w:bCs/>
-        </w:rPr>
-        <w:t>DynamoLLM</w:t>
-      </w:r>
-      <w:proofErr w:type="spellEnd"/>
-      <w:r>
-        <w:rPr>
-          <w:rFonts w:ascii="Times New Roman" w:hAnsi="Times New Roman" w:cs="Times New Roman"/>
-          <w:bCs/>
-        </w:rPr>
-        <w:t xml:space="preserve"> vs. </w:t>
-      </w:r>
-      <w:proofErr w:type="spellStart"/>
-      <w:r>
-        <w:rPr>
-          <w:rFonts w:ascii="Times New Roman" w:hAnsi="Times New Roman" w:cs="Times New Roman"/>
-          <w:bCs/>
-        </w:rPr>
-        <w:t>BurstGPT</w:t>
-      </w:r>
-      <w:proofErr w:type="spellEnd"/>
-      <w:r>
-        <w:rPr>
-          <w:rFonts w:ascii="Times New Roman" w:hAnsi="Times New Roman" w:cs="Times New Roman"/>
-          <w:bCs/>
-        </w:rPr>
-        <w:t>]</w:t>
+        <w:t xml:space="preserve"> with persistent state, and potential future workload types with longer completion times. </w:t>
       </w:r>
     </w:p>
     <w:p>
@@ -927,7 +1129,21 @@
           <w:rFonts w:ascii="Times New Roman" w:hAnsi="Times New Roman" w:cs="Times New Roman"/>
           <w:bCs/>
         </w:rPr>
-        <w:t xml:space="preserve"> (Fig. 4a). The distribution exhibits a sharp upper concentration near </w:t>
+        <w:t xml:space="preserve"> (Fig. </w:t>
+      </w:r>
+      <w:r>
+        <w:rPr>
+          <w:rFonts w:ascii="Times New Roman" w:hAnsi="Times New Roman" w:cs="Times New Roman"/>
+          <w:bCs/>
+        </w:rPr>
+        <w:t>2</w:t>
+      </w:r>
+      <w:r>
+        <w:rPr>
+          <w:rFonts w:ascii="Times New Roman" w:hAnsi="Times New Roman" w:cs="Times New Roman"/>
+          <w:bCs/>
+        </w:rPr>
+        <w:t xml:space="preserve">a). The distribution exhibits a sharp upper concentration near </w:t>
       </w:r>
       <w:r>
         <w:rPr>
@@ -941,14 +1157,63 @@
           <w:rFonts w:ascii="Times New Roman" w:hAnsi="Times New Roman" w:cs="Times New Roman"/>
           <w:bCs/>
         </w:rPr>
-        <w:t xml:space="preserve">% with a left tail extending to the DVFS floor of 17.5%. The 5th percentile (Value at Risk) is </w:t>
-      </w:r>
-      <w:r>
-        <w:rPr>
-          <w:rFonts w:ascii="Times New Roman" w:hAnsi="Times New Roman" w:cs="Times New Roman"/>
-          <w:bCs/>
-        </w:rPr>
-        <w:t>30.7</w:t>
+        <w:t>% with a left tail extending to the DVFS floor of 17.5%.</w:t>
+      </w:r>
+      <w:r>
+        <w:rPr>
+          <w:rFonts w:ascii="Times New Roman" w:hAnsi="Times New Roman" w:cs="Times New Roman"/>
+          <w:bCs/>
+        </w:rPr>
+        <w:t xml:space="preserve"> </w:t>
+      </w:r>
+      <w:r>
+        <w:rPr>
+          <w:rFonts w:ascii="Times New Roman" w:hAnsi="Times New Roman" w:cs="Times New Roman"/>
+          <w:bCs/>
+        </w:rPr>
+        <w:t>This result implies that at fleet scale, a rigorous reliability assessment would find spatial migration contributing no incremental accreditable capacity beyond DVFS in the worst 5% of outcomes. The entire tail-risk contribution derives from local power management, not geographic workload shifting. Fleet-level accreditation of spatial migration therefore depends on the mean-versus-tail metric chosen by the capacity market operator — a methodological choice with direct consequences for the economic value quantified in Section 6.</w:t>
+      </w:r>
+      <w:r>
+        <w:rPr>
+          <w:rFonts w:ascii="Times New Roman" w:hAnsi="Times New Roman" w:cs="Times New Roman"/>
+          <w:bCs/>
+        </w:rPr>
+        <w:t xml:space="preserve"> The 5th percentile (Value at Risk) is </w:t>
+      </w:r>
+      <w:r>
+        <w:rPr>
+          <w:rFonts w:ascii="Times New Roman" w:hAnsi="Times New Roman" w:cs="Times New Roman"/>
+          <w:bCs/>
+        </w:rPr>
+        <w:t>30.7%</w:t>
+      </w:r>
+      <w:r>
+        <w:rPr>
+          <w:rFonts w:ascii="Times New Roman" w:hAnsi="Times New Roman" w:cs="Times New Roman"/>
+          <w:bCs/>
+        </w:rPr>
+        <w:t xml:space="preserve">, </w:t>
+      </w:r>
+      <w:r>
+        <w:rPr>
+          <w:rFonts w:ascii="Times New Roman" w:hAnsi="Times New Roman" w:cs="Times New Roman"/>
+          <w:bCs/>
+        </w:rPr>
+        <w:t xml:space="preserve">and the conditional expected shortfall below the 5th percentile (CVaR) is </w:t>
+      </w:r>
+      <w:r>
+        <w:rPr>
+          <w:rFonts w:ascii="Times New Roman" w:hAnsi="Times New Roman" w:cs="Times New Roman"/>
+          <w:bCs/>
+        </w:rPr>
+        <w:t>23.5</w:t>
+      </w:r>
+      <w:r>
+        <w:rPr>
+          <w:rFonts w:ascii="Times New Roman" w:hAnsi="Times New Roman" w:cs="Times New Roman"/>
+          <w:bCs/>
+        </w:rPr>
+        <w:t xml:space="preserve">%, indicating that even in the worst 5% of outcomes, commitment depth </w:t>
       </w:r>
       <w:proofErr w:type="gramStart"/>
       <w:r>
@@ -956,14 +1221,7 @@
           <w:rFonts w:ascii="Times New Roman" w:hAnsi="Times New Roman" w:cs="Times New Roman"/>
           <w:bCs/>
         </w:rPr>
-        <w:t>%</w:t>
-      </w:r>
-      <w:r>
-        <w:rPr>
-          <w:rFonts w:ascii="Times New Roman" w:hAnsi="Times New Roman" w:cs="Times New Roman"/>
-          <w:bCs/>
-        </w:rPr>
-        <w:t>and</w:t>
+        <w:t>remains  above</w:t>
       </w:r>
       <w:proofErr w:type="gramEnd"/>
       <w:r>
@@ -971,21 +1229,7 @@
           <w:rFonts w:ascii="Times New Roman" w:hAnsi="Times New Roman" w:cs="Times New Roman"/>
           <w:bCs/>
         </w:rPr>
-        <w:t xml:space="preserve"> the conditional expected shortfall below the 5th percentile (CVaR) is </w:t>
-      </w:r>
-      <w:r>
-        <w:rPr>
-          <w:rFonts w:ascii="Times New Roman" w:hAnsi="Times New Roman" w:cs="Times New Roman"/>
-          <w:bCs/>
-        </w:rPr>
-        <w:t>23.5</w:t>
-      </w:r>
-      <w:r>
-        <w:rPr>
-          <w:rFonts w:ascii="Times New Roman" w:hAnsi="Times New Roman" w:cs="Times New Roman"/>
-          <w:bCs/>
-        </w:rPr>
-        <w:t xml:space="preserve">%, indicating that even in the worst 5% of outcomes, commitment depth </w:t>
+        <w:t xml:space="preserve"> the DVFS-only baseline. The cascade's conservatism at single-facility scale arises from a ratio effect: the aggregate available headroom across unstressed destinations substantially exceeds the demand from a single migrating facility in </w:t>
       </w:r>
       <w:proofErr w:type="gramStart"/>
       <w:r>
@@ -993,7 +1237,7 @@
           <w:rFonts w:ascii="Times New Roman" w:hAnsi="Times New Roman" w:cs="Times New Roman"/>
           <w:bCs/>
         </w:rPr>
-        <w:t>remains  above</w:t>
+        <w:t>the large majority of</w:t>
       </w:r>
       <w:proofErr w:type="gramEnd"/>
       <w:r>
@@ -1001,7 +1245,21 @@
           <w:rFonts w:ascii="Times New Roman" w:hAnsi="Times New Roman" w:cs="Times New Roman"/>
           <w:bCs/>
         </w:rPr>
-        <w:t xml:space="preserve"> the DVFS-only baseline. The cascade's conservatism at single-facility scale arises from a ratio effect: the aggregate available headroom across unstressed destinations substantially exceeds the demand from a single migrating facility in </w:t>
+        <w:t xml:space="preserve"> stress hours. </w:t>
+      </w:r>
+      <w:r>
+        <w:rPr>
+          <w:rFonts w:ascii="Times New Roman" w:hAnsi="Times New Roman" w:cs="Times New Roman"/>
+          <w:bCs/>
+        </w:rPr>
+        <w:t>Hardware compatibility and utilization constraints become binding in 6.8% of draw-hour combinations, concentrated in the small number of stress hours where multiple destination zones are simultaneously co-stressed with the source</w:t>
+      </w:r>
+      <w:r>
+        <w:rPr>
+          <w:rFonts w:ascii="Times New Roman" w:hAnsi="Times New Roman" w:cs="Times New Roman"/>
+          <w:bCs/>
+        </w:rPr>
+        <w:t xml:space="preserve">. The independence </w:t>
       </w:r>
       <w:proofErr w:type="gramStart"/>
       <w:r>
@@ -1009,7 +1267,7 @@
           <w:rFonts w:ascii="Times New Roman" w:hAnsi="Times New Roman" w:cs="Times New Roman"/>
           <w:bCs/>
         </w:rPr>
-        <w:t>the large majority of</w:t>
+        <w:t>assumption's</w:t>
       </w:r>
       <w:proofErr w:type="gramEnd"/>
       <w:r>
@@ -1017,21 +1275,22 @@
           <w:rFonts w:ascii="Times New Roman" w:hAnsi="Times New Roman" w:cs="Times New Roman"/>
           <w:bCs/>
         </w:rPr>
-        <w:t xml:space="preserve"> stress hours. Hardware compatibility and utilization constraints bind only when combined with low destination availability, which occurs in</w:t>
-      </w:r>
-      <w:r>
-        <w:rPr>
-          <w:rFonts w:ascii="Times New Roman" w:hAnsi="Times New Roman" w:cs="Times New Roman"/>
-          <w:bCs/>
-        </w:rPr>
-        <w:t>6.8% of draw-hour combinations</w:t>
-      </w:r>
-      <w:r>
-        <w:rPr>
-          <w:rFonts w:ascii="Times New Roman" w:hAnsi="Times New Roman" w:cs="Times New Roman"/>
-          <w:bCs/>
-        </w:rPr>
-        <w:t xml:space="preserve">. The independence </w:t>
+        <w:t xml:space="preserve"> error is, in this regime, favorable: the correlation between low D1 and low D2 reduces commitment depth in precisely the hours where aggregate headroom would have been sufficient regardless.</w:t>
+      </w:r>
+    </w:p>
+    <w:p>
+      <w:pPr>
+        <w:rPr>
+          <w:rFonts w:ascii="Times New Roman" w:hAnsi="Times New Roman" w:cs="Times New Roman"/>
+          <w:bCs/>
+        </w:rPr>
+      </w:pPr>
+      <w:r>
+        <w:rPr>
+          <w:rFonts w:ascii="Times New Roman" w:hAnsi="Times New Roman" w:cs="Times New Roman"/>
+          <w:bCs/>
+        </w:rPr>
+        <w:t xml:space="preserve">When the analysis is extended to simultaneous migration by geographically distributed facilities, commitment depth becomes </w:t>
       </w:r>
       <w:proofErr w:type="gramStart"/>
       <w:r>
@@ -1039,7 +1298,7 @@
           <w:rFonts w:ascii="Times New Roman" w:hAnsi="Times New Roman" w:cs="Times New Roman"/>
           <w:bCs/>
         </w:rPr>
-        <w:t>assumption's</w:t>
+        <w:t>scale-dependent</w:t>
       </w:r>
       <w:proofErr w:type="gramEnd"/>
       <w:r>
@@ -1047,37 +1306,6 @@
           <w:rFonts w:ascii="Times New Roman" w:hAnsi="Times New Roman" w:cs="Times New Roman"/>
           <w:bCs/>
         </w:rPr>
-        <w:t xml:space="preserve"> error is, in this regime, favorable: the correlation between low D1 and low D2 reduces commitment depth in precisely the hours where aggregate headroom would have been sufficient regardless.</w:t>
-      </w:r>
-    </w:p>
-    <w:p>
-      <w:pPr>
-        <w:rPr>
-          <w:rFonts w:ascii="Times New Roman" w:hAnsi="Times New Roman" w:cs="Times New Roman"/>
-          <w:bCs/>
-        </w:rPr>
-      </w:pPr>
-      <w:r>
-        <w:rPr>
-          <w:rFonts w:ascii="Times New Roman" w:hAnsi="Times New Roman" w:cs="Times New Roman"/>
-          <w:bCs/>
-        </w:rPr>
-        <w:t xml:space="preserve">When the analysis is extended to simultaneous migration by geographically distributed facilities, commitment depth becomes </w:t>
-      </w:r>
-      <w:proofErr w:type="gramStart"/>
-      <w:r>
-        <w:rPr>
-          <w:rFonts w:ascii="Times New Roman" w:hAnsi="Times New Roman" w:cs="Times New Roman"/>
-          <w:bCs/>
-        </w:rPr>
-        <w:t>scale-dependent</w:t>
-      </w:r>
-      <w:proofErr w:type="gramEnd"/>
-      <w:r>
-        <w:rPr>
-          <w:rFonts w:ascii="Times New Roman" w:hAnsi="Times New Roman" w:cs="Times New Roman"/>
-          <w:bCs/>
-        </w:rPr>
         <w:t xml:space="preserve">. We first evaluate an empirical fleet defined by the geographic distribution of PJM data center capacity across load zones, with per-hour co-stress identified from the intra-PJM coincidence matrix described in Section 3. Only zones experiencing simultaneous stress contribute migrating load in each hour. The effective migrating fleet averages approximately </w:t>
       </w:r>
       <w:r>
@@ -1092,30 +1320,35 @@
           <w:rFonts w:ascii="Times New Roman" w:hAnsi="Times New Roman" w:cs="Times New Roman"/>
           <w:bCs/>
         </w:rPr>
-        <w:t xml:space="preserve">] across stress hours, with substantial variation driven by whether the Dominion zone in Northern Virginia (9,341 MW of data center capacity) is co-stressed with ComEd, which occurs in 36% of stress hours. This empirical fleet yields a mean commitment depth of </w:t>
-      </w:r>
-      <w:proofErr w:type="gramStart"/>
-      <w:r>
-        <w:rPr>
-          <w:rFonts w:ascii="Times New Roman" w:hAnsi="Times New Roman" w:cs="Times New Roman"/>
-          <w:bCs/>
-        </w:rPr>
-        <w:t>28.9%</w:t>
-      </w:r>
-      <w:r>
-        <w:rPr>
-          <w:rFonts w:ascii="Times New Roman" w:hAnsi="Times New Roman" w:cs="Times New Roman"/>
-          <w:bCs/>
-        </w:rPr>
-        <w:t>%</w:t>
-      </w:r>
-      <w:proofErr w:type="gramEnd"/>
-      <w:r>
-        <w:rPr>
-          <w:rFonts w:ascii="Times New Roman" w:hAnsi="Times New Roman" w:cs="Times New Roman"/>
-          <w:bCs/>
-        </w:rPr>
-        <w:t xml:space="preserve"> (Fig. 4b). The fleet CVaR at the 5th percentile is </w:t>
+        <w:t xml:space="preserve"> across stress hours, with substantial variation driven by whether the Dominion zone in Northern Virginia (9,341 MW of data center capacity) is co-stressed with ComEd, which occurs in 36% of stress hours. This empirical fleet yields a mean commitment depth of </w:t>
+      </w:r>
+      <w:r>
+        <w:rPr>
+          <w:rFonts w:ascii="Times New Roman" w:hAnsi="Times New Roman" w:cs="Times New Roman"/>
+          <w:bCs/>
+        </w:rPr>
+        <w:t>28.9</w:t>
+      </w:r>
+      <w:r>
+        <w:rPr>
+          <w:rFonts w:ascii="Times New Roman" w:hAnsi="Times New Roman" w:cs="Times New Roman"/>
+          <w:bCs/>
+        </w:rPr>
+        <w:t xml:space="preserve">% (Fig. </w:t>
+      </w:r>
+      <w:r>
+        <w:rPr>
+          <w:rFonts w:ascii="Times New Roman" w:hAnsi="Times New Roman" w:cs="Times New Roman"/>
+          <w:bCs/>
+        </w:rPr>
+        <w:t>2</w:t>
+      </w:r>
+      <w:r>
+        <w:rPr>
+          <w:rFonts w:ascii="Times New Roman" w:hAnsi="Times New Roman" w:cs="Times New Roman"/>
+          <w:bCs/>
+        </w:rPr>
+        <w:t xml:space="preserve">b). The fleet CVaR at the 5th percentile is </w:t>
       </w:r>
       <w:r>
         <w:rPr>
@@ -1194,6 +1427,13 @@
           <w:rFonts w:ascii="Times New Roman" w:hAnsi="Times New Roman" w:cs="Times New Roman"/>
           <w:bCs/>
         </w:rPr>
+        <w:t>.</w:t>
+      </w:r>
+      <w:r>
+        <w:rPr>
+          <w:rFonts w:ascii="Times New Roman" w:hAnsi="Times New Roman" w:cs="Times New Roman"/>
+          <w:bCs/>
+        </w:rPr>
         <w:t xml:space="preserve"> </w:t>
       </w:r>
       <w:r>
@@ -1238,6 +1478,7 @@
         </w:rPr>
         <w:t>20.4</w:t>
       </w:r>
+      <w:proofErr w:type="gramStart"/>
       <w:r>
         <w:rPr>
           <w:rFonts w:ascii="Times New Roman" w:hAnsi="Times New Roman" w:cs="Times New Roman"/>
@@ -1250,7 +1491,22 @@
           <w:rFonts w:ascii="Times New Roman" w:hAnsi="Times New Roman" w:cs="Times New Roman"/>
           <w:bCs/>
         </w:rPr>
-        <w:t xml:space="preserve"> is 6.5</w:t>
+        <w:t xml:space="preserve"> is</w:t>
+      </w:r>
+      <w:proofErr w:type="gramEnd"/>
+      <w:r>
+        <w:rPr>
+          <w:rFonts w:ascii="Times New Roman" w:hAnsi="Times New Roman" w:cs="Times New Roman"/>
+          <w:bCs/>
+        </w:rPr>
+        <w:t xml:space="preserve"> 6.5</w:t>
+      </w:r>
+      <w:r>
+        <w:rPr>
+          <w:rFonts w:ascii="Times New Roman" w:hAnsi="Times New Roman" w:cs="Times New Roman"/>
+          <w:bCs/>
+        </w:rPr>
+        <w:t xml:space="preserve"> </w:t>
       </w:r>
       <w:r>
         <w:rPr>
@@ -1258,6 +1514,99 @@
           <w:bCs/>
         </w:rPr>
         <w:t>percentage points as destination contention absorbs the additional headroom that conditioning on observed states reveals. The 5th percentile converges toward the DVFS floor of 17.5% at fleet scales above 10 GW, indicating that spatial migration's incremental contribution diminishes as aggregate demand approaches destination pool capacity.</w:t>
+      </w:r>
+    </w:p>
+    <w:p>
+      <w:pPr>
+        <w:keepNext/>
+        <w:jc w:val="center"/>
+      </w:pPr>
+      <w:r>
+        <w:rPr>
+          <w:noProof/>
+        </w:rPr>
+        <w:drawing>
+          <wp:inline distT="0" distB="0" distL="0" distR="0" wp14:anchorId="2DF84C62" wp14:editId="32F69830">
+            <wp:extent cx="4613097" cy="3505658"/>
+            <wp:effectExtent l="0" t="0" r="0" b="0"/>
+            <wp:docPr id="166947919" name="Picture 12"/>
+            <wp:cNvGraphicFramePr>
+              <a:graphicFrameLocks xmlns:a="http://schemas.openxmlformats.org/drawingml/2006/main" noChangeAspect="1"/>
+            </wp:cNvGraphicFramePr>
+            <a:graphic xmlns:a="http://schemas.openxmlformats.org/drawingml/2006/main">
+              <a:graphicData uri="http://schemas.openxmlformats.org/drawingml/2006/picture">
+                <pic:pic xmlns:pic="http://schemas.openxmlformats.org/drawingml/2006/picture">
+                  <pic:nvPicPr>
+                    <pic:cNvPr id="166947919" name="Picture 166947919"/>
+                    <pic:cNvPicPr/>
+                  </pic:nvPicPr>
+                  <pic:blipFill>
+                    <a:blip r:embed="rId6" cstate="print">
+                      <a:extLst>
+                        <a:ext uri="{28A0092B-C50C-407E-A947-70E740481C1C}">
+                          <a14:useLocalDpi xmlns:a14="http://schemas.microsoft.com/office/drawing/2010/main" val="0"/>
+                        </a:ext>
+                      </a:extLst>
+                    </a:blip>
+                    <a:stretch>
+                      <a:fillRect/>
+                    </a:stretch>
+                  </pic:blipFill>
+                  <pic:spPr>
+                    <a:xfrm>
+                      <a:off x="0" y="0"/>
+                      <a:ext cx="4624823" cy="3514569"/>
+                    </a:xfrm>
+                    <a:prstGeom prst="rect">
+                      <a:avLst/>
+                    </a:prstGeom>
+                  </pic:spPr>
+                </pic:pic>
+              </a:graphicData>
+            </a:graphic>
+          </wp:inline>
+        </w:drawing>
+      </w:r>
+    </w:p>
+    <w:p>
+      <w:pPr>
+        <w:rPr>
+          <w:i/>
+          <w:iCs/>
+          <w:color w:val="0E2841" w:themeColor="text2"/>
+          <w:sz w:val="18"/>
+          <w:szCs w:val="18"/>
+        </w:rPr>
+      </w:pPr>
+      <w:r>
+        <w:rPr>
+          <w:i/>
+          <w:iCs/>
+          <w:color w:val="0E2841" w:themeColor="text2"/>
+          <w:sz w:val="18"/>
+          <w:szCs w:val="18"/>
+        </w:rPr>
+        <w:t xml:space="preserve">Fig. </w:t>
+      </w:r>
+      <w:r>
+        <w:rPr>
+          <w:i/>
+          <w:iCs/>
+          <w:color w:val="0E2841" w:themeColor="text2"/>
+          <w:sz w:val="18"/>
+          <w:szCs w:val="18"/>
+        </w:rPr>
+        <w:t>2</w:t>
+      </w:r>
+      <w:r>
+        <w:rPr>
+          <w:i/>
+          <w:iCs/>
+          <w:color w:val="0E2841" w:themeColor="text2"/>
+          <w:sz w:val="18"/>
+          <w:szCs w:val="18"/>
+        </w:rPr>
+        <w:t>. Conditional Monte Carlo commitment depth results. (a) Single-facility (500 MW) commitment depth distribution across 400,000 draw-hour combinations; mean 46.9%, P5 30.7%. (b) Empirical fleet commitment depth distribution; mean 28.9%, P5 at DVFS floor (17.5%). (c) Per-GW fleet sweep: mean commitment depth (solid) with P5–P95 band, showing decline from 46.4% at 1 GW to 26.9% at 10 GW. (d) Percentage of draw-hour combinations that are destination-constrained, reaching 100% at 10 GW. Contention onset (&gt;50% constrained) occurs at 3 GW.</w:t>
       </w:r>
     </w:p>
     <w:p>
@@ -1321,6 +1670,7 @@
           <w:sz w:val="32"/>
           <w:szCs w:val="32"/>
         </w:rPr>
+        <w:lastRenderedPageBreak/>
         <w:t>6. System-level implications</w:t>
       </w:r>
     </w:p>
@@ -1399,7 +1749,7 @@
           <w:rFonts w:ascii="Times New Roman" w:hAnsi="Times New Roman" w:cs="Times New Roman"/>
           <w:bCs/>
         </w:rPr>
-        <w:t xml:space="preserve">a 92% effective load carrying capability (ELCC) consistent with PJM’s treatment of demand response resources (ref. 29). For an aggregate 10 GW fleet, destination contention reduces mean commitment depth to </w:t>
+        <w:t xml:space="preserve">a 92% effective load carrying capability (ELCC) consistent with PJM’s treatment of demand response resources. For an aggregate 10 GW fleet, destination contention reduces mean commitment depth to </w:t>
       </w:r>
       <w:r>
         <w:rPr>
@@ -1491,6 +1841,21 @@
           <w:rFonts w:ascii="Times New Roman" w:hAnsi="Times New Roman" w:cs="Times New Roman"/>
           <w:bCs/>
         </w:rPr>
+        <w:t>These accredited capacity values use mean commitment depth from the conditional Monte Carlo, consistent with PJM's treatment of demand response availability factors for capacity obligations. An alternative approach using the 5th-percentile commitment depth — appropriate if the accreditation standard requires high-confidence firm delivery — would yield approximately 241 MW accredited at 1 GW and 167 MW at 10 GW, reflecting the regime in which spatial migration's incremental contribution is fully absorbed by destination contention.</w:t>
+      </w:r>
+    </w:p>
+    <w:p>
+      <w:pPr>
+        <w:rPr>
+          <w:rFonts w:ascii="Times New Roman" w:hAnsi="Times New Roman" w:cs="Times New Roman"/>
+          <w:bCs/>
+        </w:rPr>
+      </w:pPr>
+      <w:r>
+        <w:rPr>
+          <w:rFonts w:ascii="Times New Roman" w:hAnsi="Times New Roman" w:cs="Times New Roman"/>
+          <w:bCs/>
+        </w:rPr>
         <w:t>Two properties distinguish</w:t>
       </w:r>
       <w:r>
@@ -1548,167 +1913,203 @@
           <w:rFonts w:ascii="Times New Roman" w:hAnsi="Times New Roman" w:cs="Times New Roman"/>
           <w:bCs/>
         </w:rPr>
-        <w:t xml:space="preserve">To estimate the economic value to the grid, we calculate avoided capacity costs using the capacity requirements identified in Energy + Environmental Economics' 2025 Resource Adequacy Study for Illinois and cost estimates from NREL's Annual Technology Baseline (ref. 32). At NREL's levelized combined-cycle cost of $180,000/MW-yr, the annualized avoided </w:t>
-      </w:r>
-      <w:r>
-        <w:rPr>
-          <w:rFonts w:ascii="Times New Roman" w:hAnsi="Times New Roman" w:cs="Times New Roman"/>
-          <w:bCs/>
+        <w:t xml:space="preserve">To estimate the economic value to the grid, we calculate avoided capacity costs using the capacity requirements identified in Energy + Environmental Economics' 2025 Resource Adequacy Study for Illinois and cost estimates from NREL's Annual Technology Baseline (ref. </w:t>
+      </w:r>
+      <w:r>
+        <w:rPr>
+          <w:rFonts w:ascii="Times New Roman" w:hAnsi="Times New Roman" w:cs="Times New Roman"/>
+          <w:bCs/>
+        </w:rPr>
+        <w:t>18, 1</w:t>
+      </w:r>
+      <w:r>
+        <w:rPr>
+          <w:rFonts w:ascii="Times New Roman" w:hAnsi="Times New Roman" w:cs="Times New Roman"/>
+          <w:bCs/>
+        </w:rPr>
+        <w:t>9</w:t>
+      </w:r>
+      <w:r>
+        <w:rPr>
+          <w:rFonts w:ascii="Times New Roman" w:hAnsi="Times New Roman" w:cs="Times New Roman"/>
+          <w:bCs/>
+        </w:rPr>
+        <w:t xml:space="preserve">). At </w:t>
+      </w:r>
+      <w:r>
+        <w:rPr>
+          <w:rFonts w:ascii="Times New Roman" w:hAnsi="Times New Roman" w:cs="Times New Roman"/>
+          <w:bCs/>
+        </w:rPr>
+        <w:t>E3's levelized CT cost of $180,000/MW-yr</w:t>
+      </w:r>
+      <w:r>
+        <w:rPr>
+          <w:rFonts w:ascii="Times New Roman" w:hAnsi="Times New Roman" w:cs="Times New Roman"/>
+          <w:bCs/>
+        </w:rPr>
+        <w:t>, the annualized avoided capacity cost is approximately $</w:t>
+      </w:r>
+      <w:r>
+        <w:rPr>
+          <w:rFonts w:ascii="Times New Roman" w:hAnsi="Times New Roman" w:cs="Times New Roman"/>
+          <w:bCs/>
+        </w:rPr>
+        <w:t>77</w:t>
+      </w:r>
+      <w:r>
+        <w:rPr>
+          <w:rFonts w:ascii="Times New Roman" w:hAnsi="Times New Roman" w:cs="Times New Roman"/>
+          <w:bCs/>
+        </w:rPr>
+        <w:t xml:space="preserve"> </w:t>
+      </w:r>
+      <w:r>
+        <w:rPr>
+          <w:rFonts w:ascii="Times New Roman" w:hAnsi="Times New Roman" w:cs="Times New Roman"/>
+          <w:bCs/>
+        </w:rPr>
+        <w:t>million for an individual 1 GW facility and approximately $</w:t>
+      </w:r>
+      <w:r>
+        <w:rPr>
+          <w:rFonts w:ascii="Times New Roman" w:hAnsi="Times New Roman" w:cs="Times New Roman"/>
+          <w:bCs/>
+        </w:rPr>
+        <w:t>445</w:t>
+      </w:r>
+      <w:r>
+        <w:rPr>
+          <w:rFonts w:ascii="Times New Roman" w:hAnsi="Times New Roman" w:cs="Times New Roman"/>
+          <w:bCs/>
+        </w:rPr>
+        <w:t xml:space="preserve"> </w:t>
+      </w:r>
+      <w:r>
+        <w:rPr>
+          <w:rFonts w:ascii="Times New Roman" w:hAnsi="Times New Roman" w:cs="Times New Roman"/>
+          <w:bCs/>
+        </w:rPr>
+        <w:t>million for a 10 GW fleet at the fleet commitment level. These figures represent the system planner's perspective: capacity procurement that spatial migration commitments would displace.</w:t>
+      </w:r>
+    </w:p>
+    <w:p>
+      <w:pPr>
+        <w:rPr>
+          <w:rFonts w:ascii="Times New Roman" w:hAnsi="Times New Roman" w:cs="Times New Roman"/>
+          <w:bCs/>
+        </w:rPr>
+      </w:pPr>
+      <w:r>
+        <w:rPr>
+          <w:rFonts w:ascii="Times New Roman" w:hAnsi="Times New Roman" w:cs="Times New Roman"/>
+          <w:bCs/>
+          <w:highlight w:val="yellow"/>
+        </w:rPr>
+        <w:t xml:space="preserve">From the operator’s perspective, a </w:t>
+      </w:r>
+      <w:r>
+        <w:rPr>
+          <w:rFonts w:ascii="Times New Roman" w:hAnsi="Times New Roman" w:cs="Times New Roman"/>
+          <w:bCs/>
+          <w:highlight w:val="yellow"/>
+        </w:rPr>
+        <w:t xml:space="preserve">distinct and substantially larger incentive may exist through interconnection acceleration. If a flexible interconnection framework allows a facility to energize before network </w:t>
+      </w:r>
+      <w:r>
+        <w:rPr>
+          <w:rFonts w:ascii="Times New Roman" w:hAnsi="Times New Roman" w:cs="Times New Roman"/>
+          <w:bCs/>
+          <w:highlight w:val="yellow"/>
+        </w:rPr>
+        <w:t xml:space="preserve">upgrades complete, the present value of avoided delay depends on foregone </w:t>
+      </w:r>
+      <w:proofErr w:type="gramStart"/>
+      <w:r>
+        <w:rPr>
+          <w:rFonts w:ascii="Times New Roman" w:hAnsi="Times New Roman" w:cs="Times New Roman"/>
+          <w:bCs/>
+          <w:highlight w:val="yellow"/>
+        </w:rPr>
+        <w:t>compute</w:t>
+      </w:r>
+      <w:proofErr w:type="gramEnd"/>
+      <w:r>
+        <w:rPr>
+          <w:rFonts w:ascii="Times New Roman" w:hAnsi="Times New Roman" w:cs="Times New Roman"/>
+          <w:bCs/>
+          <w:highlight w:val="yellow"/>
+        </w:rPr>
+        <w:t xml:space="preserve"> revenue during th</w:t>
+      </w:r>
+      <w:r>
+        <w:rPr>
+          <w:rFonts w:ascii="Times New Roman" w:hAnsi="Times New Roman" w:cs="Times New Roman"/>
+          <w:bCs/>
+          <w:highlight w:val="yellow"/>
+        </w:rPr>
+        <w:t xml:space="preserve">e waiting period. An illustrative calculation using prevailing </w:t>
+      </w:r>
+      <w:proofErr w:type="spellStart"/>
+      <w:r>
+        <w:rPr>
+          <w:rFonts w:ascii="Times New Roman" w:hAnsi="Times New Roman" w:cs="Times New Roman"/>
+          <w:bCs/>
+          <w:highlight w:val="yellow"/>
+        </w:rPr>
+        <w:t>hyperscaler</w:t>
+      </w:r>
+      <w:proofErr w:type="spellEnd"/>
+      <w:r>
+        <w:rPr>
+          <w:rFonts w:ascii="Times New Roman" w:hAnsi="Times New Roman" w:cs="Times New Roman"/>
+          <w:bCs/>
+          <w:highlight w:val="yellow"/>
+        </w:rPr>
+        <w:t xml:space="preserve"> capital expenditure rates </w:t>
+      </w:r>
+      <w:proofErr w:type="gramStart"/>
+      <w:r>
+        <w:rPr>
+          <w:rFonts w:ascii="Times New Roman" w:hAnsi="Times New Roman" w:cs="Times New Roman"/>
+          <w:bCs/>
+          <w:highlight w:val="yellow"/>
+        </w:rPr>
+        <w:t>yields</w:t>
+      </w:r>
+      <w:proofErr w:type="gramEnd"/>
+      <w:r>
+        <w:rPr>
+          <w:rFonts w:ascii="Times New Roman" w:hAnsi="Times New Roman" w:cs="Times New Roman"/>
+          <w:bCs/>
+          <w:highlight w:val="yellow"/>
+        </w:rPr>
+        <w:t xml:space="preserve"> an interconnection acceleration value on the order of billions of dollars</w:t>
+      </w:r>
+      <w:r>
+        <w:rPr>
+          <w:rFonts w:ascii="Times New Roman" w:hAnsi="Times New Roman" w:cs="Times New Roman"/>
+          <w:bCs/>
+          <w:highlight w:val="yellow"/>
+        </w:rPr>
+        <w:t xml:space="preserve"> for a 1 GW facility over a three-year acceleration window. This estimate is highly sensitive to assumed revenue </w:t>
+      </w:r>
+      <w:r>
+        <w:rPr>
+          <w:rFonts w:ascii="Times New Roman" w:hAnsi="Times New Roman" w:cs="Times New Roman"/>
+          <w:bCs/>
+          <w:highlight w:val="yellow"/>
+        </w:rPr>
+        <w:t xml:space="preserve">per MW and acceleration duration, but even under </w:t>
+      </w:r>
+      <w:r>
+        <w:rPr>
+          <w:rFonts w:ascii="Times New Roman" w:hAnsi="Times New Roman" w:cs="Times New Roman"/>
+          <w:bCs/>
+          <w:highlight w:val="yellow"/>
         </w:rPr>
         <w:lastRenderedPageBreak/>
-        <w:t>capacity cost is approximately $</w:t>
-      </w:r>
-      <w:r>
-        <w:rPr>
-          <w:rFonts w:ascii="Times New Roman" w:hAnsi="Times New Roman" w:cs="Times New Roman"/>
-          <w:bCs/>
-        </w:rPr>
-        <w:t>77</w:t>
-      </w:r>
-      <w:r>
-        <w:rPr>
-          <w:rFonts w:ascii="Times New Roman" w:hAnsi="Times New Roman" w:cs="Times New Roman"/>
-          <w:bCs/>
-        </w:rPr>
-        <w:t xml:space="preserve"> </w:t>
-      </w:r>
-      <w:r>
-        <w:rPr>
-          <w:rFonts w:ascii="Times New Roman" w:hAnsi="Times New Roman" w:cs="Times New Roman"/>
-          <w:bCs/>
-        </w:rPr>
-        <w:t>million for an individual 1 GW facility and approximately $</w:t>
-      </w:r>
-      <w:r>
-        <w:rPr>
-          <w:rFonts w:ascii="Times New Roman" w:hAnsi="Times New Roman" w:cs="Times New Roman"/>
-          <w:bCs/>
-        </w:rPr>
-        <w:t>445</w:t>
-      </w:r>
-      <w:r>
-        <w:rPr>
-          <w:rFonts w:ascii="Times New Roman" w:hAnsi="Times New Roman" w:cs="Times New Roman"/>
-          <w:bCs/>
-        </w:rPr>
-        <w:t xml:space="preserve"> </w:t>
-      </w:r>
-      <w:r>
-        <w:rPr>
-          <w:rFonts w:ascii="Times New Roman" w:hAnsi="Times New Roman" w:cs="Times New Roman"/>
-          <w:bCs/>
-        </w:rPr>
-        <w:t>million for a 10 GW fleet at the fleet commitment level. These figures represent the system planner's perspective: capacity procurement that spatial migration commitments would displace.</w:t>
-      </w:r>
-    </w:p>
-    <w:p>
-      <w:pPr>
-        <w:rPr>
-          <w:rFonts w:ascii="Times New Roman" w:hAnsi="Times New Roman" w:cs="Times New Roman"/>
-          <w:bCs/>
-        </w:rPr>
-      </w:pPr>
-      <w:r>
-        <w:rPr>
-          <w:rFonts w:ascii="Times New Roman" w:hAnsi="Times New Roman" w:cs="Times New Roman"/>
-          <w:bCs/>
-          <w:highlight w:val="yellow"/>
-        </w:rPr>
-        <w:t xml:space="preserve">From the operator’s perspective, a </w:t>
-      </w:r>
-      <w:r>
-        <w:rPr>
-          <w:rFonts w:ascii="Times New Roman" w:hAnsi="Times New Roman" w:cs="Times New Roman"/>
-          <w:bCs/>
-          <w:highlight w:val="yellow"/>
-        </w:rPr>
-        <w:t xml:space="preserve">distinct and substantially larger incentive may exist through interconnection acceleration. If a flexible interconnection framework allows a facility to energize before network </w:t>
-      </w:r>
-      <w:r>
-        <w:rPr>
-          <w:rFonts w:ascii="Times New Roman" w:hAnsi="Times New Roman" w:cs="Times New Roman"/>
-          <w:bCs/>
-          <w:highlight w:val="yellow"/>
-        </w:rPr>
-        <w:t xml:space="preserve">upgrades complete, the present value of avoided delay depends on foregone </w:t>
-      </w:r>
-      <w:proofErr w:type="gramStart"/>
-      <w:r>
-        <w:rPr>
-          <w:rFonts w:ascii="Times New Roman" w:hAnsi="Times New Roman" w:cs="Times New Roman"/>
-          <w:bCs/>
-          <w:highlight w:val="yellow"/>
-        </w:rPr>
-        <w:t>compute</w:t>
-      </w:r>
-      <w:proofErr w:type="gramEnd"/>
-      <w:r>
-        <w:rPr>
-          <w:rFonts w:ascii="Times New Roman" w:hAnsi="Times New Roman" w:cs="Times New Roman"/>
-          <w:bCs/>
-          <w:highlight w:val="yellow"/>
-        </w:rPr>
-        <w:t xml:space="preserve"> revenue during th</w:t>
-      </w:r>
-      <w:r>
-        <w:rPr>
-          <w:rFonts w:ascii="Times New Roman" w:hAnsi="Times New Roman" w:cs="Times New Roman"/>
-          <w:bCs/>
-          <w:highlight w:val="yellow"/>
-        </w:rPr>
-        <w:t xml:space="preserve">e waiting period. An illustrative calculation using prevailing </w:t>
-      </w:r>
-      <w:proofErr w:type="spellStart"/>
-      <w:r>
-        <w:rPr>
-          <w:rFonts w:ascii="Times New Roman" w:hAnsi="Times New Roman" w:cs="Times New Roman"/>
-          <w:bCs/>
-          <w:highlight w:val="yellow"/>
-        </w:rPr>
-        <w:t>hyperscaler</w:t>
-      </w:r>
-      <w:proofErr w:type="spellEnd"/>
-      <w:r>
-        <w:rPr>
-          <w:rFonts w:ascii="Times New Roman" w:hAnsi="Times New Roman" w:cs="Times New Roman"/>
-          <w:bCs/>
-          <w:highlight w:val="yellow"/>
-        </w:rPr>
-        <w:t xml:space="preserve"> capital expenditure rates </w:t>
-      </w:r>
-      <w:proofErr w:type="gramStart"/>
-      <w:r>
-        <w:rPr>
-          <w:rFonts w:ascii="Times New Roman" w:hAnsi="Times New Roman" w:cs="Times New Roman"/>
-          <w:bCs/>
-          <w:highlight w:val="yellow"/>
-        </w:rPr>
-        <w:t>yields</w:t>
-      </w:r>
-      <w:proofErr w:type="gramEnd"/>
-      <w:r>
-        <w:rPr>
-          <w:rFonts w:ascii="Times New Roman" w:hAnsi="Times New Roman" w:cs="Times New Roman"/>
-          <w:bCs/>
-          <w:highlight w:val="yellow"/>
-        </w:rPr>
-        <w:t xml:space="preserve"> an interconnection acceleration value on the order of billions of dollars</w:t>
-      </w:r>
-      <w:r>
-        <w:rPr>
-          <w:rFonts w:ascii="Times New Roman" w:hAnsi="Times New Roman" w:cs="Times New Roman"/>
-          <w:bCs/>
-          <w:highlight w:val="yellow"/>
-        </w:rPr>
-        <w:t xml:space="preserve"> for a 1 GW facility over a three-year acceleration window (see Extended Data for assumptions and sensitivity). This estimate is highly sensitive to assumed revenue </w:t>
-      </w:r>
-      <w:r>
-        <w:rPr>
-          <w:rFonts w:ascii="Times New Roman" w:hAnsi="Times New Roman" w:cs="Times New Roman"/>
-          <w:bCs/>
-          <w:highlight w:val="yellow"/>
-        </w:rPr>
-        <w:t xml:space="preserve">per MW and acceleration duration, but even under conservative assumptions the interconnection incentive exceeds direct capacity market </w:t>
+        <w:t xml:space="preserve">conservative assumptions the interconnection incentive exceeds direct capacity market </w:t>
       </w:r>
       <w:r>
         <w:rPr>
@@ -1811,6 +2212,37 @@
           <w:rFonts w:ascii="Times New Roman" w:hAnsi="Times New Roman" w:cs="Times New Roman"/>
           <w:bCs/>
         </w:rPr>
+        <w:t xml:space="preserve">A structural objection to this framework is that data center load growth is itself the primary driver of the capacity shortfall that spatial migration would partially address — an apparent circularity in which the cause of the problem is compensated for providing the solution. The circularity is more apparent than real. The flexibility quantified here is a physical property of multi-region </w:t>
+      </w:r>
+      <w:proofErr w:type="gramStart"/>
+      <w:r>
+        <w:rPr>
+          <w:rFonts w:ascii="Times New Roman" w:hAnsi="Times New Roman" w:cs="Times New Roman"/>
+          <w:bCs/>
+        </w:rPr>
+        <w:t>compute</w:t>
+      </w:r>
+      <w:proofErr w:type="gramEnd"/>
+      <w:r>
+        <w:rPr>
+          <w:rFonts w:ascii="Times New Roman" w:hAnsi="Times New Roman" w:cs="Times New Roman"/>
+          <w:bCs/>
+        </w:rPr>
+        <w:t xml:space="preserve"> infrastructure: inference workloads can be geographically relocated during stress events regardless of whether data centers caused the stress. The relevant counterfactual is not a grid without data centers but a grid with data centers treated as inflexible firm load — the current planning convention. Under that convention, every additional MW of data center load requires a corresponding MW of generation or storage procurement. If some fraction of that load is demonstrably flexible, failing to recognize it results in over-procurement of supply-side resources, with costs borne by all ratepayers. The framework proposed here corrects that over-procurement, not by excusing data center load growth but by accurately characterizing its operational properties.</w:t>
+      </w:r>
+    </w:p>
+    <w:p>
+      <w:pPr>
+        <w:rPr>
+          <w:rFonts w:ascii="Times New Roman" w:hAnsi="Times New Roman" w:cs="Times New Roman"/>
+          <w:bCs/>
+        </w:rPr>
+      </w:pPr>
+      <w:r>
+        <w:rPr>
+          <w:rFonts w:ascii="Times New Roman" w:hAnsi="Times New Roman" w:cs="Times New Roman"/>
+          <w:bCs/>
+        </w:rPr>
         <w:t>The nature of this concentrated uncertainty is decision-relevant rather than irreducible</w:t>
       </w:r>
       <w:r>
@@ -1863,6 +2295,7 @@
           <w:rFonts w:ascii="Times New Roman" w:hAnsi="Times New Roman" w:cs="Times New Roman"/>
           <w:bCs/>
         </w:rPr>
+        <w:lastRenderedPageBreak/>
         <w:t>Day ahead locational marginal pricing serves as a proxy for grid stress throughout this analysis. This choice is methodologically conservative</w:t>
       </w:r>
       <w:r>
@@ -1870,101 +2303,614 @@
           <w:rFonts w:ascii="Times New Roman" w:hAnsi="Times New Roman" w:cs="Times New Roman"/>
           <w:bCs/>
         </w:rPr>
-        <w:t xml:space="preserve">: real-time price spikes are driven by local contingencies (generator forces outages, transmission deratings) that are less correlated across </w:t>
-      </w:r>
+        <w:t>: real-time price spikes are driven by local contingencies (generator force</w:t>
+      </w:r>
+      <w:r>
+        <w:rPr>
+          <w:rFonts w:ascii="Times New Roman" w:hAnsi="Times New Roman" w:cs="Times New Roman"/>
+          <w:bCs/>
+        </w:rPr>
+        <w:t>d</w:t>
+      </w:r>
+      <w:r>
+        <w:rPr>
+          <w:rFonts w:ascii="Times New Roman" w:hAnsi="Times New Roman" w:cs="Times New Roman"/>
+          <w:bCs/>
+        </w:rPr>
+        <w:t xml:space="preserve"> outages, transmission deratings) that are less correlated across interconnection boundaries than the weather-drive</w:t>
+      </w:r>
+      <w:r>
+        <w:rPr>
+          <w:rFonts w:ascii="Times New Roman" w:hAnsi="Times New Roman" w:cs="Times New Roman"/>
+          <w:bCs/>
+        </w:rPr>
+        <w:t>n</w:t>
+      </w:r>
+      <w:r>
+        <w:rPr>
+          <w:rFonts w:ascii="Times New Roman" w:hAnsi="Times New Roman" w:cs="Times New Roman"/>
+          <w:bCs/>
+        </w:rPr>
+        <w:t xml:space="preserve"> supply-demand imbalances captured by day-ahead prices. </w:t>
+      </w:r>
+      <w:r>
+        <w:rPr>
+          <w:rFonts w:ascii="Times New Roman" w:hAnsi="Times New Roman" w:cs="Times New Roman"/>
+          <w:bCs/>
+        </w:rPr>
+        <w:t xml:space="preserve">The 92% ELCC applied in the system-level calculations follows PJM precedent for demand response resources, but the conditional Monte Carlo’s tail risk profile, particularly the </w:t>
+      </w:r>
+      <w:r>
+        <w:rPr>
+          <w:rFonts w:ascii="Times New Roman" w:hAnsi="Times New Roman" w:cs="Times New Roman"/>
+          <w:bCs/>
+        </w:rPr>
+        <w:t>fleet CVaR of 17.5% at the 5th percentile</w:t>
+      </w:r>
+      <w:r>
+        <w:rPr>
+          <w:rFonts w:ascii="Times New Roman" w:hAnsi="Times New Roman" w:cs="Times New Roman"/>
+          <w:bCs/>
+        </w:rPr>
+        <w:t xml:space="preserve">, suggests that a rigorous ELCC determination through sequential Monte Carlo reliability modeling may yield </w:t>
+      </w:r>
+      <w:r>
+        <w:rPr>
+          <w:rFonts w:ascii="Times New Roman" w:hAnsi="Times New Roman" w:cs="Times New Roman"/>
+          <w:bCs/>
+        </w:rPr>
+        <w:t xml:space="preserve">a different value. </w:t>
+      </w:r>
+    </w:p>
+    <w:p>
+      <w:pPr>
+        <w:rPr>
+          <w:rFonts w:ascii="Times New Roman" w:hAnsi="Times New Roman" w:cs="Times New Roman"/>
+          <w:bCs/>
+        </w:rPr>
+      </w:pPr>
+      <w:r>
+        <w:rPr>
+          <w:rFonts w:ascii="Times New Roman" w:hAnsi="Times New Roman" w:cs="Times New Roman"/>
+          <w:bCs/>
+        </w:rPr>
+        <w:t>T</w:t>
+      </w:r>
+      <w:r>
+        <w:rPr>
+          <w:rFonts w:ascii="Times New Roman" w:hAnsi="Times New Roman" w:cs="Times New Roman"/>
+          <w:bCs/>
+        </w:rPr>
+        <w:t xml:space="preserve">he workload validation spans two production datasets totaling 49.4 million requests over a combined 128 days of observation. While both datasets represent genuine production inference traffic from major cloud providers, they reflect a limited window of operational conditions and a single provider ecosystem. The extent to which drain time distributions and temporal patterns generalize to other providers, model architectures, </w:t>
+      </w:r>
+      <w:r>
+        <w:rPr>
+          <w:rFonts w:ascii="Times New Roman" w:hAnsi="Times New Roman" w:cs="Times New Roman"/>
+          <w:bCs/>
+        </w:rPr>
+        <w:t>and deployment configurations remains an open empirical question, though the consistency of drain time results across two datasets provides partial cross-validation.</w:t>
+      </w:r>
+    </w:p>
+    <w:p>
+      <w:pPr>
+        <w:rPr>
+          <w:rFonts w:ascii="Times New Roman" w:hAnsi="Times New Roman" w:cs="Times New Roman"/>
+          <w:bCs/>
+        </w:rPr>
+      </w:pPr>
+      <w:r>
+        <w:rPr>
+          <w:rFonts w:ascii="Times New Roman" w:hAnsi="Times New Roman" w:cs="Times New Roman"/>
+          <w:bCs/>
+        </w:rPr>
+        <w:t>The fleet-level analysis reveals a finding with implications for both grid planning and infrastructure investment</w:t>
+      </w:r>
+      <w:r>
+        <w:rPr>
+          <w:rFonts w:ascii="Times New Roman" w:hAnsi="Times New Roman" w:cs="Times New Roman"/>
+          <w:bCs/>
+        </w:rPr>
+        <w:t xml:space="preserve">. Commitment depth is strongly scale-dependent, declining from </w:t>
+      </w:r>
+      <w:r>
+        <w:rPr>
+          <w:rFonts w:ascii="Times New Roman" w:hAnsi="Times New Roman" w:cs="Times New Roman"/>
+          <w:bCs/>
+        </w:rPr>
+        <w:t>46.9% for individual facilities to 26.9% for a 10 GW fleet</w:t>
+      </w:r>
+      <w:r>
+        <w:rPr>
+          <w:rFonts w:ascii="Times New Roman" w:hAnsi="Times New Roman" w:cs="Times New Roman"/>
+          <w:bCs/>
+        </w:rPr>
+        <w:t xml:space="preserve"> </w:t>
+      </w:r>
+      <w:r>
+        <w:rPr>
+          <w:rFonts w:ascii="Times New Roman" w:hAnsi="Times New Roman" w:cs="Times New Roman"/>
+          <w:bCs/>
+        </w:rPr>
+        <w:t xml:space="preserve">as simultaneous migration by co-stressed facilities saturates finite destination capacity. At individual facility scale, the cascade’s </w:t>
+      </w:r>
+      <w:r>
+        <w:rPr>
+          <w:rFonts w:ascii="Times New Roman" w:hAnsi="Times New Roman" w:cs="Times New Roman"/>
+          <w:bCs/>
+        </w:rPr>
+        <w:t>independence assumption introduces substantial conservative bias, and operators can credibly commit flexibility well above the cascade estimate. At f</w:t>
+      </w:r>
+      <w:r>
+        <w:rPr>
+          <w:rFonts w:ascii="Times New Roman" w:hAnsi="Times New Roman" w:cs="Times New Roman"/>
+          <w:bCs/>
+        </w:rPr>
+        <w:t xml:space="preserve">leet scale, the </w:t>
+      </w:r>
+      <w:r>
+        <w:rPr>
+          <w:rFonts w:ascii="Times New Roman" w:hAnsi="Times New Roman" w:cs="Times New Roman"/>
+          <w:bCs/>
+        </w:rPr>
+        <w:t>gap between the conditional Monte Carlo and the cascade is 6.5 percentage points</w:t>
+      </w:r>
+      <w:r>
+        <w:rPr>
+          <w:rFonts w:ascii="Times New Roman" w:hAnsi="Times New Roman" w:cs="Times New Roman"/>
+          <w:bCs/>
+        </w:rPr>
+        <w:t>, and the two estimates converge at the 5</w:t>
+      </w:r>
+      <w:r>
+        <w:rPr>
+          <w:rFonts w:ascii="Times New Roman" w:hAnsi="Times New Roman" w:cs="Times New Roman"/>
+          <w:bCs/>
+          <w:vertAlign w:val="superscript"/>
+        </w:rPr>
+        <w:t>th</w:t>
+      </w:r>
+      <w:r>
+        <w:rPr>
+          <w:rFonts w:ascii="Times New Roman" w:hAnsi="Times New Roman" w:cs="Times New Roman"/>
+          <w:bCs/>
+        </w:rPr>
+        <w:t xml:space="preserve"> percentile. This divergence implies that accreditation frameworks should distinguish between individual facility commitments and fleet</w:t>
+      </w:r>
+      <w:r>
+        <w:rPr>
+          <w:rFonts w:ascii="Times New Roman" w:hAnsi="Times New Roman" w:cs="Times New Roman"/>
+          <w:bCs/>
+        </w:rPr>
+        <w:t>-</w:t>
+      </w:r>
+      <w:r>
+        <w:rPr>
+          <w:rFonts w:ascii="Times New Roman" w:hAnsi="Times New Roman" w:cs="Times New Roman"/>
+          <w:bCs/>
+        </w:rPr>
+        <w:t>level resource contributions, potentially through coordination requirements or portfolio-level verification protocols.</w:t>
+      </w:r>
+    </w:p>
+    <w:p>
+      <w:pPr>
+        <w:rPr>
+          <w:rFonts w:ascii="Times New Roman" w:hAnsi="Times New Roman" w:cs="Times New Roman"/>
+          <w:bCs/>
+        </w:rPr>
+      </w:pPr>
+      <w:r>
+        <w:rPr>
+          <w:rFonts w:ascii="Times New Roman" w:hAnsi="Times New Roman" w:cs="Times New Roman"/>
+          <w:bCs/>
+        </w:rPr>
+        <w:t xml:space="preserve">The coordination challenge identified at fleet scale points toward institutional mechanisms that do not yet exist in current electricity market designs. Aggregation of spatial migration commitments across multiple operators, analogous to demand response aggregation in existing capacity markets, could allocate destination headroom more efficiently than uncoordinated facility level decisions. </w:t>
+      </w:r>
+      <w:r>
+        <w:rPr>
+          <w:rFonts w:ascii="Times New Roman" w:hAnsi="Times New Roman" w:cs="Times New Roman"/>
+          <w:bCs/>
+        </w:rPr>
+        <w:t xml:space="preserve">Zhang et al.'s virtual link framework provides a formal basis for incorporating spatially flexible loads into market clearing (ref. </w:t>
+      </w:r>
+      <w:r>
+        <w:rPr>
+          <w:rFonts w:ascii="Times New Roman" w:hAnsi="Times New Roman" w:cs="Times New Roman"/>
+          <w:bCs/>
+        </w:rPr>
+        <w:t>8</w:t>
+      </w:r>
+      <w:r>
+        <w:rPr>
+          <w:rFonts w:ascii="Times New Roman" w:hAnsi="Times New Roman" w:cs="Times New Roman"/>
+          <w:bCs/>
+        </w:rPr>
+        <w:t xml:space="preserve">), though its application to reliability-committed resources under the destination contention conditions identified here remains unexplored. </w:t>
+      </w:r>
+      <w:r>
+        <w:rPr>
+          <w:rFonts w:ascii="Times New Roman" w:hAnsi="Times New Roman" w:cs="Times New Roman"/>
+          <w:bCs/>
+        </w:rPr>
+        <w:t>The development of such mechanisms represents a precondition for fleet level spatial migration to achieve commitment d</w:t>
+      </w:r>
+      <w:r>
+        <w:rPr>
+          <w:rFonts w:ascii="Times New Roman" w:hAnsi="Times New Roman" w:cs="Times New Roman"/>
+          <w:bCs/>
+        </w:rPr>
+        <w:t>ep</w:t>
+      </w:r>
+      <w:r>
+        <w:rPr>
+          <w:rFonts w:ascii="Times New Roman" w:hAnsi="Times New Roman" w:cs="Times New Roman"/>
+          <w:bCs/>
+        </w:rPr>
+        <w:t>ths substantially above the DVFS baseline in tail scenarios. We note that the analytical framework developed here, particularly the conditional Monte Carlo with operator-spe</w:t>
+      </w:r>
+      <w:r>
+        <w:rPr>
+          <w:rFonts w:ascii="Times New Roman" w:hAnsi="Times New Roman" w:cs="Times New Roman"/>
+          <w:bCs/>
+        </w:rPr>
+        <w:t>c</w:t>
+      </w:r>
+      <w:r>
+        <w:rPr>
+          <w:rFonts w:ascii="Times New Roman" w:hAnsi="Times New Roman" w:cs="Times New Roman"/>
+          <w:bCs/>
+        </w:rPr>
+        <w:t>ific parameterization, provides a tool for quantifying the value such coordination would unlock, a question we develop in forthcoming work.</w:t>
+      </w:r>
+    </w:p>
+    <w:p>
+      <w:pPr>
+        <w:rPr>
+          <w:rFonts w:ascii="Times New Roman" w:hAnsi="Times New Roman" w:cs="Times New Roman"/>
+          <w:bCs/>
+        </w:rPr>
+      </w:pPr>
       <w:r>
         <w:rPr>
           <w:rFonts w:ascii="Times New Roman" w:hAnsi="Times New Roman" w:cs="Times New Roman"/>
           <w:bCs/>
         </w:rPr>
         <w:lastRenderedPageBreak/>
-        <w:t xml:space="preserve">interconnection boundaries than the weather-drive supply-demand imbalances captured by day-ahead prices (ref. 33). </w:t>
-      </w:r>
-      <w:r>
-        <w:rPr>
-          <w:rFonts w:ascii="Times New Roman" w:hAnsi="Times New Roman" w:cs="Times New Roman"/>
-          <w:bCs/>
-        </w:rPr>
-        <w:t xml:space="preserve">The 92% ELCC applied in the system-level calculations follows PJM precedent for demand response resources (ref. 29), but the conditional Monte Carlo’s tail risk profile, particularly the </w:t>
-      </w:r>
-      <w:r>
-        <w:rPr>
-          <w:rFonts w:ascii="Times New Roman" w:hAnsi="Times New Roman" w:cs="Times New Roman"/>
-          <w:bCs/>
-        </w:rPr>
-        <w:t>fleet CVaR of 17.5% at the 5th percentile</w:t>
-      </w:r>
-      <w:r>
-        <w:rPr>
-          <w:rFonts w:ascii="Times New Roman" w:hAnsi="Times New Roman" w:cs="Times New Roman"/>
-          <w:bCs/>
-        </w:rPr>
-        <w:t xml:space="preserve">, suggests that a rigorous ELCC determination through sequential Monte Carlo reliability modeling may yield </w:t>
-      </w:r>
-      <w:r>
-        <w:rPr>
-          <w:rFonts w:ascii="Times New Roman" w:hAnsi="Times New Roman" w:cs="Times New Roman"/>
-          <w:bCs/>
-        </w:rPr>
-        <w:t xml:space="preserve">a different value. </w:t>
-      </w:r>
-    </w:p>
-    <w:p>
-      <w:pPr>
-        <w:rPr>
-          <w:rFonts w:ascii="Times New Roman" w:hAnsi="Times New Roman" w:cs="Times New Roman"/>
-          <w:bCs/>
-        </w:rPr>
-      </w:pPr>
-      <w:r>
-        <w:rPr>
-          <w:rFonts w:ascii="Times New Roman" w:hAnsi="Times New Roman" w:cs="Times New Roman"/>
-          <w:bCs/>
-        </w:rPr>
-        <w:t>T</w:t>
-      </w:r>
-      <w:r>
-        <w:rPr>
-          <w:rFonts w:ascii="Times New Roman" w:hAnsi="Times New Roman" w:cs="Times New Roman"/>
-          <w:bCs/>
-        </w:rPr>
-        <w:t xml:space="preserve">he workload validation spans two production datasets totaling 49.4 million requests over a combined 128 days of observation. While both datasets represent genuine production inference traffic from major cloud providers, they reflect a limited window of operational conditions and a single provider ecosystem. The extent to which drain time distributions and temporal patterns generalize to other providers, model architectures, </w:t>
-      </w:r>
-      <w:r>
-        <w:rPr>
-          <w:rFonts w:ascii="Times New Roman" w:hAnsi="Times New Roman" w:cs="Times New Roman"/>
-          <w:bCs/>
-        </w:rPr>
-        <w:t>and deployment configurations remains an open empirical question, though the consistency of drain time results across two datasets provides partial cross-validation.</w:t>
-      </w:r>
-    </w:p>
-    <w:p>
-      <w:pPr>
-        <w:rPr>
-          <w:rFonts w:ascii="Times New Roman" w:hAnsi="Times New Roman" w:cs="Times New Roman"/>
-          <w:bCs/>
-        </w:rPr>
-      </w:pPr>
-      <w:r>
-        <w:rPr>
-          <w:rFonts w:ascii="Times New Roman" w:hAnsi="Times New Roman" w:cs="Times New Roman"/>
-          <w:bCs/>
-        </w:rPr>
-        <w:t>The fleet-level analysis reveals a finding with implications for both grid planning and infrastructure investment</w:t>
-      </w:r>
-      <w:r>
-        <w:rPr>
-          <w:rFonts w:ascii="Times New Roman" w:hAnsi="Times New Roman" w:cs="Times New Roman"/>
-          <w:bCs/>
-        </w:rPr>
-        <w:t xml:space="preserve">. Commitment depth is strongly scale-dependent, declining from </w:t>
-      </w:r>
-      <w:r>
-        <w:rPr>
-          <w:rFonts w:ascii="Times New Roman" w:hAnsi="Times New Roman" w:cs="Times New Roman"/>
-          <w:bCs/>
-        </w:rPr>
-        <w:t>46.9% for individual facilities to 26.9% for a 10 GW fleet</w:t>
+        <w:t xml:space="preserve">Each of the dominant destination-side parameters corresponds to a concrete policy or investment </w:t>
+      </w:r>
+      <w:proofErr w:type="gramStart"/>
+      <w:r>
+        <w:rPr>
+          <w:rFonts w:ascii="Times New Roman" w:hAnsi="Times New Roman" w:cs="Times New Roman"/>
+          <w:bCs/>
+        </w:rPr>
+        <w:t>lever</w:t>
+      </w:r>
+      <w:proofErr w:type="gramEnd"/>
+      <w:r>
+        <w:rPr>
+          <w:rFonts w:ascii="Times New Roman" w:hAnsi="Times New Roman" w:cs="Times New Roman"/>
+          <w:bCs/>
+        </w:rPr>
+        <w:t xml:space="preserve">. The sensitivity surface (Fig. </w:t>
+      </w:r>
+      <w:r>
+        <w:rPr>
+          <w:rFonts w:ascii="Times New Roman" w:hAnsi="Times New Roman" w:cs="Times New Roman"/>
+          <w:bCs/>
+        </w:rPr>
+        <w:t>3</w:t>
+      </w:r>
+      <w:r>
+        <w:rPr>
+          <w:rFonts w:ascii="Times New Roman" w:hAnsi="Times New Roman" w:cs="Times New Roman"/>
+          <w:bCs/>
+        </w:rPr>
+        <w:t>a</w:t>
+      </w:r>
+      <w:r>
+        <w:rPr>
+          <w:rFonts w:ascii="Times New Roman" w:hAnsi="Times New Roman" w:cs="Times New Roman"/>
+          <w:bCs/>
+        </w:rPr>
+        <w:t xml:space="preserve">) quantifies how fleet commitment depth varies across the plausible ranges of D2 and D5, the two parameters that span the widest uncertainty: </w:t>
+      </w:r>
+      <w:r>
+        <w:rPr>
+          <w:rFonts w:ascii="Times New Roman" w:hAnsi="Times New Roman" w:cs="Times New Roman"/>
+          <w:bCs/>
+        </w:rPr>
+        <w:t>mean commitment depth ranges from 21.6% to 34.1% at 10GW</w:t>
+      </w:r>
+      <w:r>
+        <w:rPr>
+          <w:rFonts w:ascii="Times New Roman" w:hAnsi="Times New Roman" w:cs="Times New Roman"/>
+          <w:bCs/>
+        </w:rPr>
+        <w:t xml:space="preserve">. The tornado chart </w:t>
+      </w:r>
+      <w:r>
+        <w:rPr>
+          <w:rFonts w:ascii="Times New Roman" w:hAnsi="Times New Roman" w:cs="Times New Roman"/>
+          <w:bCs/>
+        </w:rPr>
+        <w:t xml:space="preserve">(Fig. </w:t>
+      </w:r>
+      <w:r>
+        <w:rPr>
+          <w:rFonts w:ascii="Times New Roman" w:hAnsi="Times New Roman" w:cs="Times New Roman"/>
+          <w:bCs/>
+        </w:rPr>
+        <w:t>3</w:t>
+      </w:r>
+      <w:r>
+        <w:rPr>
+          <w:rFonts w:ascii="Times New Roman" w:hAnsi="Times New Roman" w:cs="Times New Roman"/>
+          <w:bCs/>
+        </w:rPr>
+        <w:t xml:space="preserve">b) </w:t>
+      </w:r>
+      <w:r>
+        <w:rPr>
+          <w:rFonts w:ascii="Times New Roman" w:hAnsi="Times New Roman" w:cs="Times New Roman"/>
+          <w:bCs/>
+        </w:rPr>
+        <w:t>confirms that D2, D4, and D5 together account for the full sensitivity range, while source-side parameters (S2, S3, D1) show near-zero sensitivity at fleet scale</w:t>
+      </w:r>
+      <w:r>
+        <w:rPr>
+          <w:rFonts w:ascii="Times New Roman" w:hAnsi="Times New Roman" w:cs="Times New Roman"/>
+          <w:bCs/>
+        </w:rPr>
+        <w:t xml:space="preserve"> because the fleet is entirely destination-constrained. This result has a direct institutional implication: policies targeting source-side constraints (data locality waivers, regulatory flexibility) would increase individual facility commitment depth but have </w:t>
+      </w:r>
+      <w:r>
+        <w:rPr>
+          <w:rFonts w:ascii="Times New Roman" w:hAnsi="Times New Roman" w:cs="Times New Roman"/>
+          <w:bCs/>
+        </w:rPr>
+        <w:t xml:space="preserve">negligible effect </w:t>
+      </w:r>
+      <w:proofErr w:type="gramStart"/>
+      <w:r>
+        <w:rPr>
+          <w:rFonts w:ascii="Times New Roman" w:hAnsi="Times New Roman" w:cs="Times New Roman"/>
+          <w:bCs/>
+        </w:rPr>
+        <w:t>at</w:t>
+      </w:r>
+      <w:proofErr w:type="gramEnd"/>
+      <w:r>
+        <w:rPr>
+          <w:rFonts w:ascii="Times New Roman" w:hAnsi="Times New Roman" w:cs="Times New Roman"/>
+          <w:bCs/>
+        </w:rPr>
+        <w:t xml:space="preserve"> fleet scale, where destination-side investment is the binding constraint. Pre-staging readiness (D5) is the most directly actionable of the three: it requires no change in hardware or workload composition, only operational investment in model weight distribution across geographically diverse facilities.</w:t>
+      </w:r>
+    </w:p>
+    <w:tbl>
+      <w:tblPr>
+        <w:tblStyle w:val="TableGrid"/>
+        <w:tblW w:w="0" w:type="auto"/>
+        <w:tblBorders>
+          <w:top w:val="none" w:sz="0" w:space="0" w:color="auto"/>
+          <w:left w:val="none" w:sz="0" w:space="0" w:color="auto"/>
+          <w:bottom w:val="none" w:sz="0" w:space="0" w:color="auto"/>
+          <w:right w:val="none" w:sz="0" w:space="0" w:color="auto"/>
+          <w:insideH w:val="none" w:sz="0" w:space="0" w:color="auto"/>
+          <w:insideV w:val="none" w:sz="0" w:space="0" w:color="auto"/>
+        </w:tblBorders>
+        <w:tblLook w:val="04A0" w:firstRow="1" w:lastRow="0" w:firstColumn="1" w:lastColumn="0" w:noHBand="0" w:noVBand="1"/>
+      </w:tblPr>
+      <w:tblGrid>
+        <w:gridCol w:w="4576"/>
+        <w:gridCol w:w="4784"/>
+      </w:tblGrid>
+      <w:tr>
+        <w:tc>
+          <w:tcPr>
+            <w:tcW w:w="4675" w:type="dxa"/>
+          </w:tcPr>
+          <w:p>
+            <w:pPr>
+              <w:keepNext/>
+              <w:jc w:val="center"/>
+            </w:pPr>
+            <w:r>
+              <w:rPr>
+                <w:rFonts w:ascii="Times New Roman" w:hAnsi="Times New Roman" w:cs="Times New Roman"/>
+                <w:bCs/>
+                <w:noProof/>
+              </w:rPr>
+              <w:drawing>
+                <wp:inline distT="0" distB="0" distL="0" distR="0" wp14:anchorId="28776F19" wp14:editId="7697A735">
+                  <wp:extent cx="2799807" cy="2188396"/>
+                  <wp:effectExtent l="0" t="0" r="635" b="2540"/>
+                  <wp:docPr id="555531118" name="Picture 10"/>
+                  <wp:cNvGraphicFramePr>
+                    <a:graphicFrameLocks xmlns:a="http://schemas.openxmlformats.org/drawingml/2006/main" noChangeAspect="1"/>
+                  </wp:cNvGraphicFramePr>
+                  <a:graphic xmlns:a="http://schemas.openxmlformats.org/drawingml/2006/main">
+                    <a:graphicData uri="http://schemas.openxmlformats.org/drawingml/2006/picture">
+                      <pic:pic xmlns:pic="http://schemas.openxmlformats.org/drawingml/2006/picture">
+                        <pic:nvPicPr>
+                          <pic:cNvPr id="555531118" name="Picture 555531118"/>
+                          <pic:cNvPicPr/>
+                        </pic:nvPicPr>
+                        <pic:blipFill>
+                          <a:blip r:embed="rId7" cstate="print">
+                            <a:extLst>
+                              <a:ext uri="{28A0092B-C50C-407E-A947-70E740481C1C}">
+                                <a14:useLocalDpi xmlns:a14="http://schemas.microsoft.com/office/drawing/2010/main" val="0"/>
+                              </a:ext>
+                            </a:extLst>
+                          </a:blip>
+                          <a:stretch>
+                            <a:fillRect/>
+                          </a:stretch>
+                        </pic:blipFill>
+                        <pic:spPr>
+                          <a:xfrm>
+                            <a:off x="0" y="0"/>
+                            <a:ext cx="2811811" cy="2197779"/>
+                          </a:xfrm>
+                          <a:prstGeom prst="rect">
+                            <a:avLst/>
+                          </a:prstGeom>
+                        </pic:spPr>
+                      </pic:pic>
+                    </a:graphicData>
+                  </a:graphic>
+                </wp:inline>
+              </w:drawing>
+            </w:r>
+          </w:p>
+          <w:p>
+            <w:pPr>
+              <w:pStyle w:val="Caption"/>
+              <w:rPr>
+                <w:rFonts w:ascii="Times New Roman" w:hAnsi="Times New Roman" w:cs="Times New Roman"/>
+                <w:bCs/>
+              </w:rPr>
+            </w:pPr>
+            <w:r>
+              <w:t xml:space="preserve">Fig. </w:t>
+            </w:r>
+            <w:r>
+              <w:t>3</w:t>
+            </w:r>
+            <w:r>
+              <w:t>a. Two-dimensional sensitivity surface: mean fleet commitment depth at 10 GW across the D2 (utilization headroom) × D5 (pre-staging readiness) parameter space, with D3 and D4 held at central values. Crosshairs mark central values (D2 = 0.33, D5 = 0.65). Depth ranges from 21.6% to 34.1%.</w:t>
+            </w:r>
+          </w:p>
+        </w:tc>
+        <w:tc>
+          <w:tcPr>
+            <w:tcW w:w="4675" w:type="dxa"/>
+          </w:tcPr>
+          <w:p>
+            <w:pPr>
+              <w:keepNext/>
+            </w:pPr>
+            <w:r>
+              <w:rPr>
+                <w:rFonts w:ascii="Times New Roman" w:hAnsi="Times New Roman" w:cs="Times New Roman"/>
+                <w:bCs/>
+                <w:noProof/>
+              </w:rPr>
+              <w:drawing>
+                <wp:inline distT="0" distB="0" distL="0" distR="0" wp14:anchorId="4ACF2E24" wp14:editId="61257F75">
+                  <wp:extent cx="2930974" cy="2188210"/>
+                  <wp:effectExtent l="0" t="0" r="3175" b="2540"/>
+                  <wp:docPr id="31369366" name="Picture 11"/>
+                  <wp:cNvGraphicFramePr>
+                    <a:graphicFrameLocks xmlns:a="http://schemas.openxmlformats.org/drawingml/2006/main" noChangeAspect="1"/>
+                  </wp:cNvGraphicFramePr>
+                  <a:graphic xmlns:a="http://schemas.openxmlformats.org/drawingml/2006/main">
+                    <a:graphicData uri="http://schemas.openxmlformats.org/drawingml/2006/picture">
+                      <pic:pic xmlns:pic="http://schemas.openxmlformats.org/drawingml/2006/picture">
+                        <pic:nvPicPr>
+                          <pic:cNvPr id="31369366" name="Picture 31369366"/>
+                          <pic:cNvPicPr/>
+                        </pic:nvPicPr>
+                        <pic:blipFill>
+                          <a:blip r:embed="rId8" cstate="print">
+                            <a:extLst>
+                              <a:ext uri="{28A0092B-C50C-407E-A947-70E740481C1C}">
+                                <a14:useLocalDpi xmlns:a14="http://schemas.microsoft.com/office/drawing/2010/main" val="0"/>
+                              </a:ext>
+                            </a:extLst>
+                          </a:blip>
+                          <a:stretch>
+                            <a:fillRect/>
+                          </a:stretch>
+                        </pic:blipFill>
+                        <pic:spPr>
+                          <a:xfrm>
+                            <a:off x="0" y="0"/>
+                            <a:ext cx="2952442" cy="2204238"/>
+                          </a:xfrm>
+                          <a:prstGeom prst="rect">
+                            <a:avLst/>
+                          </a:prstGeom>
+                        </pic:spPr>
+                      </pic:pic>
+                    </a:graphicData>
+                  </a:graphic>
+                </wp:inline>
+              </w:drawing>
+            </w:r>
+          </w:p>
+          <w:p>
+            <w:pPr>
+              <w:pStyle w:val="Caption"/>
+              <w:rPr>
+                <w:rFonts w:ascii="Times New Roman" w:hAnsi="Times New Roman" w:cs="Times New Roman"/>
+                <w:bCs/>
+              </w:rPr>
+            </w:pPr>
+            <w:r>
+              <w:t xml:space="preserve">Fig. </w:t>
+            </w:r>
+            <w:r>
+              <w:t>3</w:t>
+            </w:r>
+            <w:r>
+              <w:t>b. Tornado chart: one-at-a-time parameter sensitivity at 10 GW fleet scale. D2, D4, and D5 together account for the full sensitivity range. Source-side parameters (S2, S3) show zero sensitivity at fleet scale because the fleet is entirely destination-constrained.</w:t>
+            </w:r>
+          </w:p>
+        </w:tc>
+      </w:tr>
+    </w:tbl>
+    <w:p>
+      <w:pPr>
+        <w:rPr>
+          <w:rFonts w:ascii="Times New Roman" w:hAnsi="Times New Roman" w:cs="Times New Roman"/>
+          <w:bCs/>
+        </w:rPr>
+      </w:pPr>
+      <w:r>
+        <w:rPr>
+          <w:rFonts w:ascii="Times New Roman" w:hAnsi="Times New Roman" w:cs="Times New Roman"/>
+          <w:bCs/>
+        </w:rPr>
+        <w:t xml:space="preserve">Two regulatory mechanisms, designed to operate sequentially, could capture the flexibility quantified here within existing market structures. Under a flexible interconnection framework, a data center would energize before network upgrades complete, with a binding curtailment commitment that enters the grid operator’s planning models as reduced firm load. The required upgrades proceed in parallel, but the </w:t>
+      </w:r>
+      <w:r>
+        <w:rPr>
+          <w:rFonts w:ascii="Times New Roman" w:hAnsi="Times New Roman" w:cs="Times New Roman"/>
+          <w:bCs/>
+        </w:rPr>
+        <w:t xml:space="preserve">facility is not delayed by their completion. ERCOT’s connect-and-manage framework for generation resources </w:t>
+      </w:r>
+      <w:proofErr w:type="gramStart"/>
+      <w:r>
+        <w:rPr>
+          <w:rFonts w:ascii="Times New Roman" w:hAnsi="Times New Roman" w:cs="Times New Roman"/>
+          <w:bCs/>
+        </w:rPr>
+        <w:t>provides</w:t>
+      </w:r>
+      <w:proofErr w:type="gramEnd"/>
+      <w:r>
+        <w:rPr>
+          <w:rFonts w:ascii="Times New Roman" w:hAnsi="Times New Roman" w:cs="Times New Roman"/>
+          <w:bCs/>
+        </w:rPr>
+        <w:t xml:space="preserve"> a partial precedent (ref. </w:t>
+      </w:r>
+      <w:r>
+        <w:rPr>
+          <w:rFonts w:ascii="Times New Roman" w:hAnsi="Times New Roman" w:cs="Times New Roman"/>
+          <w:bCs/>
+        </w:rPr>
+        <w:t>4</w:t>
+      </w:r>
+      <w:r>
+        <w:rPr>
+          <w:rFonts w:ascii="Times New Roman" w:hAnsi="Times New Roman" w:cs="Times New Roman"/>
+          <w:bCs/>
+        </w:rPr>
+        <w:t>).</w:t>
       </w:r>
       <w:r>
         <w:rPr>
@@ -1978,72 +2924,30 @@
           <w:rFonts w:ascii="Times New Roman" w:hAnsi="Times New Roman" w:cs="Times New Roman"/>
           <w:bCs/>
         </w:rPr>
-        <w:t xml:space="preserve">as simultaneous migration by co-stressed facilities saturates finite destination capacity. At individual facility scale, the cascade’s </w:t>
-      </w:r>
-      <w:r>
-        <w:rPr>
-          <w:rFonts w:ascii="Times New Roman" w:hAnsi="Times New Roman" w:cs="Times New Roman"/>
-          <w:bCs/>
-        </w:rPr>
-        <w:t>independence assumption introduces substantial conservative bias, and operators can credibly commit flexibility well above the cascade estimate. At f</w:t>
-      </w:r>
-      <w:r>
-        <w:rPr>
-          <w:rFonts w:ascii="Times New Roman" w:hAnsi="Times New Roman" w:cs="Times New Roman"/>
-          <w:bCs/>
-        </w:rPr>
-        <w:t xml:space="preserve">leet scale, the </w:t>
-      </w:r>
-      <w:r>
-        <w:rPr>
-          <w:rFonts w:ascii="Times New Roman" w:hAnsi="Times New Roman" w:cs="Times New Roman"/>
-          <w:bCs/>
-        </w:rPr>
-        <w:t>gap between the conditional Monte Carlo and the cascade is 6.5 percentage points</w:t>
-      </w:r>
-      <w:r>
-        <w:rPr>
-          <w:rFonts w:ascii="Times New Roman" w:hAnsi="Times New Roman" w:cs="Times New Roman"/>
-          <w:bCs/>
-        </w:rPr>
-        <w:t>, and the two estimates converge at the 5</w:t>
-      </w:r>
-      <w:r>
-        <w:rPr>
-          <w:rFonts w:ascii="Times New Roman" w:hAnsi="Times New Roman" w:cs="Times New Roman"/>
-          <w:bCs/>
-          <w:vertAlign w:val="superscript"/>
-        </w:rPr>
-        <w:t>th</w:t>
-      </w:r>
-      <w:r>
-        <w:rPr>
-          <w:rFonts w:ascii="Times New Roman" w:hAnsi="Times New Roman" w:cs="Times New Roman"/>
-          <w:bCs/>
-        </w:rPr>
-        <w:t xml:space="preserve"> percentile. This divergence implies that accreditation frameworks should distinguish between individual facility commitments and fleet0level resource contributions, potentially through coordination requirements or portfolio-level verification protocols.</w:t>
-      </w:r>
-    </w:p>
-    <w:p>
-      <w:pPr>
-        <w:rPr>
-          <w:rFonts w:ascii="Times New Roman" w:hAnsi="Times New Roman" w:cs="Times New Roman"/>
-          <w:bCs/>
-        </w:rPr>
-      </w:pPr>
-      <w:r>
-        <w:rPr>
-          <w:rFonts w:ascii="Times New Roman" w:hAnsi="Times New Roman" w:cs="Times New Roman"/>
-          <w:bCs/>
-        </w:rPr>
-        <w:t xml:space="preserve">The coordination challenge identified at fleet scale points toward institutional mechanisms that do not yet exist in current electricity market designs. Aggregation of spatial migration commitments across multiple operators, analogous to demand response aggregation in existing capacity markets, could allocate destination headroom more efficiently than uncoordinated facility level decisions. </w:t>
-      </w:r>
-      <w:r>
-        <w:rPr>
-          <w:rFonts w:ascii="Times New Roman" w:hAnsi="Times New Roman" w:cs="Times New Roman"/>
-          <w:bCs/>
-        </w:rPr>
-        <w:t xml:space="preserve">Zhang et al.'s virtual link framework provides a formal basis for incorporating spatially flexible loads into market clearing (ref. XX), though its application to reliability-committed resources under the destination contention conditions identified here </w:t>
+        <w:t xml:space="preserve">As grid positions mature, facilities may convert to full firm service and offer flexibility as formal demand response in capacity auctions, subject to the constraint that the same megawatt cannot simultaneously reduce </w:t>
+      </w:r>
+      <w:r>
+        <w:rPr>
+          <w:rFonts w:ascii="Times New Roman" w:hAnsi="Times New Roman" w:cs="Times New Roman"/>
+          <w:bCs/>
+        </w:rPr>
+        <w:t>the load forecast and be offered as demand response supply. The interconnection acceleration mechanism dominates the economic incentive for operators in the near term.</w:t>
+      </w:r>
+    </w:p>
+    <w:p>
+      <w:pPr>
+        <w:rPr>
+          <w:rFonts w:ascii="Times New Roman" w:hAnsi="Times New Roman" w:cs="Times New Roman"/>
+          <w:bCs/>
+        </w:rPr>
+      </w:pPr>
+      <w:r>
+        <w:rPr>
+          <w:rFonts w:ascii="Times New Roman" w:hAnsi="Times New Roman" w:cs="Times New Roman"/>
+          <w:bCs/>
+        </w:rPr>
+        <w:lastRenderedPageBreak/>
+        <w:t xml:space="preserve">The central structural feature of this framework is </w:t>
       </w:r>
       <w:proofErr w:type="gramStart"/>
       <w:r>
@@ -2051,7 +2955,7 @@
           <w:rFonts w:ascii="Times New Roman" w:hAnsi="Times New Roman" w:cs="Times New Roman"/>
           <w:bCs/>
         </w:rPr>
-        <w:t>remains</w:t>
+        <w:t>a reallocation</w:t>
       </w:r>
       <w:proofErr w:type="gramEnd"/>
       <w:r>
@@ -2059,228 +2963,14 @@
           <w:rFonts w:ascii="Times New Roman" w:hAnsi="Times New Roman" w:cs="Times New Roman"/>
           <w:bCs/>
         </w:rPr>
-        <w:t xml:space="preserve"> unexplored. </w:t>
-      </w:r>
-      <w:r>
-        <w:rPr>
-          <w:rFonts w:ascii="Times New Roman" w:hAnsi="Times New Roman" w:cs="Times New Roman"/>
-          <w:bCs/>
-        </w:rPr>
-        <w:t>The development of such mechanisms represents a precondition for fleet level spatial migration to achieve commitment d</w:t>
-      </w:r>
-      <w:r>
-        <w:rPr>
-          <w:rFonts w:ascii="Times New Roman" w:hAnsi="Times New Roman" w:cs="Times New Roman"/>
-          <w:bCs/>
-        </w:rPr>
-        <w:t>ep</w:t>
-      </w:r>
-      <w:r>
-        <w:rPr>
-          <w:rFonts w:ascii="Times New Roman" w:hAnsi="Times New Roman" w:cs="Times New Roman"/>
-          <w:bCs/>
-        </w:rPr>
-        <w:t>ths substantially above the DVFS baseline in tail scenarios. We note that the analytical framework developed here, particularly the conditional Monte Carlo with operator-spe</w:t>
-      </w:r>
-      <w:r>
-        <w:rPr>
-          <w:rFonts w:ascii="Times New Roman" w:hAnsi="Times New Roman" w:cs="Times New Roman"/>
-          <w:bCs/>
-        </w:rPr>
-        <w:t>c</w:t>
-      </w:r>
-      <w:r>
-        <w:rPr>
-          <w:rFonts w:ascii="Times New Roman" w:hAnsi="Times New Roman" w:cs="Times New Roman"/>
-          <w:bCs/>
-        </w:rPr>
-        <w:t>ific parameterization, provides a tool for quantifying the value such coordination would unlock, a question we develop in forthcoming work.</w:t>
-      </w:r>
-    </w:p>
-    <w:p>
-      <w:pPr>
-        <w:rPr>
-          <w:rFonts w:ascii="Times New Roman" w:hAnsi="Times New Roman" w:cs="Times New Roman"/>
-          <w:bCs/>
-        </w:rPr>
-      </w:pPr>
-      <w:r>
-        <w:rPr>
-          <w:rFonts w:ascii="Times New Roman" w:hAnsi="Times New Roman" w:cs="Times New Roman"/>
-          <w:bCs/>
-        </w:rPr>
-        <w:t xml:space="preserve">Each of the dominant destination-side parameters corresponds to a concrete policy or investment </w:t>
-      </w:r>
-      <w:proofErr w:type="gramStart"/>
-      <w:r>
-        <w:rPr>
-          <w:rFonts w:ascii="Times New Roman" w:hAnsi="Times New Roman" w:cs="Times New Roman"/>
-          <w:bCs/>
-        </w:rPr>
-        <w:t>lever</w:t>
-      </w:r>
-      <w:proofErr w:type="gramEnd"/>
-      <w:r>
-        <w:rPr>
-          <w:rFonts w:ascii="Times New Roman" w:hAnsi="Times New Roman" w:cs="Times New Roman"/>
-          <w:bCs/>
-        </w:rPr>
-        <w:t xml:space="preserve">. The sensitivity surface (Fig. X) quantifies how fleet commitment depth varies across the plausible ranges of D2 and D5, the two parameters that span the widest uncertainty: </w:t>
-      </w:r>
-      <w:r>
-        <w:rPr>
-          <w:rFonts w:ascii="Times New Roman" w:hAnsi="Times New Roman" w:cs="Times New Roman"/>
-          <w:bCs/>
-        </w:rPr>
-        <w:t>mean commitment depth ranges from 21.6% to 34.1% at 10GW</w:t>
-      </w:r>
-      <w:r>
-        <w:rPr>
-          <w:rFonts w:ascii="Times New Roman" w:hAnsi="Times New Roman" w:cs="Times New Roman"/>
-          <w:bCs/>
-        </w:rPr>
-        <w:t xml:space="preserve">. The tornado chart confirms that D2, </w:t>
-      </w:r>
-      <w:r>
-        <w:rPr>
-          <w:rFonts w:ascii="Times New Roman" w:hAnsi="Times New Roman" w:cs="Times New Roman"/>
-          <w:bCs/>
-        </w:rPr>
-        <w:lastRenderedPageBreak/>
-        <w:t>D4, and D5 together account for the full sensitivity range, while source-side parameters (S2, S3, D1) show near-zero sensitivity at fleet scale</w:t>
-      </w:r>
-      <w:r>
-        <w:rPr>
-          <w:rFonts w:ascii="Times New Roman" w:hAnsi="Times New Roman" w:cs="Times New Roman"/>
-          <w:bCs/>
-        </w:rPr>
-        <w:t xml:space="preserve"> because the fleet is entirely destination-constrained. This result has a direct institutional implication: policies targeting source-side constraints (data locality waivers, regulatory flexibility) would increase individual facility commitment depth but have </w:t>
-      </w:r>
-      <w:r>
-        <w:rPr>
-          <w:rFonts w:ascii="Times New Roman" w:hAnsi="Times New Roman" w:cs="Times New Roman"/>
-          <w:bCs/>
-        </w:rPr>
-        <w:t xml:space="preserve">negligible effect </w:t>
-      </w:r>
-      <w:proofErr w:type="gramStart"/>
-      <w:r>
-        <w:rPr>
-          <w:rFonts w:ascii="Times New Roman" w:hAnsi="Times New Roman" w:cs="Times New Roman"/>
-          <w:bCs/>
-        </w:rPr>
-        <w:t>at</w:t>
-      </w:r>
-      <w:proofErr w:type="gramEnd"/>
-      <w:r>
-        <w:rPr>
-          <w:rFonts w:ascii="Times New Roman" w:hAnsi="Times New Roman" w:cs="Times New Roman"/>
-          <w:bCs/>
-        </w:rPr>
-        <w:t xml:space="preserve"> fleet scale, where destination-side investment is the binding constraint. Pre-staging readiness (D5) is the most directly actionable of the three: it requires no change in hardware or workload composition, only operational investment in model weight distribution across geographically diverse facilities.</w:t>
-      </w:r>
-    </w:p>
-    <w:p>
-      <w:pPr>
-        <w:rPr>
-          <w:rFonts w:ascii="Times New Roman" w:hAnsi="Times New Roman" w:cs="Times New Roman"/>
-          <w:bCs/>
-        </w:rPr>
-      </w:pPr>
-      <w:r>
-        <w:rPr>
-          <w:rFonts w:ascii="Times New Roman" w:hAnsi="Times New Roman" w:cs="Times New Roman"/>
-          <w:bCs/>
-          <w:highlight w:val="yellow"/>
-        </w:rPr>
-        <w:t xml:space="preserve">Two regulatory mechanisms, designed to operate sequentially, could capture the flexibility quantified here within existing market structures. Under a flexible interconnection framework, a data center would energize before network upgrades complete, with a binding curtailment commitment that enters the grid operator’s planning models as reduced firm load. The required upgrades proceed in parallel, but the </w:t>
-      </w:r>
-      <w:r>
-        <w:rPr>
-          <w:rFonts w:ascii="Times New Roman" w:hAnsi="Times New Roman" w:cs="Times New Roman"/>
-          <w:bCs/>
-          <w:highlight w:val="yellow"/>
-        </w:rPr>
-        <w:t xml:space="preserve">facility is not delayed by their completion. ERCOT’s connect-and-manage framework for generation resources </w:t>
-      </w:r>
-      <w:proofErr w:type="gramStart"/>
-      <w:r>
-        <w:rPr>
-          <w:rFonts w:ascii="Times New Roman" w:hAnsi="Times New Roman" w:cs="Times New Roman"/>
-          <w:bCs/>
-          <w:highlight w:val="yellow"/>
-        </w:rPr>
-        <w:t>provides</w:t>
-      </w:r>
-      <w:proofErr w:type="gramEnd"/>
-      <w:r>
-        <w:rPr>
-          <w:rFonts w:ascii="Times New Roman" w:hAnsi="Times New Roman" w:cs="Times New Roman"/>
-          <w:bCs/>
-          <w:highlight w:val="yellow"/>
-        </w:rPr>
-        <w:t xml:space="preserve"> a partial precedent (ref. 34). As grid positions mature, facilities may convert to full firm service and offer flexibility as formal demand response in capacity auctions, subject to the constraint that the same megawatt cannot simultaneously reduce </w:t>
-      </w:r>
-      <w:r>
-        <w:rPr>
-          <w:rFonts w:ascii="Times New Roman" w:hAnsi="Times New Roman" w:cs="Times New Roman"/>
-          <w:bCs/>
-          <w:highlight w:val="yellow"/>
-        </w:rPr>
-        <w:t>the load forecast and be offered as demand response supply (ref. 35). The interconnection acceleration mechanism dominates the economic incentive for operators in the near term.</w:t>
-      </w:r>
-    </w:p>
-    <w:p>
-      <w:pPr>
-        <w:rPr>
-          <w:rFonts w:ascii="Times New Roman" w:hAnsi="Times New Roman" w:cs="Times New Roman"/>
-          <w:bCs/>
-        </w:rPr>
-      </w:pPr>
-      <w:r>
-        <w:rPr>
-          <w:rFonts w:ascii="Times New Roman" w:hAnsi="Times New Roman" w:cs="Times New Roman"/>
-          <w:bCs/>
-        </w:rPr>
-        <w:t xml:space="preserve">The central structural feature of this framework is </w:t>
-      </w:r>
-      <w:proofErr w:type="gramStart"/>
-      <w:r>
-        <w:rPr>
-          <w:rFonts w:ascii="Times New Roman" w:hAnsi="Times New Roman" w:cs="Times New Roman"/>
-          <w:bCs/>
-        </w:rPr>
-        <w:t>a reallocation</w:t>
-      </w:r>
-      <w:proofErr w:type="gramEnd"/>
-      <w:r>
-        <w:rPr>
-          <w:rFonts w:ascii="Times New Roman" w:hAnsi="Times New Roman" w:cs="Times New Roman"/>
-          <w:bCs/>
-        </w:rPr>
-        <w:t xml:space="preserve"> of reliability risk. Under current practice, the grid operator bears the full obligation to procure sufficient capacity to serve data center load at its nameplate rating, and procurement costs are allocated to retail customers. Under the framework proposed here, the data center operator assumes responsibility for managing a portion of its own power availability during system emergencies. </w:t>
-      </w:r>
-      <w:commentRangeStart w:id="1"/>
-      <w:r>
-        <w:rPr>
-          <w:rFonts w:ascii="Times New Roman" w:hAnsi="Times New Roman" w:cs="Times New Roman"/>
-          <w:bCs/>
-        </w:rPr>
-        <w:t>The natural decorrelation of grid stress across interconnection boundaries, demonstrated empirically in Section 3, is a physical property of the North American transmission system.</w:t>
-      </w:r>
-      <w:commentRangeEnd w:id="1"/>
-      <w:r>
-        <w:rPr>
-          <w:rStyle w:val="CommentReference"/>
-        </w:rPr>
-        <w:commentReference w:id="1"/>
-      </w:r>
-      <w:r>
-        <w:rPr>
-          <w:rFonts w:ascii="Times New Roman" w:hAnsi="Times New Roman" w:cs="Times New Roman"/>
-          <w:bCs/>
-        </w:rPr>
-        <w:t xml:space="preserve"> Exploiting it for resource adequacy purposes requires multi-region infrastructure that major data center operators have already constructed for commercial reasons (ref. 31), but activating it as a committed grid resource requires institutional </w:t>
+        <w:t xml:space="preserve"> of reliability risk. Under current practice, the grid operator bears the full obligation to procure sufficient capacity to serve data center load at its nameplate rating, and procurement costs are allocated to retail customers. Under the framework proposed here, the data center operator assumes responsibility for managing a portion of its own power availability during system emergencies. The natural decorrelation of grid stress across interconnection boundaries, demonstrated empirically in Section 3, is a physical property of the North American transmission system.</w:t>
+      </w:r>
+      <w:r>
+        <w:rPr>
+          <w:rFonts w:ascii="Times New Roman" w:hAnsi="Times New Roman" w:cs="Times New Roman"/>
+          <w:bCs/>
+        </w:rPr>
+        <w:t xml:space="preserve"> Exploiting it for resource adequacy purposes requires multi-region infrastructure that major data center operators have already constructed for commercial reasons but activating it as a committed grid resource requires institutional </w:t>
       </w:r>
       <w:r>
         <w:rPr>
@@ -2349,8 +3039,148 @@
           <w:sz w:val="32"/>
           <w:szCs w:val="32"/>
         </w:rPr>
+        <w:t>Methods</w:t>
+      </w:r>
+    </w:p>
+    <w:p>
+      <w:pPr>
+        <w:rPr>
+          <w:rFonts w:ascii="Times New Roman" w:hAnsi="Times New Roman" w:cs="Times New Roman"/>
+          <w:bCs/>
+        </w:rPr>
+      </w:pPr>
+      <w:r>
+        <w:rPr>
+          <w:rFonts w:ascii="Times New Roman" w:hAnsi="Times New Roman" w:cs="Times New Roman"/>
+          <w:b/>
+          <w:bCs/>
+        </w:rPr>
+        <w:t>Cascade parameter specifications.</w:t>
+      </w:r>
+      <w:r>
+        <w:rPr>
+          <w:rFonts w:ascii="Times New Roman" w:hAnsi="Times New Roman" w:cs="Times New Roman"/>
+          <w:bCs/>
+        </w:rPr>
+        <w:t xml:space="preserve"> Table M1 </w:t>
+      </w:r>
+      <w:proofErr w:type="gramStart"/>
+      <w:r>
+        <w:rPr>
+          <w:rFonts w:ascii="Times New Roman" w:hAnsi="Times New Roman" w:cs="Times New Roman"/>
+          <w:bCs/>
+        </w:rPr>
+        <w:t>reports</w:t>
+      </w:r>
+      <w:proofErr w:type="gramEnd"/>
+      <w:r>
+        <w:rPr>
+          <w:rFonts w:ascii="Times New Roman" w:hAnsi="Times New Roman" w:cs="Times New Roman"/>
+          <w:bCs/>
+        </w:rPr>
+        <w:t xml:space="preserve"> the central value, distribution, and empirical basis for each of the ten cascade parameters. Source-side parameters: S1 (workload candidacy) = 0.70, representing the inference-dominant share of facility compute load; S2 (data locality) = 0.70, </w:t>
+      </w:r>
+      <w:proofErr w:type="gramStart"/>
+      <w:r>
+        <w:rPr>
+          <w:rFonts w:ascii="Times New Roman" w:hAnsi="Times New Roman" w:cs="Times New Roman"/>
+          <w:bCs/>
+        </w:rPr>
+        <w:t>Uniform[</w:t>
+      </w:r>
+      <w:proofErr w:type="gramEnd"/>
+      <w:r>
+        <w:rPr>
+          <w:rFonts w:ascii="Times New Roman" w:hAnsi="Times New Roman" w:cs="Times New Roman"/>
+          <w:bCs/>
+        </w:rPr>
+        <w:t xml:space="preserve">0.60, 0.95], bounded by regulatory analysis of data residency requirements; S3 (operational timing) = 0.90, validated empirically in Section 4. Destination-side parameters: D1 (cross-region availability) is observed per-hour from pricing data rather than drawn parametrically; D2 (utilization headroom) = 0.33, Uniform[0.20, 0.50], anchored on </w:t>
+      </w:r>
+      <w:r>
+        <w:rPr>
+          <w:rFonts w:ascii="Times New Roman" w:hAnsi="Times New Roman" w:cs="Times New Roman"/>
+          <w:bCs/>
+        </w:rPr>
+        <w:t>estimated</w:t>
+      </w:r>
+      <w:r>
+        <w:rPr>
+          <w:rFonts w:ascii="Times New Roman" w:hAnsi="Times New Roman" w:cs="Times New Roman"/>
+          <w:bCs/>
+        </w:rPr>
+        <w:t xml:space="preserve"> GPU utilization rates of 50-80% at </w:t>
+      </w:r>
+      <w:proofErr w:type="spellStart"/>
+      <w:r>
+        <w:rPr>
+          <w:rFonts w:ascii="Times New Roman" w:hAnsi="Times New Roman" w:cs="Times New Roman"/>
+          <w:bCs/>
+        </w:rPr>
+        <w:t>hyperscaler</w:t>
+      </w:r>
+      <w:proofErr w:type="spellEnd"/>
+      <w:r>
+        <w:rPr>
+          <w:rFonts w:ascii="Times New Roman" w:hAnsi="Times New Roman" w:cs="Times New Roman"/>
+          <w:bCs/>
+        </w:rPr>
+        <w:t xml:space="preserve"> AI inference facilities representing GPU compute absorption capacity rather than facility-level load factor (the latter includes cooling, networking, and storage overhead that cannot absorb migrated inference workloads); D3 (hardware compatibility) = 0.88, held fixed based on CUDA/</w:t>
+      </w:r>
+      <w:proofErr w:type="spellStart"/>
+      <w:r>
+        <w:rPr>
+          <w:rFonts w:ascii="Times New Roman" w:hAnsi="Times New Roman" w:cs="Times New Roman"/>
+          <w:bCs/>
+        </w:rPr>
+        <w:t>TensorRT</w:t>
+      </w:r>
+      <w:proofErr w:type="spellEnd"/>
+      <w:r>
+        <w:rPr>
+          <w:rFonts w:ascii="Times New Roman" w:hAnsi="Times New Roman" w:cs="Times New Roman"/>
+          <w:bCs/>
+        </w:rPr>
+        <w:t xml:space="preserve"> backward compatibility rates in published market data; D4 (inference workload share) = 0.50, Uniform[0.33, 0.67], bounded by industry projections of inference as a share of total data center compute (refs. 11, 12); D5 (pre-staging readiness) = 0.65, Uniform[0.50, 0.80], representing the weakest empirical layer in the decomposition, estimated from operational practice at </w:t>
+      </w:r>
+      <w:proofErr w:type="spellStart"/>
+      <w:r>
+        <w:rPr>
+          <w:rFonts w:ascii="Times New Roman" w:hAnsi="Times New Roman" w:cs="Times New Roman"/>
+          <w:bCs/>
+        </w:rPr>
+        <w:t>hyperscaler</w:t>
+      </w:r>
+      <w:proofErr w:type="spellEnd"/>
+      <w:r>
+        <w:rPr>
+          <w:rFonts w:ascii="Times New Roman" w:hAnsi="Times New Roman" w:cs="Times New Roman"/>
+          <w:bCs/>
+        </w:rPr>
+        <w:t xml:space="preserve">-operated facilities. Execution parameters: E1 (routing completion) = 0.95; E2 (bandwidth adequacy) = 0.98. The commitment depth formula Commitment Depth = Spatial + DVFS × (S1 - Spatial) applies DVFS </w:t>
+      </w:r>
+      <w:r>
+        <w:rPr>
+          <w:rFonts w:ascii="Times New Roman" w:hAnsi="Times New Roman" w:cs="Times New Roman"/>
+          <w:bCs/>
+        </w:rPr>
         <w:lastRenderedPageBreak/>
-        <w:t>Methods</w:t>
+        <w:t xml:space="preserve">only to the compute-amenable portion of facility load, following Colangelo et al.'s measurement at the GPU cluster level via </w:t>
+      </w:r>
+      <w:proofErr w:type="spellStart"/>
+      <w:r>
+        <w:rPr>
+          <w:rFonts w:ascii="Times New Roman" w:hAnsi="Times New Roman" w:cs="Times New Roman"/>
+          <w:bCs/>
+        </w:rPr>
+        <w:t>nvidia-smi</w:t>
+      </w:r>
+      <w:proofErr w:type="spellEnd"/>
+      <w:r>
+        <w:rPr>
+          <w:rFonts w:ascii="Times New Roman" w:hAnsi="Times New Roman" w:cs="Times New Roman"/>
+          <w:bCs/>
+        </w:rPr>
+        <w:t xml:space="preserve"> (ref. 5).</w:t>
       </w:r>
     </w:p>
     <w:p>
@@ -2366,14 +3196,255 @@
           <w:b/>
           <w:bCs/>
         </w:rPr>
-        <w:t>Cascade parameter specifications.</w:t>
-      </w:r>
-      <w:r>
-        <w:rPr>
-          <w:rFonts w:ascii="Times New Roman" w:hAnsi="Times New Roman" w:cs="Times New Roman"/>
-          <w:bCs/>
-        </w:rPr>
-        <w:t xml:space="preserve"> Table M1 </w:t>
+        <w:t>Variance decomposition.</w:t>
+      </w:r>
+      <w:r>
+        <w:rPr>
+          <w:rFonts w:ascii="Times New Roman" w:hAnsi="Times New Roman" w:cs="Times New Roman"/>
+          <w:bCs/>
+        </w:rPr>
+        <w:t xml:space="preserve"> </w:t>
+      </w:r>
+      <w:r>
+        <w:rPr>
+          <w:rFonts w:ascii="Times New Roman" w:hAnsi="Times New Roman" w:cs="Times New Roman"/>
+          <w:bCs/>
+        </w:rPr>
+        <w:t>The cascade Monte Carlo (N = 50,000) draws the nine stochastic parameters independently from their specified distributions, computes the multiplicative product, and applies the commitment depth formula. S1 is held fixed at the scenario-defining value of 0.70 because it defines the analysis scope (inference-dominant facilities) rather than representing uncertainty within that scope; variance decomposition confirms that the remaining nine parameters account for &gt;95% of cascade output variance</w:t>
+      </w:r>
+      <w:r>
+        <w:rPr>
+          <w:rFonts w:ascii="Times New Roman" w:hAnsi="Times New Roman" w:cs="Times New Roman"/>
+          <w:bCs/>
+        </w:rPr>
+        <w:t>. First-order Sobol-style variance attribution is computed by fixing each parameter at its central value and measuring the reduction in output variance. This yields the variance shares reported in Section 2 (D2: 44%, D4: 28%, D5: 13%, S2: 13%). These shares are properties of the model's distributional assumptions, not of reality; their primary function is to identify which parameters most repay empirical measurement.</w:t>
+      </w:r>
+    </w:p>
+    <w:p>
+      <w:pPr>
+        <w:rPr>
+          <w:rFonts w:ascii="Times New Roman" w:hAnsi="Times New Roman" w:cs="Times New Roman"/>
+          <w:bCs/>
+        </w:rPr>
+      </w:pPr>
+      <w:r>
+        <w:rPr>
+          <w:rFonts w:ascii="Times New Roman" w:hAnsi="Times New Roman" w:cs="Times New Roman"/>
+          <w:b/>
+          <w:bCs/>
+        </w:rPr>
+        <w:t>Stress threshold definition.</w:t>
+      </w:r>
+      <w:r>
+        <w:rPr>
+          <w:rFonts w:ascii="Times New Roman" w:hAnsi="Times New Roman" w:cs="Times New Roman"/>
+          <w:bCs/>
+        </w:rPr>
+        <w:t xml:space="preserve"> Stress hours are defined as hours in which the day-ahead LMP exceeds the 99th percentile of the zone's own four-year distribution, yielding the 200 highest-priced hours per zone over the January 2022 through December 2025 observation period. Sensitivity analysis using alternative thresholds (98th and 99.5th percentiles) indicates that the cross-region decorrelation result is robust to threshold specification</w:t>
+      </w:r>
+      <w:r>
+        <w:rPr>
+          <w:rFonts w:ascii="Times New Roman" w:hAnsi="Times New Roman" w:cs="Times New Roman"/>
+          <w:bCs/>
+        </w:rPr>
+        <w:t>.</w:t>
+      </w:r>
+    </w:p>
+    <w:p>
+      <w:pPr>
+        <w:rPr>
+          <w:rFonts w:ascii="Times New Roman" w:hAnsi="Times New Roman" w:cs="Times New Roman"/>
+          <w:bCs/>
+        </w:rPr>
+      </w:pPr>
+      <w:r>
+        <w:rPr>
+          <w:rFonts w:ascii="Times New Roman" w:hAnsi="Times New Roman" w:cs="Times New Roman"/>
+          <w:b/>
+          <w:bCs/>
+        </w:rPr>
+        <w:t>Workload datasets.</w:t>
+      </w:r>
+      <w:r>
+        <w:rPr>
+          <w:rFonts w:ascii="Times New Roman" w:hAnsi="Times New Roman" w:cs="Times New Roman"/>
+          <w:bCs/>
+        </w:rPr>
+        <w:t xml:space="preserve"> </w:t>
+      </w:r>
+      <w:r>
+        <w:rPr>
+          <w:rFonts w:ascii="Times New Roman" w:hAnsi="Times New Roman" w:cs="Times New Roman"/>
+          <w:bCs/>
+        </w:rPr>
+        <w:t>The Microsoft Azure LLM Inference Dataset 2024 (</w:t>
+      </w:r>
+      <w:proofErr w:type="spellStart"/>
+      <w:r>
+        <w:rPr>
+          <w:rFonts w:ascii="Times New Roman" w:hAnsi="Times New Roman" w:cs="Times New Roman"/>
+          <w:bCs/>
+        </w:rPr>
+        <w:t>DynamoLLM</w:t>
+      </w:r>
+      <w:proofErr w:type="spellEnd"/>
+      <w:r>
+        <w:rPr>
+          <w:rFonts w:ascii="Times New Roman" w:hAnsi="Times New Roman" w:cs="Times New Roman"/>
+          <w:bCs/>
+        </w:rPr>
+        <w:t>) comprises 44.1 million requests sampled from Azure production infrastructure over seven days in May 2024 (ref. 1</w:t>
+      </w:r>
+      <w:r>
+        <w:rPr>
+          <w:rFonts w:ascii="Times New Roman" w:hAnsi="Times New Roman" w:cs="Times New Roman"/>
+          <w:bCs/>
+        </w:rPr>
+        <w:t>3</w:t>
+      </w:r>
+      <w:r>
+        <w:rPr>
+          <w:rFonts w:ascii="Times New Roman" w:hAnsi="Times New Roman" w:cs="Times New Roman"/>
+          <w:bCs/>
+        </w:rPr>
+        <w:t xml:space="preserve">). The </w:t>
+      </w:r>
+      <w:proofErr w:type="spellStart"/>
+      <w:r>
+        <w:rPr>
+          <w:rFonts w:ascii="Times New Roman" w:hAnsi="Times New Roman" w:cs="Times New Roman"/>
+          <w:bCs/>
+        </w:rPr>
+        <w:t>BurstGPT</w:t>
+      </w:r>
+      <w:proofErr w:type="spellEnd"/>
+      <w:r>
+        <w:rPr>
+          <w:rFonts w:ascii="Times New Roman" w:hAnsi="Times New Roman" w:cs="Times New Roman"/>
+          <w:bCs/>
+        </w:rPr>
+        <w:t xml:space="preserve"> dataset comprises </w:t>
+      </w:r>
+      <w:r>
+        <w:rPr>
+          <w:rFonts w:ascii="Times New Roman" w:hAnsi="Times New Roman" w:cs="Times New Roman"/>
+          <w:bCs/>
+        </w:rPr>
+        <w:t>5.2</w:t>
+      </w:r>
+      <w:r>
+        <w:rPr>
+          <w:rFonts w:ascii="Times New Roman" w:hAnsi="Times New Roman" w:cs="Times New Roman"/>
+          <w:bCs/>
+        </w:rPr>
+        <w:t xml:space="preserve"> million requests from Azure OpenAI regional endpoints spanning 121 days of continuous observation (ref. 1</w:t>
+      </w:r>
+      <w:r>
+        <w:rPr>
+          <w:rFonts w:ascii="Times New Roman" w:hAnsi="Times New Roman" w:cs="Times New Roman"/>
+          <w:bCs/>
+        </w:rPr>
+        <w:t>4</w:t>
+      </w:r>
+      <w:r>
+        <w:rPr>
+          <w:rFonts w:ascii="Times New Roman" w:hAnsi="Times New Roman" w:cs="Times New Roman"/>
+          <w:bCs/>
+        </w:rPr>
+        <w:t xml:space="preserve">). Both datasets represent production inference traffic. Drain times are computed at an assumed generation rate of 60 tokens per second. Diurnal usage patterns in </w:t>
+      </w:r>
+      <w:proofErr w:type="spellStart"/>
+      <w:r>
+        <w:rPr>
+          <w:rFonts w:ascii="Times New Roman" w:hAnsi="Times New Roman" w:cs="Times New Roman"/>
+          <w:bCs/>
+        </w:rPr>
+        <w:t>DynamoLLM</w:t>
+      </w:r>
+      <w:proofErr w:type="spellEnd"/>
+      <w:r>
+        <w:rPr>
+          <w:rFonts w:ascii="Times New Roman" w:hAnsi="Times New Roman" w:cs="Times New Roman"/>
+          <w:bCs/>
+        </w:rPr>
+        <w:t xml:space="preserve"> range from approximately 3× peak-to-trough for conversational workloads to 35× for coding workloads, while </w:t>
+      </w:r>
+      <w:proofErr w:type="spellStart"/>
+      <w:r>
+        <w:rPr>
+          <w:rFonts w:ascii="Times New Roman" w:hAnsi="Times New Roman" w:cs="Times New Roman"/>
+          <w:bCs/>
+        </w:rPr>
+        <w:t>BurstGPT</w:t>
+      </w:r>
+      <w:proofErr w:type="spellEnd"/>
+      <w:r>
+        <w:rPr>
+          <w:rFonts w:ascii="Times New Roman" w:hAnsi="Times New Roman" w:cs="Times New Roman"/>
+          <w:bCs/>
+        </w:rPr>
+        <w:t xml:space="preserve"> exhibits near-continuous 24-hour activity with minimal weekly periodicity, consistent with differing user populations (Azure OpenAI regional API traffic vs. Azure internal production workloads). These temporal divergences do not affect the S3 parameterization, which depends on per-request drain time rather than aggregate traffic volume.</w:t>
+      </w:r>
+    </w:p>
+    <w:p>
+      <w:pPr>
+        <w:rPr>
+          <w:rFonts w:ascii="Times New Roman" w:hAnsi="Times New Roman" w:cs="Times New Roman"/>
+          <w:bCs/>
+        </w:rPr>
+      </w:pPr>
+      <w:r>
+        <w:rPr>
+          <w:rFonts w:ascii="Times New Roman" w:hAnsi="Times New Roman" w:cs="Times New Roman"/>
+          <w:b/>
+          <w:bCs/>
+        </w:rPr>
+        <w:t>Conditional Monte Carlo simulation.</w:t>
+      </w:r>
+      <w:r>
+        <w:rPr>
+          <w:rFonts w:ascii="Times New Roman" w:hAnsi="Times New Roman" w:cs="Times New Roman"/>
+          <w:bCs/>
+        </w:rPr>
+        <w:t xml:space="preserve"> For each of the 200 ComEd stress hours, the simulation observes which destination zones are simultaneously stressed using DA LMP flags, replacing parametric D1 with binary per-hour, per-destination realizations. For each unstressed destination, D2, D4, and D5 are drawn independently from their specified uniform distributions; D3 is held fixed at 0.88. Available headroom at each destination is computed as destination capacity × D2 × D3 × D4 × D5. The migrating demand from the source facility (or fleet) is then allocated across destinations in proportion to available headroom, up to each destination's computed capacity. Commitment depth is the sum of migrated load plus DVFS applied to the non-migrating portion, divided by total facility (or fleet) capacity. 2,000 independent draws per stress hour yield </w:t>
+      </w:r>
+      <w:r>
+        <w:rPr>
+          <w:rFonts w:ascii="Times New Roman" w:hAnsi="Times New Roman" w:cs="Times New Roman"/>
+          <w:bCs/>
+        </w:rPr>
+        <w:lastRenderedPageBreak/>
+        <w:t>400,000 total samples. Source-side parameters (S1 = 0.70, S2 = 0.70, S3 = 0.90, E1 = 0.95, E2 = 0.98) are held at central values as structural or strongly grounded parameters.</w:t>
+      </w:r>
+    </w:p>
+    <w:p>
+      <w:pPr>
+        <w:rPr>
+          <w:rFonts w:ascii="Times New Roman" w:hAnsi="Times New Roman" w:cs="Times New Roman"/>
+          <w:bCs/>
+        </w:rPr>
+      </w:pPr>
+      <w:r>
+        <w:rPr>
+          <w:rFonts w:ascii="Times New Roman" w:hAnsi="Times New Roman" w:cs="Times New Roman"/>
+          <w:b/>
+          <w:bCs/>
+        </w:rPr>
+        <w:t>Destination pool.</w:t>
+      </w:r>
+      <w:r>
+        <w:rPr>
+          <w:rFonts w:ascii="Times New Roman" w:hAnsi="Times New Roman" w:cs="Times New Roman"/>
+          <w:bCs/>
+        </w:rPr>
+        <w:t xml:space="preserve"> </w:t>
+      </w:r>
+      <w:r>
+        <w:rPr>
+          <w:rFonts w:ascii="Times New Roman" w:hAnsi="Times New Roman" w:cs="Times New Roman"/>
+          <w:bCs/>
+        </w:rPr>
+        <w:t xml:space="preserve">The destination pool comprises 17 hourly-price zones across four grid regions: ERCOT (four load zones), CAISO (two zones), MISO (six zones keyed to MISO-published day-ahead hub LMPs: Minnesota, Indiana, Illinois, Michigan, Arkansas, and Louisiana), and NYISO (five zones), totaling approximately 17,200 MW of operational data center capacity. Two MISO load-resource zones with operational data center capacity — Zone 2 (Wisconsin, approximately 24 MW operational, approximately 7,600 MW announced buildout) and Zone 5 (Missouri, approximately 411 MW operational) — are excluded because MISO does not publish dedicated day-ahead hub LMPs for these zones; sensitivity analysis including these zones via neighboring-hub LMP proxies is deferred to future work. MISO Illinois Hub is retained despite geographic proximity to the ComEd source zone because MISO and PJM are independently dispatched; its mapped operational capacity (66 MW) is negligible relative to the destination pool. WECC non-ISO bilateral trading hubs (Mid-Columbia, Palo Verde) are excluded because their published price data is </w:t>
       </w:r>
       <w:proofErr w:type="gramStart"/>
       <w:r>
@@ -2381,7 +3452,7 @@
           <w:rFonts w:ascii="Times New Roman" w:hAnsi="Times New Roman" w:cs="Times New Roman"/>
           <w:bCs/>
         </w:rPr>
-        <w:t>reports</w:t>
+        <w:t>daily-resolution</w:t>
       </w:r>
       <w:proofErr w:type="gramEnd"/>
       <w:r>
@@ -2389,7 +3460,92 @@
           <w:rFonts w:ascii="Times New Roman" w:hAnsi="Times New Roman" w:cs="Times New Roman"/>
           <w:bCs/>
         </w:rPr>
-        <w:t xml:space="preserve"> the central value, distribution, and empirical basis for each of the ten cascade parameters. Source-side parameters: S1 (workload candidacy) = 0.70, representing the inference-dominant share of facility compute load; S2 (data locality) = 0.70, </w:t>
+        <w:t>, insufficient for hourly stress event detection. These excluded hubs represent approximately 9,900 MW of current data center capacity. Their inclusion would increase destination headroom and shift fleet commitment depth upward; reported figures are therefore conservative with respect to the full destination pool.</w:t>
+      </w:r>
+    </w:p>
+    <w:p>
+      <w:pPr>
+        <w:rPr>
+          <w:rFonts w:ascii="Times New Roman" w:hAnsi="Times New Roman" w:cs="Times New Roman"/>
+          <w:bCs/>
+        </w:rPr>
+      </w:pPr>
+      <w:r>
+        <w:rPr>
+          <w:rFonts w:ascii="Times New Roman" w:hAnsi="Times New Roman" w:cs="Times New Roman"/>
+          <w:b/>
+          <w:bCs/>
+        </w:rPr>
+        <w:t>Per-GW parametric sweep.</w:t>
+      </w:r>
+      <w:r>
+        <w:rPr>
+          <w:rFonts w:ascii="Times New Roman" w:hAnsi="Times New Roman" w:cs="Times New Roman"/>
+          <w:bCs/>
+        </w:rPr>
+        <w:t xml:space="preserve"> The fleet-level analysis evaluates commitment depth as a continuous function of fleet size from 0.5 to 20 GW. At each fleet size, the migrating demand in each stress hour is </w:t>
+      </w:r>
+      <w:proofErr w:type="spellStart"/>
+      <w:r>
+        <w:rPr>
+          <w:rFonts w:ascii="Times New Roman" w:hAnsi="Times New Roman" w:cs="Times New Roman"/>
+          <w:bCs/>
+        </w:rPr>
+        <w:t>fleet_MW</w:t>
+      </w:r>
+      <w:proofErr w:type="spellEnd"/>
+      <w:r>
+        <w:rPr>
+          <w:rFonts w:ascii="Times New Roman" w:hAnsi="Times New Roman" w:cs="Times New Roman"/>
+          <w:bCs/>
+        </w:rPr>
+        <w:t xml:space="preserve"> × S1 × S2 × S3 (the source-side cascade product). This demand competes for the same per-hour destination headroom computed in the conditional MC. The sweep identifies the contention onset (the fleet size at which more than 50% of draw-hour combinations become destination-constrained) and produces the commitment depth curve reported in Section 5.3.</w:t>
+      </w:r>
+    </w:p>
+    <w:p>
+      <w:pPr>
+        <w:rPr>
+          <w:rFonts w:ascii="Times New Roman" w:hAnsi="Times New Roman" w:cs="Times New Roman"/>
+          <w:bCs/>
+        </w:rPr>
+      </w:pPr>
+      <w:r>
+        <w:rPr>
+          <w:rFonts w:ascii="Times New Roman" w:hAnsi="Times New Roman" w:cs="Times New Roman"/>
+          <w:b/>
+          <w:bCs/>
+        </w:rPr>
+        <w:t>Sensitivity analysis.</w:t>
+      </w:r>
+      <w:r>
+        <w:rPr>
+          <w:rFonts w:ascii="Times New Roman" w:hAnsi="Times New Roman" w:cs="Times New Roman"/>
+          <w:bCs/>
+        </w:rPr>
+        <w:t xml:space="preserve"> The two-dimensional sensitivity surface evaluates fleet commitment depth (10 GW) across a 10 × 10 grid of D2 and D5 values, with D3 and D4 held at central values. Each grid point computes deterministic hour-by-hour commitment depth using the conditional MC framework. The tornado chart evaluates one-at-a-time sensitivity across all ten parameters at 10 GW, sweeping each from its lower to upper bound while holding others at central values.</w:t>
+      </w:r>
+    </w:p>
+    <w:p>
+      <w:pPr>
+        <w:rPr>
+          <w:rFonts w:ascii="Times New Roman" w:hAnsi="Times New Roman" w:cs="Times New Roman"/>
+          <w:bCs/>
+        </w:rPr>
+      </w:pPr>
+      <w:r>
+        <w:rPr>
+          <w:rFonts w:ascii="Times New Roman" w:hAnsi="Times New Roman" w:cs="Times New Roman"/>
+          <w:b/>
+          <w:bCs/>
+        </w:rPr>
+        <w:t>System-level calculations.</w:t>
+      </w:r>
+      <w:r>
+        <w:rPr>
+          <w:rFonts w:ascii="Times New Roman" w:hAnsi="Times New Roman" w:cs="Times New Roman"/>
+          <w:bCs/>
+        </w:rPr>
+        <w:t xml:space="preserve"> </w:t>
       </w:r>
       <w:proofErr w:type="gramStart"/>
       <w:r>
@@ -2397,7 +3553,7 @@
           <w:rFonts w:ascii="Times New Roman" w:hAnsi="Times New Roman" w:cs="Times New Roman"/>
           <w:bCs/>
         </w:rPr>
-        <w:t>Uniform[</w:t>
+        <w:t>The 92</w:t>
       </w:r>
       <w:proofErr w:type="gramEnd"/>
       <w:r>
@@ -2405,7 +3561,111 @@
           <w:rFonts w:ascii="Times New Roman" w:hAnsi="Times New Roman" w:cs="Times New Roman"/>
           <w:bCs/>
         </w:rPr>
-        <w:t xml:space="preserve">0.60, 0.95], bounded by regulatory analysis of data residency requirements; S3 (operational timing) = 0.90, validated empirically in Section 4. Destination-side parameters: D1 (cross-region availability) is observed per-hour from pricing data rather than drawn parametrically; D2 (utilization headroom) = 0.33, Uniform[0.20, 0.50], anchored on measured GPU utilization rates of 50-80% at </w:t>
+        <w:t xml:space="preserve">% </w:t>
+      </w:r>
+      <w:proofErr w:type="gramStart"/>
+      <w:r>
+        <w:rPr>
+          <w:rFonts w:ascii="Times New Roman" w:hAnsi="Times New Roman" w:cs="Times New Roman"/>
+          <w:bCs/>
+        </w:rPr>
+        <w:t>ELCC</w:t>
+      </w:r>
+      <w:proofErr w:type="gramEnd"/>
+      <w:r>
+        <w:rPr>
+          <w:rFonts w:ascii="Times New Roman" w:hAnsi="Times New Roman" w:cs="Times New Roman"/>
+          <w:bCs/>
+        </w:rPr>
+        <w:t xml:space="preserve"> applied to committed MW follows PJM precedent for demand response resources (ref. </w:t>
+      </w:r>
+      <w:r>
+        <w:rPr>
+          <w:rFonts w:ascii="Times New Roman" w:hAnsi="Times New Roman" w:cs="Times New Roman"/>
+          <w:bCs/>
+        </w:rPr>
+        <w:t>17</w:t>
+      </w:r>
+      <w:r>
+        <w:rPr>
+          <w:rFonts w:ascii="Times New Roman" w:hAnsi="Times New Roman" w:cs="Times New Roman"/>
+          <w:bCs/>
+        </w:rPr>
+        <w:t xml:space="preserve">). Avoided capacity cost is computed using the E3 levelized CT cost of $180,000/MW-yr from the E3 2025 Resource Adequacy Study for Illinois (ref. </w:t>
+      </w:r>
+      <w:r>
+        <w:rPr>
+          <w:rFonts w:ascii="Times New Roman" w:hAnsi="Times New Roman" w:cs="Times New Roman"/>
+          <w:bCs/>
+        </w:rPr>
+        <w:t>18</w:t>
+      </w:r>
+      <w:r>
+        <w:rPr>
+          <w:rFonts w:ascii="Times New Roman" w:hAnsi="Times New Roman" w:cs="Times New Roman"/>
+          <w:bCs/>
+        </w:rPr>
+        <w:t>). The interconnection acceleration calculation is reported in Extended Data with full assumptions and sensitivity.</w:t>
+      </w:r>
+    </w:p>
+    <w:p>
+      <w:pPr>
+        <w:rPr>
+          <w:rFonts w:ascii="Times New Roman" w:hAnsi="Times New Roman" w:cs="Times New Roman"/>
+          <w:bCs/>
+        </w:rPr>
+      </w:pPr>
+      <w:r>
+        <w:rPr>
+          <w:rFonts w:ascii="Times New Roman" w:hAnsi="Times New Roman" w:cs="Times New Roman"/>
+          <w:b/>
+          <w:bCs/>
+        </w:rPr>
+        <w:t>Data and Code Availability</w:t>
+      </w:r>
+    </w:p>
+    <w:p>
+      <w:pPr>
+        <w:rPr>
+          <w:rFonts w:ascii="Times New Roman" w:hAnsi="Times New Roman" w:cs="Times New Roman"/>
+          <w:bCs/>
+        </w:rPr>
+      </w:pPr>
+      <w:r>
+        <w:rPr>
+          <w:rFonts w:ascii="Times New Roman" w:hAnsi="Times New Roman" w:cs="Times New Roman"/>
+          <w:bCs/>
+        </w:rPr>
+        <w:lastRenderedPageBreak/>
+        <w:t>Day-ahead LMP data are publicly available from PJM, ERCOT, CAISO, MISO,</w:t>
+      </w:r>
+      <w:r>
+        <w:rPr>
+          <w:rFonts w:ascii="Times New Roman" w:hAnsi="Times New Roman" w:cs="Times New Roman"/>
+          <w:bCs/>
+        </w:rPr>
+        <w:t xml:space="preserve"> </w:t>
+      </w:r>
+      <w:r>
+        <w:rPr>
+          <w:rFonts w:ascii="Times New Roman" w:hAnsi="Times New Roman" w:cs="Times New Roman"/>
+          <w:bCs/>
+        </w:rPr>
+        <w:t>and NYISO market portals. The Microsoft Azure LLM Inference Dataset 2024</w:t>
+      </w:r>
+      <w:r>
+        <w:rPr>
+          <w:rFonts w:ascii="Times New Roman" w:hAnsi="Times New Roman" w:cs="Times New Roman"/>
+          <w:bCs/>
+        </w:rPr>
+        <w:t xml:space="preserve"> </w:t>
+      </w:r>
+      <w:r>
+        <w:rPr>
+          <w:rFonts w:ascii="Times New Roman" w:hAnsi="Times New Roman" w:cs="Times New Roman"/>
+          <w:bCs/>
+        </w:rPr>
+        <w:t xml:space="preserve">is available at [repository]. The </w:t>
       </w:r>
       <w:proofErr w:type="spellStart"/>
       <w:r>
@@ -2413,7 +3673,7 @@
           <w:rFonts w:ascii="Times New Roman" w:hAnsi="Times New Roman" w:cs="Times New Roman"/>
           <w:bCs/>
         </w:rPr>
-        <w:t>hyperscaler</w:t>
+        <w:t>BurstGPT</w:t>
       </w:r>
       <w:proofErr w:type="spellEnd"/>
       <w:r>
@@ -2421,7 +3681,21 @@
           <w:rFonts w:ascii="Times New Roman" w:hAnsi="Times New Roman" w:cs="Times New Roman"/>
           <w:bCs/>
         </w:rPr>
-        <w:t xml:space="preserve"> AI inference facilities (refs. 26, 27), representing GPU compute absorption capacity rather than facility-level load factor (the latter includes cooling, networking, and storage overhead that cannot absorb migrated inference workloads); D3 (hardware compatibility) = 0.88, held fixed based on CUDA/</w:t>
+        <w:t xml:space="preserve"> dataset is available at</w:t>
+      </w:r>
+      <w:r>
+        <w:rPr>
+          <w:rFonts w:ascii="Times New Roman" w:hAnsi="Times New Roman" w:cs="Times New Roman"/>
+          <w:bCs/>
+        </w:rPr>
+        <w:t xml:space="preserve"> </w:t>
+      </w:r>
+      <w:r>
+        <w:rPr>
+          <w:rFonts w:ascii="Times New Roman" w:hAnsi="Times New Roman" w:cs="Times New Roman"/>
+          <w:bCs/>
+        </w:rPr>
+        <w:t xml:space="preserve">[repository]. Data center location data are from </w:t>
       </w:r>
       <w:proofErr w:type="spellStart"/>
       <w:r>
@@ -2429,7 +3703,7 @@
           <w:rFonts w:ascii="Times New Roman" w:hAnsi="Times New Roman" w:cs="Times New Roman"/>
           <w:bCs/>
         </w:rPr>
-        <w:t>TensorRT</w:t>
+        <w:t>Baxtel</w:t>
       </w:r>
       <w:proofErr w:type="spellEnd"/>
       <w:r>
@@ -2437,7 +3711,433 @@
           <w:rFonts w:ascii="Times New Roman" w:hAnsi="Times New Roman" w:cs="Times New Roman"/>
           <w:bCs/>
         </w:rPr>
-        <w:t xml:space="preserve"> backward compatibility rates in published market data; D4 (inference workload share) = 0.50, Uniform[0.33, 0.67], bounded by industry projections of inference as a share of total data center compute (refs. 11, 12); D5 (pre-staging readiness) = 0.65, Uniform[0.50, 0.80], representing the weakest empirical layer in the decomposition, estimated from operational practice at </w:t>
+        <w:t xml:space="preserve"> (baxtel.com</w:t>
+      </w:r>
+      <w:r>
+        <w:rPr>
+          <w:rFonts w:ascii="Times New Roman" w:hAnsi="Times New Roman" w:cs="Times New Roman"/>
+          <w:bCs/>
+        </w:rPr>
+        <w:t>)</w:t>
+      </w:r>
+      <w:r>
+        <w:rPr>
+          <w:rFonts w:ascii="Times New Roman" w:hAnsi="Times New Roman" w:cs="Times New Roman"/>
+          <w:bCs/>
+        </w:rPr>
+        <w:t xml:space="preserve"> </w:t>
+      </w:r>
+      <w:r>
+        <w:rPr>
+          <w:rFonts w:ascii="Times New Roman" w:hAnsi="Times New Roman" w:cs="Times New Roman"/>
+          <w:bCs/>
+        </w:rPr>
+        <w:t>and the U.S. Department of Energy</w:t>
+      </w:r>
+      <w:r>
+        <w:rPr>
+          <w:rFonts w:ascii="Times New Roman" w:hAnsi="Times New Roman" w:cs="Times New Roman"/>
+          <w:bCs/>
+        </w:rPr>
+        <w:t xml:space="preserve"> / National Renewable Energy Laboratory Accelerating Speed to Power Data Viewer (maps.nrel.gov/speed-to-power)</w:t>
+      </w:r>
+      <w:r>
+        <w:rPr>
+          <w:rFonts w:ascii="Times New Roman" w:hAnsi="Times New Roman" w:cs="Times New Roman"/>
+          <w:bCs/>
+        </w:rPr>
+        <w:t>. Analysis code and processed datasets</w:t>
+      </w:r>
+      <w:r>
+        <w:rPr>
+          <w:rFonts w:ascii="Times New Roman" w:hAnsi="Times New Roman" w:cs="Times New Roman"/>
+          <w:bCs/>
+        </w:rPr>
+        <w:t xml:space="preserve"> </w:t>
+      </w:r>
+      <w:r>
+        <w:rPr>
+          <w:rFonts w:ascii="Times New Roman" w:hAnsi="Times New Roman" w:cs="Times New Roman"/>
+          <w:bCs/>
+        </w:rPr>
+        <w:t>will be made available upon publication.</w:t>
+      </w:r>
+    </w:p>
+    <w:p>
+      <w:pPr>
+        <w:rPr>
+          <w:rFonts w:ascii="Times New Roman" w:hAnsi="Times New Roman" w:cs="Times New Roman"/>
+          <w:bCs/>
+        </w:rPr>
+      </w:pPr>
+      <w:r>
+        <w:rPr>
+          <w:rFonts w:ascii="Times New Roman" w:hAnsi="Times New Roman" w:cs="Times New Roman"/>
+          <w:b/>
+          <w:bCs/>
+        </w:rPr>
+        <w:t>AI Disclosure</w:t>
+      </w:r>
+    </w:p>
+    <w:p>
+      <w:pPr>
+        <w:rPr>
+          <w:rFonts w:ascii="Times New Roman" w:hAnsi="Times New Roman" w:cs="Times New Roman"/>
+          <w:bCs/>
+        </w:rPr>
+      </w:pPr>
+      <w:r>
+        <w:rPr>
+          <w:rFonts w:ascii="Times New Roman" w:hAnsi="Times New Roman" w:cs="Times New Roman"/>
+          <w:bCs/>
+        </w:rPr>
+        <w:t>The author used AI tools (Anthropic Claude) to assist with structural</w:t>
+      </w:r>
+      <w:r>
+        <w:rPr>
+          <w:rFonts w:ascii="Times New Roman" w:hAnsi="Times New Roman" w:cs="Times New Roman"/>
+          <w:bCs/>
+        </w:rPr>
+        <w:t xml:space="preserve"> </w:t>
+      </w:r>
+      <w:r>
+        <w:rPr>
+          <w:rFonts w:ascii="Times New Roman" w:hAnsi="Times New Roman" w:cs="Times New Roman"/>
+          <w:bCs/>
+        </w:rPr>
+        <w:t xml:space="preserve">organization of </w:t>
+      </w:r>
+      <w:proofErr w:type="gramStart"/>
+      <w:r>
+        <w:rPr>
+          <w:rFonts w:ascii="Times New Roman" w:hAnsi="Times New Roman" w:cs="Times New Roman"/>
+          <w:bCs/>
+        </w:rPr>
+        <w:t>the manuscript</w:t>
+      </w:r>
+      <w:proofErr w:type="gramEnd"/>
+      <w:r>
+        <w:rPr>
+          <w:rFonts w:ascii="Times New Roman" w:hAnsi="Times New Roman" w:cs="Times New Roman"/>
+          <w:bCs/>
+        </w:rPr>
+        <w:t>, literature search, and computational</w:t>
+      </w:r>
+      <w:r>
+        <w:rPr>
+          <w:rFonts w:ascii="Times New Roman" w:hAnsi="Times New Roman" w:cs="Times New Roman"/>
+          <w:bCs/>
+        </w:rPr>
+        <w:t xml:space="preserve"> </w:t>
+      </w:r>
+      <w:r>
+        <w:rPr>
+          <w:rFonts w:ascii="Times New Roman" w:hAnsi="Times New Roman" w:cs="Times New Roman"/>
+          <w:bCs/>
+        </w:rPr>
+        <w:t>code development. All analysis, interpretation, and text are the</w:t>
+      </w:r>
+      <w:r>
+        <w:rPr>
+          <w:rFonts w:ascii="Times New Roman" w:hAnsi="Times New Roman" w:cs="Times New Roman"/>
+          <w:bCs/>
+        </w:rPr>
+        <w:t xml:space="preserve"> </w:t>
+      </w:r>
+      <w:r>
+        <w:rPr>
+          <w:rFonts w:ascii="Times New Roman" w:hAnsi="Times New Roman" w:cs="Times New Roman"/>
+          <w:bCs/>
+        </w:rPr>
+        <w:t>author's own.</w:t>
+      </w:r>
+    </w:p>
+    <w:p>
+      <w:pPr>
+        <w:rPr>
+          <w:rFonts w:ascii="Times New Roman" w:hAnsi="Times New Roman" w:cs="Times New Roman"/>
+          <w:bCs/>
+        </w:rPr>
+      </w:pPr>
+      <w:r>
+        <w:rPr>
+          <w:rFonts w:ascii="Times New Roman" w:hAnsi="Times New Roman" w:cs="Times New Roman"/>
+          <w:b/>
+          <w:bCs/>
+        </w:rPr>
+        <w:t>Acknowledgments</w:t>
+      </w:r>
+    </w:p>
+    <w:p>
+      <w:pPr>
+        <w:rPr>
+          <w:rFonts w:ascii="Times New Roman" w:hAnsi="Times New Roman" w:cs="Times New Roman"/>
+          <w:bCs/>
+        </w:rPr>
+      </w:pPr>
+      <w:r>
+        <w:rPr>
+          <w:rFonts w:ascii="Times New Roman" w:hAnsi="Times New Roman" w:cs="Times New Roman"/>
+          <w:bCs/>
+        </w:rPr>
+        <w:t>The author thanks R. Rosner and the</w:t>
+      </w:r>
+      <w:r>
+        <w:rPr>
+          <w:rFonts w:ascii="Times New Roman" w:hAnsi="Times New Roman" w:cs="Times New Roman"/>
+          <w:bCs/>
+        </w:rPr>
+        <w:t xml:space="preserve"> </w:t>
+      </w:r>
+      <w:r>
+        <w:rPr>
+          <w:rFonts w:ascii="Times New Roman" w:hAnsi="Times New Roman" w:cs="Times New Roman"/>
+          <w:bCs/>
+        </w:rPr>
+        <w:t>Bartlett Fellowship in Energy Policy at the Energy Policy Institute at</w:t>
+      </w:r>
+      <w:r>
+        <w:rPr>
+          <w:rFonts w:ascii="Times New Roman" w:hAnsi="Times New Roman" w:cs="Times New Roman"/>
+          <w:bCs/>
+        </w:rPr>
+        <w:t xml:space="preserve"> </w:t>
+      </w:r>
+      <w:proofErr w:type="gramStart"/>
+      <w:r>
+        <w:rPr>
+          <w:rFonts w:ascii="Times New Roman" w:hAnsi="Times New Roman" w:cs="Times New Roman"/>
+          <w:bCs/>
+        </w:rPr>
+        <w:t>Chicago.]</w:t>
+      </w:r>
+      <w:proofErr w:type="gramEnd"/>
+    </w:p>
+    <w:p>
+      <w:pPr>
+        <w:rPr>
+          <w:rFonts w:ascii="Times New Roman" w:hAnsi="Times New Roman" w:cs="Times New Roman"/>
+          <w:bCs/>
+        </w:rPr>
+      </w:pPr>
+    </w:p>
+    <w:p>
+      <w:pPr>
+        <w:rPr>
+          <w:rFonts w:ascii="Times New Roman" w:hAnsi="Times New Roman" w:cs="Times New Roman"/>
+          <w:bCs/>
+        </w:rPr>
+      </w:pPr>
+      <w:r>
+        <w:rPr>
+          <w:rFonts w:ascii="Times New Roman" w:hAnsi="Times New Roman" w:cs="Times New Roman"/>
+          <w:b/>
+          <w:bCs/>
+        </w:rPr>
+        <w:t>Selected References</w:t>
+      </w:r>
+    </w:p>
+    <w:p>
+      <w:pPr>
+        <w:rPr>
+          <w:rFonts w:ascii="Times New Roman" w:hAnsi="Times New Roman" w:cs="Times New Roman"/>
+          <w:bCs/>
+        </w:rPr>
+      </w:pPr>
+      <w:r>
+        <w:rPr>
+          <w:rFonts w:ascii="Times New Roman" w:hAnsi="Times New Roman" w:cs="Times New Roman"/>
+          <w:bCs/>
+        </w:rPr>
+        <w:t>[1] PJM Interconnection. 2025 Long-Term Load Forecast (2025).</w:t>
+      </w:r>
+    </w:p>
+    <w:p>
+      <w:pPr>
+        <w:rPr>
+          <w:rFonts w:ascii="Times New Roman" w:hAnsi="Times New Roman" w:cs="Times New Roman"/>
+          <w:bCs/>
+        </w:rPr>
+      </w:pPr>
+      <w:r>
+        <w:rPr>
+          <w:rFonts w:ascii="Times New Roman" w:hAnsi="Times New Roman" w:cs="Times New Roman"/>
+          <w:bCs/>
+        </w:rPr>
+        <w:t>[2] PJM Interconnection. 2027/2028 Base Residual Auction Report (2025).</w:t>
+      </w:r>
+    </w:p>
+    <w:p>
+      <w:pPr>
+        <w:rPr>
+          <w:rFonts w:ascii="Times New Roman" w:hAnsi="Times New Roman" w:cs="Times New Roman"/>
+          <w:bCs/>
+        </w:rPr>
+      </w:pPr>
+      <w:r>
+        <w:rPr>
+          <w:rFonts w:ascii="Times New Roman" w:hAnsi="Times New Roman" w:cs="Times New Roman"/>
+          <w:bCs/>
+        </w:rPr>
+        <w:t>[3] LBNL. Queued Up: Characteristics of Power Plants Seeking Transmission Interconnection (2024).</w:t>
+      </w:r>
+    </w:p>
+    <w:p>
+      <w:pPr>
+        <w:rPr>
+          <w:rFonts w:ascii="Times New Roman" w:hAnsi="Times New Roman" w:cs="Times New Roman"/>
+          <w:bCs/>
+        </w:rPr>
+      </w:pPr>
+      <w:r>
+        <w:rPr>
+          <w:rFonts w:ascii="Times New Roman" w:hAnsi="Times New Roman" w:cs="Times New Roman"/>
+          <w:bCs/>
+        </w:rPr>
+        <w:t>[4] Norris, T. H., Profeta, T., Patiño-Echeverri, D., and Cowie-Haskell, A. Rethinking Load Growth: Assessing the Potential for Integration of Large Flexible Loads in US Power Systems. Nicholas Institute, Duke University (February 2025).</w:t>
+      </w:r>
+    </w:p>
+    <w:p>
+      <w:pPr>
+        <w:rPr>
+          <w:rFonts w:ascii="Times New Roman" w:hAnsi="Times New Roman" w:cs="Times New Roman"/>
+          <w:bCs/>
+        </w:rPr>
+      </w:pPr>
+      <w:r>
+        <w:rPr>
+          <w:rFonts w:ascii="Times New Roman" w:hAnsi="Times New Roman" w:cs="Times New Roman"/>
+          <w:bCs/>
+        </w:rPr>
+        <w:t>[5] Colangelo, M. et al. Software-based power management for AI data centers. Nature Energy (December 2025).</w:t>
+      </w:r>
+    </w:p>
+    <w:p>
+      <w:pPr>
+        <w:rPr>
+          <w:rFonts w:ascii="Times New Roman" w:hAnsi="Times New Roman" w:cs="Times New Roman"/>
+          <w:bCs/>
+        </w:rPr>
+      </w:pPr>
+      <w:r>
+        <w:rPr>
+          <w:rFonts w:ascii="Times New Roman" w:hAnsi="Times New Roman" w:cs="Times New Roman"/>
+          <w:bCs/>
+        </w:rPr>
+        <w:t>[6] Zheng, J., Chien, A. A., and Suh, S. Mitigating curtailment and carbon emissions through load migration between data centers. Joule 4, 2208–2222 (2020).</w:t>
+      </w:r>
+    </w:p>
+    <w:p>
+      <w:pPr>
+        <w:rPr>
+          <w:rFonts w:ascii="Times New Roman" w:hAnsi="Times New Roman" w:cs="Times New Roman"/>
+          <w:bCs/>
+        </w:rPr>
+      </w:pPr>
+      <w:r>
+        <w:rPr>
+          <w:rFonts w:ascii="Times New Roman" w:hAnsi="Times New Roman" w:cs="Times New Roman"/>
+          <w:bCs/>
+        </w:rPr>
+        <w:t>[7] Zhang, W., Roald, L. A., Chien, A. A., Birge, J. R., and Zavala, V. M. Flexibility from networks of data centers: A market clearing formulation with virtual links. Electric Power Systems Research 189, 106723 (2020).</w:t>
+      </w:r>
+    </w:p>
+    <w:p>
+      <w:pPr>
+        <w:rPr>
+          <w:rFonts w:ascii="Times New Roman" w:hAnsi="Times New Roman" w:cs="Times New Roman"/>
+          <w:bCs/>
+        </w:rPr>
+      </w:pPr>
+      <w:r>
+        <w:rPr>
+          <w:rFonts w:ascii="Times New Roman" w:hAnsi="Times New Roman" w:cs="Times New Roman"/>
+          <w:bCs/>
+        </w:rPr>
+        <w:t>[8] Shehabi, A. et al. 2024 United States Data Center Energy Usage Report. Lawrence Berkeley National Laboratory (2024).</w:t>
+      </w:r>
+    </w:p>
+    <w:p>
+      <w:pPr>
+        <w:rPr>
+          <w:rFonts w:ascii="Times New Roman" w:hAnsi="Times New Roman" w:cs="Times New Roman"/>
+          <w:bCs/>
+        </w:rPr>
+      </w:pPr>
+      <w:r>
+        <w:rPr>
+          <w:rFonts w:ascii="Times New Roman" w:hAnsi="Times New Roman" w:cs="Times New Roman"/>
+          <w:bCs/>
+        </w:rPr>
+        <w:lastRenderedPageBreak/>
+        <w:t xml:space="preserve">[9] </w:t>
+      </w:r>
+      <w:r>
+        <w:rPr>
+          <w:rFonts w:ascii="Times New Roman" w:hAnsi="Times New Roman" w:cs="Times New Roman"/>
+          <w:bCs/>
+        </w:rPr>
+        <w:t>U.S. Department of Energy / National Renewable Energy Laboratory. "Data Center Demand Capacity by County." Accelerating Speed to Power Data Viewer. maps.nrel.gov/speed-to-power (accessed December 2025)</w:t>
+      </w:r>
+    </w:p>
+    <w:p>
+      <w:pPr>
+        <w:rPr>
+          <w:rFonts w:ascii="Times New Roman" w:hAnsi="Times New Roman" w:cs="Times New Roman"/>
+          <w:bCs/>
+        </w:rPr>
+      </w:pPr>
+      <w:r>
+        <w:rPr>
+          <w:rFonts w:ascii="Times New Roman" w:hAnsi="Times New Roman" w:cs="Times New Roman"/>
+          <w:bCs/>
+        </w:rPr>
+        <w:t>[10] PJM Interconnection. PJM Manual 13: Emergency Operations. Rev. 86 (2025).</w:t>
+      </w:r>
+    </w:p>
+    <w:p>
+      <w:pPr>
+        <w:rPr>
+          <w:rFonts w:ascii="Times New Roman" w:hAnsi="Times New Roman" w:cs="Times New Roman"/>
+          <w:bCs/>
+        </w:rPr>
+      </w:pPr>
+      <w:r>
+        <w:rPr>
+          <w:rFonts w:ascii="Times New Roman" w:hAnsi="Times New Roman" w:cs="Times New Roman"/>
+          <w:bCs/>
+        </w:rPr>
+        <w:t>[11] Deloitte. Technology, Media and Telecommunications Predictions 2025 (November 2025).</w:t>
+      </w:r>
+    </w:p>
+    <w:p>
+      <w:pPr>
+        <w:rPr>
+          <w:rFonts w:ascii="Times New Roman" w:hAnsi="Times New Roman" w:cs="Times New Roman"/>
+          <w:bCs/>
+        </w:rPr>
+      </w:pPr>
+      <w:r>
+        <w:rPr>
+          <w:rFonts w:ascii="Times New Roman" w:hAnsi="Times New Roman" w:cs="Times New Roman"/>
+          <w:bCs/>
+        </w:rPr>
+        <w:t>[12] McKinsey &amp; Company. Investing in the rising data center economy (January 2025).</w:t>
+      </w:r>
+    </w:p>
+    <w:p>
+      <w:pPr>
+        <w:rPr>
+          <w:rFonts w:ascii="Times New Roman" w:hAnsi="Times New Roman" w:cs="Times New Roman"/>
+          <w:bCs/>
+        </w:rPr>
+      </w:pPr>
+      <w:r>
+        <w:rPr>
+          <w:rFonts w:ascii="Times New Roman" w:hAnsi="Times New Roman" w:cs="Times New Roman"/>
+          <w:bCs/>
+        </w:rPr>
+        <w:t xml:space="preserve">[13] Stojkovic, J. et al. </w:t>
       </w:r>
       <w:proofErr w:type="spellStart"/>
       <w:r>
@@ -2445,7 +4145,7 @@
           <w:rFonts w:ascii="Times New Roman" w:hAnsi="Times New Roman" w:cs="Times New Roman"/>
           <w:bCs/>
         </w:rPr>
-        <w:t>hyperscaler</w:t>
+        <w:t>DynamoLLM</w:t>
       </w:r>
       <w:proofErr w:type="spellEnd"/>
       <w:r>
@@ -2453,7 +4153,22 @@
           <w:rFonts w:ascii="Times New Roman" w:hAnsi="Times New Roman" w:cs="Times New Roman"/>
           <w:bCs/>
         </w:rPr>
-        <w:t xml:space="preserve">-operated facilities. Execution parameters: E1 (routing completion) = 0.95; E2 (bandwidth adequacy) = 0.98. The commitment depth formula Commitment Depth = Spatial + DVFS × (S1 - Spatial) applies DVFS only to the compute-amenable portion of facility load, following Colangelo et al.'s measurement at the GPU cluster level via </w:t>
+        <w:t>: Designing LLM inference clusters for performance and energy efficiency. arXiv:2408.00741 (2024).</w:t>
+      </w:r>
+    </w:p>
+    <w:p>
+      <w:pPr>
+        <w:rPr>
+          <w:rFonts w:ascii="Times New Roman" w:hAnsi="Times New Roman" w:cs="Times New Roman"/>
+          <w:bCs/>
+        </w:rPr>
+      </w:pPr>
+      <w:r>
+        <w:rPr>
+          <w:rFonts w:ascii="Times New Roman" w:hAnsi="Times New Roman" w:cs="Times New Roman"/>
+          <w:bCs/>
+        </w:rPr>
+        <w:t xml:space="preserve">[14] Wang, Y. et al. </w:t>
       </w:r>
       <w:proofErr w:type="spellStart"/>
       <w:r>
@@ -2461,7 +4176,7 @@
           <w:rFonts w:ascii="Times New Roman" w:hAnsi="Times New Roman" w:cs="Times New Roman"/>
           <w:bCs/>
         </w:rPr>
-        <w:t>nvidia-smi</w:t>
+        <w:t>BurstGPT</w:t>
       </w:r>
       <w:proofErr w:type="spellEnd"/>
       <w:r>
@@ -2469,97 +4184,7 @@
           <w:rFonts w:ascii="Times New Roman" w:hAnsi="Times New Roman" w:cs="Times New Roman"/>
           <w:bCs/>
         </w:rPr>
-        <w:t xml:space="preserve"> (ref. 5).</w:t>
-      </w:r>
-    </w:p>
-    <w:p>
-      <w:pPr>
-        <w:rPr>
-          <w:rFonts w:ascii="Times New Roman" w:hAnsi="Times New Roman" w:cs="Times New Roman"/>
-          <w:bCs/>
-        </w:rPr>
-      </w:pPr>
-      <w:r>
-        <w:rPr>
-          <w:rFonts w:ascii="Times New Roman" w:hAnsi="Times New Roman" w:cs="Times New Roman"/>
-          <w:b/>
-          <w:bCs/>
-        </w:rPr>
-        <w:t>Variance decomposition.</w:t>
-      </w:r>
-      <w:r>
-        <w:rPr>
-          <w:rFonts w:ascii="Times New Roman" w:hAnsi="Times New Roman" w:cs="Times New Roman"/>
-          <w:bCs/>
-        </w:rPr>
-        <w:t xml:space="preserve"> The cascade Monte Carlo (N = 50,000) </w:t>
-      </w:r>
-      <w:r>
-        <w:rPr>
-          <w:rFonts w:ascii="Times New Roman" w:hAnsi="Times New Roman" w:cs="Times New Roman"/>
-          <w:bCs/>
-        </w:rPr>
-        <w:t>draws the nine stochastic parameters independently from their specified distributions; S1 is held fixed at the scenario-defining value of 0.70</w:t>
-      </w:r>
-      <w:r>
-        <w:rPr>
-          <w:rFonts w:ascii="Times New Roman" w:hAnsi="Times New Roman" w:cs="Times New Roman"/>
-          <w:bCs/>
-        </w:rPr>
-        <w:t>, computes the multiplicative product, and applies the commitment depth formula. First-order Sobol-style variance attribution is computed by fixing each parameter at its central value and measuring the reduction in output variance. This yields the variance shares reported in Section 2 (D2: 44%, D4: 28%, D5: 13%, S2: 13%). These shares are properties of the model's distributional assumptions, not of reality; their primary function is to identify which parameters most repay empirical measurement.</w:t>
-      </w:r>
-    </w:p>
-    <w:p>
-      <w:pPr>
-        <w:rPr>
-          <w:rFonts w:ascii="Times New Roman" w:hAnsi="Times New Roman" w:cs="Times New Roman"/>
-          <w:bCs/>
-        </w:rPr>
-      </w:pPr>
-      <w:r>
-        <w:rPr>
-          <w:rFonts w:ascii="Times New Roman" w:hAnsi="Times New Roman" w:cs="Times New Roman"/>
-          <w:b/>
-          <w:bCs/>
-        </w:rPr>
-        <w:t>Stress threshold definition.</w:t>
-      </w:r>
-      <w:r>
-        <w:rPr>
-          <w:rFonts w:ascii="Times New Roman" w:hAnsi="Times New Roman" w:cs="Times New Roman"/>
-          <w:bCs/>
-        </w:rPr>
-        <w:t xml:space="preserve"> Stress hours are defined as hours in which the day-ahead LMP exceeds the 99th percentile of the zone's own four-year distribution, yielding the 200 highest-priced hours per zone over the January 2022 through December 2025 observation period. Sensitivity analysis using alternative thresholds (98th and 99.5th percentiles) indicates that the cross-region decorrelation result is robust to threshold specification (Extended Data Fig. 1).</w:t>
-      </w:r>
-    </w:p>
-    <w:p>
-      <w:pPr>
-        <w:rPr>
-          <w:rFonts w:ascii="Times New Roman" w:hAnsi="Times New Roman" w:cs="Times New Roman"/>
-          <w:bCs/>
-        </w:rPr>
-      </w:pPr>
-      <w:r>
-        <w:rPr>
-          <w:rFonts w:ascii="Times New Roman" w:hAnsi="Times New Roman" w:cs="Times New Roman"/>
-          <w:b/>
-          <w:bCs/>
-        </w:rPr>
-        <w:t>Workload datasets.</w:t>
-      </w:r>
-      <w:r>
-        <w:rPr>
-          <w:rFonts w:ascii="Times New Roman" w:hAnsi="Times New Roman" w:cs="Times New Roman"/>
-          <w:bCs/>
-        </w:rPr>
-        <w:t xml:space="preserve"> </w:t>
-      </w:r>
-      <w:r>
-        <w:rPr>
-          <w:rFonts w:ascii="Times New Roman" w:hAnsi="Times New Roman" w:cs="Times New Roman"/>
-          <w:bCs/>
-        </w:rPr>
-        <w:t>The Microsoft Azure LLM Inference Dataset 2024 (</w:t>
+        <w:t xml:space="preserve">: A real-world workload dataset for large language models. </w:t>
       </w:r>
       <w:proofErr w:type="spellStart"/>
       <w:r>
@@ -2567,7 +4192,7 @@
           <w:rFonts w:ascii="Times New Roman" w:hAnsi="Times New Roman" w:cs="Times New Roman"/>
           <w:bCs/>
         </w:rPr>
-        <w:t>DynamoLLM</w:t>
+        <w:t>arXiv</w:t>
       </w:r>
       <w:proofErr w:type="spellEnd"/>
       <w:r>
@@ -2575,137 +4200,112 @@
           <w:rFonts w:ascii="Times New Roman" w:hAnsi="Times New Roman" w:cs="Times New Roman"/>
           <w:bCs/>
         </w:rPr>
-        <w:t xml:space="preserve">) comprises 44.1 million requests sampled from Azure production infrastructure over seven days in May 2024 (ref. 15). The </w:t>
-      </w:r>
-      <w:proofErr w:type="spellStart"/>
-      <w:r>
-        <w:rPr>
-          <w:rFonts w:ascii="Times New Roman" w:hAnsi="Times New Roman" w:cs="Times New Roman"/>
-          <w:bCs/>
-        </w:rPr>
-        <w:t>BurstGPT</w:t>
-      </w:r>
-      <w:proofErr w:type="spellEnd"/>
-      <w:r>
-        <w:rPr>
-          <w:rFonts w:ascii="Times New Roman" w:hAnsi="Times New Roman" w:cs="Times New Roman"/>
-          <w:bCs/>
-        </w:rPr>
-        <w:t xml:space="preserve"> dataset comprises </w:t>
-      </w:r>
-      <w:r>
-        <w:rPr>
-          <w:rFonts w:ascii="Times New Roman" w:hAnsi="Times New Roman" w:cs="Times New Roman"/>
-          <w:bCs/>
-        </w:rPr>
-        <w:t>5.2</w:t>
-      </w:r>
-      <w:r>
-        <w:rPr>
-          <w:rFonts w:ascii="Times New Roman" w:hAnsi="Times New Roman" w:cs="Times New Roman"/>
-          <w:bCs/>
-        </w:rPr>
-        <w:t xml:space="preserve"> million requests from Azure OpenAI regional endpoints spanning 121 days of continuous observation (ref. 16). Both datasets represent production inference traffic. Drain times are computed at an assumed generation rate of </w:t>
-      </w:r>
-      <w:r>
-        <w:rPr>
-          <w:rFonts w:ascii="Times New Roman" w:hAnsi="Times New Roman" w:cs="Times New Roman"/>
-          <w:bCs/>
-        </w:rPr>
-        <w:lastRenderedPageBreak/>
-        <w:t xml:space="preserve">60 tokens per second; sensitivity to this assumption is reported in Extended Data Fig. 2. Diurnal usage patterns in </w:t>
-      </w:r>
-      <w:proofErr w:type="spellStart"/>
-      <w:r>
-        <w:rPr>
-          <w:rFonts w:ascii="Times New Roman" w:hAnsi="Times New Roman" w:cs="Times New Roman"/>
-          <w:bCs/>
-        </w:rPr>
-        <w:t>DynamoLLM</w:t>
-      </w:r>
-      <w:proofErr w:type="spellEnd"/>
-      <w:r>
-        <w:rPr>
-          <w:rFonts w:ascii="Times New Roman" w:hAnsi="Times New Roman" w:cs="Times New Roman"/>
-          <w:bCs/>
-        </w:rPr>
-        <w:t xml:space="preserve"> range from approximately 3× peak-to-trough for conversational workloads to 35× for coding workloads (ref. 15), while </w:t>
-      </w:r>
-      <w:proofErr w:type="spellStart"/>
-      <w:r>
-        <w:rPr>
-          <w:rFonts w:ascii="Times New Roman" w:hAnsi="Times New Roman" w:cs="Times New Roman"/>
-          <w:bCs/>
-        </w:rPr>
-        <w:t>BurstGPT</w:t>
-      </w:r>
-      <w:proofErr w:type="spellEnd"/>
-      <w:r>
-        <w:rPr>
-          <w:rFonts w:ascii="Times New Roman" w:hAnsi="Times New Roman" w:cs="Times New Roman"/>
-          <w:bCs/>
-        </w:rPr>
-        <w:t xml:space="preserve"> exhibits near-continuous 24-hour activity with minimal weekly periodicity, consistent with differing user populations (Azure OpenAI regional API traffic vs. Azure internal production workloads). These temporal divergences do not affect the S3 parameterization, which depends on per-request drain time rather than aggregate traffic volume.</w:t>
-      </w:r>
-    </w:p>
-    <w:p>
-      <w:pPr>
-        <w:rPr>
-          <w:rFonts w:ascii="Times New Roman" w:hAnsi="Times New Roman" w:cs="Times New Roman"/>
-          <w:bCs/>
-        </w:rPr>
-      </w:pPr>
-      <w:r>
-        <w:rPr>
-          <w:rFonts w:ascii="Times New Roman" w:hAnsi="Times New Roman" w:cs="Times New Roman"/>
-          <w:b/>
-          <w:bCs/>
-        </w:rPr>
-        <w:t>Conditional Monte Carlo simulation.</w:t>
-      </w:r>
-      <w:r>
-        <w:rPr>
-          <w:rFonts w:ascii="Times New Roman" w:hAnsi="Times New Roman" w:cs="Times New Roman"/>
-          <w:bCs/>
-        </w:rPr>
-        <w:t xml:space="preserve"> For each of the 200 ComEd stress hours, the simulation observes which destination zones are simultaneously stressed using DA LMP flags, replacing parametric D1 with binary per-hour, per-destination realizations. For each unstressed destination, D2, D4, and D5 are drawn independently from their specified uniform distributions; D3 is held fixed at 0.88. Available headroom at each destination is computed as destination capacity × D2 × D3 × D4 × D5. The migrating demand from the source facility (or fleet) is then allocated across destinations in proportion to available headroom, up to each destination's computed capacity. Commitment depth is the sum of migrated load plus DVFS applied to the non-migrating portion, divided by total facility (or fleet) capacity. 2,000 independent draws per stress hour yield 400,000 total samples. Source-side parameters (S1 = 0.70, S2 = 0.70, S3 = 0.90, E1 = 0.95, E2 = 0.98) are held at central values as structural or strongly grounded parameters.</w:t>
-      </w:r>
-    </w:p>
-    <w:p>
-      <w:pPr>
-        <w:rPr>
-          <w:rFonts w:ascii="Times New Roman" w:hAnsi="Times New Roman" w:cs="Times New Roman"/>
-          <w:bCs/>
-        </w:rPr>
-      </w:pPr>
-      <w:r>
-        <w:rPr>
-          <w:rFonts w:ascii="Times New Roman" w:hAnsi="Times New Roman" w:cs="Times New Roman"/>
-          <w:b/>
-          <w:bCs/>
-        </w:rPr>
-        <w:t>Destination pool.</w:t>
-      </w:r>
-      <w:r>
-        <w:rPr>
-          <w:rFonts w:ascii="Times New Roman" w:hAnsi="Times New Roman" w:cs="Times New Roman"/>
-          <w:bCs/>
-        </w:rPr>
-        <w:t xml:space="preserve"> The destination pool comprises </w:t>
-      </w:r>
-      <w:r>
-        <w:rPr>
-          <w:rFonts w:ascii="Times New Roman" w:hAnsi="Times New Roman" w:cs="Times New Roman"/>
-          <w:bCs/>
-        </w:rPr>
-        <w:t>17 hourly-price zones across four grid regions: ERCOT (four zones), CAISO (two zones), MISO (six zones), and NYISO (five zones)</w:t>
-      </w:r>
-      <w:r>
-        <w:rPr>
-          <w:rFonts w:ascii="Times New Roman" w:hAnsi="Times New Roman" w:cs="Times New Roman"/>
-          <w:bCs/>
-        </w:rPr>
-        <w:t xml:space="preserve">. MISO Illinois is included despite geographic proximity to the ComEd source zone because MISO and PJM are independently dispatched with different generation mixes. WECC non-ISO bilateral trading hubs (Mid-Columbia, Palo Verde) are excluded because their published price data is </w:t>
+        <w:t xml:space="preserve"> (2024).</w:t>
+      </w:r>
+    </w:p>
+    <w:p>
+      <w:pPr>
+        <w:rPr>
+          <w:rFonts w:ascii="Times New Roman" w:hAnsi="Times New Roman" w:cs="Times New Roman"/>
+          <w:bCs/>
+        </w:rPr>
+      </w:pPr>
+      <w:r>
+        <w:rPr>
+          <w:rFonts w:ascii="Times New Roman" w:hAnsi="Times New Roman" w:cs="Times New Roman"/>
+          <w:bCs/>
+        </w:rPr>
+        <w:t>[15] Patel, T. et al. Characterizing power management opportunities for LLMs in the cloud. In Proceedings of ASPLOS (2024).</w:t>
+      </w:r>
+    </w:p>
+    <w:p>
+      <w:pPr>
+        <w:rPr>
+          <w:rFonts w:ascii="Times New Roman" w:hAnsi="Times New Roman" w:cs="Times New Roman"/>
+          <w:bCs/>
+        </w:rPr>
+      </w:pPr>
+      <w:r>
+        <w:rPr>
+          <w:rFonts w:ascii="Times New Roman" w:hAnsi="Times New Roman" w:cs="Times New Roman"/>
+          <w:bCs/>
+        </w:rPr>
+        <w:t>[16] Cortez, E. et al. Resource Central: Understanding and predicting workloads for improved resource management in large cloud platforms. In Proceedings of SOSP (2017).</w:t>
+      </w:r>
+    </w:p>
+    <w:p>
+      <w:pPr>
+        <w:rPr>
+          <w:rFonts w:ascii="Times New Roman" w:hAnsi="Times New Roman" w:cs="Times New Roman"/>
+          <w:bCs/>
+        </w:rPr>
+      </w:pPr>
+      <w:r>
+        <w:rPr>
+          <w:rFonts w:ascii="Times New Roman" w:hAnsi="Times New Roman" w:cs="Times New Roman"/>
+          <w:bCs/>
+        </w:rPr>
+        <w:t>[17] PJM Interconnection. 2025 Effective Load Carrying Capability and Reserve Requirement Study (2025).</w:t>
+      </w:r>
+    </w:p>
+    <w:p>
+      <w:pPr>
+        <w:rPr>
+          <w:rFonts w:ascii="Times New Roman" w:hAnsi="Times New Roman" w:cs="Times New Roman"/>
+          <w:bCs/>
+        </w:rPr>
+      </w:pPr>
+      <w:r>
+        <w:rPr>
+          <w:rFonts w:ascii="Times New Roman" w:hAnsi="Times New Roman" w:cs="Times New Roman"/>
+          <w:bCs/>
+        </w:rPr>
+        <w:t>[18] E3 (Energy and Environmental Economics). 2025 Resource Adequacy Study for Illinois (2025).</w:t>
+      </w:r>
+    </w:p>
+    <w:p>
+      <w:pPr>
+        <w:rPr>
+          <w:rFonts w:ascii="Times New Roman" w:hAnsi="Times New Roman" w:cs="Times New Roman"/>
+          <w:bCs/>
+        </w:rPr>
+      </w:pPr>
+      <w:r>
+        <w:rPr>
+          <w:rFonts w:ascii="Times New Roman" w:hAnsi="Times New Roman" w:cs="Times New Roman"/>
+          <w:bCs/>
+        </w:rPr>
+        <w:t>[19] NREL. 2024 Annual Technology Baseline. atb.nrel.gov/electricity/2024.</w:t>
+      </w:r>
+    </w:p>
+    <w:p>
+      <w:pPr>
+        <w:rPr>
+          <w:rFonts w:ascii="Times New Roman" w:hAnsi="Times New Roman" w:cs="Times New Roman"/>
+          <w:bCs/>
+        </w:rPr>
+      </w:pPr>
+      <w:r>
+        <w:rPr>
+          <w:rFonts w:ascii="Times New Roman" w:hAnsi="Times New Roman" w:cs="Times New Roman"/>
+          <w:bCs/>
+        </w:rPr>
+        <w:t>[20] Zhang, W. and Zavala, V. M. Remunerating space–time, load-shifting flexibility from data centers in electricity markets. Applied Energy 326, 119930 (2022).</w:t>
+      </w:r>
+    </w:p>
+    <w:p>
+      <w:pPr>
+        <w:rPr>
+          <w:rFonts w:ascii="Times New Roman" w:hAnsi="Times New Roman" w:cs="Times New Roman"/>
+          <w:bCs/>
+        </w:rPr>
+      </w:pPr>
+      <w:r>
+        <w:rPr>
+          <w:rFonts w:ascii="Times New Roman" w:hAnsi="Times New Roman" w:cs="Times New Roman"/>
+          <w:bCs/>
+        </w:rPr>
+        <w:t xml:space="preserve">[21] Jain, S. et al. B4: Experience with a </w:t>
       </w:r>
       <w:proofErr w:type="gramStart"/>
       <w:r>
@@ -2713,7 +4313,7 @@
           <w:rFonts w:ascii="Times New Roman" w:hAnsi="Times New Roman" w:cs="Times New Roman"/>
           <w:bCs/>
         </w:rPr>
-        <w:t>daily-resolution</w:t>
+        <w:t>globally-deployed</w:t>
       </w:r>
       <w:proofErr w:type="gramEnd"/>
       <w:r>
@@ -2721,830 +4321,8 @@
           <w:rFonts w:ascii="Times New Roman" w:hAnsi="Times New Roman" w:cs="Times New Roman"/>
           <w:bCs/>
         </w:rPr>
-        <w:t>, insufficient for hourly stress event detection. These excluded hubs represent approximately 9,900 MW of current data center capacity, or roughly 52% additional capacity beyond the 19-zone pool. Their inclusion would increase destination headroom and shift fleet commitment depth upward; reported figures are therefore conservative with respect to the full destination pool.</w:t>
-      </w:r>
-    </w:p>
-    <w:p>
-      <w:pPr>
-        <w:rPr>
-          <w:rFonts w:ascii="Times New Roman" w:hAnsi="Times New Roman" w:cs="Times New Roman"/>
-          <w:bCs/>
-        </w:rPr>
-      </w:pPr>
-      <w:r>
-        <w:rPr>
-          <w:rFonts w:ascii="Times New Roman" w:hAnsi="Times New Roman" w:cs="Times New Roman"/>
-          <w:b/>
-          <w:bCs/>
-        </w:rPr>
-        <w:t>Per-GW parametric sweep.</w:t>
-      </w:r>
-      <w:r>
-        <w:rPr>
-          <w:rFonts w:ascii="Times New Roman" w:hAnsi="Times New Roman" w:cs="Times New Roman"/>
-          <w:bCs/>
-        </w:rPr>
-        <w:t xml:space="preserve"> The fleet-level analysis evaluates commitment depth as a continuous function of fleet size from 0.5 to 20 GW. At each fleet size, the migrating demand in each stress hour is </w:t>
-      </w:r>
-      <w:proofErr w:type="spellStart"/>
-      <w:r>
-        <w:rPr>
-          <w:rFonts w:ascii="Times New Roman" w:hAnsi="Times New Roman" w:cs="Times New Roman"/>
-          <w:bCs/>
-        </w:rPr>
-        <w:t>fleet_MW</w:t>
-      </w:r>
-      <w:proofErr w:type="spellEnd"/>
-      <w:r>
-        <w:rPr>
-          <w:rFonts w:ascii="Times New Roman" w:hAnsi="Times New Roman" w:cs="Times New Roman"/>
-          <w:bCs/>
-        </w:rPr>
-        <w:t xml:space="preserve"> × S1 × S2 × S3 (the source-side cascade product). This demand competes for the same per-hour destination headroom computed in the conditional MC. The sweep identifies the contention onset (the fleet size at which more than 50% of draw-hour combinations become destination-constrained) and produces the commitment depth curve reported in Section 5.3.</w:t>
-      </w:r>
-    </w:p>
-    <w:p>
-      <w:pPr>
-        <w:rPr>
-          <w:rFonts w:ascii="Times New Roman" w:hAnsi="Times New Roman" w:cs="Times New Roman"/>
-          <w:bCs/>
-        </w:rPr>
-      </w:pPr>
-      <w:r>
-        <w:rPr>
-          <w:rFonts w:ascii="Times New Roman" w:hAnsi="Times New Roman" w:cs="Times New Roman"/>
-          <w:b/>
-          <w:bCs/>
-        </w:rPr>
-        <w:t>Sensitivity analysis.</w:t>
-      </w:r>
-      <w:r>
-        <w:rPr>
-          <w:rFonts w:ascii="Times New Roman" w:hAnsi="Times New Roman" w:cs="Times New Roman"/>
-          <w:bCs/>
-        </w:rPr>
-        <w:t xml:space="preserve"> The two-dimensional sensitivity surface evaluates fleet commitment depth (10 GW) across a 10 × 10 grid of D2 and D5 values, with D3 and D4 held at central values. Each grid point computes deterministic hour-by-hour commitment depth using the conditional MC </w:t>
-      </w:r>
-      <w:r>
-        <w:rPr>
-          <w:rFonts w:ascii="Times New Roman" w:hAnsi="Times New Roman" w:cs="Times New Roman"/>
-          <w:bCs/>
-        </w:rPr>
-        <w:lastRenderedPageBreak/>
-        <w:t>framework. The tornado chart evaluates one-at-a-time sensitivity across all ten parameters at 10 GW, sweeping each from its lower to upper bound while holding others at central values.</w:t>
-      </w:r>
-    </w:p>
-    <w:p>
-      <w:pPr>
-        <w:rPr>
-          <w:rFonts w:ascii="Times New Roman" w:hAnsi="Times New Roman" w:cs="Times New Roman"/>
-          <w:bCs/>
-        </w:rPr>
-      </w:pPr>
-      <w:r>
-        <w:rPr>
-          <w:rFonts w:ascii="Times New Roman" w:hAnsi="Times New Roman" w:cs="Times New Roman"/>
-          <w:b/>
-          <w:bCs/>
-        </w:rPr>
-        <w:t>System-level calculations.</w:t>
-      </w:r>
-      <w:r>
-        <w:rPr>
-          <w:rFonts w:ascii="Times New Roman" w:hAnsi="Times New Roman" w:cs="Times New Roman"/>
-          <w:bCs/>
-        </w:rPr>
-        <w:t xml:space="preserve"> The 92% ELCC applied to committed MW follows PJM precedent for demand response resources (ref. 29). Avoided capacity cost is computed using the E3 levelized CT cost of $180,000/MW-yr from the E3 2025 Resource Adequacy Study for Illinois (ref. 32). The interconnection acceleration calculation is reported in Extended Data with full assumptions and sensitivity.</w:t>
-      </w:r>
-    </w:p>
-    <w:p>
-      <w:pPr>
-        <w:rPr>
-          <w:rFonts w:ascii="Times New Roman" w:hAnsi="Times New Roman" w:cs="Times New Roman"/>
-          <w:bCs/>
-        </w:rPr>
-      </w:pPr>
-      <w:r>
-        <w:rPr>
-          <w:rFonts w:ascii="Times New Roman" w:hAnsi="Times New Roman" w:cs="Times New Roman"/>
-          <w:b/>
-          <w:bCs/>
-        </w:rPr>
-        <w:t>Data and Code Availability</w:t>
-      </w:r>
-    </w:p>
-    <w:p>
-      <w:pPr>
-        <w:rPr>
-          <w:rFonts w:ascii="Times New Roman" w:hAnsi="Times New Roman" w:cs="Times New Roman"/>
-          <w:bCs/>
-        </w:rPr>
-      </w:pPr>
-      <w:r>
-        <w:rPr>
-          <w:rFonts w:ascii="Times New Roman" w:hAnsi="Times New Roman" w:cs="Times New Roman"/>
-          <w:bCs/>
-        </w:rPr>
-        <w:t>Day-ahead LMP data are publicly available from PJM, ERCOT, CAISO, MISO,</w:t>
-      </w:r>
-      <w:r>
-        <w:rPr>
-          <w:rFonts w:ascii="Times New Roman" w:hAnsi="Times New Roman" w:cs="Times New Roman"/>
-          <w:bCs/>
-        </w:rPr>
-        <w:t xml:space="preserve"> </w:t>
-      </w:r>
-      <w:r>
-        <w:rPr>
-          <w:rFonts w:ascii="Times New Roman" w:hAnsi="Times New Roman" w:cs="Times New Roman"/>
-          <w:bCs/>
-        </w:rPr>
-        <w:t>and NYISO market portals. The Microsoft Azure LLM Inference Dataset 2024</w:t>
-      </w:r>
-      <w:r>
-        <w:rPr>
-          <w:rFonts w:ascii="Times New Roman" w:hAnsi="Times New Roman" w:cs="Times New Roman"/>
-          <w:bCs/>
-        </w:rPr>
-        <w:t xml:space="preserve"> </w:t>
-      </w:r>
-      <w:r>
-        <w:rPr>
-          <w:rFonts w:ascii="Times New Roman" w:hAnsi="Times New Roman" w:cs="Times New Roman"/>
-          <w:bCs/>
-        </w:rPr>
-        <w:t xml:space="preserve">is available at [repository]. The </w:t>
-      </w:r>
-      <w:proofErr w:type="spellStart"/>
-      <w:r>
-        <w:rPr>
-          <w:rFonts w:ascii="Times New Roman" w:hAnsi="Times New Roman" w:cs="Times New Roman"/>
-          <w:bCs/>
-        </w:rPr>
-        <w:t>BurstGPT</w:t>
-      </w:r>
-      <w:proofErr w:type="spellEnd"/>
-      <w:r>
-        <w:rPr>
-          <w:rFonts w:ascii="Times New Roman" w:hAnsi="Times New Roman" w:cs="Times New Roman"/>
-          <w:bCs/>
-        </w:rPr>
-        <w:t xml:space="preserve"> dataset is available at</w:t>
-      </w:r>
-      <w:r>
-        <w:rPr>
-          <w:rFonts w:ascii="Times New Roman" w:hAnsi="Times New Roman" w:cs="Times New Roman"/>
-          <w:bCs/>
-        </w:rPr>
-        <w:t xml:space="preserve"> </w:t>
-      </w:r>
-      <w:r>
-        <w:rPr>
-          <w:rFonts w:ascii="Times New Roman" w:hAnsi="Times New Roman" w:cs="Times New Roman"/>
-          <w:bCs/>
-        </w:rPr>
-        <w:t xml:space="preserve">[repository]. Data center location data are from </w:t>
-      </w:r>
-      <w:proofErr w:type="spellStart"/>
-      <w:r>
-        <w:rPr>
-          <w:rFonts w:ascii="Times New Roman" w:hAnsi="Times New Roman" w:cs="Times New Roman"/>
-          <w:bCs/>
-        </w:rPr>
-        <w:t>Baxtel</w:t>
-      </w:r>
-      <w:proofErr w:type="spellEnd"/>
-      <w:r>
-        <w:rPr>
-          <w:rFonts w:ascii="Times New Roman" w:hAnsi="Times New Roman" w:cs="Times New Roman"/>
-          <w:bCs/>
-        </w:rPr>
-        <w:t xml:space="preserve"> (baxtel.com</w:t>
-      </w:r>
-      <w:r>
-        <w:rPr>
-          <w:rFonts w:ascii="Times New Roman" w:hAnsi="Times New Roman" w:cs="Times New Roman"/>
-          <w:bCs/>
-        </w:rPr>
-        <w:t xml:space="preserve"> </w:t>
-      </w:r>
-      <w:r>
-        <w:rPr>
-          <w:rFonts w:ascii="Times New Roman" w:hAnsi="Times New Roman" w:cs="Times New Roman"/>
-          <w:bCs/>
-        </w:rPr>
-        <w:t>and the U.S. Department of Energy. Analysis code and processed datasets</w:t>
-      </w:r>
-      <w:r>
-        <w:rPr>
-          <w:rFonts w:ascii="Times New Roman" w:hAnsi="Times New Roman" w:cs="Times New Roman"/>
-          <w:bCs/>
-        </w:rPr>
-        <w:t xml:space="preserve"> </w:t>
-      </w:r>
-      <w:r>
-        <w:rPr>
-          <w:rFonts w:ascii="Times New Roman" w:hAnsi="Times New Roman" w:cs="Times New Roman"/>
-          <w:bCs/>
-        </w:rPr>
-        <w:t>will be made available upon publication.</w:t>
-      </w:r>
-    </w:p>
-    <w:p>
-      <w:pPr>
-        <w:rPr>
-          <w:rFonts w:ascii="Times New Roman" w:hAnsi="Times New Roman" w:cs="Times New Roman"/>
-          <w:bCs/>
-        </w:rPr>
-      </w:pPr>
-      <w:r>
-        <w:rPr>
-          <w:rFonts w:ascii="Times New Roman" w:hAnsi="Times New Roman" w:cs="Times New Roman"/>
-          <w:b/>
-          <w:bCs/>
-        </w:rPr>
-        <w:t>AI Disclosure</w:t>
-      </w:r>
-    </w:p>
-    <w:p>
-      <w:pPr>
-        <w:rPr>
-          <w:rFonts w:ascii="Times New Roman" w:hAnsi="Times New Roman" w:cs="Times New Roman"/>
-          <w:bCs/>
-        </w:rPr>
-      </w:pPr>
-      <w:r>
-        <w:rPr>
-          <w:rFonts w:ascii="Times New Roman" w:hAnsi="Times New Roman" w:cs="Times New Roman"/>
-          <w:bCs/>
-        </w:rPr>
-        <w:t>The author used AI tools (Anthropic Claude) to assist with structural</w:t>
-      </w:r>
-      <w:r>
-        <w:rPr>
-          <w:rFonts w:ascii="Times New Roman" w:hAnsi="Times New Roman" w:cs="Times New Roman"/>
-          <w:bCs/>
-        </w:rPr>
-        <w:t xml:space="preserve"> </w:t>
-      </w:r>
-      <w:r>
-        <w:rPr>
-          <w:rFonts w:ascii="Times New Roman" w:hAnsi="Times New Roman" w:cs="Times New Roman"/>
-          <w:bCs/>
-        </w:rPr>
-        <w:t xml:space="preserve">organization of </w:t>
-      </w:r>
-      <w:proofErr w:type="gramStart"/>
-      <w:r>
-        <w:rPr>
-          <w:rFonts w:ascii="Times New Roman" w:hAnsi="Times New Roman" w:cs="Times New Roman"/>
-          <w:bCs/>
-        </w:rPr>
-        <w:t>the manuscript</w:t>
-      </w:r>
-      <w:proofErr w:type="gramEnd"/>
-      <w:r>
-        <w:rPr>
-          <w:rFonts w:ascii="Times New Roman" w:hAnsi="Times New Roman" w:cs="Times New Roman"/>
-          <w:bCs/>
-        </w:rPr>
-        <w:t>, literature search, and computational</w:t>
-      </w:r>
-      <w:r>
-        <w:rPr>
-          <w:rFonts w:ascii="Times New Roman" w:hAnsi="Times New Roman" w:cs="Times New Roman"/>
-          <w:bCs/>
-        </w:rPr>
-        <w:t xml:space="preserve"> </w:t>
-      </w:r>
-      <w:r>
-        <w:rPr>
-          <w:rFonts w:ascii="Times New Roman" w:hAnsi="Times New Roman" w:cs="Times New Roman"/>
-          <w:bCs/>
-        </w:rPr>
-        <w:t>code development. All analysis, interpretation, and text are the</w:t>
-      </w:r>
-      <w:r>
-        <w:rPr>
-          <w:rFonts w:ascii="Times New Roman" w:hAnsi="Times New Roman" w:cs="Times New Roman"/>
-          <w:bCs/>
-        </w:rPr>
-        <w:t xml:space="preserve"> </w:t>
-      </w:r>
-      <w:r>
-        <w:rPr>
-          <w:rFonts w:ascii="Times New Roman" w:hAnsi="Times New Roman" w:cs="Times New Roman"/>
-          <w:bCs/>
-        </w:rPr>
-        <w:t>author's own.</w:t>
-      </w:r>
-    </w:p>
-    <w:p>
-      <w:pPr>
-        <w:rPr>
-          <w:rFonts w:ascii="Times New Roman" w:hAnsi="Times New Roman" w:cs="Times New Roman"/>
-          <w:bCs/>
-        </w:rPr>
-      </w:pPr>
-      <w:r>
-        <w:rPr>
-          <w:rFonts w:ascii="Times New Roman" w:hAnsi="Times New Roman" w:cs="Times New Roman"/>
-          <w:b/>
-          <w:bCs/>
-        </w:rPr>
-        <w:t>Acknowledgments</w:t>
-      </w:r>
-    </w:p>
-    <w:p>
-      <w:pPr>
-        <w:rPr>
-          <w:rFonts w:ascii="Times New Roman" w:hAnsi="Times New Roman" w:cs="Times New Roman"/>
-          <w:bCs/>
-        </w:rPr>
-      </w:pPr>
-      <w:r>
-        <w:rPr>
-          <w:rFonts w:ascii="Times New Roman" w:hAnsi="Times New Roman" w:cs="Times New Roman"/>
-          <w:bCs/>
-        </w:rPr>
-        <w:t>The author thanks R. Rosner and the</w:t>
-      </w:r>
-      <w:r>
-        <w:rPr>
-          <w:rFonts w:ascii="Times New Roman" w:hAnsi="Times New Roman" w:cs="Times New Roman"/>
-          <w:bCs/>
-        </w:rPr>
-        <w:t xml:space="preserve"> </w:t>
-      </w:r>
-      <w:r>
-        <w:rPr>
-          <w:rFonts w:ascii="Times New Roman" w:hAnsi="Times New Roman" w:cs="Times New Roman"/>
-          <w:bCs/>
-        </w:rPr>
-        <w:t>Bartlett Fellowship in Energy Policy at the Energy Policy Institute at</w:t>
-      </w:r>
-      <w:r>
-        <w:rPr>
-          <w:rFonts w:ascii="Times New Roman" w:hAnsi="Times New Roman" w:cs="Times New Roman"/>
-          <w:bCs/>
-        </w:rPr>
-        <w:t xml:space="preserve"> </w:t>
-      </w:r>
-      <w:proofErr w:type="gramStart"/>
-      <w:r>
-        <w:rPr>
-          <w:rFonts w:ascii="Times New Roman" w:hAnsi="Times New Roman" w:cs="Times New Roman"/>
-          <w:bCs/>
-        </w:rPr>
-        <w:t>Chicago.]</w:t>
-      </w:r>
-      <w:proofErr w:type="gramEnd"/>
-    </w:p>
-    <w:p>
-      <w:pPr>
-        <w:rPr>
-          <w:rFonts w:ascii="Times New Roman" w:hAnsi="Times New Roman" w:cs="Times New Roman"/>
-          <w:bCs/>
-        </w:rPr>
-      </w:pPr>
-    </w:p>
-    <w:p>
-      <w:pPr>
-        <w:rPr>
-          <w:rFonts w:ascii="Times New Roman" w:hAnsi="Times New Roman" w:cs="Times New Roman"/>
-          <w:bCs/>
-        </w:rPr>
-      </w:pPr>
-      <w:r>
-        <w:rPr>
-          <w:rFonts w:ascii="Times New Roman" w:hAnsi="Times New Roman" w:cs="Times New Roman"/>
-          <w:b/>
-          <w:bCs/>
-        </w:rPr>
-        <w:t>Selected References</w:t>
-      </w:r>
-    </w:p>
-    <w:p>
-      <w:pPr>
-        <w:rPr>
-          <w:rFonts w:ascii="Times New Roman" w:hAnsi="Times New Roman" w:cs="Times New Roman"/>
-          <w:bCs/>
-        </w:rPr>
-      </w:pPr>
-      <w:r>
-        <w:rPr>
-          <w:rFonts w:ascii="Times New Roman" w:hAnsi="Times New Roman" w:cs="Times New Roman"/>
-          <w:bCs/>
-        </w:rPr>
-        <w:t>[1] Colangelo, M. et al. Software-based power management for AI data</w:t>
-      </w:r>
-      <w:r>
-        <w:rPr>
-          <w:rFonts w:ascii="Times New Roman" w:hAnsi="Times New Roman" w:cs="Times New Roman"/>
-          <w:bCs/>
-        </w:rPr>
-        <w:t xml:space="preserve"> </w:t>
-      </w:r>
-      <w:r>
-        <w:rPr>
-          <w:rFonts w:ascii="Times New Roman" w:hAnsi="Times New Roman" w:cs="Times New Roman"/>
-          <w:bCs/>
-        </w:rPr>
-        <w:t>centers. Nature Energy (December 2025).</w:t>
-      </w:r>
-    </w:p>
-    <w:p>
-      <w:pPr>
-        <w:rPr>
-          <w:rFonts w:ascii="Times New Roman" w:hAnsi="Times New Roman" w:cs="Times New Roman"/>
-          <w:bCs/>
-        </w:rPr>
-      </w:pPr>
-      <w:r>
-        <w:rPr>
-          <w:rFonts w:ascii="Times New Roman" w:hAnsi="Times New Roman" w:cs="Times New Roman"/>
-          <w:bCs/>
-        </w:rPr>
-        <w:t>[2] PJM Interconnection. 2025 Long-Term Load Forecast (2025).</w:t>
-      </w:r>
-    </w:p>
-    <w:p>
-      <w:pPr>
-        <w:rPr>
-          <w:rFonts w:ascii="Times New Roman" w:hAnsi="Times New Roman" w:cs="Times New Roman"/>
-          <w:bCs/>
-        </w:rPr>
-      </w:pPr>
-      <w:r>
-        <w:rPr>
-          <w:rFonts w:ascii="Times New Roman" w:hAnsi="Times New Roman" w:cs="Times New Roman"/>
-          <w:bCs/>
-        </w:rPr>
-        <w:t>[3] PJM Interconnection. 2027/2028 Base Residual Auction Report</w:t>
-      </w:r>
-      <w:r>
-        <w:rPr>
-          <w:rFonts w:ascii="Times New Roman" w:hAnsi="Times New Roman" w:cs="Times New Roman"/>
-          <w:bCs/>
-        </w:rPr>
-        <w:t xml:space="preserve"> </w:t>
-      </w:r>
-      <w:r>
-        <w:rPr>
-          <w:rFonts w:ascii="Times New Roman" w:hAnsi="Times New Roman" w:cs="Times New Roman"/>
-          <w:bCs/>
-        </w:rPr>
-        <w:t>(2025).</w:t>
-      </w:r>
-    </w:p>
-    <w:p>
-      <w:pPr>
-        <w:rPr>
-          <w:rFonts w:ascii="Times New Roman" w:hAnsi="Times New Roman" w:cs="Times New Roman"/>
-          <w:bCs/>
-        </w:rPr>
-      </w:pPr>
-      <w:r>
-        <w:rPr>
-          <w:rFonts w:ascii="Times New Roman" w:hAnsi="Times New Roman" w:cs="Times New Roman"/>
-          <w:bCs/>
-        </w:rPr>
-        <w:t>[4] E3 (Energy + Environmental Economics). 2025 Resource Adequacy</w:t>
-      </w:r>
-      <w:r>
-        <w:rPr>
-          <w:rFonts w:ascii="Times New Roman" w:hAnsi="Times New Roman" w:cs="Times New Roman"/>
-          <w:bCs/>
-        </w:rPr>
-        <w:t xml:space="preserve"> </w:t>
-      </w:r>
-      <w:r>
-        <w:rPr>
-          <w:rFonts w:ascii="Times New Roman" w:hAnsi="Times New Roman" w:cs="Times New Roman"/>
-          <w:bCs/>
-        </w:rPr>
-        <w:t>Study for Illinois (2025).</w:t>
-      </w:r>
-    </w:p>
-    <w:p>
-      <w:pPr>
-        <w:rPr>
-          <w:rFonts w:ascii="Times New Roman" w:hAnsi="Times New Roman" w:cs="Times New Roman"/>
-          <w:bCs/>
-        </w:rPr>
-      </w:pPr>
-      <w:r>
-        <w:rPr>
-          <w:rFonts w:ascii="Times New Roman" w:hAnsi="Times New Roman" w:cs="Times New Roman"/>
-          <w:bCs/>
-        </w:rPr>
-        <w:t>[5] LBNL. Queued Up: Characteristics of Power Plants Seeking</w:t>
-      </w:r>
-      <w:r>
-        <w:rPr>
-          <w:rFonts w:ascii="Times New Roman" w:hAnsi="Times New Roman" w:cs="Times New Roman"/>
-          <w:bCs/>
-        </w:rPr>
-        <w:t xml:space="preserve"> </w:t>
-      </w:r>
-      <w:r>
-        <w:rPr>
-          <w:rFonts w:ascii="Times New Roman" w:hAnsi="Times New Roman" w:cs="Times New Roman"/>
-          <w:bCs/>
-        </w:rPr>
-        <w:t>Transmission Interconnection (2024).</w:t>
-      </w:r>
-    </w:p>
-    <w:p>
-      <w:pPr>
-        <w:rPr>
-          <w:rFonts w:ascii="Times New Roman" w:hAnsi="Times New Roman" w:cs="Times New Roman"/>
-          <w:bCs/>
-        </w:rPr>
-      </w:pPr>
-      <w:r>
-        <w:rPr>
-          <w:rFonts w:ascii="Times New Roman" w:hAnsi="Times New Roman" w:cs="Times New Roman"/>
-          <w:bCs/>
-        </w:rPr>
-        <w:t>[6] NREL. 2024 Annual Technology Baseline.</w:t>
-      </w:r>
-      <w:r>
-        <w:rPr>
-          <w:rFonts w:ascii="Times New Roman" w:hAnsi="Times New Roman" w:cs="Times New Roman"/>
-          <w:bCs/>
-        </w:rPr>
-        <w:t xml:space="preserve"> </w:t>
-      </w:r>
-      <w:r>
-        <w:rPr>
-          <w:rFonts w:ascii="Times New Roman" w:hAnsi="Times New Roman" w:cs="Times New Roman"/>
-          <w:bCs/>
-        </w:rPr>
-        <w:t>atb.nrel.gov/electricity/2024.</w:t>
-      </w:r>
-    </w:p>
-    <w:p>
-      <w:pPr>
-        <w:rPr>
-          <w:rFonts w:ascii="Times New Roman" w:hAnsi="Times New Roman" w:cs="Times New Roman"/>
-          <w:bCs/>
-        </w:rPr>
-      </w:pPr>
-      <w:r>
-        <w:rPr>
-          <w:rFonts w:ascii="Times New Roman" w:hAnsi="Times New Roman" w:cs="Times New Roman"/>
-          <w:bCs/>
-        </w:rPr>
-        <w:t>[7] FERC. Order on Transmission Service for Co-Located Load. 193 FERC</w:t>
-      </w:r>
-      <w:r>
-        <w:rPr>
-          <w:rFonts w:ascii="Times New Roman" w:hAnsi="Times New Roman" w:cs="Times New Roman"/>
-          <w:bCs/>
-        </w:rPr>
-        <w:t xml:space="preserve"> </w:t>
-      </w:r>
-      <w:r>
-        <w:rPr>
-          <w:rFonts w:ascii="Times New Roman" w:hAnsi="Times New Roman" w:cs="Times New Roman"/>
-          <w:bCs/>
-        </w:rPr>
-        <w:t>¶ 61,217, Docket Nos. EL25-49-000 et al. (December 18, 2025).</w:t>
-      </w:r>
-    </w:p>
-    <w:p>
-      <w:pPr>
-        <w:rPr>
-          <w:rFonts w:ascii="Times New Roman" w:hAnsi="Times New Roman" w:cs="Times New Roman"/>
-          <w:bCs/>
-        </w:rPr>
-      </w:pPr>
-      <w:r>
-        <w:rPr>
-          <w:rFonts w:ascii="Times New Roman" w:hAnsi="Times New Roman" w:cs="Times New Roman"/>
-          <w:bCs/>
-        </w:rPr>
-        <w:lastRenderedPageBreak/>
-        <w:t xml:space="preserve">[8] Patel, P. et al. </w:t>
-      </w:r>
-      <w:proofErr w:type="spellStart"/>
-      <w:r>
-        <w:rPr>
-          <w:rFonts w:ascii="Times New Roman" w:hAnsi="Times New Roman" w:cs="Times New Roman"/>
-          <w:bCs/>
-        </w:rPr>
-        <w:t>Splitwise</w:t>
-      </w:r>
-      <w:proofErr w:type="spellEnd"/>
-      <w:r>
-        <w:rPr>
-          <w:rFonts w:ascii="Times New Roman" w:hAnsi="Times New Roman" w:cs="Times New Roman"/>
-          <w:bCs/>
-        </w:rPr>
-        <w:t>: Efficient generative LLM inference</w:t>
-      </w:r>
-      <w:r>
-        <w:rPr>
-          <w:rFonts w:ascii="Times New Roman" w:hAnsi="Times New Roman" w:cs="Times New Roman"/>
-          <w:bCs/>
-        </w:rPr>
-        <w:t xml:space="preserve"> </w:t>
-      </w:r>
-      <w:r>
-        <w:rPr>
-          <w:rFonts w:ascii="Times New Roman" w:hAnsi="Times New Roman" w:cs="Times New Roman"/>
-          <w:bCs/>
-        </w:rPr>
-        <w:t>using phase splitting. ISCA (2024).</w:t>
-      </w:r>
-    </w:p>
-    <w:p>
-      <w:pPr>
-        <w:rPr>
-          <w:rFonts w:ascii="Times New Roman" w:hAnsi="Times New Roman" w:cs="Times New Roman"/>
-          <w:bCs/>
-        </w:rPr>
-      </w:pPr>
-      <w:r>
-        <w:rPr>
-          <w:rFonts w:ascii="Times New Roman" w:hAnsi="Times New Roman" w:cs="Times New Roman"/>
-          <w:bCs/>
-        </w:rPr>
-        <w:t xml:space="preserve">[9] Stojkovic, J. et al. </w:t>
-      </w:r>
-      <w:proofErr w:type="spellStart"/>
-      <w:r>
-        <w:rPr>
-          <w:rFonts w:ascii="Times New Roman" w:hAnsi="Times New Roman" w:cs="Times New Roman"/>
-          <w:bCs/>
-        </w:rPr>
-        <w:t>DynamoLLM</w:t>
-      </w:r>
-      <w:proofErr w:type="spellEnd"/>
-      <w:r>
-        <w:rPr>
-          <w:rFonts w:ascii="Times New Roman" w:hAnsi="Times New Roman" w:cs="Times New Roman"/>
-          <w:bCs/>
-        </w:rPr>
-        <w:t>: Designing LLM inference clusters</w:t>
-      </w:r>
-      <w:r>
-        <w:rPr>
-          <w:rFonts w:ascii="Times New Roman" w:hAnsi="Times New Roman" w:cs="Times New Roman"/>
-          <w:bCs/>
-        </w:rPr>
-        <w:t xml:space="preserve"> </w:t>
-      </w:r>
-      <w:r>
-        <w:rPr>
-          <w:rFonts w:ascii="Times New Roman" w:hAnsi="Times New Roman" w:cs="Times New Roman"/>
-          <w:bCs/>
-        </w:rPr>
-        <w:t>for performance and energy efficiency. arXiv:2408.00741 (2024).</w:t>
-      </w:r>
-    </w:p>
-    <w:p>
-      <w:pPr>
-        <w:rPr>
-          <w:rFonts w:ascii="Times New Roman" w:hAnsi="Times New Roman" w:cs="Times New Roman"/>
-          <w:bCs/>
-        </w:rPr>
-      </w:pPr>
-      <w:r>
-        <w:rPr>
-          <w:rFonts w:ascii="Times New Roman" w:hAnsi="Times New Roman" w:cs="Times New Roman"/>
-          <w:bCs/>
-        </w:rPr>
-        <w:t xml:space="preserve">[10] Wang, Y. et al. </w:t>
-      </w:r>
-      <w:proofErr w:type="spellStart"/>
-      <w:r>
-        <w:rPr>
-          <w:rFonts w:ascii="Times New Roman" w:hAnsi="Times New Roman" w:cs="Times New Roman"/>
-          <w:bCs/>
-        </w:rPr>
-        <w:t>BurstGPT</w:t>
-      </w:r>
-      <w:proofErr w:type="spellEnd"/>
-      <w:r>
-        <w:rPr>
-          <w:rFonts w:ascii="Times New Roman" w:hAnsi="Times New Roman" w:cs="Times New Roman"/>
-          <w:bCs/>
-        </w:rPr>
-        <w:t>: A real-world workload dataset for large</w:t>
-      </w:r>
-      <w:r>
-        <w:rPr>
-          <w:rFonts w:ascii="Times New Roman" w:hAnsi="Times New Roman" w:cs="Times New Roman"/>
-          <w:bCs/>
-        </w:rPr>
-        <w:t xml:space="preserve"> </w:t>
-      </w:r>
-      <w:r>
-        <w:rPr>
-          <w:rFonts w:ascii="Times New Roman" w:hAnsi="Times New Roman" w:cs="Times New Roman"/>
-          <w:bCs/>
-        </w:rPr>
-        <w:t xml:space="preserve">language models. </w:t>
-      </w:r>
-      <w:proofErr w:type="spellStart"/>
-      <w:r>
-        <w:rPr>
-          <w:rFonts w:ascii="Times New Roman" w:hAnsi="Times New Roman" w:cs="Times New Roman"/>
-          <w:bCs/>
-        </w:rPr>
-        <w:t>arXiv</w:t>
-      </w:r>
-      <w:proofErr w:type="spellEnd"/>
-      <w:r>
-        <w:rPr>
-          <w:rFonts w:ascii="Times New Roman" w:hAnsi="Times New Roman" w:cs="Times New Roman"/>
-          <w:bCs/>
-        </w:rPr>
-        <w:t xml:space="preserve"> (2024).</w:t>
-      </w:r>
-    </w:p>
-    <w:p>
-      <w:pPr>
-        <w:rPr>
-          <w:rFonts w:ascii="Times New Roman" w:hAnsi="Times New Roman" w:cs="Times New Roman"/>
-          <w:bCs/>
-        </w:rPr>
-      </w:pPr>
-      <w:r>
-        <w:rPr>
-          <w:rFonts w:ascii="Times New Roman" w:hAnsi="Times New Roman" w:cs="Times New Roman"/>
-          <w:bCs/>
-        </w:rPr>
-        <w:t>[11] Deloitte. Technology, Media and Telecommunications Predictions</w:t>
-      </w:r>
-      <w:r>
-        <w:rPr>
-          <w:rFonts w:ascii="Times New Roman" w:hAnsi="Times New Roman" w:cs="Times New Roman"/>
-          <w:bCs/>
-        </w:rPr>
-        <w:t xml:space="preserve"> </w:t>
-      </w:r>
-      <w:r>
-        <w:rPr>
-          <w:rFonts w:ascii="Times New Roman" w:hAnsi="Times New Roman" w:cs="Times New Roman"/>
-          <w:bCs/>
-        </w:rPr>
-        <w:t>2025 (November 2025).</w:t>
-      </w:r>
-    </w:p>
-    <w:p>
-      <w:pPr>
-        <w:rPr>
-          <w:rFonts w:ascii="Times New Roman" w:hAnsi="Times New Roman" w:cs="Times New Roman"/>
-          <w:bCs/>
-        </w:rPr>
-      </w:pPr>
-      <w:r>
-        <w:rPr>
-          <w:rFonts w:ascii="Times New Roman" w:hAnsi="Times New Roman" w:cs="Times New Roman"/>
-          <w:bCs/>
-        </w:rPr>
-        <w:t>[12] McKinsey &amp; Company. Investing in the rising data center economy</w:t>
-      </w:r>
-      <w:r>
-        <w:rPr>
-          <w:rFonts w:ascii="Times New Roman" w:hAnsi="Times New Roman" w:cs="Times New Roman"/>
-          <w:bCs/>
-        </w:rPr>
-        <w:t xml:space="preserve"> </w:t>
-      </w:r>
-      <w:r>
-        <w:rPr>
-          <w:rFonts w:ascii="Times New Roman" w:hAnsi="Times New Roman" w:cs="Times New Roman"/>
-          <w:bCs/>
-        </w:rPr>
-        <w:t>(January 2025).</w:t>
-      </w:r>
-    </w:p>
-    <w:p>
-      <w:pPr>
-        <w:rPr>
-          <w:rFonts w:ascii="Times New Roman" w:hAnsi="Times New Roman" w:cs="Times New Roman"/>
-          <w:bCs/>
-        </w:rPr>
-      </w:pPr>
-      <w:r>
-        <w:rPr>
-          <w:rFonts w:ascii="Times New Roman" w:hAnsi="Times New Roman" w:cs="Times New Roman"/>
-          <w:bCs/>
-        </w:rPr>
-        <w:t>[Full bibliography to be compiled for submission]</w:t>
-      </w:r>
-    </w:p>
-    <w:p>
-      <w:pPr>
-        <w:rPr>
-          <w:rFonts w:ascii="Times New Roman" w:hAnsi="Times New Roman" w:cs="Times New Roman"/>
-          <w:bCs/>
-        </w:rPr>
-      </w:pPr>
+        <w:t xml:space="preserve"> software defined WAN. In Proceedings of ACM SIGCOMM (2013).</w:t>
+      </w:r>
     </w:p>
     <w:sectPr>
       <w:pgSz w:w="12240" w:h="15840"/>
@@ -3554,79 +4332,6 @@
     </w:sectPr>
   </w:body>
 </w:document>
-</file>
-
-<file path=word/comments.xml><?xml version="1.0" encoding="utf-8"?>
-<w:comments xmlns:wpc="http://schemas.microsoft.com/office/word/2010/wordprocessingCanvas" xmlns:cx="http://schemas.microsoft.com/office/drawing/2014/chartex" xmlns:cx1="http://schemas.microsoft.com/office/drawing/2015/9/8/chartex" xmlns:cx2="http://schemas.microsoft.com/office/drawing/2015/10/21/chartex" xmlns:cx3="http://schemas.microsoft.com/office/drawing/2016/5/9/chartex" xmlns:cx4="http://schemas.microsoft.com/office/drawing/2016/5/10/chartex" xmlns:cx5="http://schemas.microsoft.com/office/drawing/2016/5/11/chartex" xmlns:cx6="http://schemas.microsoft.com/office/drawing/2016/5/12/chartex" xmlns:cx7="http://schemas.microsoft.com/office/drawing/2016/5/13/chartex" xmlns:cx8="http://schemas.microsoft.com/office/drawing/2016/5/14/chartex" xmlns:mc="http://schemas.openxmlformats.org/markup-compatibility/2006" xmlns:aink="http://schemas.microsoft.com/office/drawing/2016/ink" xmlns:am3d="http://schemas.microsoft.com/office/drawing/2017/model3d" xmlns:o="urn:schemas-microsoft-com:office:office" xmlns:oel="http://schemas.microsoft.com/office/2019/extlst" xmlns:r="http://schemas.openxmlformats.org/officeDocument/2006/relationships" xmlns:m="http://schemas.openxmlformats.org/officeDocument/2006/math" xmlns:v="urn:schemas-microsoft-com:vml" xmlns:wp14="http://schemas.microsoft.com/office/word/2010/wordprocessingDrawing" xmlns:wp="http://schemas.openxmlformats.org/drawingml/2006/wordprocessingDrawing" xmlns:w10="urn:schemas-microsoft-com:office:word" xmlns:w="http://schemas.openxmlformats.org/wordprocessingml/2006/main" xmlns:w14="http://schemas.microsoft.com/office/word/2010/wordml" xmlns:w15="http://schemas.microsoft.com/office/word/2012/wordml" xmlns:w16cex="http://schemas.microsoft.com/office/word/2018/wordml/cex" xmlns:w16cid="http://schemas.microsoft.com/office/word/2016/wordml/cid" xmlns:w16="http://schemas.microsoft.com/office/word/2018/wordml" xmlns:w16du="http://schemas.microsoft.com/office/word/2023/wordml/word16du" xmlns:w16sdtdh="http://schemas.microsoft.com/office/word/2020/wordml/sdtdatahash" xmlns:w16sdtfl="http://schemas.microsoft.com/office/word/2024/wordml/sdtformatlock" xmlns:w16se="http://schemas.microsoft.com/office/word/2015/wordml/symex" xmlns:wpg="http://schemas.microsoft.com/office/word/2010/wordprocessingGroup" xmlns:wpi="http://schemas.microsoft.com/office/word/2010/wordprocessingInk" xmlns:wne="http://schemas.microsoft.com/office/word/2006/wordml" xmlns:wps="http://schemas.microsoft.com/office/word/2010/wordprocessingShape" mc:Ignorable="w14 w15 w16se w16cid w16 w16cex w16sdtdh w16sdtfl w16du wp14">
-  <w:comment w:id="0" w:author="Chris Dunlap" w:date="2026-04-12T13:47:00Z" w:initials="CD">
-    <w:p>
-      <w:pPr>
-        <w:pStyle w:val="CommentText"/>
-      </w:pPr>
-      <w:r>
-        <w:rPr>
-          <w:rStyle w:val="CommentReference"/>
-        </w:rPr>
-        <w:annotationRef/>
-      </w:r>
-      <w:r>
-        <w:t>Confirm this is for either DVFS + Spatial or just spatial alone from modeling.</w:t>
-      </w:r>
-      <w:r>
-        <w:br/>
-      </w:r>
-      <w:r>
-        <w:br/>
-        <w:t xml:space="preserve">Also not sure on the final wording there at the end re system planners...not sure that’s the right message im targeting. </w:t>
-      </w:r>
-    </w:p>
-  </w:comment>
-  <w:comment w:id="1" w:author="Chris Dunlap" w:date="2026-04-12T22:05:00Z" w:initials="CD">
-    <w:p>
-      <w:pPr>
-        <w:pStyle w:val="CommentText"/>
-      </w:pPr>
-      <w:r>
-        <w:rPr>
-          <w:rStyle w:val="CommentReference"/>
-        </w:rPr>
-        <w:annotationRef/>
-      </w:r>
-      <w:r>
-        <w:t>Perhaps this is where I go beyond US grid (quebec, iceland, uk…)</w:t>
-      </w:r>
-    </w:p>
-  </w:comment>
-</w:comments>
-</file>
-
-<file path=word/commentsExtended.xml><?xml version="1.0" encoding="utf-8"?>
-<w15:commentsEx xmlns:wpc="http://schemas.microsoft.com/office/word/2010/wordprocessingCanvas" xmlns:cx="http://schemas.microsoft.com/office/drawing/2014/chartex" xmlns:cx1="http://schemas.microsoft.com/office/drawing/2015/9/8/chartex" xmlns:cx2="http://schemas.microsoft.com/office/drawing/2015/10/21/chartex" xmlns:cx3="http://schemas.microsoft.com/office/drawing/2016/5/9/chartex" xmlns:cx4="http://schemas.microsoft.com/office/drawing/2016/5/10/chartex" xmlns:cx5="http://schemas.microsoft.com/office/drawing/2016/5/11/chartex" xmlns:cx6="http://schemas.microsoft.com/office/drawing/2016/5/12/chartex" xmlns:cx7="http://schemas.microsoft.com/office/drawing/2016/5/13/chartex" xmlns:cx8="http://schemas.microsoft.com/office/drawing/2016/5/14/chartex" xmlns:mc="http://schemas.openxmlformats.org/markup-compatibility/2006" xmlns:aink="http://schemas.microsoft.com/office/drawing/2016/ink" xmlns:am3d="http://schemas.microsoft.com/office/drawing/2017/model3d" xmlns:o="urn:schemas-microsoft-com:office:office" xmlns:oel="http://schemas.microsoft.com/office/2019/extlst" xmlns:r="http://schemas.openxmlformats.org/officeDocument/2006/relationships" xmlns:m="http://schemas.openxmlformats.org/officeDocument/2006/math" xmlns:v="urn:schemas-microsoft-com:vml" xmlns:wp14="http://schemas.microsoft.com/office/word/2010/wordprocessingDrawing" xmlns:wp="http://schemas.openxmlformats.org/drawingml/2006/wordprocessingDrawing" xmlns:w10="urn:schemas-microsoft-com:office:word" xmlns:w="http://schemas.openxmlformats.org/wordprocessingml/2006/main" xmlns:w14="http://schemas.microsoft.com/office/word/2010/wordml" xmlns:w15="http://schemas.microsoft.com/office/word/2012/wordml" xmlns:w16cex="http://schemas.microsoft.com/office/word/2018/wordml/cex" xmlns:w16cid="http://schemas.microsoft.com/office/word/2016/wordml/cid" xmlns:w16="http://schemas.microsoft.com/office/word/2018/wordml" xmlns:w16du="http://schemas.microsoft.com/office/word/2023/wordml/word16du" xmlns:w16sdtdh="http://schemas.microsoft.com/office/word/2020/wordml/sdtdatahash" xmlns:w16sdtfl="http://schemas.microsoft.com/office/word/2024/wordml/sdtformatlock" xmlns:w16se="http://schemas.microsoft.com/office/word/2015/wordml/symex" xmlns:wpg="http://schemas.microsoft.com/office/word/2010/wordprocessingGroup" xmlns:wpi="http://schemas.microsoft.com/office/word/2010/wordprocessingInk" xmlns:wne="http://schemas.microsoft.com/office/word/2006/wordml" xmlns:wps="http://schemas.microsoft.com/office/word/2010/wordprocessingShape" mc:Ignorable="w14 w15 w16se w16cid w16 w16cex w16sdtdh w16sdtfl w16du wp14">
-  <w15:commentEx w15:paraId="7839F28A" w15:done="0"/>
-  <w15:commentEx w15:paraId="6030FF70" w15:done="0"/>
-</w15:commentsEx>
-</file>
-
-<file path=word/commentsExtensible.xml><?xml version="1.0" encoding="utf-8"?>
-<w16cex:commentsExtensible xmlns:wpc="http://schemas.microsoft.com/office/word/2010/wordprocessingCanvas" xmlns:cx="http://schemas.microsoft.com/office/drawing/2014/chartex" xmlns:cx1="http://schemas.microsoft.com/office/drawing/2015/9/8/chartex" xmlns:cx2="http://schemas.microsoft.com/office/drawing/2015/10/21/chartex" xmlns:cx3="http://schemas.microsoft.com/office/drawing/2016/5/9/chartex" xmlns:cx4="http://schemas.microsoft.com/office/drawing/2016/5/10/chartex" xmlns:cx5="http://schemas.microsoft.com/office/drawing/2016/5/11/chartex" xmlns:cx6="http://schemas.microsoft.com/office/drawing/2016/5/12/chartex" xmlns:cx7="http://schemas.microsoft.com/office/drawing/2016/5/13/chartex" xmlns:cx8="http://schemas.microsoft.com/office/drawing/2016/5/14/chartex" xmlns:cr="http://schemas.microsoft.com/office/comments/2020/reactions" xmlns:mc="http://schemas.openxmlformats.org/markup-compatibility/2006" xmlns:aink="http://schemas.microsoft.com/office/drawing/2016/ink" xmlns:am3d="http://schemas.microsoft.com/office/drawing/2017/model3d" xmlns:o="urn:schemas-microsoft-com:office:office" xmlns:oel="http://schemas.microsoft.com/office/2019/extlst" xmlns:r="http://schemas.openxmlformats.org/officeDocument/2006/relationships" xmlns:m="http://schemas.openxmlformats.org/officeDocument/2006/math" xmlns:v="urn:schemas-microsoft-com:vml" xmlns:wp14="http://schemas.microsoft.com/office/word/2010/wordprocessingDrawing" xmlns:wp="http://schemas.openxmlformats.org/drawingml/2006/wordprocessingDrawing" xmlns:w10="urn:schemas-microsoft-com:office:word" xmlns:w="http://schemas.openxmlformats.org/wordprocessingml/2006/main" xmlns:w14="http://schemas.microsoft.com/office/word/2010/wordml" xmlns:w15="http://schemas.microsoft.com/office/word/2012/wordml" xmlns:w16cex="http://schemas.microsoft.com/office/word/2018/wordml/cex" xmlns:w16cid="http://schemas.microsoft.com/office/word/2016/wordml/cid" xmlns:w16="http://schemas.microsoft.com/office/word/2018/wordml" xmlns:w16du="http://schemas.microsoft.com/office/word/2023/wordml/word16du" xmlns:w16sdtdh="http://schemas.microsoft.com/office/word/2020/wordml/sdtdatahash" xmlns:w16sdtfl="http://schemas.microsoft.com/office/word/2024/wordml/sdtformatlock" xmlns:w16se="http://schemas.microsoft.com/office/word/2015/wordml/symex" xmlns:wpg="http://schemas.microsoft.com/office/word/2010/wordprocessingGroup" xmlns:wpi="http://schemas.microsoft.com/office/word/2010/wordprocessingInk" xmlns:wne="http://schemas.microsoft.com/office/word/2006/wordml" xmlns:wps="http://schemas.microsoft.com/office/word/2010/wordprocessingShape" mc:Ignorable="w14 w15 w16se w16cid w16 w16cex w16sdtdh w16sdtfl cr w16du wp14">
-  <w16cex:commentExtensible w16cex:durableId="3FC765E6" w16cex:dateUtc="2026-04-12T18:47:00Z"/>
-  <w16cex:commentExtensible w16cex:durableId="54EA2E74" w16cex:dateUtc="2026-04-13T03:05:00Z"/>
-</w16cex:commentsExtensible>
-</file>
-
-<file path=word/commentsIds.xml><?xml version="1.0" encoding="utf-8"?>
-<w16cid:commentsIds xmlns:wpc="http://schemas.microsoft.com/office/word/2010/wordprocessingCanvas" xmlns:cx="http://schemas.microsoft.com/office/drawing/2014/chartex" xmlns:cx1="http://schemas.microsoft.com/office/drawing/2015/9/8/chartex" xmlns:cx2="http://schemas.microsoft.com/office/drawing/2015/10/21/chartex" xmlns:cx3="http://schemas.microsoft.com/office/drawing/2016/5/9/chartex" xmlns:cx4="http://schemas.microsoft.com/office/drawing/2016/5/10/chartex" xmlns:cx5="http://schemas.microsoft.com/office/drawing/2016/5/11/chartex" xmlns:cx6="http://schemas.microsoft.com/office/drawing/2016/5/12/chartex" xmlns:cx7="http://schemas.microsoft.com/office/drawing/2016/5/13/chartex" xmlns:cx8="http://schemas.microsoft.com/office/drawing/2016/5/14/chartex" xmlns:mc="http://schemas.openxmlformats.org/markup-compatibility/2006" xmlns:aink="http://schemas.microsoft.com/office/drawing/2016/ink" xmlns:am3d="http://schemas.microsoft.com/office/drawing/2017/model3d" xmlns:o="urn:schemas-microsoft-com:office:office" xmlns:oel="http://schemas.microsoft.com/office/2019/extlst" xmlns:r="http://schemas.openxmlformats.org/officeDocument/2006/relationships" xmlns:m="http://schemas.openxmlformats.org/officeDocument/2006/math" xmlns:v="urn:schemas-microsoft-com:vml" xmlns:wp14="http://schemas.microsoft.com/office/word/2010/wordprocessingDrawing" xmlns:wp="http://schemas.openxmlformats.org/drawingml/2006/wordprocessingDrawing" xmlns:w10="urn:schemas-microsoft-com:office:word" xmlns:w="http://schemas.openxmlformats.org/wordprocessingml/2006/main" xmlns:w14="http://schemas.microsoft.com/office/word/2010/wordml" xmlns:w15="http://schemas.microsoft.com/office/word/2012/wordml" xmlns:w16cex="http://schemas.microsoft.com/office/word/2018/wordml/cex" xmlns:w16cid="http://schemas.microsoft.com/office/word/2016/wordml/cid" xmlns:w16="http://schemas.microsoft.com/office/word/2018/wordml" xmlns:w16du="http://schemas.microsoft.com/office/word/2023/wordml/word16du" xmlns:w16sdtdh="http://schemas.microsoft.com/office/word/2020/wordml/sdtdatahash" xmlns:w16sdtfl="http://schemas.microsoft.com/office/word/2024/wordml/sdtformatlock" xmlns:w16se="http://schemas.microsoft.com/office/word/2015/wordml/symex" xmlns:wpg="http://schemas.microsoft.com/office/word/2010/wordprocessingGroup" xmlns:wpi="http://schemas.microsoft.com/office/word/2010/wordprocessingInk" xmlns:wne="http://schemas.microsoft.com/office/word/2006/wordml" xmlns:wps="http://schemas.microsoft.com/office/word/2010/wordprocessingShape" mc:Ignorable="w14 w15 w16se w16cid w16 w16cex w16sdtdh w16sdtfl w16du wp14">
-  <w16cid:commentId w16cid:paraId="7839F28A" w16cid:durableId="3FC765E6"/>
-  <w16cid:commentId w16cid:paraId="6030FF70" w16cid:durableId="54EA2E74"/>
-</w16cid:commentsIds>
-</file>
-
-<file path=word/people.xml><?xml version="1.0" encoding="utf-8"?>
-<w15:people xmlns:wpc="http://schemas.microsoft.com/office/word/2010/wordprocessingCanvas" xmlns:cx="http://schemas.microsoft.com/office/drawing/2014/chartex" xmlns:cx1="http://schemas.microsoft.com/office/drawing/2015/9/8/chartex" xmlns:cx2="http://schemas.microsoft.com/office/drawing/2015/10/21/chartex" xmlns:cx3="http://schemas.microsoft.com/office/drawing/2016/5/9/chartex" xmlns:cx4="http://schemas.microsoft.com/office/drawing/2016/5/10/chartex" xmlns:cx5="http://schemas.microsoft.com/office/drawing/2016/5/11/chartex" xmlns:cx6="http://schemas.microsoft.com/office/drawing/2016/5/12/chartex" xmlns:cx7="http://schemas.microsoft.com/office/drawing/2016/5/13/chartex" xmlns:cx8="http://schemas.microsoft.com/office/drawing/2016/5/14/chartex" xmlns:mc="http://schemas.openxmlformats.org/markup-compatibility/2006" xmlns:aink="http://schemas.microsoft.com/office/drawing/2016/ink" xmlns:am3d="http://schemas.microsoft.com/office/drawing/2017/model3d" xmlns:o="urn:schemas-microsoft-com:office:office" xmlns:oel="http://schemas.microsoft.com/office/2019/extlst" xmlns:r="http://schemas.openxmlformats.org/officeDocument/2006/relationships" xmlns:m="http://schemas.openxmlformats.org/officeDocument/2006/math" xmlns:v="urn:schemas-microsoft-com:vml" xmlns:wp14="http://schemas.microsoft.com/office/word/2010/wordprocessingDrawing" xmlns:wp="http://schemas.openxmlformats.org/drawingml/2006/wordprocessingDrawing" xmlns:w10="urn:schemas-microsoft-com:office:word" xmlns:w="http://schemas.openxmlformats.org/wordprocessingml/2006/main" xmlns:w14="http://schemas.microsoft.com/office/word/2010/wordml" xmlns:w15="http://schemas.microsoft.com/office/word/2012/wordml" xmlns:w16cex="http://schemas.microsoft.com/office/word/2018/wordml/cex" xmlns:w16cid="http://schemas.microsoft.com/office/word/2016/wordml/cid" xmlns:w16="http://schemas.microsoft.com/office/word/2018/wordml" xmlns:w16du="http://schemas.microsoft.com/office/word/2023/wordml/word16du" xmlns:w16sdtdh="http://schemas.microsoft.com/office/word/2020/wordml/sdtdatahash" xmlns:w16sdtfl="http://schemas.microsoft.com/office/word/2024/wordml/sdtformatlock" xmlns:w16se="http://schemas.microsoft.com/office/word/2015/wordml/symex" xmlns:wpg="http://schemas.microsoft.com/office/word/2010/wordprocessingGroup" xmlns:wpi="http://schemas.microsoft.com/office/word/2010/wordprocessingInk" xmlns:wne="http://schemas.microsoft.com/office/word/2006/wordml" xmlns:wps="http://schemas.microsoft.com/office/word/2010/wordprocessingShape" mc:Ignorable="w14 w15 w16se w16cid w16 w16cex w16sdtdh w16sdtfl w16du wp14">
-  <w15:person w15:author="Chris Dunlap">
-    <w15:presenceInfo w15:providerId="Windows Live" w15:userId="0dc6f7b395844816"/>
-  </w15:person>
-</w15:people>
 </file>
 
 <file path=word/styles.xml><?xml version="1.0" encoding="utf-8"?>
@@ -4632,6 +5337,44 @@
       <w:spacing w:after="0" w:line="240" w:lineRule="auto"/>
     </w:pPr>
   </w:style>
+  <w:style w:type="paragraph" w:styleId="Caption">
+    <w:name w:val="caption"/>
+    <w:basedOn w:val="Normal"/>
+    <w:next w:val="Normal"/>
+    <w:uiPriority w:val="35"/>
+    <w:unhideWhenUsed/>
+    <w:qFormat/>
+    <w:rsid w:val="00B82F7F"/>
+    <w:pPr>
+      <w:spacing w:after="200" w:line="240" w:lineRule="auto"/>
+    </w:pPr>
+    <w:rPr>
+      <w:i/>
+      <w:iCs/>
+      <w:color w:val="0E2841" w:themeColor="text2"/>
+      <w:sz w:val="18"/>
+      <w:szCs w:val="18"/>
+    </w:rPr>
+  </w:style>
+  <w:style w:type="table" w:styleId="TableGrid">
+    <w:name w:val="Table Grid"/>
+    <w:basedOn w:val="TableNormal"/>
+    <w:uiPriority w:val="39"/>
+    <w:rsid w:val="00D85FA0"/>
+    <w:pPr>
+      <w:spacing w:after="0" w:line="240" w:lineRule="auto"/>
+    </w:pPr>
+    <w:tblPr>
+      <w:tblBorders>
+        <w:top w:val="single" w:sz="4" w:space="0" w:color="auto"/>
+        <w:left w:val="single" w:sz="4" w:space="0" w:color="auto"/>
+        <w:bottom w:val="single" w:sz="4" w:space="0" w:color="auto"/>
+        <w:right w:val="single" w:sz="4" w:space="0" w:color="auto"/>
+        <w:insideH w:val="single" w:sz="4" w:space="0" w:color="auto"/>
+        <w:insideV w:val="single" w:sz="4" w:space="0" w:color="auto"/>
+      </w:tblBorders>
+    </w:tblPr>
+  </w:style>
 </w:styles>
 </file>
 

--- a/paper/NE_Working_Draft_v20.docx
+++ b/paper/NE_Working_Draft_v20.docx
@@ -18,101 +18,8 @@
           <w:sz w:val="32"/>
           <w:szCs w:val="32"/>
         </w:rPr>
-        <w:t>Abstract</w:t>
-      </w:r>
-    </w:p>
-    <w:p>
-      <w:pPr>
-        <w:rPr>
-          <w:rFonts w:ascii="Times New Roman" w:hAnsi="Times New Roman" w:cs="Times New Roman"/>
-          <w:bCs/>
-        </w:rPr>
-      </w:pPr>
-      <w:r>
-        <w:rPr>
-          <w:rFonts w:ascii="Times New Roman" w:hAnsi="Times New Roman" w:cs="Times New Roman"/>
-          <w:bCs/>
-        </w:rPr>
-        <w:t>AI data centers are entering resource adequacy planning as inflexible firm load, a</w:t>
-      </w:r>
-      <w:r>
-        <w:rPr>
-          <w:rFonts w:ascii="Times New Roman" w:hAnsi="Times New Roman" w:cs="Times New Roman"/>
-          <w:bCs/>
-        </w:rPr>
-        <w:t xml:space="preserve"> treatment that reflects operational convention rather than physical necessity and that is increasingly difficult to sustain at the scale of projected demand. We show that inference-dominant facilities possess meaningful demand-side flexibility through spatial compute migration that current models do not capture.</w:t>
-      </w:r>
-      <w:r>
-        <w:rPr>
-          <w:rFonts w:ascii="Times New Roman" w:hAnsi="Times New Roman" w:cs="Times New Roman"/>
-          <w:bCs/>
-        </w:rPr>
-        <w:t xml:space="preserve"> </w:t>
-      </w:r>
-      <w:r>
-        <w:rPr>
-          <w:rFonts w:ascii="Times New Roman" w:hAnsi="Times New Roman" w:cs="Times New Roman"/>
-          <w:bCs/>
-        </w:rPr>
-        <w:t xml:space="preserve">We develop a ten-parameter multiplicative cascade for spatial migration feasibility and test it against four </w:t>
-      </w:r>
-      <w:r>
-        <w:rPr>
-          <w:rFonts w:ascii="Times New Roman" w:hAnsi="Times New Roman" w:cs="Times New Roman"/>
-          <w:bCs/>
-        </w:rPr>
-        <w:t xml:space="preserve">years of day-ahead </w:t>
-      </w:r>
-      <w:r>
-        <w:rPr>
-          <w:rFonts w:ascii="Times New Roman" w:hAnsi="Times New Roman" w:cs="Times New Roman"/>
-          <w:bCs/>
-        </w:rPr>
-        <w:t xml:space="preserve">electricity </w:t>
-      </w:r>
-      <w:r>
-        <w:rPr>
-          <w:rFonts w:ascii="Times New Roman" w:hAnsi="Times New Roman" w:cs="Times New Roman"/>
-          <w:bCs/>
-        </w:rPr>
-        <w:t xml:space="preserve">pricing data across five U.S. grid regions, </w:t>
-      </w:r>
-      <w:r>
-        <w:rPr>
-          <w:rFonts w:ascii="Times New Roman" w:hAnsi="Times New Roman" w:cs="Times New Roman"/>
-          <w:bCs/>
-        </w:rPr>
-        <w:t>finding that at least one cross-region destination is unstressed during 99% or more of observed stress hours from each of four source zones tested. A condition</w:t>
-      </w:r>
-      <w:r>
-        <w:rPr>
-          <w:rFonts w:ascii="Times New Roman" w:hAnsi="Times New Roman" w:cs="Times New Roman"/>
-          <w:bCs/>
-        </w:rPr>
-        <w:t xml:space="preserve">al Monte Carlo simulation conditioned on observed per-hour grid states </w:t>
-      </w:r>
-      <w:r>
-        <w:rPr>
-          <w:rFonts w:ascii="Times New Roman" w:hAnsi="Times New Roman" w:cs="Times New Roman"/>
-          <w:bCs/>
-        </w:rPr>
-        <w:t xml:space="preserve">yields </w:t>
-      </w:r>
-      <w:r>
-        <w:rPr>
-          <w:rFonts w:ascii="Times New Roman" w:hAnsi="Times New Roman" w:cs="Times New Roman"/>
-          <w:bCs/>
-        </w:rPr>
-        <w:t>commitment depths that decline from 47% for an individual 500 MW facility to 27% for a 10 GW fleet, as co-stressed operators compete for finite destination capacity. Individual operators can credibly commit flexibility well above existing demand response baselines, but fleet-level resource adequacy contributions require coordination mechanisms that do not yet exist in current market designs.</w:t>
-      </w:r>
-    </w:p>
-    <w:p>
-      <w:pPr>
-        <w:rPr>
-          <w:rFonts w:ascii="Times New Roman" w:hAnsi="Times New Roman" w:cs="Times New Roman"/>
-          <w:bCs/>
-        </w:rPr>
-      </w:pPr>
+        <w:t>Quantifying AI data center flexibility as a resource adequacy asset</w:t>
+      </w:r>
       <w:r>
         <w:rPr>
           <w:rFonts w:ascii="Times New Roman" w:hAnsi="Times New Roman" w:cs="Times New Roman"/>
@@ -120,15 +27,163 @@
           <w:sz w:val="32"/>
           <w:szCs w:val="32"/>
         </w:rPr>
-        <w:t xml:space="preserve">1. </w:t>
-      </w:r>
-      <w:r>
+        <w:br/>
+      </w:r>
+      <w:r>
+        <w:rPr>
+          <w:rFonts w:ascii="Times New Roman" w:hAnsi="Times New Roman" w:cs="Times New Roman"/>
+          <w:bCs/>
+          <w:sz w:val="20"/>
+          <w:szCs w:val="20"/>
+        </w:rPr>
+        <w:t>Chris Dunlap</w:t>
+      </w:r>
+    </w:p>
+    <w:p>
+      <w:pPr>
         <w:rPr>
           <w:rFonts w:ascii="Times New Roman" w:hAnsi="Times New Roman" w:cs="Times New Roman"/>
           <w:b/>
           <w:sz w:val="32"/>
           <w:szCs w:val="32"/>
         </w:rPr>
+      </w:pPr>
+      <w:r>
+        <w:rPr>
+          <w:rFonts w:ascii="Times New Roman" w:hAnsi="Times New Roman" w:cs="Times New Roman"/>
+          <w:b/>
+          <w:sz w:val="28"/>
+          <w:szCs w:val="28"/>
+        </w:rPr>
+        <w:t>Abstract</w:t>
+      </w:r>
+    </w:p>
+    <w:p>
+      <w:pPr>
+        <w:rPr>
+          <w:rFonts w:ascii="Times New Roman" w:hAnsi="Times New Roman" w:cs="Times New Roman"/>
+          <w:bCs/>
+        </w:rPr>
+      </w:pPr>
+      <w:r>
+        <w:rPr>
+          <w:rFonts w:ascii="Times New Roman" w:hAnsi="Times New Roman" w:cs="Times New Roman"/>
+          <w:bCs/>
+        </w:rPr>
+        <w:t>AI data centers are entering resource adequacy planning as inflexible firm load, a</w:t>
+      </w:r>
+      <w:r>
+        <w:rPr>
+          <w:rFonts w:ascii="Times New Roman" w:hAnsi="Times New Roman" w:cs="Times New Roman"/>
+          <w:bCs/>
+        </w:rPr>
+        <w:t xml:space="preserve"> treatment that reflects operational convention rather than physical necessity and that is increasingly difficult to sustain at the scale of projected demand. We show that inference-dominant facilities possess meaningful demand-side flexibility through spatial </w:t>
+      </w:r>
+      <w:proofErr w:type="gramStart"/>
+      <w:r>
+        <w:rPr>
+          <w:rFonts w:ascii="Times New Roman" w:hAnsi="Times New Roman" w:cs="Times New Roman"/>
+          <w:bCs/>
+        </w:rPr>
+        <w:t>compute</w:t>
+      </w:r>
+      <w:proofErr w:type="gramEnd"/>
+      <w:r>
+        <w:rPr>
+          <w:rFonts w:ascii="Times New Roman" w:hAnsi="Times New Roman" w:cs="Times New Roman"/>
+          <w:bCs/>
+        </w:rPr>
+        <w:t xml:space="preserve"> migration that current models do not capture.</w:t>
+      </w:r>
+      <w:r>
+        <w:rPr>
+          <w:rFonts w:ascii="Times New Roman" w:hAnsi="Times New Roman" w:cs="Times New Roman"/>
+          <w:bCs/>
+        </w:rPr>
+        <w:t xml:space="preserve"> </w:t>
+      </w:r>
+      <w:r>
+        <w:rPr>
+          <w:rFonts w:ascii="Times New Roman" w:hAnsi="Times New Roman" w:cs="Times New Roman"/>
+          <w:bCs/>
+        </w:rPr>
+        <w:t xml:space="preserve">We develop a ten-parameter multiplicative cascade for spatial migration feasibility and test it against four </w:t>
+      </w:r>
+      <w:r>
+        <w:rPr>
+          <w:rFonts w:ascii="Times New Roman" w:hAnsi="Times New Roman" w:cs="Times New Roman"/>
+          <w:bCs/>
+        </w:rPr>
+        <w:t xml:space="preserve">years of day-ahead </w:t>
+      </w:r>
+      <w:r>
+        <w:rPr>
+          <w:rFonts w:ascii="Times New Roman" w:hAnsi="Times New Roman" w:cs="Times New Roman"/>
+          <w:bCs/>
+        </w:rPr>
+        <w:t xml:space="preserve">electricity </w:t>
+      </w:r>
+      <w:r>
+        <w:rPr>
+          <w:rFonts w:ascii="Times New Roman" w:hAnsi="Times New Roman" w:cs="Times New Roman"/>
+          <w:bCs/>
+        </w:rPr>
+        <w:t xml:space="preserve">pricing data across five U.S. grid regions, </w:t>
+      </w:r>
+      <w:r>
+        <w:rPr>
+          <w:rFonts w:ascii="Times New Roman" w:hAnsi="Times New Roman" w:cs="Times New Roman"/>
+          <w:bCs/>
+        </w:rPr>
+        <w:t>finding that at least one cross-region destination is unstressed during 99% or more of observed stress hours from each of four source zones tested. A condition</w:t>
+      </w:r>
+      <w:r>
+        <w:rPr>
+          <w:rFonts w:ascii="Times New Roman" w:hAnsi="Times New Roman" w:cs="Times New Roman"/>
+          <w:bCs/>
+        </w:rPr>
+        <w:t xml:space="preserve">al Monte Carlo simulation conditioned on observed per-hour grid states </w:t>
+      </w:r>
+      <w:r>
+        <w:rPr>
+          <w:rFonts w:ascii="Times New Roman" w:hAnsi="Times New Roman" w:cs="Times New Roman"/>
+          <w:bCs/>
+        </w:rPr>
+        <w:t xml:space="preserve">yields </w:t>
+      </w:r>
+      <w:r>
+        <w:rPr>
+          <w:rFonts w:ascii="Times New Roman" w:hAnsi="Times New Roman" w:cs="Times New Roman"/>
+          <w:bCs/>
+        </w:rPr>
+        <w:t>commitment depths that decline from 47% for an individual 500 MW facility to 27% for a 10 GW fleet, as co-stressed operators compete for finite destination capacity. Individual operators can credibly commit flexibility well above existing demand response baselines, but fleet-level resource adequacy contributions require coordination mechanisms that do not yet exist in current market designs.</w:t>
+      </w:r>
+    </w:p>
+    <w:p>
+      <w:pPr>
+        <w:rPr>
+          <w:rFonts w:ascii="Times New Roman" w:hAnsi="Times New Roman" w:cs="Times New Roman"/>
+          <w:bCs/>
+          <w:sz w:val="22"/>
+          <w:szCs w:val="22"/>
+        </w:rPr>
+      </w:pPr>
+      <w:r>
+        <w:rPr>
+          <w:rFonts w:ascii="Times New Roman" w:hAnsi="Times New Roman" w:cs="Times New Roman"/>
+          <w:b/>
+          <w:sz w:val="28"/>
+          <w:szCs w:val="28"/>
+        </w:rPr>
+        <w:t xml:space="preserve">1. </w:t>
+      </w:r>
+      <w:r>
+        <w:rPr>
+          <w:rFonts w:ascii="Times New Roman" w:hAnsi="Times New Roman" w:cs="Times New Roman"/>
+          <w:b/>
+          <w:sz w:val="28"/>
+          <w:szCs w:val="28"/>
+        </w:rPr>
         <w:t>Introduction</w:t>
       </w:r>
     </w:p>
@@ -194,23 +249,55 @@
           <w:rFonts w:ascii="Times New Roman" w:hAnsi="Times New Roman" w:cs="Times New Roman"/>
           <w:bCs/>
         </w:rPr>
-        <w:t>to this growth by treating data center load as firm and inelastic at each facility, requiring corresponding procurement of generating capacity plus reserve margin for every additional megawatt and allocating those costs to retail customers through capacity charges. This treatment reflects how data center operators have historically operationalized their service-level commitments to customers: contracts that guarantee uninterrupted compute have been satisfied by maintaining locally firm power draw at every facility, and planning models have inherited that local firmness as if it were a property of the load itself. The aggregation of these local firmness commitments across a rapidly growing fleet is what produces the system-level capacity requirement now exceeding what the interconnection queue can deliver.</w:t>
-      </w:r>
-    </w:p>
-    <w:p>
-      <w:pPr>
-        <w:rPr>
-          <w:rFonts w:ascii="Times New Roman" w:hAnsi="Times New Roman" w:cs="Times New Roman"/>
-          <w:bCs/>
-        </w:rPr>
-      </w:pPr>
+        <w:t xml:space="preserve">to this growth by treating data center load as firm and inelastic at each facility, requiring corresponding procurement of generating capacity plus reserve margin for every additional megawatt and allocating those costs to retail customers through capacity charges. This treatment reflects how data center operators have historically operationalized their service-level commitments to customers: contracts that guarantee uninterrupted </w:t>
+      </w:r>
+      <w:proofErr w:type="gramStart"/>
+      <w:r>
+        <w:rPr>
+          <w:rFonts w:ascii="Times New Roman" w:hAnsi="Times New Roman" w:cs="Times New Roman"/>
+          <w:bCs/>
+        </w:rPr>
+        <w:t>compute</w:t>
+      </w:r>
+      <w:proofErr w:type="gramEnd"/>
+      <w:r>
+        <w:rPr>
+          <w:rFonts w:ascii="Times New Roman" w:hAnsi="Times New Roman" w:cs="Times New Roman"/>
+          <w:bCs/>
+        </w:rPr>
+        <w:t xml:space="preserve"> have been satisfied by maintaining locally firm power draw at every facility, and planning models have inherited that local firmness as if it were a property of the load </w:t>
+      </w:r>
       <w:r>
         <w:rPr>
           <w:rFonts w:ascii="Times New Roman" w:hAnsi="Times New Roman" w:cs="Times New Roman"/>
           <w:bCs/>
         </w:rPr>
         <w:lastRenderedPageBreak/>
-        <w:t>Recent work has begun to challenge one technical premise of this convention. In a field demonstration on a 256-GPU cluster, Colangelo et al. showed that software-based power management</w:t>
+        <w:t>itself. The aggregation of these local firmness commitments across a rapidly growing fleet is what produces the system-level capacity requirement now exceeding what the interconnection queue can deliver.</w:t>
+      </w:r>
+    </w:p>
+    <w:p>
+      <w:pPr>
+        <w:rPr>
+          <w:rFonts w:ascii="Times New Roman" w:hAnsi="Times New Roman" w:cs="Times New Roman"/>
+          <w:bCs/>
+        </w:rPr>
+      </w:pPr>
+      <w:proofErr w:type="gramStart"/>
+      <w:r>
+        <w:rPr>
+          <w:rFonts w:ascii="Times New Roman" w:hAnsi="Times New Roman" w:cs="Times New Roman"/>
+          <w:bCs/>
+        </w:rPr>
+        <w:t>Recent</w:t>
+      </w:r>
+      <w:proofErr w:type="gramEnd"/>
+      <w:r>
+        <w:rPr>
+          <w:rFonts w:ascii="Times New Roman" w:hAnsi="Times New Roman" w:cs="Times New Roman"/>
+          <w:bCs/>
+        </w:rPr>
+        <w:t xml:space="preserve"> work has begun to challenge one technical premise of this convention. In a field demonstration on a 256-GPU cluster in a Phoenix hyperscale facility, Colangelo et al. showed that software-based workload orchestration — combining dynamic voltage-frequency scaling (DVFS), job pausing, and GPU resource reallocation — can reduce cluster power consumption by approximately 25% during peak demand periods while maintaining service quality, and identified geographic workload migration as a promising spatial complement that remained unquantified (ref. 5).</w:t>
       </w:r>
       <w:r>
         <w:rPr>
@@ -224,21 +311,55 @@
           <w:rFonts w:ascii="Times New Roman" w:hAnsi="Times New Roman" w:cs="Times New Roman"/>
           <w:bCs/>
         </w:rPr>
-        <w:t xml:space="preserve">can reduce cluster power consumption by approximately 25% during peak demand periods through dynamic voltage-frequency scaling (DVFS) while maintaining service quality and identified geographic workload migration as a promising spatial complement that remained unquantified (ref. </w:t>
-      </w:r>
-      <w:r>
-        <w:rPr>
-          <w:rFonts w:ascii="Times New Roman" w:hAnsi="Times New Roman" w:cs="Times New Roman"/>
-          <w:bCs/>
-        </w:rPr>
-        <w:t>5</w:t>
-      </w:r>
-      <w:r>
-        <w:rPr>
-          <w:rFonts w:ascii="Times New Roman" w:hAnsi="Times New Roman" w:cs="Times New Roman"/>
-          <w:bCs/>
-        </w:rPr>
-        <w:t xml:space="preserve">). The geographic mechanism itself has prior foundations: Zheng, Chien, and Suh showed that shifting data center load from fossil-heavy to renewable-rich regions can mitigate curtailment and reduce emissions </w:t>
+        <w:t xml:space="preserve">We refer to this combined GPU-level flexibility mechanism as </w:t>
+      </w:r>
+      <w:r>
+        <w:rPr>
+          <w:rFonts w:ascii="Times New Roman" w:hAnsi="Times New Roman" w:cs="Times New Roman"/>
+          <w:bCs/>
+          <w:i/>
+          <w:iCs/>
+        </w:rPr>
+        <w:t>local</w:t>
+      </w:r>
+      <w:r>
+        <w:rPr>
+          <w:rFonts w:ascii="Times New Roman" w:hAnsi="Times New Roman" w:cs="Times New Roman"/>
+          <w:bCs/>
+          <w:i/>
+          <w:iCs/>
+        </w:rPr>
+        <w:t>-</w:t>
+      </w:r>
+      <w:r>
+        <w:rPr>
+          <w:rFonts w:ascii="Times New Roman" w:hAnsi="Times New Roman" w:cs="Times New Roman"/>
+          <w:bCs/>
+          <w:i/>
+          <w:iCs/>
+        </w:rPr>
+        <w:t xml:space="preserve"> orchestration</w:t>
+      </w:r>
+      <w:r>
+        <w:rPr>
+          <w:rFonts w:ascii="Times New Roman" w:hAnsi="Times New Roman" w:cs="Times New Roman"/>
+          <w:bCs/>
+        </w:rPr>
+        <w:t xml:space="preserve"> throughout, distinguishing it from the spatial migration mechanism developed below</w:t>
+      </w:r>
+      <w:r>
+        <w:rPr>
+          <w:rFonts w:ascii="Times New Roman" w:hAnsi="Times New Roman" w:cs="Times New Roman"/>
+          <w:bCs/>
+        </w:rPr>
+        <w:t xml:space="preserve">. </w:t>
+      </w:r>
+      <w:r>
+        <w:rPr>
+          <w:rFonts w:ascii="Times New Roman" w:hAnsi="Times New Roman" w:cs="Times New Roman"/>
+          <w:bCs/>
+        </w:rPr>
+        <w:t xml:space="preserve">The geographic mechanism itself has prior foundations: Zheng, Chien, and Suh showed that shifting data center load from fossil-heavy to renewable-rich regions can mitigate curtailment and reduce emissions </w:t>
       </w:r>
       <w:r>
         <w:rPr>
@@ -339,8 +460,8 @@
         <w:rPr>
           <w:rFonts w:ascii="Times New Roman" w:hAnsi="Times New Roman" w:cs="Times New Roman"/>
           <w:b/>
-          <w:sz w:val="32"/>
-          <w:szCs w:val="32"/>
+          <w:sz w:val="28"/>
+          <w:szCs w:val="28"/>
         </w:rPr>
         <w:t xml:space="preserve">2. </w:t>
       </w:r>
@@ -348,8 +469,8 @@
         <w:rPr>
           <w:rFonts w:ascii="Times New Roman" w:hAnsi="Times New Roman" w:cs="Times New Roman"/>
           <w:b/>
-          <w:sz w:val="32"/>
-          <w:szCs w:val="32"/>
+          <w:sz w:val="28"/>
+          <w:szCs w:val="28"/>
         </w:rPr>
         <w:t>Decomposing spatial migration feasibility</w:t>
       </w:r>
@@ -366,21 +487,82 @@
           <w:rFonts w:ascii="Times New Roman" w:hAnsi="Times New Roman" w:cs="Times New Roman"/>
           <w:bCs/>
         </w:rPr>
-        <w:t xml:space="preserve">We decompose spatial migration feasibility into ten multiplicative parameters spanning source-side candidacy, destination-side capacity, and execution reliability conditions. Source-side parameters capture whether workloads are geographically movable and operationally available for migration. Destination-side parameters capture whether cross-region destinations have the capacity and capability to receive migrating workloads. Execution parameters capture whether the migration can complete within grid dispatch windows. The effective spatial fraction is the product of all ten parameters, combined with DVFS applied to the non-migrating portion following Colangelo et al. (ref. </w:t>
-      </w:r>
-      <w:r>
-        <w:rPr>
-          <w:rFonts w:ascii="Times New Roman" w:hAnsi="Times New Roman" w:cs="Times New Roman"/>
-          <w:bCs/>
-        </w:rPr>
-        <w:t>5</w:t>
-      </w:r>
-      <w:r>
-        <w:rPr>
-          <w:rFonts w:ascii="Times New Roman" w:hAnsi="Times New Roman" w:cs="Times New Roman"/>
-          <w:bCs/>
-        </w:rPr>
-        <w:t>). The framework's primary function is decomposition rather than point estimation: it identifies the conditions that must hold for spatial migration to succeed and grades each against available empirical evidence (see Methods for parameter definitions and empirical grounding)</w:t>
+        <w:t xml:space="preserve">We decompose spatial migration feasibility into ten multiplicative parameters spanning source-side candidacy, destination-side capacity, and execution reliability conditions. Source-side parameters capture whether workloads are geographically movable and operationally available for migration. Destination-side parameters capture whether cross-region destinations have the capacity and capability to receive migrating workloads. Execution parameters capture whether the migration can </w:t>
+      </w:r>
+      <w:proofErr w:type="gramStart"/>
+      <w:r>
+        <w:rPr>
+          <w:rFonts w:ascii="Times New Roman" w:hAnsi="Times New Roman" w:cs="Times New Roman"/>
+          <w:bCs/>
+        </w:rPr>
+        <w:t>complete</w:t>
+      </w:r>
+      <w:proofErr w:type="gramEnd"/>
+      <w:r>
+        <w:rPr>
+          <w:rFonts w:ascii="Times New Roman" w:hAnsi="Times New Roman" w:cs="Times New Roman"/>
+          <w:bCs/>
+        </w:rPr>
+        <w:t xml:space="preserve"> within grid dispatch windows. </w:t>
+      </w:r>
+      <w:r>
+        <w:rPr>
+          <w:rFonts w:ascii="Times New Roman" w:hAnsi="Times New Roman" w:cs="Times New Roman"/>
+          <w:bCs/>
+        </w:rPr>
+        <w:t>The effective spatial fraction is the product of all ten parameters, combined with DVFS</w:t>
+      </w:r>
+      <w:r>
+        <w:rPr>
+          <w:rFonts w:ascii="Times New Roman" w:hAnsi="Times New Roman" w:cs="Times New Roman"/>
+          <w:bCs/>
+        </w:rPr>
+        <w:t xml:space="preserve">, </w:t>
+      </w:r>
+      <w:r>
+        <w:rPr>
+          <w:rFonts w:ascii="Times New Roman" w:hAnsi="Times New Roman" w:cs="Times New Roman"/>
+          <w:bCs/>
+        </w:rPr>
+        <w:t>job pausing, and GPU resource reallocation</w:t>
+      </w:r>
+      <w:r>
+        <w:rPr>
+          <w:rFonts w:ascii="Times New Roman" w:hAnsi="Times New Roman" w:cs="Times New Roman"/>
+          <w:bCs/>
+        </w:rPr>
+        <w:t xml:space="preserve"> flexibility applied to the non-migrating portion of the inference-eligible load envelope following </w:t>
+      </w:r>
+      <w:r>
+        <w:rPr>
+          <w:rFonts w:ascii="Times New Roman" w:hAnsi="Times New Roman" w:cs="Times New Roman"/>
+          <w:bCs/>
+        </w:rPr>
+        <w:lastRenderedPageBreak/>
+        <w:t>Colangelo et al. (ref. 5).</w:t>
+      </w:r>
+      <w:r>
+        <w:rPr>
+          <w:rFonts w:ascii="Times New Roman" w:hAnsi="Times New Roman" w:cs="Times New Roman"/>
+          <w:bCs/>
+        </w:rPr>
+        <w:t xml:space="preserve"> The framework's primary function is decomposition rather than point estimation: it identifies the conditions that must hold for spatial migration to succeed and </w:t>
+      </w:r>
+      <w:proofErr w:type="gramStart"/>
+      <w:r>
+        <w:rPr>
+          <w:rFonts w:ascii="Times New Roman" w:hAnsi="Times New Roman" w:cs="Times New Roman"/>
+          <w:bCs/>
+        </w:rPr>
+        <w:t>grades</w:t>
+      </w:r>
+      <w:proofErr w:type="gramEnd"/>
+      <w:r>
+        <w:rPr>
+          <w:rFonts w:ascii="Times New Roman" w:hAnsi="Times New Roman" w:cs="Times New Roman"/>
+          <w:bCs/>
+        </w:rPr>
+        <w:t xml:space="preserve"> each against available empirical evidence (see Methods for parameter definitions and empirical grounding)</w:t>
       </w:r>
       <w:r>
         <w:rPr>
@@ -402,7 +584,215 @@
           <w:rFonts w:ascii="Times New Roman" w:hAnsi="Times New Roman" w:cs="Times New Roman"/>
           <w:bCs/>
         </w:rPr>
-        <w:t xml:space="preserve">Three source-side parameters capture whether a facility's workloads are candidates for migration (S1, the inference-dominant share), whether regulatory data-locality constraints permit migration (S2), and whether active requests can drain within dispatch windows (S3). Five destination-side </w:t>
+        <w:t xml:space="preserve">Three source-side parameters capture whether a facility's workloads are candidates for migration (S1, the inference-dominant share), whether regulatory data-locality constraints permit migration (S2), and whether active requests can drain within dispatch windows (S3). Five destination-side parameters capture whether cross-region facilities have the physical capacity (D1, observed per-hour from pricing data), GPU headroom (D2), hardware compatibility (D3), inference workload share (D4), and pre-staging readiness (D5) to absorb migrated load. Two execution parameters capture routing completion (E1) and bandwidth adequacy (E2). The product of all ten yields an effective spatial fraction of 0.038 at central values, corresponding to a commitment depth of 20.4% when combined with </w:t>
+      </w:r>
+      <w:r>
+        <w:rPr>
+          <w:rFonts w:ascii="Times New Roman" w:hAnsi="Times New Roman" w:cs="Times New Roman"/>
+          <w:bCs/>
+        </w:rPr>
+        <w:t>local software orchestration</w:t>
+      </w:r>
+      <w:r>
+        <w:rPr>
+          <w:rFonts w:ascii="Times New Roman" w:hAnsi="Times New Roman" w:cs="Times New Roman"/>
+          <w:bCs/>
+        </w:rPr>
+        <w:t xml:space="preserve">. Variance decomposition reveals that three destination-side parameters — D2, D4, and D5 — account for 85% of cascade output variance, </w:t>
+      </w:r>
+      <w:proofErr w:type="gramStart"/>
+      <w:r>
+        <w:rPr>
+          <w:rFonts w:ascii="Times New Roman" w:hAnsi="Times New Roman" w:cs="Times New Roman"/>
+          <w:bCs/>
+        </w:rPr>
+        <w:t>concentrating</w:t>
+      </w:r>
+      <w:proofErr w:type="gramEnd"/>
+      <w:r>
+        <w:rPr>
+          <w:rFonts w:ascii="Times New Roman" w:hAnsi="Times New Roman" w:cs="Times New Roman"/>
+          <w:bCs/>
+        </w:rPr>
+        <w:t xml:space="preserve"> model uncertainty in operationally actionable choices rather than physical constraints.</w:t>
+      </w:r>
+    </w:p>
+    <w:p>
+      <w:pPr>
+        <w:rPr>
+          <w:rFonts w:ascii="Times New Roman" w:hAnsi="Times New Roman" w:cs="Times New Roman"/>
+          <w:bCs/>
+          <w:sz w:val="22"/>
+          <w:szCs w:val="22"/>
+        </w:rPr>
+      </w:pPr>
+      <w:r>
+        <w:rPr>
+          <w:rFonts w:ascii="Times New Roman" w:hAnsi="Times New Roman" w:cs="Times New Roman"/>
+          <w:b/>
+          <w:sz w:val="28"/>
+          <w:szCs w:val="28"/>
+        </w:rPr>
+        <w:t xml:space="preserve">3. </w:t>
+      </w:r>
+      <w:r>
+        <w:rPr>
+          <w:rFonts w:ascii="Times New Roman" w:hAnsi="Times New Roman" w:cs="Times New Roman"/>
+          <w:b/>
+          <w:sz w:val="28"/>
+          <w:szCs w:val="28"/>
+        </w:rPr>
+        <w:t>Cross-region stress decorrelation</w:t>
+      </w:r>
+    </w:p>
+    <w:p>
+      <w:pPr>
+        <w:rPr>
+          <w:rFonts w:ascii="Times New Roman" w:hAnsi="Times New Roman" w:cs="Times New Roman"/>
+          <w:bCs/>
+        </w:rPr>
+      </w:pPr>
+      <w:r>
+        <w:rPr>
+          <w:rFonts w:ascii="Times New Roman" w:hAnsi="Times New Roman" w:cs="Times New Roman"/>
+          <w:bCs/>
+        </w:rPr>
+        <w:t>Spatial compute migration requires that at least one destination grid region is operating under normal conditions when the source region is stressed</w:t>
+      </w:r>
+      <w:r>
+        <w:rPr>
+          <w:rFonts w:ascii="Times New Roman" w:hAnsi="Times New Roman" w:cs="Times New Roman"/>
+          <w:bCs/>
+        </w:rPr>
+        <w:t>. We test this condition empi</w:t>
+      </w:r>
+      <w:r>
+        <w:rPr>
+          <w:rFonts w:ascii="Times New Roman" w:hAnsi="Times New Roman" w:cs="Times New Roman"/>
+          <w:bCs/>
+        </w:rPr>
+        <w:t>ri</w:t>
+      </w:r>
+      <w:r>
+        <w:rPr>
+          <w:rFonts w:ascii="Times New Roman" w:hAnsi="Times New Roman" w:cs="Times New Roman"/>
+          <w:bCs/>
+        </w:rPr>
+        <w:t xml:space="preserve">cally using 35,060 hours of day-ahead locational marginal pricing (DA LMP) data from January 2022 through December 2025, spanning five U.S. grid regions: PJM, ERCOT, CAISO, MISO, and NYISO. </w:t>
+      </w:r>
+      <w:r>
+        <w:rPr>
+          <w:rFonts w:ascii="Times New Roman" w:hAnsi="Times New Roman" w:cs="Times New Roman"/>
+          <w:bCs/>
+        </w:rPr>
+        <w:t>Within each region we identify destination pricing zones co-located with data center facilities using county-level data center capacity data from the U.S. Department of Energy / National Renewable Energy Laboratory Accelerating Speed to Power Data Viewer (</w:t>
+      </w:r>
+      <w:r>
+        <w:rPr>
+          <w:rFonts w:ascii="Times New Roman" w:hAnsi="Times New Roman" w:cs="Times New Roman"/>
+          <w:bCs/>
+        </w:rPr>
+        <w:t>r</w:t>
+      </w:r>
+      <w:r>
+        <w:rPr>
+          <w:rFonts w:ascii="Times New Roman" w:hAnsi="Times New Roman" w:cs="Times New Roman"/>
+          <w:bCs/>
+        </w:rPr>
+        <w:t xml:space="preserve">ef. </w:t>
+      </w:r>
+      <w:r>
+        <w:rPr>
+          <w:rFonts w:ascii="Times New Roman" w:hAnsi="Times New Roman" w:cs="Times New Roman"/>
+          <w:bCs/>
+        </w:rPr>
+        <w:t>8</w:t>
+      </w:r>
+      <w:r>
+        <w:rPr>
+          <w:rFonts w:ascii="Times New Roman" w:hAnsi="Times New Roman" w:cs="Times New Roman"/>
+          <w:bCs/>
+        </w:rPr>
+        <w:t>), which aggregates operational, under-construction, and announced data center capacity from multiple commercial and public sources.</w:t>
+      </w:r>
+      <w:r>
+        <w:rPr>
+          <w:rFonts w:ascii="Times New Roman" w:hAnsi="Times New Roman" w:cs="Times New Roman"/>
+          <w:bCs/>
+        </w:rPr>
+        <w:t xml:space="preserve"> </w:t>
+      </w:r>
+      <w:r>
+        <w:rPr>
+          <w:rFonts w:ascii="Times New Roman" w:hAnsi="Times New Roman" w:cs="Times New Roman"/>
+          <w:bCs/>
+        </w:rPr>
+        <w:t>Stress hours are defined as hours in which the DA LMP exceeds the 99</w:t>
+      </w:r>
+      <w:r>
+        <w:rPr>
+          <w:rFonts w:ascii="Times New Roman" w:hAnsi="Times New Roman" w:cs="Times New Roman"/>
+          <w:bCs/>
+          <w:vertAlign w:val="superscript"/>
+        </w:rPr>
+        <w:t>th</w:t>
+      </w:r>
+      <w:r>
+        <w:rPr>
+          <w:rFonts w:ascii="Times New Roman" w:hAnsi="Times New Roman" w:cs="Times New Roman"/>
+          <w:bCs/>
+        </w:rPr>
+        <w:t xml:space="preserve"> percentile of the zone’s own four-year distribution</w:t>
+      </w:r>
+      <w:r>
+        <w:rPr>
+          <w:rFonts w:ascii="Times New Roman" w:hAnsi="Times New Roman" w:cs="Times New Roman"/>
+          <w:bCs/>
+        </w:rPr>
+        <w:t>, yielding the 200 highest-priced hours per zone (see Methods for threshold sensitivity).</w:t>
+      </w:r>
+    </w:p>
+    <w:p>
+      <w:pPr>
+        <w:rPr>
+          <w:rFonts w:ascii="Times New Roman" w:hAnsi="Times New Roman" w:cs="Times New Roman"/>
+          <w:bCs/>
+        </w:rPr>
+      </w:pPr>
+      <w:r>
+        <w:rPr>
+          <w:rFonts w:ascii="Times New Roman" w:hAnsi="Times New Roman" w:cs="Times New Roman"/>
+          <w:bCs/>
+        </w:rPr>
+        <w:t xml:space="preserve">Using the ComEd zone in Northern Illinois as the primary source region, we compute </w:t>
+      </w:r>
+      <w:r>
+        <w:rPr>
+          <w:rFonts w:ascii="Times New Roman" w:hAnsi="Times New Roman" w:cs="Times New Roman"/>
+          <w:bCs/>
+        </w:rPr>
+        <w:t xml:space="preserve">the fraction of source stress hours in which at least one cross-region destination zone exhibits a DA LMP below its stress threshold. Of the 200 observed ComEd stress hours, at least one cross-region destination </w:t>
+      </w:r>
+      <w:r>
+        <w:rPr>
+          <w:rFonts w:ascii="Times New Roman" w:hAnsi="Times New Roman" w:cs="Times New Roman"/>
+          <w:bCs/>
+        </w:rPr>
+        <w:t>was available in 198, corresponding to a dynamic availability of 99.0%. The two failure hours occurred during the January 2024 Arctic Blast</w:t>
+      </w:r>
+      <w:r>
+        <w:rPr>
+          <w:rFonts w:ascii="Times New Roman" w:hAnsi="Times New Roman" w:cs="Times New Roman"/>
+          <w:bCs/>
+        </w:rPr>
+        <w:t>. The decorrelation structure reflects the electrical topology of the North American transmission system. ERCOT operates as an electrically isolated interconnection with no synchronous ties to the Eastern grid. CAISO</w:t>
+      </w:r>
+      <w:r>
+        <w:rPr>
+          <w:rFonts w:ascii="Times New Roman" w:hAnsi="Times New Roman" w:cs="Times New Roman"/>
+          <w:bCs/>
+        </w:rPr>
+        <w:t xml:space="preserve"> has temporal offset and weather patterns that are largely independent from the Midwest. Capacity-weighted stress overlap between ComEd and cross-interconnection destinations ranges from 3.7% (ERCOT, summer) to 14.0% (CAISO, annual), with CAISO exhibiting zero summer </w:t>
       </w:r>
       <w:r>
         <w:rPr>
@@ -410,164 +800,7 @@
           <w:bCs/>
         </w:rPr>
         <w:lastRenderedPageBreak/>
-        <w:t>parameters capture whether cross-region facilities have the physical capacity (D1, observed per-hour from pricing data), GPU headroom (D2), hardware compatibility (D3), inference workload share (D4), and pre-staging readiness (D5) to absorb migrated load. Two execution parameters capture routing completion (E1) and bandwidth adequacy (E2). The product of all ten yields an effective spatial fraction of 0.038 at central values, corresponding to a commitment depth of 20.4% when combined with DVFS. Variance decomposition reveals that three destination-side parameters — D2, D4, and D5 — account for 85% of cascade output variance, concentrating model uncertainty in operationally actionable choices rather than physical constraints.</w:t>
-      </w:r>
-    </w:p>
-    <w:p>
-      <w:pPr>
-        <w:rPr>
-          <w:rFonts w:ascii="Times New Roman" w:hAnsi="Times New Roman" w:cs="Times New Roman"/>
-          <w:bCs/>
-        </w:rPr>
-      </w:pPr>
-      <w:r>
-        <w:rPr>
-          <w:rFonts w:ascii="Times New Roman" w:hAnsi="Times New Roman" w:cs="Times New Roman"/>
-          <w:b/>
-          <w:sz w:val="32"/>
-          <w:szCs w:val="32"/>
-        </w:rPr>
-        <w:t xml:space="preserve">3. </w:t>
-      </w:r>
-      <w:r>
-        <w:rPr>
-          <w:rFonts w:ascii="Times New Roman" w:hAnsi="Times New Roman" w:cs="Times New Roman"/>
-          <w:b/>
-          <w:sz w:val="32"/>
-          <w:szCs w:val="32"/>
-        </w:rPr>
-        <w:t>Cross-region stress decorrelation</w:t>
-      </w:r>
-    </w:p>
-    <w:p>
-      <w:pPr>
-        <w:rPr>
-          <w:rFonts w:ascii="Times New Roman" w:hAnsi="Times New Roman" w:cs="Times New Roman"/>
-          <w:bCs/>
-        </w:rPr>
-      </w:pPr>
-      <w:r>
-        <w:rPr>
-          <w:rFonts w:ascii="Times New Roman" w:hAnsi="Times New Roman" w:cs="Times New Roman"/>
-          <w:bCs/>
-        </w:rPr>
-        <w:t>Spatial compute migration requires that at least one destination grid region is operating under normal conditions when the source region is stressed</w:t>
-      </w:r>
-      <w:r>
-        <w:rPr>
-          <w:rFonts w:ascii="Times New Roman" w:hAnsi="Times New Roman" w:cs="Times New Roman"/>
-          <w:bCs/>
-        </w:rPr>
-        <w:t>. We test this condition empi</w:t>
-      </w:r>
-      <w:r>
-        <w:rPr>
-          <w:rFonts w:ascii="Times New Roman" w:hAnsi="Times New Roman" w:cs="Times New Roman"/>
-          <w:bCs/>
-        </w:rPr>
-        <w:t>ri</w:t>
-      </w:r>
-      <w:r>
-        <w:rPr>
-          <w:rFonts w:ascii="Times New Roman" w:hAnsi="Times New Roman" w:cs="Times New Roman"/>
-          <w:bCs/>
-        </w:rPr>
-        <w:t xml:space="preserve">cally using 35,060 hours of day-ahead locational marginal pricing (DA LMP) data from January 2022 through December 2025, spanning five U.S. grid regions: PJM, ERCOT, CAISO, MISO, and NYISO. </w:t>
-      </w:r>
-      <w:r>
-        <w:rPr>
-          <w:rFonts w:ascii="Times New Roman" w:hAnsi="Times New Roman" w:cs="Times New Roman"/>
-          <w:bCs/>
-        </w:rPr>
-        <w:t xml:space="preserve">Within each region we identify destination pricing zones co-located with data center facilities using the </w:t>
-      </w:r>
-      <w:proofErr w:type="spellStart"/>
-      <w:r>
-        <w:rPr>
-          <w:rFonts w:ascii="Times New Roman" w:hAnsi="Times New Roman" w:cs="Times New Roman"/>
-          <w:bCs/>
-        </w:rPr>
-        <w:t>Baxtel</w:t>
-      </w:r>
-      <w:proofErr w:type="spellEnd"/>
-      <w:r>
-        <w:rPr>
-          <w:rFonts w:ascii="Times New Roman" w:hAnsi="Times New Roman" w:cs="Times New Roman"/>
-          <w:bCs/>
-        </w:rPr>
-        <w:t xml:space="preserve"> commercial data center database (ref. 8) and the DOE/NREL Accelerating Speed to Power county-level capacity inventory (ref. 9)</w:t>
-      </w:r>
-      <w:r>
-        <w:rPr>
-          <w:rFonts w:ascii="Times New Roman" w:hAnsi="Times New Roman" w:cs="Times New Roman"/>
-          <w:bCs/>
-        </w:rPr>
-        <w:t>. Stress hours are defined as hours in which the DA LMP exceeds the 99</w:t>
-      </w:r>
-      <w:r>
-        <w:rPr>
-          <w:rFonts w:ascii="Times New Roman" w:hAnsi="Times New Roman" w:cs="Times New Roman"/>
-          <w:bCs/>
-          <w:vertAlign w:val="superscript"/>
-        </w:rPr>
-        <w:t>th</w:t>
-      </w:r>
-      <w:r>
-        <w:rPr>
-          <w:rFonts w:ascii="Times New Roman" w:hAnsi="Times New Roman" w:cs="Times New Roman"/>
-          <w:bCs/>
-        </w:rPr>
-        <w:t xml:space="preserve"> percentile of the zone’s own four-year distribution</w:t>
-      </w:r>
-      <w:r>
-        <w:rPr>
-          <w:rFonts w:ascii="Times New Roman" w:hAnsi="Times New Roman" w:cs="Times New Roman"/>
-          <w:bCs/>
-        </w:rPr>
-        <w:t>, yielding the 200 highest-priced hours per zone (see Methods for threshold sensitivity).</w:t>
-      </w:r>
-    </w:p>
-    <w:p>
-      <w:pPr>
-        <w:rPr>
-          <w:rFonts w:ascii="Times New Roman" w:hAnsi="Times New Roman" w:cs="Times New Roman"/>
-          <w:bCs/>
-        </w:rPr>
-      </w:pPr>
-      <w:r>
-        <w:rPr>
-          <w:rFonts w:ascii="Times New Roman" w:hAnsi="Times New Roman" w:cs="Times New Roman"/>
-          <w:bCs/>
-        </w:rPr>
-        <w:t xml:space="preserve">Using the ComEd zone in Northern Illinois as the primary source region, we compute </w:t>
-      </w:r>
-      <w:r>
-        <w:rPr>
-          <w:rFonts w:ascii="Times New Roman" w:hAnsi="Times New Roman" w:cs="Times New Roman"/>
-          <w:bCs/>
-        </w:rPr>
-        <w:t xml:space="preserve">the fraction of source stress hours in which at least one cross-region destination zone exhibits a DA LMP below its stress threshold. Of the 200 observed ComEd stress hours, at least one cross-region destination </w:t>
-      </w:r>
-      <w:r>
-        <w:rPr>
-          <w:rFonts w:ascii="Times New Roman" w:hAnsi="Times New Roman" w:cs="Times New Roman"/>
-          <w:bCs/>
-        </w:rPr>
-        <w:t>was available in 198, corresponding to a dynamic availability of 99.0%. The two failure hours occurred during the January 2024 Arctic Blast</w:t>
-      </w:r>
-      <w:r>
-        <w:rPr>
-          <w:rFonts w:ascii="Times New Roman" w:hAnsi="Times New Roman" w:cs="Times New Roman"/>
-          <w:bCs/>
-        </w:rPr>
-        <w:t>. The decorrelation structure reflects the electrical topology of the North American transmission system. ERCOT operates as an electrically isolated interconnection with no synchronous ties to the Eastern grid. CAISO</w:t>
-      </w:r>
-      <w:r>
-        <w:rPr>
-          <w:rFonts w:ascii="Times New Roman" w:hAnsi="Times New Roman" w:cs="Times New Roman"/>
-          <w:bCs/>
-        </w:rPr>
-        <w:t xml:space="preserve"> has temporal offset and weather patterns that are largely independent from the Midwest. Capacity-weighted stress overlap between ComEd and cross-interconnection destinations ranges from 3.7% (ERCOT, summer) to 14.0% (CAISO, annual), with CAISO exhibiting zero summer overlap across the four-year study period (Fig. </w:t>
+        <w:t xml:space="preserve">overlap across the four-year study period (Fig. </w:t>
       </w:r>
       <w:r>
         <w:rPr>
@@ -652,7 +885,6 @@
           <w:bCs/>
           <w:noProof/>
         </w:rPr>
-        <w:lastRenderedPageBreak/>
         <w:drawing>
           <wp:inline distT="0" distB="0" distL="0" distR="0" wp14:anchorId="448A0341" wp14:editId="7F65C163">
             <wp:extent cx="3430345" cy="3935002"/>
@@ -724,7 +956,23 @@
           <w:rFonts w:ascii="Times New Roman" w:hAnsi="Times New Roman" w:cs="Times New Roman"/>
           <w:bCs/>
         </w:rPr>
-        <w:t>. Stress overlap between ComEd and 17 cross-BA destination zones by year, 2022–2025. Each cell shows the percentage of ComEd's 50 annual stress hours in which the destination zone was simultaneously stressed. Cross-interconnection destinations (ERCOT, CAISO) exhibit overlap below 30% in all years; same-interconnection destinations (MISO, NYISO) range from 16% to 74%, consistent with shared exposure to regional weather systems. The 2024 column reflects elevated co-stress during the January 2024 Arctic Blast. CAISO coverage begins November 2022; earlier periods are treated as available per Methods.</w:t>
+        <w:t xml:space="preserve">. Stress overlap between ComEd and 17 cross-BA destination zones by year, 2022–2025. Each cell shows the percentage of ComEd's 50 annual stress hours in which the destination zone was simultaneously stressed. Cross-interconnection destinations (ERCOT, CAISO) exhibit </w:t>
+      </w:r>
+      <w:proofErr w:type="gramStart"/>
+      <w:r>
+        <w:rPr>
+          <w:rFonts w:ascii="Times New Roman" w:hAnsi="Times New Roman" w:cs="Times New Roman"/>
+          <w:bCs/>
+        </w:rPr>
+        <w:t>overlap</w:t>
+      </w:r>
+      <w:proofErr w:type="gramEnd"/>
+      <w:r>
+        <w:rPr>
+          <w:rFonts w:ascii="Times New Roman" w:hAnsi="Times New Roman" w:cs="Times New Roman"/>
+          <w:bCs/>
+        </w:rPr>
+        <w:t xml:space="preserve"> below 30% in all years; same-interconnection destinations (MISO, NYISO) range from 16% to 74%, consistent with shared exposure to regional weather systems. The 2024 column reflects elevated co-stress during the January 2024 Arctic Blast. CAISO coverage begins November 2022; earlier periods are treated as available per Methods.</w:t>
       </w:r>
     </w:p>
     <w:p>
@@ -740,16 +988,16 @@
         <w:rPr>
           <w:rFonts w:ascii="Times New Roman" w:hAnsi="Times New Roman" w:cs="Times New Roman"/>
           <w:b/>
-          <w:sz w:val="32"/>
-          <w:szCs w:val="32"/>
+          <w:sz w:val="28"/>
+          <w:szCs w:val="28"/>
         </w:rPr>
       </w:pPr>
       <w:r>
         <w:rPr>
           <w:rFonts w:ascii="Times New Roman" w:hAnsi="Times New Roman" w:cs="Times New Roman"/>
           <w:b/>
-          <w:sz w:val="32"/>
-          <w:szCs w:val="32"/>
+          <w:sz w:val="28"/>
+          <w:szCs w:val="28"/>
         </w:rPr>
         <w:t xml:space="preserve">4. Workload </w:t>
       </w:r>
@@ -757,8 +1005,8 @@
         <w:rPr>
           <w:rFonts w:ascii="Times New Roman" w:hAnsi="Times New Roman" w:cs="Times New Roman"/>
           <w:b/>
-          <w:sz w:val="32"/>
-          <w:szCs w:val="32"/>
+          <w:sz w:val="28"/>
+          <w:szCs w:val="28"/>
         </w:rPr>
         <w:t>c</w:t>
       </w:r>
@@ -766,8 +1014,8 @@
         <w:rPr>
           <w:rFonts w:ascii="Times New Roman" w:hAnsi="Times New Roman" w:cs="Times New Roman"/>
           <w:b/>
-          <w:sz w:val="32"/>
-          <w:szCs w:val="32"/>
+          <w:sz w:val="28"/>
+          <w:szCs w:val="28"/>
         </w:rPr>
         <w:t>haracterization</w:t>
       </w:r>
@@ -784,7 +1032,31 @@
           <w:rFonts w:ascii="Times New Roman" w:hAnsi="Times New Roman" w:cs="Times New Roman"/>
           <w:bCs/>
         </w:rPr>
-        <w:t>The operational timing parameter (S3) captures whether active inference requests at a source facility can complete within the grid operator’s emergency dispatch window. We validate drain time using two independent production inference datasets totaling 49.4 million requests over a combined 128 days of observation (see M</w:t>
+        <w:t xml:space="preserve">The operational timing parameter (S3) captures whether active inference requests at a source facility can </w:t>
+      </w:r>
+      <w:proofErr w:type="gramStart"/>
+      <w:r>
+        <w:rPr>
+          <w:rFonts w:ascii="Times New Roman" w:hAnsi="Times New Roman" w:cs="Times New Roman"/>
+          <w:bCs/>
+        </w:rPr>
+        <w:t>complete</w:t>
+      </w:r>
+      <w:proofErr w:type="gramEnd"/>
+      <w:r>
+        <w:rPr>
+          <w:rFonts w:ascii="Times New Roman" w:hAnsi="Times New Roman" w:cs="Times New Roman"/>
+          <w:bCs/>
+        </w:rPr>
+        <w:t xml:space="preserve"> within the grid operator’s emergency dispatch window. We validate drain time using two independent production inference datasets totaling 49.4 million requests over a </w:t>
+      </w:r>
+      <w:r>
+        <w:rPr>
+          <w:rFonts w:ascii="Times New Roman" w:hAnsi="Times New Roman" w:cs="Times New Roman"/>
+          <w:bCs/>
+        </w:rPr>
+        <w:lastRenderedPageBreak/>
+        <w:t>combined 128 days of observation (see M</w:t>
       </w:r>
       <w:r>
         <w:rPr>
@@ -819,7 +1091,7 @@
           <w:rFonts w:ascii="Times New Roman" w:hAnsi="Times New Roman" w:cs="Times New Roman"/>
           <w:bCs/>
         </w:rPr>
-        <w:t>10</w:t>
+        <w:t>9</w:t>
       </w:r>
       <w:r>
         <w:rPr>
@@ -840,7 +1112,23 @@
           <w:rFonts w:ascii="Times New Roman" w:hAnsi="Times New Roman" w:cs="Times New Roman"/>
           <w:bCs/>
         </w:rPr>
-        <w:t xml:space="preserve"> long-running or batched inference requests, multi-turn conversational session</w:t>
+        <w:t xml:space="preserve"> </w:t>
+      </w:r>
+      <w:proofErr w:type="gramStart"/>
+      <w:r>
+        <w:rPr>
+          <w:rFonts w:ascii="Times New Roman" w:hAnsi="Times New Roman" w:cs="Times New Roman"/>
+          <w:bCs/>
+        </w:rPr>
+        <w:t>long-running</w:t>
+      </w:r>
+      <w:proofErr w:type="gramEnd"/>
+      <w:r>
+        <w:rPr>
+          <w:rFonts w:ascii="Times New Roman" w:hAnsi="Times New Roman" w:cs="Times New Roman"/>
+          <w:bCs/>
+        </w:rPr>
+        <w:t xml:space="preserve"> or batched inference requests, multi-turn conversational session</w:t>
       </w:r>
       <w:r>
         <w:rPr>
@@ -862,16 +1150,16 @@
         <w:rPr>
           <w:rFonts w:ascii="Times New Roman" w:hAnsi="Times New Roman" w:cs="Times New Roman"/>
           <w:b/>
-          <w:sz w:val="32"/>
-          <w:szCs w:val="32"/>
+          <w:sz w:val="28"/>
+          <w:szCs w:val="28"/>
         </w:rPr>
       </w:pPr>
       <w:r>
         <w:rPr>
           <w:rFonts w:ascii="Times New Roman" w:hAnsi="Times New Roman" w:cs="Times New Roman"/>
           <w:b/>
-          <w:sz w:val="32"/>
-          <w:szCs w:val="32"/>
+          <w:sz w:val="28"/>
+          <w:szCs w:val="28"/>
         </w:rPr>
         <w:t>5. Conditional Monte Carlo validation</w:t>
       </w:r>
@@ -888,8 +1176,257 @@
           <w:rFonts w:ascii="Times New Roman" w:hAnsi="Times New Roman" w:cs="Times New Roman"/>
           <w:bCs/>
         </w:rPr>
+        <w:t>We develop a conditional Monte Carlo simulation that conditions on observed per-hour grid states to capture how commitment depth depends on fleet size and destination contention during specific stress events.</w:t>
+      </w:r>
+      <w:r>
+        <w:rPr>
+          <w:rFonts w:ascii="Times New Roman" w:hAnsi="Times New Roman" w:cs="Times New Roman"/>
+          <w:bCs/>
+        </w:rPr>
+        <w:t xml:space="preserve"> </w:t>
+      </w:r>
+    </w:p>
+    <w:p>
+      <w:pPr>
+        <w:rPr>
+          <w:rFonts w:ascii="Times New Roman" w:hAnsi="Times New Roman" w:cs="Times New Roman"/>
+          <w:bCs/>
+        </w:rPr>
+      </w:pPr>
+      <w:r>
+        <w:rPr>
+          <w:rFonts w:ascii="Times New Roman" w:hAnsi="Times New Roman" w:cs="Times New Roman"/>
+          <w:bCs/>
+        </w:rPr>
+        <w:t xml:space="preserve">For a representative 500 MW inference-dominant facility, the conditional Monte Carlo yields a mean commitment depth of 46.9%, approximately 27 percentage points above the cascade estimate of 20.4% (Fig. 2a). The distribution exhibits a sharp upper concentration near 48.3% with a left tail that stops well above the </w:t>
+      </w:r>
+      <w:r>
+        <w:rPr>
+          <w:rFonts w:ascii="Times New Roman" w:hAnsi="Times New Roman" w:cs="Times New Roman"/>
+          <w:bCs/>
+        </w:rPr>
+        <w:t>local-orchestration</w:t>
+      </w:r>
+      <w:r>
+        <w:rPr>
+          <w:rFonts w:ascii="Times New Roman" w:hAnsi="Times New Roman" w:cs="Times New Roman"/>
+          <w:bCs/>
+        </w:rPr>
+        <w:t xml:space="preserve"> floor</w:t>
+      </w:r>
+      <w:r>
+        <w:rPr>
+          <w:rFonts w:ascii="Times New Roman" w:hAnsi="Times New Roman" w:cs="Times New Roman"/>
+          <w:bCs/>
+        </w:rPr>
+        <w:t>. T</w:t>
+      </w:r>
+      <w:r>
+        <w:rPr>
+          <w:rFonts w:ascii="Times New Roman" w:hAnsi="Times New Roman" w:cs="Times New Roman"/>
+          <w:bCs/>
+        </w:rPr>
+        <w:t>he 5th percentile (</w:t>
+      </w:r>
+      <w:proofErr w:type="spellStart"/>
+      <w:r>
+        <w:rPr>
+          <w:rFonts w:ascii="Times New Roman" w:hAnsi="Times New Roman" w:cs="Times New Roman"/>
+          <w:bCs/>
+        </w:rPr>
+        <w:t>VaR</w:t>
+      </w:r>
+      <w:proofErr w:type="spellEnd"/>
+      <w:r>
+        <w:rPr>
+          <w:rFonts w:ascii="Times New Roman" w:hAnsi="Times New Roman" w:cs="Times New Roman"/>
+          <w:bCs/>
+        </w:rPr>
+        <w:t xml:space="preserve">) is 30.7% and the conditional expected shortfall below the 5th percentile (CVaR) is 23.5%. Even in the worst 5% of outcomes, spatial migration contributes approximately 6 percentage points beyond the </w:t>
+      </w:r>
+      <w:r>
+        <w:rPr>
+          <w:rFonts w:ascii="Times New Roman" w:hAnsi="Times New Roman" w:cs="Times New Roman"/>
+          <w:bCs/>
+        </w:rPr>
+        <w:t>local</w:t>
+      </w:r>
+      <w:r>
+        <w:rPr>
+          <w:rFonts w:ascii="Times New Roman" w:hAnsi="Times New Roman" w:cs="Times New Roman"/>
+          <w:bCs/>
+        </w:rPr>
+        <w:t>-</w:t>
+      </w:r>
+      <w:r>
+        <w:rPr>
+          <w:rFonts w:ascii="Times New Roman" w:hAnsi="Times New Roman" w:cs="Times New Roman"/>
+          <w:bCs/>
+        </w:rPr>
+        <w:t>orchestration</w:t>
+      </w:r>
+      <w:r>
+        <w:rPr>
+          <w:rFonts w:ascii="Times New Roman" w:hAnsi="Times New Roman" w:cs="Times New Roman"/>
+          <w:bCs/>
+        </w:rPr>
+        <w:t xml:space="preserve"> baseline. The cascade's conservatism at single-facility scale arises from a ratio effect: aggregate available headroom across unstressed destinations substantially exceeds the demand from a single migrating facility in </w:t>
+      </w:r>
+      <w:proofErr w:type="gramStart"/>
+      <w:r>
+        <w:rPr>
+          <w:rFonts w:ascii="Times New Roman" w:hAnsi="Times New Roman" w:cs="Times New Roman"/>
+          <w:bCs/>
+        </w:rPr>
+        <w:t>the large majority of</w:t>
+      </w:r>
+      <w:proofErr w:type="gramEnd"/>
+      <w:r>
+        <w:rPr>
+          <w:rFonts w:ascii="Times New Roman" w:hAnsi="Times New Roman" w:cs="Times New Roman"/>
+          <w:bCs/>
+        </w:rPr>
+        <w:t xml:space="preserve"> stress hours. Hardware compatibility and utilization constraints bind in 6.8% of draw-hour combinations, concentrated in the small number of stress hours where multiple destination zones are co-stressed with the source. The cascade's independence assumption is violated in these hours, but the violation is not damaging: the negative correlation between D1 and D2 bites only when aggregate headroom would have been sufficient regardless.</w:t>
+      </w:r>
+    </w:p>
+    <w:p>
+      <w:pPr>
+        <w:rPr>
+          <w:rFonts w:ascii="Times New Roman" w:hAnsi="Times New Roman" w:cs="Times New Roman"/>
+          <w:bCs/>
+        </w:rPr>
+      </w:pPr>
+      <w:r>
+        <w:rPr>
+          <w:rFonts w:ascii="Times New Roman" w:hAnsi="Times New Roman" w:cs="Times New Roman"/>
+          <w:bCs/>
+        </w:rPr>
+        <w:t xml:space="preserve">When the analysis is extended to simultaneous migration by geographically distributed facilities, commitment depth becomes </w:t>
+      </w:r>
+      <w:proofErr w:type="gramStart"/>
+      <w:r>
+        <w:rPr>
+          <w:rFonts w:ascii="Times New Roman" w:hAnsi="Times New Roman" w:cs="Times New Roman"/>
+          <w:bCs/>
+        </w:rPr>
+        <w:t>scale-dependent</w:t>
+      </w:r>
+      <w:proofErr w:type="gramEnd"/>
+      <w:r>
+        <w:rPr>
+          <w:rFonts w:ascii="Times New Roman" w:hAnsi="Times New Roman" w:cs="Times New Roman"/>
+          <w:bCs/>
+        </w:rPr>
+        <w:t xml:space="preserve">. We first evaluate an empirical fleet defined by the geographic distribution of PJM data center capacity across load zones, with per-hour co-stress identified from the intra-PJM coincidence matrix described in </w:t>
+      </w:r>
+      <w:r>
+        <w:rPr>
+          <w:rFonts w:ascii="Times New Roman" w:hAnsi="Times New Roman" w:cs="Times New Roman"/>
+          <w:bCs/>
+        </w:rPr>
+        <w:t xml:space="preserve">Section </w:t>
+      </w:r>
+      <w:r>
+        <w:rPr>
+          <w:rFonts w:ascii="Times New Roman" w:hAnsi="Times New Roman" w:cs="Times New Roman"/>
+          <w:bCs/>
+        </w:rPr>
+        <w:t xml:space="preserve">3. Only zones experiencing simultaneous stress contribute migrating load in each hour. The effective migrating fleet averages approximately 3,013 MW across stress hours, with substantial variation driven by whether the Dominion zone in Northern Virginia (9,341 MW of data center capacity) is co-stressed with ComEd, which occurs in 36% of stress hours. This empirical fleet yields a mean commitment depth of 28.9% (Fig. 2b). The </w:t>
+      </w:r>
+      <w:proofErr w:type="gramStart"/>
+      <w:r>
+        <w:rPr>
+          <w:rFonts w:ascii="Times New Roman" w:hAnsi="Times New Roman" w:cs="Times New Roman"/>
+          <w:bCs/>
+        </w:rPr>
+        <w:t>conditional expected</w:t>
+      </w:r>
+      <w:proofErr w:type="gramEnd"/>
+      <w:r>
+        <w:rPr>
+          <w:rFonts w:ascii="Times New Roman" w:hAnsi="Times New Roman" w:cs="Times New Roman"/>
+          <w:bCs/>
+        </w:rPr>
+        <w:t xml:space="preserve"> shortfall below the 5th percentile converges exactly to the </w:t>
+      </w:r>
+      <w:r>
+        <w:rPr>
+          <w:rFonts w:ascii="Times New Roman" w:hAnsi="Times New Roman" w:cs="Times New Roman"/>
+          <w:bCs/>
+        </w:rPr>
+        <w:t>local-orchestration</w:t>
+      </w:r>
+      <w:r>
+        <w:rPr>
+          <w:rFonts w:ascii="Times New Roman" w:hAnsi="Times New Roman" w:cs="Times New Roman"/>
+          <w:bCs/>
+        </w:rPr>
+        <w:t xml:space="preserve"> floor of 17.5%</w:t>
+      </w:r>
+      <w:r>
+        <w:rPr>
+          <w:rFonts w:ascii="Times New Roman" w:hAnsi="Times New Roman" w:cs="Times New Roman"/>
+          <w:bCs/>
+        </w:rPr>
+        <w:t>. I</w:t>
+      </w:r>
+      <w:r>
+        <w:rPr>
+          <w:rFonts w:ascii="Times New Roman" w:hAnsi="Times New Roman" w:cs="Times New Roman"/>
+          <w:bCs/>
+        </w:rPr>
+        <w:t xml:space="preserve">n the worst 5% of outcomes, spatial migration contributes no incremental flexibility beyond local power management. A reliability assessment grounded in worst-case performance such as PJM's Loss of Load Probability framework would therefore credit this fleet with no accreditable capacity from spatial migration. Fleet-level accreditation depends on the mean-versus-tail metric chosen by the </w:t>
+      </w:r>
+      <w:r>
+        <w:rPr>
+          <w:rFonts w:ascii="Times New Roman" w:hAnsi="Times New Roman" w:cs="Times New Roman"/>
+          <w:bCs/>
+        </w:rPr>
         <w:lastRenderedPageBreak/>
-        <w:t>We develop a conditional Monte Carlo simulation that conditions on observed per-hour grid states to capture how commitment depth depends on fleet size and destination contention during specific stress events.</w:t>
+        <w:t xml:space="preserve">capacity market operator, a methodological choice with direct consequences for the economic value quantified in </w:t>
+      </w:r>
+      <w:r>
+        <w:rPr>
+          <w:rFonts w:ascii="Times New Roman" w:hAnsi="Times New Roman" w:cs="Times New Roman"/>
+          <w:bCs/>
+        </w:rPr>
+        <w:t xml:space="preserve">Section </w:t>
+      </w:r>
+      <w:r>
+        <w:rPr>
+          <w:rFonts w:ascii="Times New Roman" w:hAnsi="Times New Roman" w:cs="Times New Roman"/>
+          <w:bCs/>
+        </w:rPr>
+        <w:t>6.</w:t>
+      </w:r>
+    </w:p>
+    <w:p>
+      <w:pPr>
+        <w:rPr>
+          <w:rFonts w:ascii="Times New Roman" w:hAnsi="Times New Roman" w:cs="Times New Roman"/>
+          <w:bCs/>
+        </w:rPr>
+      </w:pPr>
+      <w:r>
+        <w:rPr>
+          <w:rFonts w:ascii="Times New Roman" w:hAnsi="Times New Roman" w:cs="Times New Roman"/>
+          <w:bCs/>
+        </w:rPr>
+        <w:t xml:space="preserve">We then evaluate commitment depth as a continuous function of fleet size using a parametric sweep from 0.5 to 20 GW. Commitment depth declines steadily as destination contention becomes binding: </w:t>
+      </w:r>
+      <w:r>
+        <w:rPr>
+          <w:rFonts w:ascii="Times New Roman" w:hAnsi="Times New Roman" w:cs="Times New Roman"/>
+          <w:bCs/>
+        </w:rPr>
+        <w:t>46.4% at 1 GW, 42.5% at 3 GW, 35.8% at 5 GW, 26.9% at 10 GW, and 23.8% at 15 GW</w:t>
+      </w:r>
+      <w:r>
+        <w:rPr>
+          <w:rFonts w:ascii="Times New Roman" w:hAnsi="Times New Roman" w:cs="Times New Roman"/>
+          <w:bCs/>
+        </w:rPr>
+        <w:t>.</w:t>
       </w:r>
       <w:r>
         <w:rPr>
@@ -898,136 +1435,61 @@
         </w:rPr>
         <w:t xml:space="preserve"> </w:t>
       </w:r>
-    </w:p>
-    <w:p>
-      <w:pPr>
-        <w:rPr>
-          <w:rFonts w:ascii="Times New Roman" w:hAnsi="Times New Roman" w:cs="Times New Roman"/>
-          <w:bCs/>
-        </w:rPr>
-      </w:pPr>
-      <w:r>
-        <w:rPr>
-          <w:rFonts w:ascii="Times New Roman" w:hAnsi="Times New Roman" w:cs="Times New Roman"/>
-          <w:bCs/>
-        </w:rPr>
-        <w:t>For a representative 500 MW inference-dominant facility, the conditional Monte Carlo yields a mean commitment depth of 46.9%, approximately 27 percentage points above the cascade estimate of 20.4% (Fig. 2a). The distribution exhibits a sharp upper concentration near 48.3% with a left tail that stops well above the DVFS floor</w:t>
-      </w:r>
-      <w:r>
-        <w:rPr>
-          <w:rFonts w:ascii="Times New Roman" w:hAnsi="Times New Roman" w:cs="Times New Roman"/>
-          <w:bCs/>
-        </w:rPr>
-        <w:t>. T</w:t>
-      </w:r>
-      <w:r>
-        <w:rPr>
-          <w:rFonts w:ascii="Times New Roman" w:hAnsi="Times New Roman" w:cs="Times New Roman"/>
-          <w:bCs/>
-        </w:rPr>
-        <w:t>he 5th percentile (</w:t>
-      </w:r>
-      <w:proofErr w:type="spellStart"/>
-      <w:r>
-        <w:rPr>
-          <w:rFonts w:ascii="Times New Roman" w:hAnsi="Times New Roman" w:cs="Times New Roman"/>
-          <w:bCs/>
-        </w:rPr>
-        <w:t>VaR</w:t>
-      </w:r>
-      <w:proofErr w:type="spellEnd"/>
-      <w:r>
-        <w:rPr>
-          <w:rFonts w:ascii="Times New Roman" w:hAnsi="Times New Roman" w:cs="Times New Roman"/>
-          <w:bCs/>
-        </w:rPr>
-        <w:t>) is 30.7% and the conditional expected shortfall below the 5th percentile (CVaR) is 23.5%. Even in the worst 5% of outcomes, spatial migration contributes approximately 6 percentage points beyond the DVFS-only baseline. The cascade's conservatism at single-facility scale arises from a ratio effect: aggregate available headroom across unstressed destinations substantially exceeds the demand from a single migrating facility in the large majority of stress hours. Hardware compatibility and utilization constraints bind in 6.8% of draw-hour combinations, concentrated in the small number of stress hours where multiple destination zones are co-stressed with the source. The cascade's independence assumption is violated in these hours, but the violation is not damaging: the negative correlation between D1 and D2 bites only when aggregate headroom would have been sufficient regardless.</w:t>
-      </w:r>
-    </w:p>
-    <w:p>
-      <w:pPr>
-        <w:rPr>
-          <w:rFonts w:ascii="Times New Roman" w:hAnsi="Times New Roman" w:cs="Times New Roman"/>
-          <w:bCs/>
-        </w:rPr>
-      </w:pPr>
-      <w:r>
-        <w:rPr>
-          <w:rFonts w:ascii="Times New Roman" w:hAnsi="Times New Roman" w:cs="Times New Roman"/>
-          <w:bCs/>
-        </w:rPr>
-        <w:t xml:space="preserve">When the analysis is extended to simultaneous migration by geographically distributed facilities, commitment depth becomes scale-dependent. We first evaluate an empirical fleet defined by the geographic distribution of PJM data center capacity across load zones, with per-hour co-stress identified from the intra-PJM coincidence matrix described in </w:t>
-      </w:r>
-      <w:r>
-        <w:rPr>
-          <w:rFonts w:ascii="Times New Roman" w:hAnsi="Times New Roman" w:cs="Times New Roman"/>
-          <w:bCs/>
-        </w:rPr>
-        <w:t xml:space="preserve">Section </w:t>
-      </w:r>
-      <w:r>
-        <w:rPr>
-          <w:rFonts w:ascii="Times New Roman" w:hAnsi="Times New Roman" w:cs="Times New Roman"/>
-          <w:bCs/>
-        </w:rPr>
-        <w:t>3. Only zones experiencing simultaneous stress contribute migrating load in each hour. The effective migrating fleet averages approximately 3,013 MW across stress hours, with substantial variation driven by whether the Dominion zone in Northern Virginia (9,341 MW of data center capacity) is co-stressed with ComEd, which occurs in 36% of stress hours. This empirical fleet yields a mean commitment depth of 28.9% (Fig. 2b). The conditional expected shortfall below the 5th percentile converges exactly to the DVFS floor of 17.5%</w:t>
-      </w:r>
-      <w:r>
-        <w:rPr>
-          <w:rFonts w:ascii="Times New Roman" w:hAnsi="Times New Roman" w:cs="Times New Roman"/>
-          <w:bCs/>
-        </w:rPr>
-        <w:t>. I</w:t>
-      </w:r>
-      <w:r>
-        <w:rPr>
-          <w:rFonts w:ascii="Times New Roman" w:hAnsi="Times New Roman" w:cs="Times New Roman"/>
-          <w:bCs/>
-        </w:rPr>
-        <w:t xml:space="preserve">n the worst 5% of outcomes, spatial migration contributes no incremental flexibility beyond local power management. A reliability assessment grounded in worst-case performance such as PJM's Loss of Load Probability framework would therefore credit this fleet with no accreditable capacity from spatial migration. Fleet-level accreditation depends on the mean-versus-tail metric chosen by the capacity market operator, a methodological choice with direct consequences for the economic value quantified in </w:t>
-      </w:r>
-      <w:r>
-        <w:rPr>
-          <w:rFonts w:ascii="Times New Roman" w:hAnsi="Times New Roman" w:cs="Times New Roman"/>
-          <w:bCs/>
-        </w:rPr>
-        <w:t xml:space="preserve">Section </w:t>
-      </w:r>
-      <w:r>
-        <w:rPr>
-          <w:rFonts w:ascii="Times New Roman" w:hAnsi="Times New Roman" w:cs="Times New Roman"/>
-          <w:bCs/>
-        </w:rPr>
-        <w:t>6.</w:t>
-      </w:r>
-    </w:p>
-    <w:p>
-      <w:pPr>
-        <w:rPr>
-          <w:rFonts w:ascii="Times New Roman" w:hAnsi="Times New Roman" w:cs="Times New Roman"/>
-          <w:bCs/>
-        </w:rPr>
-      </w:pPr>
-      <w:r>
-        <w:rPr>
-          <w:rFonts w:ascii="Times New Roman" w:hAnsi="Times New Roman" w:cs="Times New Roman"/>
-          <w:bCs/>
-        </w:rPr>
-        <w:t xml:space="preserve">We then evaluate commitment depth as a continuous function of fleet size using a parametric sweep from 0.5 to 20 GW. Commitment depth declines steadily as destination contention becomes binding: </w:t>
-      </w:r>
-      <w:r>
-        <w:rPr>
-          <w:rFonts w:ascii="Times New Roman" w:hAnsi="Times New Roman" w:cs="Times New Roman"/>
-          <w:bCs/>
-        </w:rPr>
-        <w:t>46.4% at 1 GW, 42.5% at 3 GW, 35.8% at 5 GW, 26.9% at 10 GW, and 23.8% at 15 GW</w:t>
-      </w:r>
-      <w:r>
-        <w:rPr>
-          <w:rFonts w:ascii="Times New Roman" w:hAnsi="Times New Roman" w:cs="Times New Roman"/>
-          <w:bCs/>
-        </w:rPr>
-        <w:t>.</w:t>
+      <w:r>
+        <w:rPr>
+          <w:rFonts w:ascii="Times New Roman" w:hAnsi="Times New Roman" w:cs="Times New Roman"/>
+          <w:bCs/>
+        </w:rPr>
+        <w:t xml:space="preserve">At 10 GW, </w:t>
+      </w:r>
+      <w:r>
+        <w:rPr>
+          <w:rFonts w:ascii="Times New Roman" w:hAnsi="Times New Roman" w:cs="Times New Roman"/>
+          <w:bCs/>
+        </w:rPr>
+        <w:t>100</w:t>
+      </w:r>
+      <w:r>
+        <w:rPr>
+          <w:rFonts w:ascii="Times New Roman" w:hAnsi="Times New Roman" w:cs="Times New Roman"/>
+          <w:bCs/>
+        </w:rPr>
+        <w:t>% of Monte Carlo combinations are destination-constrained, and the gap between the conditional Monte Carlo (</w:t>
+      </w:r>
+      <w:r>
+        <w:rPr>
+          <w:rFonts w:ascii="Times New Roman" w:hAnsi="Times New Roman" w:cs="Times New Roman"/>
+          <w:bCs/>
+        </w:rPr>
+        <w:t>26.9</w:t>
+      </w:r>
+      <w:r>
+        <w:rPr>
+          <w:rFonts w:ascii="Times New Roman" w:hAnsi="Times New Roman" w:cs="Times New Roman"/>
+          <w:bCs/>
+        </w:rPr>
+        <w:t>%) and the cascade estimate (</w:t>
+      </w:r>
+      <w:r>
+        <w:rPr>
+          <w:rFonts w:ascii="Times New Roman" w:hAnsi="Times New Roman" w:cs="Times New Roman"/>
+          <w:bCs/>
+        </w:rPr>
+        <w:t>20.4</w:t>
+      </w:r>
+      <w:r>
+        <w:rPr>
+          <w:rFonts w:ascii="Times New Roman" w:hAnsi="Times New Roman" w:cs="Times New Roman"/>
+          <w:bCs/>
+        </w:rPr>
+        <w:t xml:space="preserve">%) </w:t>
+      </w:r>
+      <w:r>
+        <w:rPr>
+          <w:rFonts w:ascii="Times New Roman" w:hAnsi="Times New Roman" w:cs="Times New Roman"/>
+          <w:bCs/>
+        </w:rPr>
+        <w:t>is 6.5</w:t>
       </w:r>
       <w:r>
         <w:rPr>
@@ -1041,78 +1503,21 @@
           <w:rFonts w:ascii="Times New Roman" w:hAnsi="Times New Roman" w:cs="Times New Roman"/>
           <w:bCs/>
         </w:rPr>
-        <w:t xml:space="preserve">At 10 GW, </w:t>
-      </w:r>
-      <w:r>
-        <w:rPr>
-          <w:rFonts w:ascii="Times New Roman" w:hAnsi="Times New Roman" w:cs="Times New Roman"/>
-          <w:bCs/>
-        </w:rPr>
-        <w:t>100</w:t>
-      </w:r>
-      <w:r>
-        <w:rPr>
-          <w:rFonts w:ascii="Times New Roman" w:hAnsi="Times New Roman" w:cs="Times New Roman"/>
-          <w:bCs/>
-        </w:rPr>
-        <w:t>% of Monte Carlo combinations are destination-constrained, and the gap between the conditional Monte Carlo (</w:t>
-      </w:r>
-      <w:r>
-        <w:rPr>
-          <w:rFonts w:ascii="Times New Roman" w:hAnsi="Times New Roman" w:cs="Times New Roman"/>
-          <w:bCs/>
-        </w:rPr>
-        <w:t>26.9</w:t>
-      </w:r>
-      <w:r>
-        <w:rPr>
-          <w:rFonts w:ascii="Times New Roman" w:hAnsi="Times New Roman" w:cs="Times New Roman"/>
-          <w:bCs/>
-        </w:rPr>
-        <w:t>%) and the cascade estimate (</w:t>
-      </w:r>
-      <w:r>
-        <w:rPr>
-          <w:rFonts w:ascii="Times New Roman" w:hAnsi="Times New Roman" w:cs="Times New Roman"/>
-          <w:bCs/>
-        </w:rPr>
-        <w:t>20.4</w:t>
-      </w:r>
-      <w:r>
-        <w:rPr>
-          <w:rFonts w:ascii="Times New Roman" w:hAnsi="Times New Roman" w:cs="Times New Roman"/>
-          <w:bCs/>
-        </w:rPr>
-        <w:t xml:space="preserve">%) </w:t>
-      </w:r>
-      <w:r>
-        <w:rPr>
-          <w:rFonts w:ascii="Times New Roman" w:hAnsi="Times New Roman" w:cs="Times New Roman"/>
-          <w:bCs/>
-        </w:rPr>
-        <w:t>is 6.5</w:t>
-      </w:r>
-      <w:r>
-        <w:rPr>
-          <w:rFonts w:ascii="Times New Roman" w:hAnsi="Times New Roman" w:cs="Times New Roman"/>
-          <w:bCs/>
-        </w:rPr>
-        <w:t xml:space="preserve"> </w:t>
-      </w:r>
-      <w:r>
-        <w:rPr>
-          <w:rFonts w:ascii="Times New Roman" w:hAnsi="Times New Roman" w:cs="Times New Roman"/>
-          <w:bCs/>
-        </w:rPr>
-        <w:t xml:space="preserve">percentage points as destination contention absorbs the additional headroom that conditioning on </w:t>
-      </w:r>
-      <w:r>
-        <w:rPr>
-          <w:rFonts w:ascii="Times New Roman" w:hAnsi="Times New Roman" w:cs="Times New Roman"/>
-          <w:bCs/>
-        </w:rPr>
-        <w:lastRenderedPageBreak/>
-        <w:t>observed states reveals. The 5th percentile converges toward the DVFS floor of 17.5% at fleet scales above 10 GW, indicating that spatial migration's incremental contribution diminishes as aggregate demand approaches destination pool capacity.</w:t>
+        <w:t xml:space="preserve">percentage points as destination contention absorbs the additional headroom that conditioning on observed states reveals. The 5th percentile converges toward the </w:t>
+      </w:r>
+      <w:r>
+        <w:rPr>
+          <w:rFonts w:ascii="Times New Roman" w:hAnsi="Times New Roman" w:cs="Times New Roman"/>
+          <w:bCs/>
+        </w:rPr>
+        <w:t>local-orchestration</w:t>
+      </w:r>
+      <w:r>
+        <w:rPr>
+          <w:rFonts w:ascii="Times New Roman" w:hAnsi="Times New Roman" w:cs="Times New Roman"/>
+          <w:bCs/>
+        </w:rPr>
+        <w:t xml:space="preserve"> floor of 17.5% at fleet scales above 10 GW, indicating that spatial migration's incremental contribution diminishes as aggregate demand approaches destination pool capacity.</w:t>
       </w:r>
     </w:p>
     <w:p>
@@ -1235,22 +1640,50 @@
           <w:sz w:val="18"/>
           <w:szCs w:val="18"/>
         </w:rPr>
-        <w:t xml:space="preserve"> (b) Empirical fleet commitment depth distribution; mean 28.9%, P5 at DVFS floor (17.5%). (c) Per-GW fleet sweep: mean commitment depth (solid) with P5–P95 band, showing decline from 46.4% at 1 GW to 26.9% at 10 GW. (d) Percentage of draw-hour combinations that are destination-constrained, reaching 100% at 10 GW. Contention onset (&gt;50% constrained) occurs at 3 GW.</w:t>
-      </w:r>
-    </w:p>
-    <w:p>
-      <w:pPr>
-        <w:rPr>
-          <w:rFonts w:ascii="Times New Roman" w:hAnsi="Times New Roman" w:cs="Times New Roman"/>
-          <w:bCs/>
-        </w:rPr>
-      </w:pPr>
-      <w:r>
-        <w:rPr>
-          <w:rFonts w:ascii="Times New Roman" w:hAnsi="Times New Roman" w:cs="Times New Roman"/>
-          <w:bCs/>
-        </w:rPr>
-        <w:t>The scale dependence of commitment depth has direct implications for how this flexibility should be quantified in capacity market design. A single operator evaluating participation faces a commitment depth distribution with meaningful spatial contribution even in the tail</w:t>
+        <w:t xml:space="preserve"> (b) Empirical fleet commitment depth distribution; mean 28.9%, P5 at </w:t>
+      </w:r>
+      <w:r>
+        <w:rPr>
+          <w:i/>
+          <w:iCs/>
+          <w:color w:val="0E2841" w:themeColor="text2"/>
+          <w:sz w:val="18"/>
+          <w:szCs w:val="18"/>
+        </w:rPr>
+        <w:t xml:space="preserve">local-orchestration </w:t>
+      </w:r>
+      <w:r>
+        <w:rPr>
+          <w:i/>
+          <w:iCs/>
+          <w:color w:val="0E2841" w:themeColor="text2"/>
+          <w:sz w:val="18"/>
+          <w:szCs w:val="18"/>
+        </w:rPr>
+        <w:t>floor (17.5%). (c) Per-GW fleet sweep: mean commitment depth (solid) with P5–P95 band, showing decline from 46.4% at 1 GW to 26.9% at 10 GW. (d) Percentage of draw-hour combinations that are destination-constrained, reaching 100% at 10 GW. Contention onset (&gt;50% constrained) occurs at 3 GW.</w:t>
+      </w:r>
+    </w:p>
+    <w:p>
+      <w:pPr>
+        <w:rPr>
+          <w:rFonts w:ascii="Times New Roman" w:hAnsi="Times New Roman" w:cs="Times New Roman"/>
+          <w:bCs/>
+        </w:rPr>
+      </w:pPr>
+      <w:r>
+        <w:rPr>
+          <w:rFonts w:ascii="Times New Roman" w:hAnsi="Times New Roman" w:cs="Times New Roman"/>
+          <w:bCs/>
+        </w:rPr>
+        <w:t xml:space="preserve">The scale dependence of commitment depth has direct implications for how this flexibility should be quantified in capacity market design. A single operator evaluating participation faces a </w:t>
+      </w:r>
+      <w:r>
+        <w:rPr>
+          <w:rFonts w:ascii="Times New Roman" w:hAnsi="Times New Roman" w:cs="Times New Roman"/>
+          <w:bCs/>
+        </w:rPr>
+        <w:lastRenderedPageBreak/>
+        <w:t>commitment depth distribution with meaningful spatial contribution even in the tail</w:t>
       </w:r>
       <w:r>
         <w:rPr>
@@ -1264,24 +1697,40 @@
           <w:rFonts w:ascii="Times New Roman" w:hAnsi="Times New Roman" w:cs="Times New Roman"/>
           <w:bCs/>
         </w:rPr>
-        <w:t>and can credibly bid at levels well above the DVFS-only floor. Fleet-level accreditation cannot be inferred from single-facility performance: destination contention reduces the aggregate contribution as fleet size grows, and beyond approximately 3 GW the majority of stress hours become destination-constrained. Capacity market operators evaluating DR class ratings for data center flexibility must therefore set accreditation at the fleet level rather than extrapolating from facility-scale studies.</w:t>
-      </w:r>
-    </w:p>
-    <w:p>
-      <w:pPr>
-        <w:rPr>
-          <w:rFonts w:ascii="Times New Roman" w:hAnsi="Times New Roman" w:cs="Times New Roman"/>
-          <w:bCs/>
-          <w:sz w:val="32"/>
-          <w:szCs w:val="32"/>
+        <w:t xml:space="preserve">and can credibly bid at levels well above the DVFS-only floor. Fleet-level accreditation cannot be inferred from single-facility performance: destination contention reduces the aggregate contribution as fleet size grows, and beyond approximately 3 GW </w:t>
+      </w:r>
+      <w:proofErr w:type="gramStart"/>
+      <w:r>
+        <w:rPr>
+          <w:rFonts w:ascii="Times New Roman" w:hAnsi="Times New Roman" w:cs="Times New Roman"/>
+          <w:bCs/>
+        </w:rPr>
+        <w:t>the majority of</w:t>
+      </w:r>
+      <w:proofErr w:type="gramEnd"/>
+      <w:r>
+        <w:rPr>
+          <w:rFonts w:ascii="Times New Roman" w:hAnsi="Times New Roman" w:cs="Times New Roman"/>
+          <w:bCs/>
+        </w:rPr>
+        <w:t xml:space="preserve"> stress hours become destination-constrained. Capacity market operators evaluating DR class ratings for data center flexibility must therefore set accreditation at the fleet level rather than extrapolating from facility-scale studies.</w:t>
+      </w:r>
+    </w:p>
+    <w:p>
+      <w:pPr>
+        <w:rPr>
+          <w:rFonts w:ascii="Times New Roman" w:hAnsi="Times New Roman" w:cs="Times New Roman"/>
+          <w:bCs/>
+          <w:sz w:val="28"/>
+          <w:szCs w:val="28"/>
         </w:rPr>
       </w:pPr>
       <w:r>
         <w:rPr>
           <w:rFonts w:ascii="Times New Roman" w:hAnsi="Times New Roman" w:cs="Times New Roman"/>
           <w:b/>
-          <w:sz w:val="32"/>
-          <w:szCs w:val="32"/>
+          <w:sz w:val="28"/>
+          <w:szCs w:val="28"/>
         </w:rPr>
         <w:t>6. System-level implications</w:t>
       </w:r>
@@ -1298,57 +1747,370 @@
           <w:rFonts w:ascii="Times New Roman" w:hAnsi="Times New Roman" w:cs="Times New Roman"/>
           <w:bCs/>
         </w:rPr>
+        <w:t>The commitment depths estimated by the conditional Monte Carlo translate directly to resource adequacy contributions within existing capacity market frameworks. We evaluate system-level impli</w:t>
+      </w:r>
+      <w:r>
+        <w:rPr>
+          <w:rFonts w:ascii="Times New Roman" w:hAnsi="Times New Roman" w:cs="Times New Roman"/>
+          <w:bCs/>
+        </w:rPr>
+        <w:t xml:space="preserve">cations at two reference scales. </w:t>
+      </w:r>
+      <w:r>
+        <w:rPr>
+          <w:rFonts w:ascii="Times New Roman" w:hAnsi="Times New Roman" w:cs="Times New Roman"/>
+          <w:bCs/>
+        </w:rPr>
+        <w:t>Commitment depth values from Section 5 are fractions of inference-compute load; for translation to facility-metered quantities we apply PUE = 1.3, corresponding to approximately 770 MW of inference compute for a 1 GW nameplate facility and 7,692 MW for a 10 GW fleet.</w:t>
+      </w:r>
+      <w:r>
+        <w:rPr>
+          <w:rFonts w:ascii="Times New Roman" w:hAnsi="Times New Roman" w:cs="Times New Roman"/>
+          <w:bCs/>
+        </w:rPr>
+        <w:t xml:space="preserve"> </w:t>
+      </w:r>
+      <w:r>
+        <w:rPr>
+          <w:rFonts w:ascii="Times New Roman" w:hAnsi="Times New Roman" w:cs="Times New Roman"/>
+          <w:bCs/>
+        </w:rPr>
+        <w:t xml:space="preserve">For an individual 1 GW inference-dominant facility, the conditional Monte Carlo yields a mean commitment depth of </w:t>
+      </w:r>
+      <w:r>
+        <w:rPr>
+          <w:rFonts w:ascii="Times New Roman" w:hAnsi="Times New Roman" w:cs="Times New Roman"/>
+          <w:bCs/>
+        </w:rPr>
+        <w:t>46.4</w:t>
+      </w:r>
+      <w:r>
+        <w:rPr>
+          <w:rFonts w:ascii="Times New Roman" w:hAnsi="Times New Roman" w:cs="Times New Roman"/>
+          <w:bCs/>
+        </w:rPr>
+        <w:t xml:space="preserve">%, implying </w:t>
+      </w:r>
+      <w:r>
+        <w:rPr>
+          <w:rFonts w:ascii="Times New Roman" w:hAnsi="Times New Roman" w:cs="Times New Roman"/>
+          <w:bCs/>
+        </w:rPr>
+        <w:t>approximately 357 MW of curtailable load</w:t>
+      </w:r>
+      <w:r>
+        <w:rPr>
+          <w:rFonts w:ascii="Times New Roman" w:hAnsi="Times New Roman" w:cs="Times New Roman"/>
+          <w:bCs/>
+        </w:rPr>
+        <w:t xml:space="preserve"> during system emergencies, or </w:t>
+      </w:r>
+      <w:r>
+        <w:rPr>
+          <w:rFonts w:ascii="Times New Roman" w:hAnsi="Times New Roman" w:cs="Times New Roman"/>
+          <w:bCs/>
+        </w:rPr>
+        <w:t>approximately 328 MW when derated</w:t>
+      </w:r>
+      <w:r>
+        <w:rPr>
+          <w:rFonts w:ascii="Times New Roman" w:hAnsi="Times New Roman" w:cs="Times New Roman"/>
+          <w:bCs/>
+        </w:rPr>
+        <w:t xml:space="preserve"> to</w:t>
+      </w:r>
+      <w:r>
+        <w:rPr>
+          <w:rFonts w:ascii="Times New Roman" w:hAnsi="Times New Roman" w:cs="Times New Roman"/>
+          <w:bCs/>
+        </w:rPr>
+        <w:t xml:space="preserve"> </w:t>
+      </w:r>
+      <w:r>
+        <w:rPr>
+          <w:rFonts w:ascii="Times New Roman" w:hAnsi="Times New Roman" w:cs="Times New Roman"/>
+          <w:bCs/>
+        </w:rPr>
+        <w:t xml:space="preserve">a 92% effective load carrying capability (ELCC) consistent with PJM’s treatment of demand response resources. </w:t>
+      </w:r>
+      <w:r>
+        <w:rPr>
+          <w:rFonts w:ascii="Times New Roman" w:hAnsi="Times New Roman" w:cs="Times New Roman"/>
+          <w:bCs/>
+        </w:rPr>
+        <w:t xml:space="preserve">For a 10 GW fleet, the mean commitment depth of 26.9% implies </w:t>
+      </w:r>
+      <w:r>
+        <w:rPr>
+          <w:rFonts w:ascii="Times New Roman" w:hAnsi="Times New Roman" w:cs="Times New Roman"/>
+          <w:bCs/>
+        </w:rPr>
+        <w:t>approximately 2,069 MW curtailable</w:t>
+      </w:r>
+      <w:r>
+        <w:rPr>
+          <w:rFonts w:ascii="Times New Roman" w:hAnsi="Times New Roman" w:cs="Times New Roman"/>
+          <w:bCs/>
+        </w:rPr>
+        <w:t xml:space="preserve"> </w:t>
+      </w:r>
+      <w:r>
+        <w:rPr>
+          <w:rFonts w:ascii="Times New Roman" w:hAnsi="Times New Roman" w:cs="Times New Roman"/>
+          <w:bCs/>
+        </w:rPr>
+        <w:t xml:space="preserve">and </w:t>
+      </w:r>
+      <w:r>
+        <w:rPr>
+          <w:rFonts w:ascii="Times New Roman" w:hAnsi="Times New Roman" w:cs="Times New Roman"/>
+          <w:bCs/>
+        </w:rPr>
+        <w:t>1</w:t>
+      </w:r>
+      <w:r>
+        <w:rPr>
+          <w:rFonts w:ascii="Times New Roman" w:hAnsi="Times New Roman" w:cs="Times New Roman"/>
+          <w:bCs/>
+        </w:rPr>
+        <w:t>,</w:t>
+      </w:r>
+      <w:r>
+        <w:rPr>
+          <w:rFonts w:ascii="Times New Roman" w:hAnsi="Times New Roman" w:cs="Times New Roman"/>
+          <w:bCs/>
+        </w:rPr>
+        <w:t>904</w:t>
+      </w:r>
+      <w:r>
+        <w:rPr>
+          <w:rFonts w:ascii="Times New Roman" w:hAnsi="Times New Roman" w:cs="Times New Roman"/>
+          <w:bCs/>
+        </w:rPr>
+        <w:t xml:space="preserve"> MW accredited. </w:t>
+      </w:r>
+    </w:p>
+    <w:p>
+      <w:pPr>
+        <w:rPr>
+          <w:rFonts w:ascii="Times New Roman" w:hAnsi="Times New Roman" w:cs="Times New Roman"/>
+          <w:bCs/>
+        </w:rPr>
+      </w:pPr>
+      <w:r>
+        <w:rPr>
+          <w:rFonts w:ascii="Times New Roman" w:hAnsi="Times New Roman" w:cs="Times New Roman"/>
+          <w:bCs/>
+        </w:rPr>
+        <w:t>These accredited capacity values use mean commitment depth</w:t>
+      </w:r>
+      <w:r>
+        <w:rPr>
+          <w:rFonts w:ascii="Times New Roman" w:hAnsi="Times New Roman" w:cs="Times New Roman"/>
+          <w:bCs/>
+        </w:rPr>
+        <w:t xml:space="preserve">, </w:t>
+      </w:r>
+      <w:r>
+        <w:rPr>
+          <w:rFonts w:ascii="Times New Roman" w:hAnsi="Times New Roman" w:cs="Times New Roman"/>
+          <w:bCs/>
+        </w:rPr>
+        <w:t xml:space="preserve">consistent with PJM's </w:t>
+      </w:r>
+      <w:r>
+        <w:rPr>
+          <w:rFonts w:ascii="Times New Roman" w:hAnsi="Times New Roman" w:cs="Times New Roman"/>
+          <w:bCs/>
+        </w:rPr>
+        <w:t>standard UCAP accreditation convention for demand response</w:t>
+      </w:r>
+      <w:r>
+        <w:rPr>
+          <w:rFonts w:ascii="Times New Roman" w:hAnsi="Times New Roman" w:cs="Times New Roman"/>
+          <w:bCs/>
+        </w:rPr>
+        <w:t xml:space="preserve">. An alternative approach using the 5th-percentile commitment depth would yield </w:t>
+      </w:r>
+      <w:r>
+        <w:rPr>
+          <w:rFonts w:ascii="Times New Roman" w:hAnsi="Times New Roman" w:cs="Times New Roman"/>
+          <w:bCs/>
+        </w:rPr>
+        <w:t>approximately 171 MW accredited at 1 GW</w:t>
+      </w:r>
+      <w:r>
+        <w:rPr>
+          <w:rFonts w:ascii="Times New Roman" w:hAnsi="Times New Roman" w:cs="Times New Roman"/>
+          <w:bCs/>
+        </w:rPr>
+        <w:t xml:space="preserve"> and 1</w:t>
+      </w:r>
+      <w:r>
+        <w:rPr>
+          <w:rFonts w:ascii="Times New Roman" w:hAnsi="Times New Roman" w:cs="Times New Roman"/>
+          <w:bCs/>
+        </w:rPr>
+        <w:t>,288</w:t>
+      </w:r>
+      <w:r>
+        <w:rPr>
+          <w:rFonts w:ascii="Times New Roman" w:hAnsi="Times New Roman" w:cs="Times New Roman"/>
+          <w:bCs/>
+        </w:rPr>
+        <w:t xml:space="preserve"> MW at 10 GW.</w:t>
+      </w:r>
+      <w:r>
+        <w:rPr>
+          <w:rFonts w:ascii="Times New Roman" w:hAnsi="Times New Roman" w:cs="Times New Roman"/>
+          <w:bCs/>
+        </w:rPr>
+        <w:t xml:space="preserve"> The gap between the mean and P5 accreditations </w:t>
+      </w:r>
+      <w:r>
+        <w:rPr>
+          <w:rFonts w:ascii="Times New Roman" w:hAnsi="Times New Roman" w:cs="Times New Roman"/>
+          <w:bCs/>
+        </w:rPr>
+        <w:t>(157 MW at 1 GW and 616 MW at 10 GW)</w:t>
+      </w:r>
+      <w:r>
+        <w:rPr>
+          <w:rFonts w:ascii="Times New Roman" w:hAnsi="Times New Roman" w:cs="Times New Roman"/>
+          <w:bCs/>
+        </w:rPr>
+        <w:t xml:space="preserve"> quantifies the economic stakes of the methodological choice introduced in Section 5. </w:t>
+      </w:r>
+    </w:p>
+    <w:p>
+      <w:pPr>
+        <w:rPr>
+          <w:rFonts w:ascii="Times New Roman" w:hAnsi="Times New Roman" w:cs="Times New Roman"/>
+          <w:bCs/>
+        </w:rPr>
+      </w:pPr>
+      <w:r>
+        <w:rPr>
+          <w:rFonts w:ascii="Times New Roman" w:hAnsi="Times New Roman" w:cs="Times New Roman"/>
+          <w:bCs/>
+        </w:rPr>
+        <w:t xml:space="preserve">To estimate the economic value to the grid, we calculate avoided capacity costs using the capacity requirements identified in Energy + Environmental Economics' 2025 Resource Adequacy Study for Illinois and cost estimates from NREL's Annual Technology Baseline (ref. </w:t>
+      </w:r>
+      <w:r>
+        <w:rPr>
+          <w:rFonts w:ascii="Times New Roman" w:hAnsi="Times New Roman" w:cs="Times New Roman"/>
+          <w:bCs/>
+        </w:rPr>
+        <w:t>1</w:t>
+      </w:r>
+      <w:r>
+        <w:rPr>
+          <w:rFonts w:ascii="Times New Roman" w:hAnsi="Times New Roman" w:cs="Times New Roman"/>
+          <w:bCs/>
+        </w:rPr>
+        <w:t>7</w:t>
+      </w:r>
+      <w:r>
+        <w:rPr>
+          <w:rFonts w:ascii="Times New Roman" w:hAnsi="Times New Roman" w:cs="Times New Roman"/>
+          <w:bCs/>
+        </w:rPr>
+        <w:t>, 1</w:t>
+      </w:r>
+      <w:r>
+        <w:rPr>
+          <w:rFonts w:ascii="Times New Roman" w:hAnsi="Times New Roman" w:cs="Times New Roman"/>
+          <w:bCs/>
+        </w:rPr>
+        <w:t>8</w:t>
+      </w:r>
+      <w:r>
+        <w:rPr>
+          <w:rFonts w:ascii="Times New Roman" w:hAnsi="Times New Roman" w:cs="Times New Roman"/>
+          <w:bCs/>
+        </w:rPr>
+        <w:t xml:space="preserve">). At </w:t>
+      </w:r>
+      <w:r>
+        <w:rPr>
+          <w:rFonts w:ascii="Times New Roman" w:hAnsi="Times New Roman" w:cs="Times New Roman"/>
+          <w:bCs/>
+        </w:rPr>
+        <w:t>E3's levelized CT cost of $180,000/MW-yr</w:t>
+      </w:r>
+      <w:r>
+        <w:rPr>
+          <w:rFonts w:ascii="Times New Roman" w:hAnsi="Times New Roman" w:cs="Times New Roman"/>
+          <w:bCs/>
+        </w:rPr>
+        <w:t xml:space="preserve">, the annualized avoided capacity cost is </w:t>
+      </w:r>
+      <w:r>
+        <w:rPr>
+          <w:rFonts w:ascii="Times New Roman" w:hAnsi="Times New Roman" w:cs="Times New Roman"/>
+          <w:bCs/>
+        </w:rPr>
+        <w:t>approximately $59 million for an individual 1 GW facility</w:t>
+      </w:r>
+      <w:r>
+        <w:rPr>
+          <w:rFonts w:ascii="Times New Roman" w:hAnsi="Times New Roman" w:cs="Times New Roman"/>
+          <w:bCs/>
+        </w:rPr>
+        <w:t xml:space="preserve"> and </w:t>
+      </w:r>
+      <w:r>
+        <w:rPr>
+          <w:rFonts w:ascii="Times New Roman" w:hAnsi="Times New Roman" w:cs="Times New Roman"/>
+          <w:bCs/>
+        </w:rPr>
+        <w:t>approximately $343 million for a 10 GW fleet</w:t>
+      </w:r>
+      <w:r>
+        <w:rPr>
+          <w:rFonts w:ascii="Times New Roman" w:hAnsi="Times New Roman" w:cs="Times New Roman"/>
+          <w:bCs/>
+        </w:rPr>
+        <w:t xml:space="preserve"> at the fleet commitment level. These figures represent the system planner's perspective: capacity procurement that spatial migration commitments would displace.</w:t>
+      </w:r>
+    </w:p>
+    <w:p>
+      <w:pPr>
+        <w:rPr>
+          <w:rFonts w:ascii="Times New Roman" w:hAnsi="Times New Roman" w:cs="Times New Roman"/>
+          <w:bCs/>
+        </w:rPr>
+      </w:pPr>
+      <w:r>
+        <w:rPr>
+          <w:rFonts w:ascii="Times New Roman" w:hAnsi="Times New Roman" w:cs="Times New Roman"/>
+          <w:bCs/>
+        </w:rPr>
+        <w:t xml:space="preserve">From the operator's perspective, a distinct and substantially larger incentive exists through interconnection acceleration. A flexible interconnection framework allows a facility to energize before network upgrades complete; the present value of avoided delay depends on foregone compute revenue during the waiting period. Using prevailing </w:t>
+      </w:r>
+      <w:proofErr w:type="spellStart"/>
+      <w:r>
+        <w:rPr>
+          <w:rFonts w:ascii="Times New Roman" w:hAnsi="Times New Roman" w:cs="Times New Roman"/>
+          <w:bCs/>
+        </w:rPr>
+        <w:t>hyperscaler</w:t>
+      </w:r>
+      <w:proofErr w:type="spellEnd"/>
+      <w:r>
+        <w:rPr>
+          <w:rFonts w:ascii="Times New Roman" w:hAnsi="Times New Roman" w:cs="Times New Roman"/>
+          <w:bCs/>
+        </w:rPr>
+        <w:t xml:space="preserve"> capital expenditure rates and a three-year acceleration window for a 1 GW facility, we estimate a central NPV of approximately $23 billion. This figure exceeds the annualized avoided capacity cost by roughly </w:t>
+      </w:r>
+      <w:r>
+        <w:rPr>
+          <w:rFonts w:ascii="Times New Roman" w:hAnsi="Times New Roman" w:cs="Times New Roman"/>
+          <w:bCs/>
+        </w:rPr>
         <w:lastRenderedPageBreak/>
-        <w:t>The commitment depths estimated by the conditional Monte Carlo translate directly to resource adequacy contributions within existing capacity market frameworks. We evaluate system-level impli</w:t>
-      </w:r>
-      <w:r>
-        <w:rPr>
-          <w:rFonts w:ascii="Times New Roman" w:hAnsi="Times New Roman" w:cs="Times New Roman"/>
-          <w:bCs/>
-        </w:rPr>
-        <w:t xml:space="preserve">cations at two reference scales. For an individual 1 GW inference-dominant facility, the conditional Monte Carlo yields a mean commitment depth of </w:t>
-      </w:r>
-      <w:r>
-        <w:rPr>
-          <w:rFonts w:ascii="Times New Roman" w:hAnsi="Times New Roman" w:cs="Times New Roman"/>
-          <w:bCs/>
-        </w:rPr>
-        <w:t>46.4</w:t>
-      </w:r>
-      <w:r>
-        <w:rPr>
-          <w:rFonts w:ascii="Times New Roman" w:hAnsi="Times New Roman" w:cs="Times New Roman"/>
-          <w:bCs/>
-        </w:rPr>
-        <w:t xml:space="preserve">%, implying approximately </w:t>
-      </w:r>
-      <w:r>
-        <w:rPr>
-          <w:rFonts w:ascii="Times New Roman" w:hAnsi="Times New Roman" w:cs="Times New Roman"/>
-          <w:bCs/>
-        </w:rPr>
-        <w:t>464</w:t>
-      </w:r>
-      <w:r>
-        <w:rPr>
-          <w:rFonts w:ascii="Times New Roman" w:hAnsi="Times New Roman" w:cs="Times New Roman"/>
-          <w:bCs/>
-        </w:rPr>
-        <w:t xml:space="preserve"> MW of curtailable load during system emergencies, or approximately </w:t>
-      </w:r>
-      <w:r>
-        <w:rPr>
-          <w:rFonts w:ascii="Times New Roman" w:hAnsi="Times New Roman" w:cs="Times New Roman"/>
-          <w:bCs/>
-        </w:rPr>
-        <w:t>427</w:t>
-      </w:r>
-      <w:r>
-        <w:rPr>
-          <w:rFonts w:ascii="Times New Roman" w:hAnsi="Times New Roman" w:cs="Times New Roman"/>
-          <w:bCs/>
-        </w:rPr>
-        <w:t xml:space="preserve"> MW when derated to</w:t>
+        <w:t>two orders of magnitude, indicating that operators' primary economic motivation under this framework derives from accelerated energization rather than capacity payments.</w:t>
       </w:r>
       <w:r>
         <w:rPr>
@@ -1357,244 +2119,22 @@
         </w:rPr>
         <w:t xml:space="preserve"> </w:t>
       </w:r>
-      <w:r>
-        <w:rPr>
-          <w:rFonts w:ascii="Times New Roman" w:hAnsi="Times New Roman" w:cs="Times New Roman"/>
-          <w:bCs/>
-        </w:rPr>
-        <w:t xml:space="preserve">a 92% effective load carrying capability (ELCC) consistent with PJM’s treatment of demand response resources. </w:t>
-      </w:r>
-      <w:r>
-        <w:rPr>
-          <w:rFonts w:ascii="Times New Roman" w:hAnsi="Times New Roman" w:cs="Times New Roman"/>
-          <w:bCs/>
-        </w:rPr>
-        <w:t>For a 10 GW fleet, the mean commitment depth of 26.9% implies approximately 2,689 MW curtailable</w:t>
-      </w:r>
-      <w:r>
-        <w:rPr>
-          <w:rFonts w:ascii="Times New Roman" w:hAnsi="Times New Roman" w:cs="Times New Roman"/>
-          <w:bCs/>
-        </w:rPr>
-        <w:t xml:space="preserve"> </w:t>
-      </w:r>
-      <w:r>
-        <w:rPr>
-          <w:rFonts w:ascii="Times New Roman" w:hAnsi="Times New Roman" w:cs="Times New Roman"/>
-          <w:bCs/>
-        </w:rPr>
-        <w:t xml:space="preserve">and </w:t>
-      </w:r>
-      <w:r>
-        <w:rPr>
-          <w:rFonts w:ascii="Times New Roman" w:hAnsi="Times New Roman" w:cs="Times New Roman"/>
-          <w:bCs/>
-        </w:rPr>
-        <w:t>2,474</w:t>
-      </w:r>
-      <w:r>
-        <w:rPr>
-          <w:rFonts w:ascii="Times New Roman" w:hAnsi="Times New Roman" w:cs="Times New Roman"/>
-          <w:bCs/>
-        </w:rPr>
-        <w:t xml:space="preserve"> MW accredited. </w:t>
-      </w:r>
-    </w:p>
-    <w:p>
-      <w:pPr>
-        <w:rPr>
-          <w:rFonts w:ascii="Times New Roman" w:hAnsi="Times New Roman" w:cs="Times New Roman"/>
-          <w:bCs/>
-        </w:rPr>
-      </w:pPr>
-      <w:r>
-        <w:rPr>
-          <w:rFonts w:ascii="Times New Roman" w:hAnsi="Times New Roman" w:cs="Times New Roman"/>
-          <w:bCs/>
-        </w:rPr>
-        <w:t>These accredited capacity values use mean commitment depth</w:t>
-      </w:r>
-      <w:r>
-        <w:rPr>
-          <w:rFonts w:ascii="Times New Roman" w:hAnsi="Times New Roman" w:cs="Times New Roman"/>
-          <w:bCs/>
-        </w:rPr>
-        <w:t xml:space="preserve">, </w:t>
-      </w:r>
-      <w:r>
-        <w:rPr>
-          <w:rFonts w:ascii="Times New Roman" w:hAnsi="Times New Roman" w:cs="Times New Roman"/>
-          <w:bCs/>
-        </w:rPr>
-        <w:t xml:space="preserve">consistent with PJM's </w:t>
-      </w:r>
-      <w:r>
-        <w:rPr>
-          <w:rFonts w:ascii="Times New Roman" w:hAnsi="Times New Roman" w:cs="Times New Roman"/>
-          <w:bCs/>
-        </w:rPr>
-        <w:t>standard UCAP accreditation convention for demand response</w:t>
-      </w:r>
-      <w:r>
-        <w:rPr>
-          <w:rFonts w:ascii="Times New Roman" w:hAnsi="Times New Roman" w:cs="Times New Roman"/>
-          <w:bCs/>
-        </w:rPr>
-        <w:t>. An alternative approach using the 5th-percentile commitment depth would yield approximately 241 MW accredited at 1 GW and 167 MW at 10 GW.</w:t>
-      </w:r>
-      <w:r>
-        <w:rPr>
-          <w:rFonts w:ascii="Times New Roman" w:hAnsi="Times New Roman" w:cs="Times New Roman"/>
-          <w:bCs/>
-        </w:rPr>
-        <w:t xml:space="preserve"> The gap between the mean and P5 accreditations (186 MW at 1 GW and 2,307 at 10 GW) quantifies the economic stakes of the methodological choice introduced in Section 5. </w:t>
-      </w:r>
-    </w:p>
-    <w:p>
-      <w:pPr>
-        <w:rPr>
-          <w:rFonts w:ascii="Times New Roman" w:hAnsi="Times New Roman" w:cs="Times New Roman"/>
-          <w:bCs/>
-        </w:rPr>
-      </w:pPr>
-      <w:r>
-        <w:rPr>
-          <w:rFonts w:ascii="Times New Roman" w:hAnsi="Times New Roman" w:cs="Times New Roman"/>
-          <w:bCs/>
-        </w:rPr>
-        <w:t xml:space="preserve">To estimate the economic value to the grid, we calculate avoided capacity costs using the capacity requirements identified in Energy + Environmental Economics' 2025 Resource Adequacy Study for Illinois and cost estimates from NREL's Annual Technology Baseline (ref. </w:t>
-      </w:r>
-      <w:r>
-        <w:rPr>
-          <w:rFonts w:ascii="Times New Roman" w:hAnsi="Times New Roman" w:cs="Times New Roman"/>
-          <w:bCs/>
-        </w:rPr>
-        <w:t>18, 1</w:t>
-      </w:r>
-      <w:r>
-        <w:rPr>
-          <w:rFonts w:ascii="Times New Roman" w:hAnsi="Times New Roman" w:cs="Times New Roman"/>
-          <w:bCs/>
-        </w:rPr>
-        <w:t>9</w:t>
-      </w:r>
-      <w:r>
-        <w:rPr>
-          <w:rFonts w:ascii="Times New Roman" w:hAnsi="Times New Roman" w:cs="Times New Roman"/>
-          <w:bCs/>
-        </w:rPr>
-        <w:t xml:space="preserve">). At </w:t>
-      </w:r>
-      <w:r>
-        <w:rPr>
-          <w:rFonts w:ascii="Times New Roman" w:hAnsi="Times New Roman" w:cs="Times New Roman"/>
-          <w:bCs/>
-        </w:rPr>
-        <w:t>E3's levelized CT cost of $180,000/MW-yr</w:t>
-      </w:r>
-      <w:r>
-        <w:rPr>
-          <w:rFonts w:ascii="Times New Roman" w:hAnsi="Times New Roman" w:cs="Times New Roman"/>
-          <w:bCs/>
-        </w:rPr>
-        <w:t>, the annualized avoided capacity cost is approximately $</w:t>
-      </w:r>
-      <w:r>
-        <w:rPr>
-          <w:rFonts w:ascii="Times New Roman" w:hAnsi="Times New Roman" w:cs="Times New Roman"/>
-          <w:bCs/>
-        </w:rPr>
-        <w:t>77</w:t>
-      </w:r>
-      <w:r>
-        <w:rPr>
-          <w:rFonts w:ascii="Times New Roman" w:hAnsi="Times New Roman" w:cs="Times New Roman"/>
-          <w:bCs/>
-        </w:rPr>
-        <w:t xml:space="preserve"> </w:t>
-      </w:r>
-      <w:r>
-        <w:rPr>
-          <w:rFonts w:ascii="Times New Roman" w:hAnsi="Times New Roman" w:cs="Times New Roman"/>
-          <w:bCs/>
-        </w:rPr>
-        <w:t>million for an individual 1 GW facility and approximately $</w:t>
-      </w:r>
-      <w:r>
-        <w:rPr>
-          <w:rFonts w:ascii="Times New Roman" w:hAnsi="Times New Roman" w:cs="Times New Roman"/>
-          <w:bCs/>
-        </w:rPr>
-        <w:t>445</w:t>
-      </w:r>
-      <w:r>
-        <w:rPr>
-          <w:rFonts w:ascii="Times New Roman" w:hAnsi="Times New Roman" w:cs="Times New Roman"/>
-          <w:bCs/>
-        </w:rPr>
-        <w:t xml:space="preserve"> </w:t>
-      </w:r>
-      <w:r>
-        <w:rPr>
-          <w:rFonts w:ascii="Times New Roman" w:hAnsi="Times New Roman" w:cs="Times New Roman"/>
-          <w:bCs/>
-        </w:rPr>
-        <w:t>million for a 10 GW fleet at the fleet commitment level. These figures represent the system planner's perspective: capacity procurement that spatial migration commitments would displace.</w:t>
-      </w:r>
-    </w:p>
-    <w:p>
-      <w:pPr>
-        <w:rPr>
-          <w:rFonts w:ascii="Times New Roman" w:hAnsi="Times New Roman" w:cs="Times New Roman"/>
-          <w:bCs/>
-        </w:rPr>
-      </w:pPr>
-      <w:r>
-        <w:rPr>
-          <w:rFonts w:ascii="Times New Roman" w:hAnsi="Times New Roman" w:cs="Times New Roman"/>
-          <w:bCs/>
-        </w:rPr>
-        <w:t xml:space="preserve">From the operator's perspective, a distinct and substantially larger incentive exists through interconnection acceleration. A flexible interconnection framework allows a facility to energize before network upgrades complete; the present value of avoided delay depends on foregone compute revenue during the waiting period. Using prevailing </w:t>
-      </w:r>
-      <w:proofErr w:type="spellStart"/>
-      <w:r>
-        <w:rPr>
-          <w:rFonts w:ascii="Times New Roman" w:hAnsi="Times New Roman" w:cs="Times New Roman"/>
-          <w:bCs/>
-        </w:rPr>
-        <w:t>hyperscaler</w:t>
-      </w:r>
-      <w:proofErr w:type="spellEnd"/>
-      <w:r>
-        <w:rPr>
-          <w:rFonts w:ascii="Times New Roman" w:hAnsi="Times New Roman" w:cs="Times New Roman"/>
-          <w:bCs/>
-        </w:rPr>
-        <w:t xml:space="preserve"> capital expenditure rates and a three-year acceleration window for a 1 GW facility, we estimate a central NPV of approximately $23 billion. This figure exceeds the annualized avoided capacity cost by roughly two orders of magnitude, indicating that operators' primary economic motivation under this framework derives from accelerated energization rather than capacity payments.</w:t>
-      </w:r>
-      <w:r>
-        <w:rPr>
-          <w:rFonts w:ascii="Times New Roman" w:hAnsi="Times New Roman" w:cs="Times New Roman"/>
-          <w:bCs/>
-        </w:rPr>
-        <w:t xml:space="preserve"> </w:t>
-      </w:r>
     </w:p>
     <w:p>
       <w:pPr>
         <w:rPr>
           <w:rFonts w:ascii="Times New Roman" w:hAnsi="Times New Roman" w:cs="Times New Roman"/>
           <w:b/>
-          <w:sz w:val="32"/>
-          <w:szCs w:val="32"/>
+          <w:sz w:val="28"/>
+          <w:szCs w:val="28"/>
         </w:rPr>
       </w:pPr>
       <w:r>
         <w:rPr>
           <w:rFonts w:ascii="Times New Roman" w:hAnsi="Times New Roman" w:cs="Times New Roman"/>
           <w:b/>
-          <w:sz w:val="32"/>
-          <w:szCs w:val="32"/>
+          <w:sz w:val="28"/>
+          <w:szCs w:val="28"/>
         </w:rPr>
         <w:t>7. Discussion</w:t>
       </w:r>
@@ -1611,7 +2151,23 @@
           <w:rFonts w:ascii="Times New Roman" w:hAnsi="Times New Roman" w:cs="Times New Roman"/>
           <w:bCs/>
         </w:rPr>
-        <w:t xml:space="preserve">Several limitations qualify these results. Most importantly, the three parameters that dominate model uncertainty: destination-side utilization headroom (D2, 44% of variance), inference workload share (D4, 28%), and pre-staging readiness (D5, 13%), are not directly observable in public data. For that reason, we do not interpret the model as providing </w:t>
+        <w:t xml:space="preserve">Several limitations </w:t>
+      </w:r>
+      <w:proofErr w:type="gramStart"/>
+      <w:r>
+        <w:rPr>
+          <w:rFonts w:ascii="Times New Roman" w:hAnsi="Times New Roman" w:cs="Times New Roman"/>
+          <w:bCs/>
+        </w:rPr>
+        <w:t>qualify</w:t>
+      </w:r>
+      <w:proofErr w:type="gramEnd"/>
+      <w:r>
+        <w:rPr>
+          <w:rFonts w:ascii="Times New Roman" w:hAnsi="Times New Roman" w:cs="Times New Roman"/>
+          <w:bCs/>
+        </w:rPr>
+        <w:t xml:space="preserve"> these results. Most importantly, the three parameters that dominate model uncertainty: destination-side utilization headroom (D2, 44% of variance), inference workload share (D4, 28%), and pre-staging readiness (D5, 13%), are not directly observable in public data. For that reason, we do not interpret the model as providing </w:t>
       </w:r>
       <w:r>
         <w:rPr>
@@ -1625,7 +2181,211 @@
           <w:rFonts w:ascii="Times New Roman" w:hAnsi="Times New Roman" w:cs="Times New Roman"/>
           <w:bCs/>
         </w:rPr>
-        <w:t xml:space="preserve">precise universal estimate of accreditable flexibility for AI data centers. The contribution of the cascade and conditional Monte Carlo is to show that, after the physical feasibility of cross-region migration and the operational feasibility of dispatch window compliance are established empirically (Sections 3 and 4), the remaining uncertainty is concentrated in a small set of destination-side </w:t>
+        <w:t xml:space="preserve">precise universal estimate of accreditable flexibility for AI data centers. The contribution of the cascade and conditional Monte Carlo is to show that, after the physical feasibility of cross-region migration and the operational feasibility of dispatch window compliance are established empirically (Sections 3 and 4), the remaining uncertainty is concentrated in a small set of destination-side operational choices. The framework therefore identifies where operator behavior, disclosure, or contractual commitments would have the highest impact on realized resource adequacy </w:t>
+      </w:r>
+      <w:proofErr w:type="gramStart"/>
+      <w:r>
+        <w:rPr>
+          <w:rFonts w:ascii="Times New Roman" w:hAnsi="Times New Roman" w:cs="Times New Roman"/>
+          <w:bCs/>
+        </w:rPr>
+        <w:t>value, and</w:t>
+      </w:r>
+      <w:proofErr w:type="gramEnd"/>
+      <w:r>
+        <w:rPr>
+          <w:rFonts w:ascii="Times New Roman" w:hAnsi="Times New Roman" w:cs="Times New Roman"/>
+          <w:bCs/>
+        </w:rPr>
+        <w:t xml:space="preserve"> bounds the conse</w:t>
+      </w:r>
+      <w:r>
+        <w:rPr>
+          <w:rFonts w:ascii="Times New Roman" w:hAnsi="Times New Roman" w:cs="Times New Roman"/>
+          <w:bCs/>
+        </w:rPr>
+        <w:t>quences of those choices across a plausible parameter space.</w:t>
+      </w:r>
+    </w:p>
+    <w:p>
+      <w:pPr>
+        <w:rPr>
+          <w:rFonts w:ascii="Times New Roman" w:hAnsi="Times New Roman" w:cs="Times New Roman"/>
+          <w:bCs/>
+        </w:rPr>
+      </w:pPr>
+      <w:r>
+        <w:rPr>
+          <w:rFonts w:ascii="Times New Roman" w:hAnsi="Times New Roman" w:cs="Times New Roman"/>
+          <w:bCs/>
+        </w:rPr>
+        <w:t xml:space="preserve">The flexibility quantified here is a physical property of multi-region </w:t>
+      </w:r>
+      <w:proofErr w:type="gramStart"/>
+      <w:r>
+        <w:rPr>
+          <w:rFonts w:ascii="Times New Roman" w:hAnsi="Times New Roman" w:cs="Times New Roman"/>
+          <w:bCs/>
+        </w:rPr>
+        <w:t>compute</w:t>
+      </w:r>
+      <w:proofErr w:type="gramEnd"/>
+      <w:r>
+        <w:rPr>
+          <w:rFonts w:ascii="Times New Roman" w:hAnsi="Times New Roman" w:cs="Times New Roman"/>
+          <w:bCs/>
+        </w:rPr>
+        <w:t xml:space="preserve"> infrastructure: inference workloads can be geographically relocated during stress events regardless of what drove the underlying capacity shortfall. The relevant counterfactual is not a grid without data centers but a grid with data centers treated as inflexible firm load — the current planning convention. Under that convention, every MW of data center load requires a corresponding MW of generation or storage procurement. If some fraction of that load is demonstrably flexible, failing to recognize it results in over-procurement of supply-side resources at ratepayer cost.</w:t>
+      </w:r>
+    </w:p>
+    <w:p>
+      <w:pPr>
+        <w:rPr>
+          <w:rFonts w:ascii="Times New Roman" w:hAnsi="Times New Roman" w:cs="Times New Roman"/>
+          <w:bCs/>
+        </w:rPr>
+      </w:pPr>
+      <w:r>
+        <w:rPr>
+          <w:rFonts w:ascii="Times New Roman" w:hAnsi="Times New Roman" w:cs="Times New Roman"/>
+          <w:bCs/>
+        </w:rPr>
+        <w:t xml:space="preserve">The nature of this concentrated uncertainty is decision-relevant rather than irreducible. D2 reflects how much GPU headroom operators choose to maintain at destination facilities. D4 tracks the allocation of </w:t>
+      </w:r>
+      <w:proofErr w:type="gramStart"/>
+      <w:r>
+        <w:rPr>
+          <w:rFonts w:ascii="Times New Roman" w:hAnsi="Times New Roman" w:cs="Times New Roman"/>
+          <w:bCs/>
+        </w:rPr>
+        <w:t>compute</w:t>
+      </w:r>
+      <w:proofErr w:type="gramEnd"/>
+      <w:r>
+        <w:rPr>
+          <w:rFonts w:ascii="Times New Roman" w:hAnsi="Times New Roman" w:cs="Times New Roman"/>
+          <w:bCs/>
+        </w:rPr>
+        <w:t xml:space="preserve"> between inference and training, a ratio shifting rapidly toward inference (refs. 1</w:t>
+      </w:r>
+      <w:r>
+        <w:rPr>
+          <w:rFonts w:ascii="Times New Roman" w:hAnsi="Times New Roman" w:cs="Times New Roman"/>
+          <w:bCs/>
+        </w:rPr>
+        <w:t>0</w:t>
+      </w:r>
+      <w:r>
+        <w:rPr>
+          <w:rFonts w:ascii="Times New Roman" w:hAnsi="Times New Roman" w:cs="Times New Roman"/>
+          <w:bCs/>
+        </w:rPr>
+        <w:t>, 1</w:t>
+      </w:r>
+      <w:r>
+        <w:rPr>
+          <w:rFonts w:ascii="Times New Roman" w:hAnsi="Times New Roman" w:cs="Times New Roman"/>
+          <w:bCs/>
+        </w:rPr>
+        <w:t>1</w:t>
+      </w:r>
+      <w:r>
+        <w:rPr>
+          <w:rFonts w:ascii="Times New Roman" w:hAnsi="Times New Roman" w:cs="Times New Roman"/>
+          <w:bCs/>
+        </w:rPr>
+        <w:t xml:space="preserve">). D5 captures whether operators invest in systematic model weight pre-staging across geographically diverse facilities. Each is an investment or operational decision, not a physical constraint. The gap between the physical potential for spatial migration and realized commitment depth is therefore governed by institutional choices </w:t>
+      </w:r>
+      <w:r>
+        <w:rPr>
+          <w:rFonts w:ascii="Times New Roman" w:hAnsi="Times New Roman" w:cs="Times New Roman"/>
+          <w:bCs/>
+        </w:rPr>
+        <w:t>such as</w:t>
+      </w:r>
+      <w:r>
+        <w:rPr>
+          <w:rFonts w:ascii="Times New Roman" w:hAnsi="Times New Roman" w:cs="Times New Roman"/>
+          <w:bCs/>
+        </w:rPr>
+        <w:t xml:space="preserve"> including disclosure requirements, contractual commitments, and capacity market design</w:t>
+      </w:r>
+      <w:r>
+        <w:rPr>
+          <w:rFonts w:ascii="Times New Roman" w:hAnsi="Times New Roman" w:cs="Times New Roman"/>
+          <w:bCs/>
+        </w:rPr>
+        <w:t>,</w:t>
+      </w:r>
+      <w:r>
+        <w:rPr>
+          <w:rFonts w:ascii="Times New Roman" w:hAnsi="Times New Roman" w:cs="Times New Roman"/>
+          <w:bCs/>
+        </w:rPr>
+        <w:t xml:space="preserve"> rather than by the physics of </w:t>
+      </w:r>
+      <w:proofErr w:type="gramStart"/>
+      <w:r>
+        <w:rPr>
+          <w:rFonts w:ascii="Times New Roman" w:hAnsi="Times New Roman" w:cs="Times New Roman"/>
+          <w:bCs/>
+        </w:rPr>
+        <w:t>compute</w:t>
+      </w:r>
+      <w:proofErr w:type="gramEnd"/>
+      <w:r>
+        <w:rPr>
+          <w:rFonts w:ascii="Times New Roman" w:hAnsi="Times New Roman" w:cs="Times New Roman"/>
+          <w:bCs/>
+        </w:rPr>
+        <w:t xml:space="preserve"> migration itself.</w:t>
+      </w:r>
+    </w:p>
+    <w:p>
+      <w:pPr>
+        <w:rPr>
+          <w:rFonts w:ascii="Times New Roman" w:hAnsi="Times New Roman" w:cs="Times New Roman"/>
+          <w:bCs/>
+        </w:rPr>
+      </w:pPr>
+      <w:r>
+        <w:rPr>
+          <w:rFonts w:ascii="Times New Roman" w:hAnsi="Times New Roman" w:cs="Times New Roman"/>
+          <w:bCs/>
+        </w:rPr>
+        <w:t xml:space="preserve">Each of the three dominant parameters corresponds to a concrete policy or investment </w:t>
+      </w:r>
+      <w:proofErr w:type="gramStart"/>
+      <w:r>
+        <w:rPr>
+          <w:rFonts w:ascii="Times New Roman" w:hAnsi="Times New Roman" w:cs="Times New Roman"/>
+          <w:bCs/>
+        </w:rPr>
+        <w:t>lever</w:t>
+      </w:r>
+      <w:proofErr w:type="gramEnd"/>
+      <w:r>
+        <w:rPr>
+          <w:rFonts w:ascii="Times New Roman" w:hAnsi="Times New Roman" w:cs="Times New Roman"/>
+          <w:bCs/>
+        </w:rPr>
+        <w:t xml:space="preserve">. The sensitivity surface (Fig. 3a) shows that mean commitment depth at 10 GW ranges from 21.6% to 34.1% across the plausible ranges of D2 and D5. The tornado chart (Fig. 3b) confirms that D2, D4, and D5 together account for the full sensitivity range, while source-side parameters (S2, S3, D1) show near-zero sensitivity at fleet scale because the fleet is entirely destination-constrained. Source-side policies such as data locality waivers and regulatory flexibility would increase individual facility commitment depth but have negligible effect </w:t>
+      </w:r>
+      <w:proofErr w:type="gramStart"/>
+      <w:r>
+        <w:rPr>
+          <w:rFonts w:ascii="Times New Roman" w:hAnsi="Times New Roman" w:cs="Times New Roman"/>
+          <w:bCs/>
+        </w:rPr>
+        <w:t>at</w:t>
+      </w:r>
+      <w:proofErr w:type="gramEnd"/>
+      <w:r>
+        <w:rPr>
+          <w:rFonts w:ascii="Times New Roman" w:hAnsi="Times New Roman" w:cs="Times New Roman"/>
+          <w:bCs/>
+        </w:rPr>
+        <w:t xml:space="preserve"> fleet scale, where destination-side investment is the binding constraint. Of the three destination-side parameters, pre-staging </w:t>
       </w:r>
       <w:r>
         <w:rPr>
@@ -1633,87 +2393,7 @@
           <w:bCs/>
         </w:rPr>
         <w:lastRenderedPageBreak/>
-        <w:t>operational choices. The framework therefore identifies where operator behavior, disclosure, or contractual commitments would have the highest impact on realized resource adequacy value, and bounds the conse</w:t>
-      </w:r>
-      <w:r>
-        <w:rPr>
-          <w:rFonts w:ascii="Times New Roman" w:hAnsi="Times New Roman" w:cs="Times New Roman"/>
-          <w:bCs/>
-        </w:rPr>
-        <w:t>quences of those choices across a plausible parameter space.</w:t>
-      </w:r>
-    </w:p>
-    <w:p>
-      <w:pPr>
-        <w:rPr>
-          <w:rFonts w:ascii="Times New Roman" w:hAnsi="Times New Roman" w:cs="Times New Roman"/>
-          <w:bCs/>
-        </w:rPr>
-      </w:pPr>
-      <w:r>
-        <w:rPr>
-          <w:rFonts w:ascii="Times New Roman" w:hAnsi="Times New Roman" w:cs="Times New Roman"/>
-          <w:bCs/>
-        </w:rPr>
-        <w:t>The flexibility quantified here is a physical property of multi-region compute infrastructure: inference workloads can be geographically relocated during stress events regardless of what drove the underlying capacity shortfall. The relevant counterfactual is not a grid without data centers but a grid with data centers treated as inflexible firm load — the current planning convention. Under that convention, every MW of data center load requires a corresponding MW of generation or storage procurement. If some fraction of that load is demonstrably flexible, failing to recognize it results in over-procurement of supply-side resources at ratepayer cost.</w:t>
-      </w:r>
-    </w:p>
-    <w:p>
-      <w:pPr>
-        <w:rPr>
-          <w:rFonts w:ascii="Times New Roman" w:hAnsi="Times New Roman" w:cs="Times New Roman"/>
-          <w:bCs/>
-        </w:rPr>
-      </w:pPr>
-      <w:r>
-        <w:rPr>
-          <w:rFonts w:ascii="Times New Roman" w:hAnsi="Times New Roman" w:cs="Times New Roman"/>
-          <w:bCs/>
-        </w:rPr>
-        <w:t xml:space="preserve">The nature of this concentrated uncertainty is decision-relevant rather than irreducible. D2 reflects how much GPU headroom operators choose to maintain at destination facilities. D4 tracks the allocation of compute between inference and training, a ratio shifting rapidly toward inference (refs. 11, 12). D5 captures whether operators invest in systematic model weight pre-staging across geographically diverse facilities. Each is an investment or operational decision, not a physical constraint. The gap between the physical potential for spatial migration and realized commitment depth is therefore governed by institutional choices </w:t>
-      </w:r>
-      <w:r>
-        <w:rPr>
-          <w:rFonts w:ascii="Times New Roman" w:hAnsi="Times New Roman" w:cs="Times New Roman"/>
-          <w:bCs/>
-        </w:rPr>
-        <w:t>such as</w:t>
-      </w:r>
-      <w:r>
-        <w:rPr>
-          <w:rFonts w:ascii="Times New Roman" w:hAnsi="Times New Roman" w:cs="Times New Roman"/>
-          <w:bCs/>
-        </w:rPr>
-        <w:t xml:space="preserve"> including disclosure requirements, contractual commitments, and capacity market design</w:t>
-      </w:r>
-      <w:r>
-        <w:rPr>
-          <w:rFonts w:ascii="Times New Roman" w:hAnsi="Times New Roman" w:cs="Times New Roman"/>
-          <w:bCs/>
-        </w:rPr>
-        <w:t>,</w:t>
-      </w:r>
-      <w:r>
-        <w:rPr>
-          <w:rFonts w:ascii="Times New Roman" w:hAnsi="Times New Roman" w:cs="Times New Roman"/>
-          <w:bCs/>
-        </w:rPr>
-        <w:t xml:space="preserve"> rather than by the physics of compute migration itself.</w:t>
-      </w:r>
-    </w:p>
-    <w:p>
-      <w:pPr>
-        <w:rPr>
-          <w:rFonts w:ascii="Times New Roman" w:hAnsi="Times New Roman" w:cs="Times New Roman"/>
-          <w:bCs/>
-        </w:rPr>
-      </w:pPr>
-      <w:r>
-        <w:rPr>
-          <w:rFonts w:ascii="Times New Roman" w:hAnsi="Times New Roman" w:cs="Times New Roman"/>
-          <w:bCs/>
-        </w:rPr>
-        <w:t>Each of the three dominant parameters corresponds to a concrete policy or investment lever. The sensitivity surface (Fig. 3a) shows that mean commitment depth at 10 GW ranges from 21.6% to 34.1% across the plausible ranges of D2 and D5. The tornado chart (Fig. 3b) confirms that D2, D4, and D5 together account for the full sensitivity range, while source-side parameters (S2, S3, D1) show near-zero sensitivity at fleet scale because the fleet is entirely destination-constrained. Source-side policies such as data locality waivers and regulatory flexibility would increase individual facility commitment depth but have negligible effect at fleet scale, where destination-side investment is the binding constraint. Of the three destination-side parameters, pre-staging readiness (D5) is the most directly actionable: it requires no change in hardware or workload composition, only operational investment in model weight distribution across geographically diverse facilities.</w:t>
+        <w:t>readiness (D5) is the most directly actionable: it requires no change in hardware or workload composition, only operational investment in model weight distribution across geographically diverse facilities.</w:t>
       </w:r>
     </w:p>
     <w:tbl>
@@ -1750,7 +2430,6 @@
                 <w:bCs/>
                 <w:noProof/>
               </w:rPr>
-              <w:lastRenderedPageBreak/>
               <w:drawing>
                 <wp:inline distT="0" distB="0" distL="0" distR="0" wp14:anchorId="450857CE" wp14:editId="6C1D5399">
                   <wp:extent cx="2799807" cy="2188396"/>
@@ -1926,7 +2605,51 @@
           <w:rFonts w:ascii="Times New Roman" w:hAnsi="Times New Roman" w:cs="Times New Roman"/>
           <w:bCs/>
         </w:rPr>
-        <w:t>Zhang et al.'s virtual link framework provides a formal basis for incorporating spatially flexible loads into market clearing (ref. 8), though its application to reliability-committed resources under the destination contention conditions identified here remains unexplored. The development of such mechanisms is a precondition for fleet-level spatial migration to achieve commitment depths substantially above the DVFS baseline in tail scenarios. The conditional Monte Carlo developed here provides a tool for quantifying the value that coordination would unlock, a question we develop in forthcoming work.</w:t>
+        <w:t xml:space="preserve">Zhang et al.'s virtual link framework provides a formal basis for incorporating spatially flexible loads into market clearing (ref. </w:t>
+      </w:r>
+      <w:r>
+        <w:rPr>
+          <w:rFonts w:ascii="Times New Roman" w:hAnsi="Times New Roman" w:cs="Times New Roman"/>
+          <w:bCs/>
+        </w:rPr>
+        <w:t>7</w:t>
+      </w:r>
+      <w:r>
+        <w:rPr>
+          <w:rFonts w:ascii="Times New Roman" w:hAnsi="Times New Roman" w:cs="Times New Roman"/>
+          <w:bCs/>
+        </w:rPr>
+        <w:t xml:space="preserve">), though its application to reliability-committed resources under the destination contention conditions identified here </w:t>
+      </w:r>
+      <w:proofErr w:type="gramStart"/>
+      <w:r>
+        <w:rPr>
+          <w:rFonts w:ascii="Times New Roman" w:hAnsi="Times New Roman" w:cs="Times New Roman"/>
+          <w:bCs/>
+        </w:rPr>
+        <w:t>remains</w:t>
+      </w:r>
+      <w:proofErr w:type="gramEnd"/>
+      <w:r>
+        <w:rPr>
+          <w:rFonts w:ascii="Times New Roman" w:hAnsi="Times New Roman" w:cs="Times New Roman"/>
+          <w:bCs/>
+        </w:rPr>
+        <w:t xml:space="preserve"> unexplored. The development of such mechanisms is a precondition for fleet-level spatial migration to achieve commitment depths substantially above the </w:t>
+      </w:r>
+      <w:r>
+        <w:rPr>
+          <w:rFonts w:ascii="Times New Roman" w:hAnsi="Times New Roman" w:cs="Times New Roman"/>
+          <w:bCs/>
+        </w:rPr>
+        <w:t>local-orchestration</w:t>
+      </w:r>
+      <w:r>
+        <w:rPr>
+          <w:rFonts w:ascii="Times New Roman" w:hAnsi="Times New Roman" w:cs="Times New Roman"/>
+          <w:bCs/>
+        </w:rPr>
+        <w:t xml:space="preserve"> baseline in tail scenarios. The conditional Monte Carlo developed here provides a tool for quantifying the value that coordination would unlock.</w:t>
       </w:r>
       <w:commentRangeEnd w:id="0"/>
       <w:r>
@@ -1963,29 +2686,22 @@
           <w:rFonts w:ascii="Times New Roman" w:hAnsi="Times New Roman" w:cs="Times New Roman"/>
           <w:bCs/>
         </w:rPr>
-        <w:t xml:space="preserve">The framework proposed here reallocates reliability risk. Under current practice, the grid operator bears the full obligation to procure capacity to serve data center load at nameplate rating, and procurement costs are allocated to retail ratepayers. Under this framework, the data </w:t>
-      </w:r>
-      <w:r>
-        <w:rPr>
-          <w:rFonts w:ascii="Times New Roman" w:hAnsi="Times New Roman" w:cs="Times New Roman"/>
-          <w:bCs/>
-        </w:rPr>
         <w:lastRenderedPageBreak/>
-        <w:t>center operator assumes responsibility for managing a portion of its own power availability during system emergencies. The cross-region decorrelation of grid stress demonstrated in Section 3 is a physical property of the North American transmission system, and major data center operators have already constructed the multi-region infrastructure that would activate it. What remains is institutional mechanism design: flexible interconnection frameworks for facilities in the interconnection queue and accredited demand response participation for operating facilities, mutually exclusive and sequenced by grid position. A detailed policy treatment of both mechanisms is developed in a companion article (ref. [</w:t>
-      </w:r>
-      <w:r>
-        <w:rPr>
-          <w:rFonts w:ascii="Times New Roman" w:hAnsi="Times New Roman" w:cs="Times New Roman"/>
-          <w:bCs/>
-        </w:rPr>
-        <w:t>my EPIC article submission</w:t>
-      </w:r>
-      <w:r>
-        <w:rPr>
-          <w:rFonts w:ascii="Times New Roman" w:hAnsi="Times New Roman" w:cs="Times New Roman"/>
-          <w:bCs/>
-        </w:rPr>
-        <w:t>]). Direct empirical measurement of the destination-side parameters that dominate framework uncertainty would sharpen quantitative predictions, but the institutional gap is the binding constraint on realized value.</w:t>
+        <w:t>The framework proposed here reallocates reliability risk. Under current practice, the grid operator bears the full obligation to procure capacity to serve data center load at nameplate rating, and procurement costs are allocated to retail ratepayers. Under this framework, the data center operator assumes responsibility for managing a portion of its own power availability during system emergencies. The cross-region decorrelation of grid stress demonstrated in Section 3 is a physical property of the North American transmission system, and major data center operators have already constructed the multi-region infrastructure that would activate it. What remains is institutional mechanism design: flexible interconnection frameworks for facilities in the interconnection queue and accredited demand response participation for operating facilities, mutually exclusive and sequenced by grid position. A detailed policy treatment of both mechanisms is developed in a companion article (</w:t>
+      </w:r>
+      <w:r>
+        <w:rPr>
+          <w:rFonts w:ascii="Times New Roman" w:hAnsi="Times New Roman" w:cs="Times New Roman"/>
+          <w:bCs/>
+        </w:rPr>
+        <w:t>C. Dunlap, Data Centers Can Help Solve the Grid Crisis They’re Creating, EPIC Working Paper, 2026, in preparation</w:t>
+      </w:r>
+      <w:r>
+        <w:rPr>
+          <w:rFonts w:ascii="Times New Roman" w:hAnsi="Times New Roman" w:cs="Times New Roman"/>
+          <w:bCs/>
+        </w:rPr>
+        <w:t>). Direct empirical measurement of the destination-side parameters that dominate framework uncertainty would sharpen quantitative predictions, but the institutional gap is the binding constraint on realized value.</w:t>
       </w:r>
     </w:p>
     <w:p>
@@ -2072,26 +2788,23 @@
           <w:insideV w:val="single" w:sz="4" w:space="0" w:color="auto"/>
         </w:tblBorders>
         <w:tblCellMar>
-          <w:left w:w="10" w:type="dxa"/>
-          <w:right w:w="10" w:type="dxa"/>
+          <w:left w:w="0" w:type="dxa"/>
+          <w:right w:w="0" w:type="dxa"/>
         </w:tblCellMar>
         <w:tblLook w:val="0000" w:firstRow="0" w:lastRow="0" w:firstColumn="0" w:lastColumn="0" w:noHBand="0" w:noVBand="0"/>
       </w:tblPr>
       <w:tblGrid>
-        <w:gridCol w:w="1486"/>
-        <w:gridCol w:w="748"/>
-        <w:gridCol w:w="852"/>
-        <w:gridCol w:w="1366"/>
-        <w:gridCol w:w="4590"/>
-        <w:gridCol w:w="3908"/>
+        <w:gridCol w:w="1339"/>
+        <w:gridCol w:w="716"/>
+        <w:gridCol w:w="814"/>
+        <w:gridCol w:w="1263"/>
+        <w:gridCol w:w="5384"/>
+        <w:gridCol w:w="3434"/>
       </w:tblGrid>
       <w:tr>
-        <w:tblPrEx>
-          <w:tblCellMar>
-            <w:top w:w="0" w:type="dxa"/>
-            <w:bottom w:w="0" w:type="dxa"/>
-          </w:tblCellMar>
-        </w:tblPrEx>
+        <w:trPr>
+          <w:trHeight w:val="243"/>
+        </w:trPr>
         <w:tc>
           <w:tcPr>
             <w:tcW w:w="0" w:type="auto"/>
@@ -2111,10 +2824,11 @@
           </w:tcPr>
           <w:p>
             <w:pPr>
-              <w:rPr>
-                <w:rFonts w:ascii="Times New Roman" w:hAnsi="Times New Roman" w:cs="Times New Roman"/>
-                <w:sz w:val="17"/>
-                <w:szCs w:val="17"/>
+              <w:spacing w:line="240" w:lineRule="auto"/>
+              <w:rPr>
+                <w:rFonts w:ascii="Times New Roman" w:hAnsi="Times New Roman" w:cs="Times New Roman"/>
+                <w:sz w:val="16"/>
+                <w:szCs w:val="16"/>
               </w:rPr>
             </w:pPr>
             <w:r>
@@ -2122,8 +2836,8 @@
                 <w:rFonts w:ascii="Times New Roman" w:eastAsia="Calibri" w:hAnsi="Times New Roman" w:cs="Times New Roman"/>
                 <w:b/>
                 <w:bCs/>
-                <w:sz w:val="17"/>
-                <w:szCs w:val="17"/>
+                <w:sz w:val="16"/>
+                <w:szCs w:val="16"/>
               </w:rPr>
               <w:t>Parameter</w:t>
             </w:r>
@@ -2148,10 +2862,11 @@
           </w:tcPr>
           <w:p>
             <w:pPr>
-              <w:rPr>
-                <w:rFonts w:ascii="Times New Roman" w:hAnsi="Times New Roman" w:cs="Times New Roman"/>
-                <w:sz w:val="17"/>
-                <w:szCs w:val="17"/>
+              <w:spacing w:line="240" w:lineRule="auto"/>
+              <w:rPr>
+                <w:rFonts w:ascii="Times New Roman" w:hAnsi="Times New Roman" w:cs="Times New Roman"/>
+                <w:sz w:val="16"/>
+                <w:szCs w:val="16"/>
               </w:rPr>
             </w:pPr>
             <w:r>
@@ -2159,8 +2874,8 @@
                 <w:rFonts w:ascii="Times New Roman" w:eastAsia="Calibri" w:hAnsi="Times New Roman" w:cs="Times New Roman"/>
                 <w:b/>
                 <w:bCs/>
-                <w:sz w:val="17"/>
-                <w:szCs w:val="17"/>
+                <w:sz w:val="16"/>
+                <w:szCs w:val="16"/>
               </w:rPr>
               <w:t>Symbol</w:t>
             </w:r>
@@ -2185,10 +2900,11 @@
           </w:tcPr>
           <w:p>
             <w:pPr>
-              <w:rPr>
-                <w:rFonts w:ascii="Times New Roman" w:hAnsi="Times New Roman" w:cs="Times New Roman"/>
-                <w:sz w:val="17"/>
-                <w:szCs w:val="17"/>
+              <w:spacing w:line="240" w:lineRule="auto"/>
+              <w:rPr>
+                <w:rFonts w:ascii="Times New Roman" w:hAnsi="Times New Roman" w:cs="Times New Roman"/>
+                <w:sz w:val="16"/>
+                <w:szCs w:val="16"/>
               </w:rPr>
             </w:pPr>
             <w:r>
@@ -2196,8 +2912,8 @@
                 <w:rFonts w:ascii="Times New Roman" w:eastAsia="Calibri" w:hAnsi="Times New Roman" w:cs="Times New Roman"/>
                 <w:b/>
                 <w:bCs/>
-                <w:sz w:val="17"/>
-                <w:szCs w:val="17"/>
+                <w:sz w:val="16"/>
+                <w:szCs w:val="16"/>
               </w:rPr>
               <w:t>Central</w:t>
             </w:r>
@@ -2222,10 +2938,11 @@
           </w:tcPr>
           <w:p>
             <w:pPr>
-              <w:rPr>
-                <w:rFonts w:ascii="Times New Roman" w:hAnsi="Times New Roman" w:cs="Times New Roman"/>
-                <w:sz w:val="17"/>
-                <w:szCs w:val="17"/>
+              <w:spacing w:line="240" w:lineRule="auto"/>
+              <w:rPr>
+                <w:rFonts w:ascii="Times New Roman" w:hAnsi="Times New Roman" w:cs="Times New Roman"/>
+                <w:sz w:val="16"/>
+                <w:szCs w:val="16"/>
               </w:rPr>
             </w:pPr>
             <w:r>
@@ -2233,8 +2950,8 @@
                 <w:rFonts w:ascii="Times New Roman" w:eastAsia="Calibri" w:hAnsi="Times New Roman" w:cs="Times New Roman"/>
                 <w:b/>
                 <w:bCs/>
-                <w:sz w:val="17"/>
-                <w:szCs w:val="17"/>
+                <w:sz w:val="16"/>
+                <w:szCs w:val="16"/>
               </w:rPr>
               <w:t>Distribution</w:t>
             </w:r>
@@ -2259,10 +2976,11 @@
           </w:tcPr>
           <w:p>
             <w:pPr>
-              <w:rPr>
-                <w:rFonts w:ascii="Times New Roman" w:hAnsi="Times New Roman" w:cs="Times New Roman"/>
-                <w:sz w:val="17"/>
-                <w:szCs w:val="17"/>
+              <w:spacing w:line="240" w:lineRule="auto"/>
+              <w:rPr>
+                <w:rFonts w:ascii="Times New Roman" w:hAnsi="Times New Roman" w:cs="Times New Roman"/>
+                <w:sz w:val="16"/>
+                <w:szCs w:val="16"/>
               </w:rPr>
             </w:pPr>
             <w:r>
@@ -2270,8 +2988,8 @@
                 <w:rFonts w:ascii="Times New Roman" w:eastAsia="Calibri" w:hAnsi="Times New Roman" w:cs="Times New Roman"/>
                 <w:b/>
                 <w:bCs/>
-                <w:sz w:val="17"/>
-                <w:szCs w:val="17"/>
+                <w:sz w:val="16"/>
+                <w:szCs w:val="16"/>
               </w:rPr>
               <w:t>Empirical basis</w:t>
             </w:r>
@@ -2296,10 +3014,11 @@
           </w:tcPr>
           <w:p>
             <w:pPr>
-              <w:rPr>
-                <w:rFonts w:ascii="Times New Roman" w:hAnsi="Times New Roman" w:cs="Times New Roman"/>
-                <w:sz w:val="17"/>
-                <w:szCs w:val="17"/>
+              <w:spacing w:line="240" w:lineRule="auto"/>
+              <w:rPr>
+                <w:rFonts w:ascii="Times New Roman" w:hAnsi="Times New Roman" w:cs="Times New Roman"/>
+                <w:sz w:val="16"/>
+                <w:szCs w:val="16"/>
               </w:rPr>
             </w:pPr>
             <w:r>
@@ -2307,8 +3026,8 @@
                 <w:rFonts w:ascii="Times New Roman" w:eastAsia="Calibri" w:hAnsi="Times New Roman" w:cs="Times New Roman"/>
                 <w:b/>
                 <w:bCs/>
-                <w:sz w:val="17"/>
-                <w:szCs w:val="17"/>
+                <w:sz w:val="16"/>
+                <w:szCs w:val="16"/>
               </w:rPr>
               <w:t>Key sources</w:t>
             </w:r>
@@ -2316,12 +3035,6 @@
         </w:tc>
       </w:tr>
       <w:tr>
-        <w:tblPrEx>
-          <w:tblCellMar>
-            <w:top w:w="0" w:type="dxa"/>
-            <w:bottom w:w="0" w:type="dxa"/>
-          </w:tblCellMar>
-        </w:tblPrEx>
         <w:tc>
           <w:tcPr>
             <w:tcW w:w="0" w:type="auto"/>
@@ -2342,15 +3055,15 @@
             <w:pPr>
               <w:rPr>
                 <w:rFonts w:ascii="Times New Roman" w:hAnsi="Times New Roman" w:cs="Times New Roman"/>
-                <w:sz w:val="17"/>
-                <w:szCs w:val="17"/>
+                <w:sz w:val="16"/>
+                <w:szCs w:val="16"/>
               </w:rPr>
             </w:pPr>
             <w:r>
               <w:rPr>
                 <w:rFonts w:ascii="Times New Roman" w:eastAsia="Calibri" w:hAnsi="Times New Roman" w:cs="Times New Roman"/>
-                <w:sz w:val="17"/>
-                <w:szCs w:val="17"/>
+                <w:sz w:val="16"/>
+                <w:szCs w:val="16"/>
               </w:rPr>
               <w:t>Workload candidacy</w:t>
             </w:r>
@@ -2376,15 +3089,15 @@
             <w:pPr>
               <w:rPr>
                 <w:rFonts w:ascii="Times New Roman" w:hAnsi="Times New Roman" w:cs="Times New Roman"/>
-                <w:sz w:val="17"/>
-                <w:szCs w:val="17"/>
+                <w:sz w:val="16"/>
+                <w:szCs w:val="16"/>
               </w:rPr>
             </w:pPr>
             <w:r>
               <w:rPr>
                 <w:rFonts w:ascii="Times New Roman" w:eastAsia="Calibri" w:hAnsi="Times New Roman" w:cs="Times New Roman"/>
-                <w:sz w:val="17"/>
-                <w:szCs w:val="17"/>
+                <w:sz w:val="16"/>
+                <w:szCs w:val="16"/>
               </w:rPr>
               <w:t>S1</w:t>
             </w:r>
@@ -2410,15 +3123,15 @@
             <w:pPr>
               <w:rPr>
                 <w:rFonts w:ascii="Times New Roman" w:hAnsi="Times New Roman" w:cs="Times New Roman"/>
-                <w:sz w:val="17"/>
-                <w:szCs w:val="17"/>
+                <w:sz w:val="16"/>
+                <w:szCs w:val="16"/>
               </w:rPr>
             </w:pPr>
             <w:r>
               <w:rPr>
                 <w:rFonts w:ascii="Times New Roman" w:eastAsia="Calibri" w:hAnsi="Times New Roman" w:cs="Times New Roman"/>
-                <w:sz w:val="17"/>
-                <w:szCs w:val="17"/>
+                <w:sz w:val="16"/>
+                <w:szCs w:val="16"/>
               </w:rPr>
               <w:t>0.70</w:t>
             </w:r>
@@ -2444,15 +3157,15 @@
             <w:pPr>
               <w:rPr>
                 <w:rFonts w:ascii="Times New Roman" w:hAnsi="Times New Roman" w:cs="Times New Roman"/>
-                <w:sz w:val="17"/>
-                <w:szCs w:val="17"/>
+                <w:sz w:val="16"/>
+                <w:szCs w:val="16"/>
               </w:rPr>
             </w:pPr>
             <w:r>
               <w:rPr>
                 <w:rFonts w:ascii="Times New Roman" w:eastAsia="Calibri" w:hAnsi="Times New Roman" w:cs="Times New Roman"/>
-                <w:sz w:val="17"/>
-                <w:szCs w:val="17"/>
+                <w:sz w:val="16"/>
+                <w:szCs w:val="16"/>
               </w:rPr>
               <w:t>Fixed</w:t>
             </w:r>
@@ -2478,17 +3191,35 @@
             <w:pPr>
               <w:rPr>
                 <w:rFonts w:ascii="Times New Roman" w:hAnsi="Times New Roman" w:cs="Times New Roman"/>
-                <w:sz w:val="17"/>
-                <w:szCs w:val="17"/>
+                <w:sz w:val="16"/>
+                <w:szCs w:val="16"/>
               </w:rPr>
             </w:pPr>
             <w:r>
               <w:rPr>
                 <w:rFonts w:ascii="Times New Roman" w:eastAsia="Calibri" w:hAnsi="Times New Roman" w:cs="Times New Roman"/>
-                <w:sz w:val="17"/>
-                <w:szCs w:val="17"/>
-              </w:rPr>
-              <w:t>Inference-dominant facility share; inference as fastest-growing segment of data center compute</w:t>
+                <w:sz w:val="16"/>
+                <w:szCs w:val="16"/>
+              </w:rPr>
+              <w:t xml:space="preserve">Inference-dominant facility </w:t>
+            </w:r>
+            <w:proofErr w:type="gramStart"/>
+            <w:r>
+              <w:rPr>
+                <w:rFonts w:ascii="Times New Roman" w:eastAsia="Calibri" w:hAnsi="Times New Roman" w:cs="Times New Roman"/>
+                <w:sz w:val="16"/>
+                <w:szCs w:val="16"/>
+              </w:rPr>
+              <w:t>share</w:t>
+            </w:r>
+            <w:proofErr w:type="gramEnd"/>
+            <w:r>
+              <w:rPr>
+                <w:rFonts w:ascii="Times New Roman" w:eastAsia="Calibri" w:hAnsi="Times New Roman" w:cs="Times New Roman"/>
+                <w:sz w:val="16"/>
+                <w:szCs w:val="16"/>
+              </w:rPr>
+              <w:t>; inference as fastest-growing segment of data center compute</w:t>
             </w:r>
           </w:p>
         </w:tc>
@@ -2512,15 +3243,15 @@
             <w:pPr>
               <w:rPr>
                 <w:rFonts w:ascii="Times New Roman" w:hAnsi="Times New Roman" w:cs="Times New Roman"/>
-                <w:sz w:val="17"/>
-                <w:szCs w:val="17"/>
+                <w:sz w:val="16"/>
+                <w:szCs w:val="16"/>
               </w:rPr>
             </w:pPr>
             <w:r>
               <w:rPr>
                 <w:rFonts w:ascii="Times New Roman" w:eastAsia="Calibri" w:hAnsi="Times New Roman" w:cs="Times New Roman"/>
-                <w:sz w:val="17"/>
-                <w:szCs w:val="17"/>
+                <w:sz w:val="16"/>
+                <w:szCs w:val="16"/>
               </w:rPr>
               <w:t>McKinsey (2025); see Technical Appendix §2</w:t>
             </w:r>
@@ -2528,12 +3259,6 @@
         </w:tc>
       </w:tr>
       <w:tr>
-        <w:tblPrEx>
-          <w:tblCellMar>
-            <w:top w:w="0" w:type="dxa"/>
-            <w:bottom w:w="0" w:type="dxa"/>
-          </w:tblCellMar>
-        </w:tblPrEx>
         <w:tc>
           <w:tcPr>
             <w:tcW w:w="0" w:type="auto"/>
@@ -2554,15 +3279,15 @@
             <w:pPr>
               <w:rPr>
                 <w:rFonts w:ascii="Times New Roman" w:hAnsi="Times New Roman" w:cs="Times New Roman"/>
-                <w:sz w:val="17"/>
-                <w:szCs w:val="17"/>
+                <w:sz w:val="16"/>
+                <w:szCs w:val="16"/>
               </w:rPr>
             </w:pPr>
             <w:r>
               <w:rPr>
                 <w:rFonts w:ascii="Times New Roman" w:eastAsia="Calibri" w:hAnsi="Times New Roman" w:cs="Times New Roman"/>
-                <w:sz w:val="17"/>
-                <w:szCs w:val="17"/>
+                <w:sz w:val="16"/>
+                <w:szCs w:val="16"/>
               </w:rPr>
               <w:t>Data locality</w:t>
             </w:r>
@@ -2588,15 +3313,15 @@
             <w:pPr>
               <w:rPr>
                 <w:rFonts w:ascii="Times New Roman" w:hAnsi="Times New Roman" w:cs="Times New Roman"/>
-                <w:sz w:val="17"/>
-                <w:szCs w:val="17"/>
+                <w:sz w:val="16"/>
+                <w:szCs w:val="16"/>
               </w:rPr>
             </w:pPr>
             <w:r>
               <w:rPr>
                 <w:rFonts w:ascii="Times New Roman" w:eastAsia="Calibri" w:hAnsi="Times New Roman" w:cs="Times New Roman"/>
-                <w:sz w:val="17"/>
-                <w:szCs w:val="17"/>
+                <w:sz w:val="16"/>
+                <w:szCs w:val="16"/>
               </w:rPr>
               <w:t>S2</w:t>
             </w:r>
@@ -2622,15 +3347,15 @@
             <w:pPr>
               <w:rPr>
                 <w:rFonts w:ascii="Times New Roman" w:hAnsi="Times New Roman" w:cs="Times New Roman"/>
-                <w:sz w:val="17"/>
-                <w:szCs w:val="17"/>
+                <w:sz w:val="16"/>
+                <w:szCs w:val="16"/>
               </w:rPr>
             </w:pPr>
             <w:r>
               <w:rPr>
                 <w:rFonts w:ascii="Times New Roman" w:eastAsia="Calibri" w:hAnsi="Times New Roman" w:cs="Times New Roman"/>
-                <w:sz w:val="17"/>
-                <w:szCs w:val="17"/>
+                <w:sz w:val="16"/>
+                <w:szCs w:val="16"/>
               </w:rPr>
               <w:t>0.70</w:t>
             </w:r>
@@ -2656,17 +3381,27 @@
             <w:pPr>
               <w:rPr>
                 <w:rFonts w:ascii="Times New Roman" w:hAnsi="Times New Roman" w:cs="Times New Roman"/>
-                <w:sz w:val="17"/>
-                <w:szCs w:val="17"/>
-              </w:rPr>
-            </w:pPr>
+                <w:sz w:val="16"/>
+                <w:szCs w:val="16"/>
+              </w:rPr>
+            </w:pPr>
+            <w:proofErr w:type="gramStart"/>
             <w:r>
               <w:rPr>
                 <w:rFonts w:ascii="Times New Roman" w:eastAsia="Calibri" w:hAnsi="Times New Roman" w:cs="Times New Roman"/>
-                <w:sz w:val="17"/>
-                <w:szCs w:val="17"/>
-              </w:rPr>
-              <w:t>Uniform[0.60, 0.95]</w:t>
+                <w:sz w:val="16"/>
+                <w:szCs w:val="16"/>
+              </w:rPr>
+              <w:t>Uniform[</w:t>
+            </w:r>
+            <w:proofErr w:type="gramEnd"/>
+            <w:r>
+              <w:rPr>
+                <w:rFonts w:ascii="Times New Roman" w:eastAsia="Calibri" w:hAnsi="Times New Roman" w:cs="Times New Roman"/>
+                <w:sz w:val="16"/>
+                <w:szCs w:val="16"/>
+              </w:rPr>
+              <w:t>0.60, 0.95]</w:t>
             </w:r>
           </w:p>
         </w:tc>
@@ -2690,15 +3425,15 @@
             <w:pPr>
               <w:rPr>
                 <w:rFonts w:ascii="Times New Roman" w:hAnsi="Times New Roman" w:cs="Times New Roman"/>
-                <w:sz w:val="17"/>
-                <w:szCs w:val="17"/>
+                <w:sz w:val="16"/>
+                <w:szCs w:val="16"/>
               </w:rPr>
             </w:pPr>
             <w:r>
               <w:rPr>
                 <w:rFonts w:ascii="Times New Roman" w:eastAsia="Calibri" w:hAnsi="Times New Roman" w:cs="Times New Roman"/>
-                <w:sz w:val="17"/>
-                <w:szCs w:val="17"/>
+                <w:sz w:val="16"/>
+                <w:szCs w:val="16"/>
               </w:rPr>
               <w:t>GDPR, PIPL, HIPAA residency constraints; ultra-low-latency SLOs; enterprise contractual restrictions</w:t>
             </w:r>
@@ -2724,28 +3459,22 @@
             <w:pPr>
               <w:rPr>
                 <w:rFonts w:ascii="Times New Roman" w:hAnsi="Times New Roman" w:cs="Times New Roman"/>
-                <w:sz w:val="17"/>
-                <w:szCs w:val="17"/>
+                <w:sz w:val="16"/>
+                <w:szCs w:val="16"/>
               </w:rPr>
             </w:pPr>
             <w:r>
               <w:rPr>
                 <w:rFonts w:ascii="Times New Roman" w:eastAsia="Calibri" w:hAnsi="Times New Roman" w:cs="Times New Roman"/>
-                <w:sz w:val="17"/>
-                <w:szCs w:val="17"/>
-              </w:rPr>
-              <w:t>Radovanović et al., IEEE TPWRS (2022); SkyLB, arXiv:2505.24095 (2025); Bain (2025)</w:t>
+                <w:sz w:val="16"/>
+                <w:szCs w:val="16"/>
+              </w:rPr>
+              <w:t>Radovanović et al., IEEE Trans. Power Syst. 38(2), 2023; SkyLB, arXiv:2505.24095 (2025); Bain (2025)</w:t>
             </w:r>
           </w:p>
         </w:tc>
       </w:tr>
       <w:tr>
-        <w:tblPrEx>
-          <w:tblCellMar>
-            <w:top w:w="0" w:type="dxa"/>
-            <w:bottom w:w="0" w:type="dxa"/>
-          </w:tblCellMar>
-        </w:tblPrEx>
         <w:tc>
           <w:tcPr>
             <w:tcW w:w="0" w:type="auto"/>
@@ -2766,15 +3495,15 @@
             <w:pPr>
               <w:rPr>
                 <w:rFonts w:ascii="Times New Roman" w:hAnsi="Times New Roman" w:cs="Times New Roman"/>
-                <w:sz w:val="17"/>
-                <w:szCs w:val="17"/>
+                <w:sz w:val="16"/>
+                <w:szCs w:val="16"/>
               </w:rPr>
             </w:pPr>
             <w:r>
               <w:rPr>
                 <w:rFonts w:ascii="Times New Roman" w:eastAsia="Calibri" w:hAnsi="Times New Roman" w:cs="Times New Roman"/>
-                <w:sz w:val="17"/>
-                <w:szCs w:val="17"/>
+                <w:sz w:val="16"/>
+                <w:szCs w:val="16"/>
               </w:rPr>
               <w:t>Operational timing</w:t>
             </w:r>
@@ -2800,15 +3529,15 @@
             <w:pPr>
               <w:rPr>
                 <w:rFonts w:ascii="Times New Roman" w:hAnsi="Times New Roman" w:cs="Times New Roman"/>
-                <w:sz w:val="17"/>
-                <w:szCs w:val="17"/>
+                <w:sz w:val="16"/>
+                <w:szCs w:val="16"/>
               </w:rPr>
             </w:pPr>
             <w:r>
               <w:rPr>
                 <w:rFonts w:ascii="Times New Roman" w:eastAsia="Calibri" w:hAnsi="Times New Roman" w:cs="Times New Roman"/>
-                <w:sz w:val="17"/>
-                <w:szCs w:val="17"/>
+                <w:sz w:val="16"/>
+                <w:szCs w:val="16"/>
               </w:rPr>
               <w:t>S3</w:t>
             </w:r>
@@ -2834,15 +3563,15 @@
             <w:pPr>
               <w:rPr>
                 <w:rFonts w:ascii="Times New Roman" w:hAnsi="Times New Roman" w:cs="Times New Roman"/>
-                <w:sz w:val="17"/>
-                <w:szCs w:val="17"/>
+                <w:sz w:val="16"/>
+                <w:szCs w:val="16"/>
               </w:rPr>
             </w:pPr>
             <w:r>
               <w:rPr>
                 <w:rFonts w:ascii="Times New Roman" w:eastAsia="Calibri" w:hAnsi="Times New Roman" w:cs="Times New Roman"/>
-                <w:sz w:val="17"/>
-                <w:szCs w:val="17"/>
+                <w:sz w:val="16"/>
+                <w:szCs w:val="16"/>
               </w:rPr>
               <w:t>0.90</w:t>
             </w:r>
@@ -2868,17 +3597,27 @@
             <w:pPr>
               <w:rPr>
                 <w:rFonts w:ascii="Times New Roman" w:hAnsi="Times New Roman" w:cs="Times New Roman"/>
-                <w:sz w:val="17"/>
-                <w:szCs w:val="17"/>
-              </w:rPr>
-            </w:pPr>
+                <w:sz w:val="16"/>
+                <w:szCs w:val="16"/>
+              </w:rPr>
+            </w:pPr>
+            <w:proofErr w:type="gramStart"/>
             <w:r>
               <w:rPr>
                 <w:rFonts w:ascii="Times New Roman" w:eastAsia="Calibri" w:hAnsi="Times New Roman" w:cs="Times New Roman"/>
-                <w:sz w:val="17"/>
-                <w:szCs w:val="17"/>
-              </w:rPr>
-              <w:t>Uniform[0.85, 0.95]</w:t>
+                <w:sz w:val="16"/>
+                <w:szCs w:val="16"/>
+              </w:rPr>
+              <w:t>Uniform[</w:t>
+            </w:r>
+            <w:proofErr w:type="gramEnd"/>
+            <w:r>
+              <w:rPr>
+                <w:rFonts w:ascii="Times New Roman" w:eastAsia="Calibri" w:hAnsi="Times New Roman" w:cs="Times New Roman"/>
+                <w:sz w:val="16"/>
+                <w:szCs w:val="16"/>
+              </w:rPr>
+              <w:t>0.85, 0.95]</w:t>
             </w:r>
           </w:p>
         </w:tc>
@@ -2902,15 +3641,15 @@
             <w:pPr>
               <w:rPr>
                 <w:rFonts w:ascii="Times New Roman" w:hAnsi="Times New Roman" w:cs="Times New Roman"/>
-                <w:sz w:val="17"/>
-                <w:szCs w:val="17"/>
+                <w:sz w:val="16"/>
+                <w:szCs w:val="16"/>
               </w:rPr>
             </w:pPr>
             <w:r>
               <w:rPr>
                 <w:rFonts w:ascii="Times New Roman" w:eastAsia="Calibri" w:hAnsi="Times New Roman" w:cs="Times New Roman"/>
-                <w:sz w:val="17"/>
-                <w:szCs w:val="17"/>
+                <w:sz w:val="16"/>
+                <w:szCs w:val="16"/>
               </w:rPr>
               <w:t>P99 drain times 4.5–12.1 s versus 10-minute minimum dispatch window</w:t>
             </w:r>
@@ -2936,44 +3675,22 @@
             <w:pPr>
               <w:rPr>
                 <w:rFonts w:ascii="Times New Roman" w:hAnsi="Times New Roman" w:cs="Times New Roman"/>
-                <w:sz w:val="17"/>
-                <w:szCs w:val="17"/>
+                <w:sz w:val="16"/>
+                <w:szCs w:val="16"/>
               </w:rPr>
             </w:pPr>
             <w:r>
               <w:rPr>
                 <w:rFonts w:ascii="Times New Roman" w:eastAsia="Calibri" w:hAnsi="Times New Roman" w:cs="Times New Roman"/>
-                <w:sz w:val="17"/>
-                <w:szCs w:val="17"/>
-              </w:rPr>
-              <w:t xml:space="preserve">This paper, </w:t>
-            </w:r>
-            <w:r>
-              <w:rPr>
-                <w:rFonts w:ascii="Times New Roman" w:eastAsia="Calibri" w:hAnsi="Times New Roman" w:cs="Times New Roman"/>
-                <w:sz w:val="17"/>
-                <w:szCs w:val="17"/>
-              </w:rPr>
-              <w:t xml:space="preserve">Section </w:t>
-            </w:r>
-            <w:r>
-              <w:rPr>
-                <w:rFonts w:ascii="Times New Roman" w:eastAsia="Calibri" w:hAnsi="Times New Roman" w:cs="Times New Roman"/>
-                <w:sz w:val="17"/>
-                <w:szCs w:val="17"/>
-              </w:rPr>
-              <w:t>4</w:t>
+                <w:sz w:val="16"/>
+                <w:szCs w:val="16"/>
+              </w:rPr>
+              <w:t>This paper, Section 4</w:t>
             </w:r>
           </w:p>
         </w:tc>
       </w:tr>
       <w:tr>
-        <w:tblPrEx>
-          <w:tblCellMar>
-            <w:top w:w="0" w:type="dxa"/>
-            <w:bottom w:w="0" w:type="dxa"/>
-          </w:tblCellMar>
-        </w:tblPrEx>
         <w:tc>
           <w:tcPr>
             <w:tcW w:w="0" w:type="auto"/>
@@ -2994,15 +3711,15 @@
             <w:pPr>
               <w:rPr>
                 <w:rFonts w:ascii="Times New Roman" w:hAnsi="Times New Roman" w:cs="Times New Roman"/>
-                <w:sz w:val="17"/>
-                <w:szCs w:val="17"/>
+                <w:sz w:val="16"/>
+                <w:szCs w:val="16"/>
               </w:rPr>
             </w:pPr>
             <w:r>
               <w:rPr>
                 <w:rFonts w:ascii="Times New Roman" w:eastAsia="Calibri" w:hAnsi="Times New Roman" w:cs="Times New Roman"/>
-                <w:sz w:val="17"/>
-                <w:szCs w:val="17"/>
+                <w:sz w:val="16"/>
+                <w:szCs w:val="16"/>
               </w:rPr>
               <w:t>Cross-region availability</w:t>
             </w:r>
@@ -3028,15 +3745,15 @@
             <w:pPr>
               <w:rPr>
                 <w:rFonts w:ascii="Times New Roman" w:hAnsi="Times New Roman" w:cs="Times New Roman"/>
-                <w:sz w:val="17"/>
-                <w:szCs w:val="17"/>
+                <w:sz w:val="16"/>
+                <w:szCs w:val="16"/>
               </w:rPr>
             </w:pPr>
             <w:r>
               <w:rPr>
                 <w:rFonts w:ascii="Times New Roman" w:eastAsia="Calibri" w:hAnsi="Times New Roman" w:cs="Times New Roman"/>
-                <w:sz w:val="17"/>
-                <w:szCs w:val="17"/>
+                <w:sz w:val="16"/>
+                <w:szCs w:val="16"/>
               </w:rPr>
               <w:t>D1</w:t>
             </w:r>
@@ -3062,15 +3779,15 @@
             <w:pPr>
               <w:rPr>
                 <w:rFonts w:ascii="Times New Roman" w:hAnsi="Times New Roman" w:cs="Times New Roman"/>
-                <w:sz w:val="17"/>
-                <w:szCs w:val="17"/>
+                <w:sz w:val="16"/>
+                <w:szCs w:val="16"/>
               </w:rPr>
             </w:pPr>
             <w:r>
               <w:rPr>
                 <w:rFonts w:ascii="Times New Roman" w:eastAsia="Calibri" w:hAnsi="Times New Roman" w:cs="Times New Roman"/>
-                <w:sz w:val="17"/>
-                <w:szCs w:val="17"/>
+                <w:sz w:val="16"/>
+                <w:szCs w:val="16"/>
               </w:rPr>
               <w:t>Observed</w:t>
             </w:r>
@@ -3096,15 +3813,15 @@
             <w:pPr>
               <w:rPr>
                 <w:rFonts w:ascii="Times New Roman" w:hAnsi="Times New Roman" w:cs="Times New Roman"/>
-                <w:sz w:val="17"/>
-                <w:szCs w:val="17"/>
+                <w:sz w:val="16"/>
+                <w:szCs w:val="16"/>
               </w:rPr>
             </w:pPr>
             <w:r>
               <w:rPr>
                 <w:rFonts w:ascii="Times New Roman" w:eastAsia="Calibri" w:hAnsi="Times New Roman" w:cs="Times New Roman"/>
-                <w:sz w:val="17"/>
-                <w:szCs w:val="17"/>
+                <w:sz w:val="16"/>
+                <w:szCs w:val="16"/>
               </w:rPr>
               <w:t>Per-hour from data</w:t>
             </w:r>
@@ -3130,15 +3847,15 @@
             <w:pPr>
               <w:rPr>
                 <w:rFonts w:ascii="Times New Roman" w:hAnsi="Times New Roman" w:cs="Times New Roman"/>
-                <w:sz w:val="17"/>
-                <w:szCs w:val="17"/>
+                <w:sz w:val="16"/>
+                <w:szCs w:val="16"/>
               </w:rPr>
             </w:pPr>
             <w:r>
               <w:rPr>
                 <w:rFonts w:ascii="Times New Roman" w:eastAsia="Calibri" w:hAnsi="Times New Roman" w:cs="Times New Roman"/>
-                <w:sz w:val="17"/>
-                <w:szCs w:val="17"/>
+                <w:sz w:val="16"/>
+                <w:szCs w:val="16"/>
               </w:rPr>
               <w:t>200 ComEd stress hours × unstressed-destination capacities from day-ahead LMP across five RTOs</w:t>
             </w:r>
@@ -3164,44 +3881,22 @@
             <w:pPr>
               <w:rPr>
                 <w:rFonts w:ascii="Times New Roman" w:hAnsi="Times New Roman" w:cs="Times New Roman"/>
-                <w:sz w:val="17"/>
-                <w:szCs w:val="17"/>
+                <w:sz w:val="16"/>
+                <w:szCs w:val="16"/>
               </w:rPr>
             </w:pPr>
             <w:r>
               <w:rPr>
                 <w:rFonts w:ascii="Times New Roman" w:eastAsia="Calibri" w:hAnsi="Times New Roman" w:cs="Times New Roman"/>
-                <w:sz w:val="17"/>
-                <w:szCs w:val="17"/>
-              </w:rPr>
-              <w:t xml:space="preserve">This paper, </w:t>
-            </w:r>
-            <w:r>
-              <w:rPr>
-                <w:rFonts w:ascii="Times New Roman" w:eastAsia="Calibri" w:hAnsi="Times New Roman" w:cs="Times New Roman"/>
-                <w:sz w:val="17"/>
-                <w:szCs w:val="17"/>
-              </w:rPr>
-              <w:t xml:space="preserve">Section </w:t>
-            </w:r>
-            <w:r>
-              <w:rPr>
-                <w:rFonts w:ascii="Times New Roman" w:eastAsia="Calibri" w:hAnsi="Times New Roman" w:cs="Times New Roman"/>
-                <w:sz w:val="17"/>
-                <w:szCs w:val="17"/>
-              </w:rPr>
-              <w:t>3</w:t>
+                <w:sz w:val="16"/>
+                <w:szCs w:val="16"/>
+              </w:rPr>
+              <w:t>This paper, Section 3</w:t>
             </w:r>
           </w:p>
         </w:tc>
       </w:tr>
       <w:tr>
-        <w:tblPrEx>
-          <w:tblCellMar>
-            <w:top w:w="0" w:type="dxa"/>
-            <w:bottom w:w="0" w:type="dxa"/>
-          </w:tblCellMar>
-        </w:tblPrEx>
         <w:tc>
           <w:tcPr>
             <w:tcW w:w="0" w:type="auto"/>
@@ -3222,15 +3917,15 @@
             <w:pPr>
               <w:rPr>
                 <w:rFonts w:ascii="Times New Roman" w:hAnsi="Times New Roman" w:cs="Times New Roman"/>
-                <w:sz w:val="17"/>
-                <w:szCs w:val="17"/>
+                <w:sz w:val="16"/>
+                <w:szCs w:val="16"/>
               </w:rPr>
             </w:pPr>
             <w:r>
               <w:rPr>
                 <w:rFonts w:ascii="Times New Roman" w:eastAsia="Calibri" w:hAnsi="Times New Roman" w:cs="Times New Roman"/>
-                <w:sz w:val="17"/>
-                <w:szCs w:val="17"/>
+                <w:sz w:val="16"/>
+                <w:szCs w:val="16"/>
               </w:rPr>
               <w:t>Utilization headroom</w:t>
             </w:r>
@@ -3256,15 +3951,15 @@
             <w:pPr>
               <w:rPr>
                 <w:rFonts w:ascii="Times New Roman" w:hAnsi="Times New Roman" w:cs="Times New Roman"/>
-                <w:sz w:val="17"/>
-                <w:szCs w:val="17"/>
+                <w:sz w:val="16"/>
+                <w:szCs w:val="16"/>
               </w:rPr>
             </w:pPr>
             <w:r>
               <w:rPr>
                 <w:rFonts w:ascii="Times New Roman" w:eastAsia="Calibri" w:hAnsi="Times New Roman" w:cs="Times New Roman"/>
-                <w:sz w:val="17"/>
-                <w:szCs w:val="17"/>
+                <w:sz w:val="16"/>
+                <w:szCs w:val="16"/>
               </w:rPr>
               <w:t>D2</w:t>
             </w:r>
@@ -3290,15 +3985,15 @@
             <w:pPr>
               <w:rPr>
                 <w:rFonts w:ascii="Times New Roman" w:hAnsi="Times New Roman" w:cs="Times New Roman"/>
-                <w:sz w:val="17"/>
-                <w:szCs w:val="17"/>
+                <w:sz w:val="16"/>
+                <w:szCs w:val="16"/>
               </w:rPr>
             </w:pPr>
             <w:r>
               <w:rPr>
                 <w:rFonts w:ascii="Times New Roman" w:eastAsia="Calibri" w:hAnsi="Times New Roman" w:cs="Times New Roman"/>
-                <w:sz w:val="17"/>
-                <w:szCs w:val="17"/>
+                <w:sz w:val="16"/>
+                <w:szCs w:val="16"/>
               </w:rPr>
               <w:t>0.33</w:t>
             </w:r>
@@ -3324,17 +4019,27 @@
             <w:pPr>
               <w:rPr>
                 <w:rFonts w:ascii="Times New Roman" w:hAnsi="Times New Roman" w:cs="Times New Roman"/>
-                <w:sz w:val="17"/>
-                <w:szCs w:val="17"/>
-              </w:rPr>
-            </w:pPr>
+                <w:sz w:val="16"/>
+                <w:szCs w:val="16"/>
+              </w:rPr>
+            </w:pPr>
+            <w:proofErr w:type="gramStart"/>
             <w:r>
               <w:rPr>
                 <w:rFonts w:ascii="Times New Roman" w:eastAsia="Calibri" w:hAnsi="Times New Roman" w:cs="Times New Roman"/>
-                <w:sz w:val="17"/>
-                <w:szCs w:val="17"/>
-              </w:rPr>
-              <w:t>Uniform[0.20, 0.50]</w:t>
+                <w:sz w:val="16"/>
+                <w:szCs w:val="16"/>
+              </w:rPr>
+              <w:t>Uniform[</w:t>
+            </w:r>
+            <w:proofErr w:type="gramEnd"/>
+            <w:r>
+              <w:rPr>
+                <w:rFonts w:ascii="Times New Roman" w:eastAsia="Calibri" w:hAnsi="Times New Roman" w:cs="Times New Roman"/>
+                <w:sz w:val="16"/>
+                <w:szCs w:val="16"/>
+              </w:rPr>
+              <w:t>0.20, 0.50]</w:t>
             </w:r>
           </w:p>
         </w:tc>
@@ -3358,15 +4063,15 @@
             <w:pPr>
               <w:rPr>
                 <w:rFonts w:ascii="Times New Roman" w:hAnsi="Times New Roman" w:cs="Times New Roman"/>
-                <w:sz w:val="17"/>
-                <w:szCs w:val="17"/>
+                <w:sz w:val="16"/>
+                <w:szCs w:val="16"/>
               </w:rPr>
             </w:pPr>
             <w:r>
               <w:rPr>
                 <w:rFonts w:ascii="Times New Roman" w:eastAsia="Calibri" w:hAnsi="Times New Roman" w:cs="Times New Roman"/>
-                <w:sz w:val="17"/>
-                <w:szCs w:val="17"/>
+                <w:sz w:val="16"/>
+                <w:szCs w:val="16"/>
               </w:rPr>
               <w:t>GPU utilization 50–70% at inference facilities; D2 = 1 − utilization</w:t>
             </w:r>
@@ -3392,15 +4097,15 @@
             <w:pPr>
               <w:rPr>
                 <w:rFonts w:ascii="Times New Roman" w:hAnsi="Times New Roman" w:cs="Times New Roman"/>
-                <w:sz w:val="17"/>
-                <w:szCs w:val="17"/>
+                <w:sz w:val="16"/>
+                <w:szCs w:val="16"/>
               </w:rPr>
             </w:pPr>
             <w:r>
               <w:rPr>
                 <w:rFonts w:ascii="Times New Roman" w:eastAsia="Calibri" w:hAnsi="Times New Roman" w:cs="Times New Roman"/>
-                <w:sz w:val="17"/>
-                <w:szCs w:val="17"/>
+                <w:sz w:val="16"/>
+                <w:szCs w:val="16"/>
               </w:rPr>
               <w:t>Shehabi et al., LBNL (2024); Cortez et al., SOSP (2017); Stojkovic et al. (2025)</w:t>
             </w:r>
@@ -3408,12 +4113,6 @@
         </w:tc>
       </w:tr>
       <w:tr>
-        <w:tblPrEx>
-          <w:tblCellMar>
-            <w:top w:w="0" w:type="dxa"/>
-            <w:bottom w:w="0" w:type="dxa"/>
-          </w:tblCellMar>
-        </w:tblPrEx>
         <w:tc>
           <w:tcPr>
             <w:tcW w:w="0" w:type="auto"/>
@@ -3434,15 +4133,15 @@
             <w:pPr>
               <w:rPr>
                 <w:rFonts w:ascii="Times New Roman" w:hAnsi="Times New Roman" w:cs="Times New Roman"/>
-                <w:sz w:val="17"/>
-                <w:szCs w:val="17"/>
+                <w:sz w:val="16"/>
+                <w:szCs w:val="16"/>
               </w:rPr>
             </w:pPr>
             <w:r>
               <w:rPr>
                 <w:rFonts w:ascii="Times New Roman" w:eastAsia="Calibri" w:hAnsi="Times New Roman" w:cs="Times New Roman"/>
-                <w:sz w:val="17"/>
-                <w:szCs w:val="17"/>
+                <w:sz w:val="16"/>
+                <w:szCs w:val="16"/>
               </w:rPr>
               <w:t>Hardware compatibility</w:t>
             </w:r>
@@ -3468,15 +4167,15 @@
             <w:pPr>
               <w:rPr>
                 <w:rFonts w:ascii="Times New Roman" w:hAnsi="Times New Roman" w:cs="Times New Roman"/>
-                <w:sz w:val="17"/>
-                <w:szCs w:val="17"/>
+                <w:sz w:val="16"/>
+                <w:szCs w:val="16"/>
               </w:rPr>
             </w:pPr>
             <w:r>
               <w:rPr>
                 <w:rFonts w:ascii="Times New Roman" w:eastAsia="Calibri" w:hAnsi="Times New Roman" w:cs="Times New Roman"/>
-                <w:sz w:val="17"/>
-                <w:szCs w:val="17"/>
+                <w:sz w:val="16"/>
+                <w:szCs w:val="16"/>
               </w:rPr>
               <w:t>D3</w:t>
             </w:r>
@@ -3502,15 +4201,15 @@
             <w:pPr>
               <w:rPr>
                 <w:rFonts w:ascii="Times New Roman" w:hAnsi="Times New Roman" w:cs="Times New Roman"/>
-                <w:sz w:val="17"/>
-                <w:szCs w:val="17"/>
+                <w:sz w:val="16"/>
+                <w:szCs w:val="16"/>
               </w:rPr>
             </w:pPr>
             <w:r>
               <w:rPr>
                 <w:rFonts w:ascii="Times New Roman" w:eastAsia="Calibri" w:hAnsi="Times New Roman" w:cs="Times New Roman"/>
-                <w:sz w:val="17"/>
-                <w:szCs w:val="17"/>
+                <w:sz w:val="16"/>
+                <w:szCs w:val="16"/>
               </w:rPr>
               <w:t>0.88</w:t>
             </w:r>
@@ -3536,15 +4235,15 @@
             <w:pPr>
               <w:rPr>
                 <w:rFonts w:ascii="Times New Roman" w:hAnsi="Times New Roman" w:cs="Times New Roman"/>
-                <w:sz w:val="17"/>
-                <w:szCs w:val="17"/>
+                <w:sz w:val="16"/>
+                <w:szCs w:val="16"/>
               </w:rPr>
             </w:pPr>
             <w:r>
               <w:rPr>
                 <w:rFonts w:ascii="Times New Roman" w:eastAsia="Calibri" w:hAnsi="Times New Roman" w:cs="Times New Roman"/>
-                <w:sz w:val="17"/>
-                <w:szCs w:val="17"/>
+                <w:sz w:val="16"/>
+                <w:szCs w:val="16"/>
               </w:rPr>
               <w:t>Fixed</w:t>
             </w:r>
@@ -3570,15 +4269,15 @@
             <w:pPr>
               <w:rPr>
                 <w:rFonts w:ascii="Times New Roman" w:hAnsi="Times New Roman" w:cs="Times New Roman"/>
-                <w:sz w:val="17"/>
-                <w:szCs w:val="17"/>
+                <w:sz w:val="16"/>
+                <w:szCs w:val="16"/>
               </w:rPr>
             </w:pPr>
             <w:r>
               <w:rPr>
                 <w:rFonts w:ascii="Times New Roman" w:eastAsia="Calibri" w:hAnsi="Times New Roman" w:cs="Times New Roman"/>
-                <w:sz w:val="17"/>
-                <w:szCs w:val="17"/>
+                <w:sz w:val="16"/>
+                <w:szCs w:val="16"/>
               </w:rPr>
               <w:t xml:space="preserve">CUDA backward compatibility; </w:t>
             </w:r>
@@ -3586,8 +4285,8 @@
             <w:r>
               <w:rPr>
                 <w:rFonts w:ascii="Times New Roman" w:eastAsia="Calibri" w:hAnsi="Times New Roman" w:cs="Times New Roman"/>
-                <w:sz w:val="17"/>
-                <w:szCs w:val="17"/>
+                <w:sz w:val="16"/>
+                <w:szCs w:val="16"/>
               </w:rPr>
               <w:t>TensorRT</w:t>
             </w:r>
@@ -3595,8 +4294,8 @@
             <w:r>
               <w:rPr>
                 <w:rFonts w:ascii="Times New Roman" w:eastAsia="Calibri" w:hAnsi="Times New Roman" w:cs="Times New Roman"/>
-                <w:sz w:val="17"/>
-                <w:szCs w:val="17"/>
+                <w:sz w:val="16"/>
+                <w:szCs w:val="16"/>
               </w:rPr>
               <w:t xml:space="preserve">-LLM architecture-specific engines; framework portability via </w:t>
             </w:r>
@@ -3604,8 +4303,8 @@
             <w:r>
               <w:rPr>
                 <w:rFonts w:ascii="Times New Roman" w:eastAsia="Calibri" w:hAnsi="Times New Roman" w:cs="Times New Roman"/>
-                <w:sz w:val="17"/>
-                <w:szCs w:val="17"/>
+                <w:sz w:val="16"/>
+                <w:szCs w:val="16"/>
               </w:rPr>
               <w:t>vLLM</w:t>
             </w:r>
@@ -3632,15 +4331,15 @@
             <w:pPr>
               <w:rPr>
                 <w:rFonts w:ascii="Times New Roman" w:hAnsi="Times New Roman" w:cs="Times New Roman"/>
-                <w:sz w:val="17"/>
-                <w:szCs w:val="17"/>
+                <w:sz w:val="16"/>
+                <w:szCs w:val="16"/>
               </w:rPr>
             </w:pPr>
             <w:r>
               <w:rPr>
                 <w:rFonts w:ascii="Times New Roman" w:eastAsia="Calibri" w:hAnsi="Times New Roman" w:cs="Times New Roman"/>
-                <w:sz w:val="17"/>
-                <w:szCs w:val="17"/>
+                <w:sz w:val="16"/>
+                <w:szCs w:val="16"/>
               </w:rPr>
               <w:t xml:space="preserve">NVIDIA CUDA and </w:t>
             </w:r>
@@ -3648,8 +4347,8 @@
             <w:r>
               <w:rPr>
                 <w:rFonts w:ascii="Times New Roman" w:eastAsia="Calibri" w:hAnsi="Times New Roman" w:cs="Times New Roman"/>
-                <w:sz w:val="17"/>
-                <w:szCs w:val="17"/>
+                <w:sz w:val="16"/>
+                <w:szCs w:val="16"/>
               </w:rPr>
               <w:t>TensorRT</w:t>
             </w:r>
@@ -3657,8 +4356,8 @@
             <w:r>
               <w:rPr>
                 <w:rFonts w:ascii="Times New Roman" w:eastAsia="Calibri" w:hAnsi="Times New Roman" w:cs="Times New Roman"/>
-                <w:sz w:val="17"/>
-                <w:szCs w:val="17"/>
+                <w:sz w:val="16"/>
+                <w:szCs w:val="16"/>
               </w:rPr>
               <w:t>-LLM documentation; Red Hat (October 2025)</w:t>
             </w:r>
@@ -3666,12 +4365,6 @@
         </w:tc>
       </w:tr>
       <w:tr>
-        <w:tblPrEx>
-          <w:tblCellMar>
-            <w:top w:w="0" w:type="dxa"/>
-            <w:bottom w:w="0" w:type="dxa"/>
-          </w:tblCellMar>
-        </w:tblPrEx>
         <w:tc>
           <w:tcPr>
             <w:tcW w:w="0" w:type="auto"/>
@@ -3692,15 +4385,15 @@
             <w:pPr>
               <w:rPr>
                 <w:rFonts w:ascii="Times New Roman" w:hAnsi="Times New Roman" w:cs="Times New Roman"/>
-                <w:sz w:val="17"/>
-                <w:szCs w:val="17"/>
+                <w:sz w:val="16"/>
+                <w:szCs w:val="16"/>
               </w:rPr>
             </w:pPr>
             <w:r>
               <w:rPr>
                 <w:rFonts w:ascii="Times New Roman" w:eastAsia="Calibri" w:hAnsi="Times New Roman" w:cs="Times New Roman"/>
-                <w:sz w:val="17"/>
-                <w:szCs w:val="17"/>
+                <w:sz w:val="16"/>
+                <w:szCs w:val="16"/>
               </w:rPr>
               <w:t>Inference workload share</w:t>
             </w:r>
@@ -3726,15 +4419,15 @@
             <w:pPr>
               <w:rPr>
                 <w:rFonts w:ascii="Times New Roman" w:hAnsi="Times New Roman" w:cs="Times New Roman"/>
-                <w:sz w:val="17"/>
-                <w:szCs w:val="17"/>
+                <w:sz w:val="16"/>
+                <w:szCs w:val="16"/>
               </w:rPr>
             </w:pPr>
             <w:r>
               <w:rPr>
                 <w:rFonts w:ascii="Times New Roman" w:eastAsia="Calibri" w:hAnsi="Times New Roman" w:cs="Times New Roman"/>
-                <w:sz w:val="17"/>
-                <w:szCs w:val="17"/>
+                <w:sz w:val="16"/>
+                <w:szCs w:val="16"/>
               </w:rPr>
               <w:t>D4</w:t>
             </w:r>
@@ -3760,15 +4453,15 @@
             <w:pPr>
               <w:rPr>
                 <w:rFonts w:ascii="Times New Roman" w:hAnsi="Times New Roman" w:cs="Times New Roman"/>
-                <w:sz w:val="17"/>
-                <w:szCs w:val="17"/>
+                <w:sz w:val="16"/>
+                <w:szCs w:val="16"/>
               </w:rPr>
             </w:pPr>
             <w:r>
               <w:rPr>
                 <w:rFonts w:ascii="Times New Roman" w:eastAsia="Calibri" w:hAnsi="Times New Roman" w:cs="Times New Roman"/>
-                <w:sz w:val="17"/>
-                <w:szCs w:val="17"/>
+                <w:sz w:val="16"/>
+                <w:szCs w:val="16"/>
               </w:rPr>
               <w:t>0.50</w:t>
             </w:r>
@@ -3794,17 +4487,27 @@
             <w:pPr>
               <w:rPr>
                 <w:rFonts w:ascii="Times New Roman" w:hAnsi="Times New Roman" w:cs="Times New Roman"/>
-                <w:sz w:val="17"/>
-                <w:szCs w:val="17"/>
-              </w:rPr>
-            </w:pPr>
+                <w:sz w:val="16"/>
+                <w:szCs w:val="16"/>
+              </w:rPr>
+            </w:pPr>
+            <w:proofErr w:type="gramStart"/>
             <w:r>
               <w:rPr>
                 <w:rFonts w:ascii="Times New Roman" w:eastAsia="Calibri" w:hAnsi="Times New Roman" w:cs="Times New Roman"/>
-                <w:sz w:val="17"/>
-                <w:szCs w:val="17"/>
-              </w:rPr>
-              <w:t>Uniform[0.33, 0.67]</w:t>
+                <w:sz w:val="16"/>
+                <w:szCs w:val="16"/>
+              </w:rPr>
+              <w:t>Uniform[</w:t>
+            </w:r>
+            <w:proofErr w:type="gramEnd"/>
+            <w:r>
+              <w:rPr>
+                <w:rFonts w:ascii="Times New Roman" w:eastAsia="Calibri" w:hAnsi="Times New Roman" w:cs="Times New Roman"/>
+                <w:sz w:val="16"/>
+                <w:szCs w:val="16"/>
+              </w:rPr>
+              <w:t>0.33, 0.67]</w:t>
             </w:r>
           </w:p>
         </w:tc>
@@ -3828,15 +4531,15 @@
             <w:pPr>
               <w:rPr>
                 <w:rFonts w:ascii="Times New Roman" w:hAnsi="Times New Roman" w:cs="Times New Roman"/>
-                <w:sz w:val="17"/>
-                <w:szCs w:val="17"/>
+                <w:sz w:val="16"/>
+                <w:szCs w:val="16"/>
               </w:rPr>
             </w:pPr>
             <w:r>
               <w:rPr>
                 <w:rFonts w:ascii="Times New Roman" w:eastAsia="Calibri" w:hAnsi="Times New Roman" w:cs="Times New Roman"/>
-                <w:sz w:val="17"/>
-                <w:szCs w:val="17"/>
+                <w:sz w:val="16"/>
+                <w:szCs w:val="16"/>
               </w:rPr>
               <w:t>Industry inference share trajectory: ~33% (2023) → ~67% (2026)</w:t>
             </w:r>
@@ -3862,15 +4565,15 @@
             <w:pPr>
               <w:rPr>
                 <w:rFonts w:ascii="Times New Roman" w:hAnsi="Times New Roman" w:cs="Times New Roman"/>
-                <w:sz w:val="17"/>
-                <w:szCs w:val="17"/>
+                <w:sz w:val="16"/>
+                <w:szCs w:val="16"/>
               </w:rPr>
             </w:pPr>
             <w:r>
               <w:rPr>
                 <w:rFonts w:ascii="Times New Roman" w:eastAsia="Calibri" w:hAnsi="Times New Roman" w:cs="Times New Roman"/>
-                <w:sz w:val="17"/>
-                <w:szCs w:val="17"/>
+                <w:sz w:val="16"/>
+                <w:szCs w:val="16"/>
               </w:rPr>
               <w:t>Deloitte (November 2025); McKinsey (December 2025)</w:t>
             </w:r>
@@ -3878,12 +4581,6 @@
         </w:tc>
       </w:tr>
       <w:tr>
-        <w:tblPrEx>
-          <w:tblCellMar>
-            <w:top w:w="0" w:type="dxa"/>
-            <w:bottom w:w="0" w:type="dxa"/>
-          </w:tblCellMar>
-        </w:tblPrEx>
         <w:tc>
           <w:tcPr>
             <w:tcW w:w="0" w:type="auto"/>
@@ -3904,15 +4601,15 @@
             <w:pPr>
               <w:rPr>
                 <w:rFonts w:ascii="Times New Roman" w:hAnsi="Times New Roman" w:cs="Times New Roman"/>
-                <w:sz w:val="17"/>
-                <w:szCs w:val="17"/>
+                <w:sz w:val="16"/>
+                <w:szCs w:val="16"/>
               </w:rPr>
             </w:pPr>
             <w:r>
               <w:rPr>
                 <w:rFonts w:ascii="Times New Roman" w:eastAsia="Calibri" w:hAnsi="Times New Roman" w:cs="Times New Roman"/>
-                <w:sz w:val="17"/>
-                <w:szCs w:val="17"/>
+                <w:sz w:val="16"/>
+                <w:szCs w:val="16"/>
               </w:rPr>
               <w:t>Pre-staging readiness</w:t>
             </w:r>
@@ -3938,15 +4635,15 @@
             <w:pPr>
               <w:rPr>
                 <w:rFonts w:ascii="Times New Roman" w:hAnsi="Times New Roman" w:cs="Times New Roman"/>
-                <w:sz w:val="17"/>
-                <w:szCs w:val="17"/>
+                <w:sz w:val="16"/>
+                <w:szCs w:val="16"/>
               </w:rPr>
             </w:pPr>
             <w:r>
               <w:rPr>
                 <w:rFonts w:ascii="Times New Roman" w:eastAsia="Calibri" w:hAnsi="Times New Roman" w:cs="Times New Roman"/>
-                <w:sz w:val="17"/>
-                <w:szCs w:val="17"/>
+                <w:sz w:val="16"/>
+                <w:szCs w:val="16"/>
               </w:rPr>
               <w:t>D5</w:t>
             </w:r>
@@ -3972,15 +4669,15 @@
             <w:pPr>
               <w:rPr>
                 <w:rFonts w:ascii="Times New Roman" w:hAnsi="Times New Roman" w:cs="Times New Roman"/>
-                <w:sz w:val="17"/>
-                <w:szCs w:val="17"/>
+                <w:sz w:val="16"/>
+                <w:szCs w:val="16"/>
               </w:rPr>
             </w:pPr>
             <w:r>
               <w:rPr>
                 <w:rFonts w:ascii="Times New Roman" w:eastAsia="Calibri" w:hAnsi="Times New Roman" w:cs="Times New Roman"/>
-                <w:sz w:val="17"/>
-                <w:szCs w:val="17"/>
+                <w:sz w:val="16"/>
+                <w:szCs w:val="16"/>
               </w:rPr>
               <w:t>0.65</w:t>
             </w:r>
@@ -4006,17 +4703,27 @@
             <w:pPr>
               <w:rPr>
                 <w:rFonts w:ascii="Times New Roman" w:hAnsi="Times New Roman" w:cs="Times New Roman"/>
-                <w:sz w:val="17"/>
-                <w:szCs w:val="17"/>
-              </w:rPr>
-            </w:pPr>
+                <w:sz w:val="16"/>
+                <w:szCs w:val="16"/>
+              </w:rPr>
+            </w:pPr>
+            <w:proofErr w:type="gramStart"/>
             <w:r>
               <w:rPr>
                 <w:rFonts w:ascii="Times New Roman" w:eastAsia="Calibri" w:hAnsi="Times New Roman" w:cs="Times New Roman"/>
-                <w:sz w:val="17"/>
-                <w:szCs w:val="17"/>
-              </w:rPr>
-              <w:t>Uniform[0.50, 0.80]</w:t>
+                <w:sz w:val="16"/>
+                <w:szCs w:val="16"/>
+              </w:rPr>
+              <w:t>Uniform[</w:t>
+            </w:r>
+            <w:proofErr w:type="gramEnd"/>
+            <w:r>
+              <w:rPr>
+                <w:rFonts w:ascii="Times New Roman" w:eastAsia="Calibri" w:hAnsi="Times New Roman" w:cs="Times New Roman"/>
+                <w:sz w:val="16"/>
+                <w:szCs w:val="16"/>
+              </w:rPr>
+              <w:t>0.50, 0.80]</w:t>
             </w:r>
           </w:p>
         </w:tc>
@@ -4040,15 +4747,15 @@
             <w:pPr>
               <w:rPr>
                 <w:rFonts w:ascii="Times New Roman" w:hAnsi="Times New Roman" w:cs="Times New Roman"/>
-                <w:sz w:val="17"/>
-                <w:szCs w:val="17"/>
+                <w:sz w:val="16"/>
+                <w:szCs w:val="16"/>
               </w:rPr>
             </w:pPr>
             <w:r>
               <w:rPr>
                 <w:rFonts w:ascii="Times New Roman" w:eastAsia="Calibri" w:hAnsi="Times New Roman" w:cs="Times New Roman"/>
-                <w:sz w:val="17"/>
-                <w:szCs w:val="17"/>
+                <w:sz w:val="16"/>
+                <w:szCs w:val="16"/>
               </w:rPr>
               <w:t>Multi-region model deployment at hyperscale; cold-start latency constraints eliminated by pre-staging</w:t>
             </w:r>
@@ -4074,15 +4781,15 @@
             <w:pPr>
               <w:rPr>
                 <w:rFonts w:ascii="Times New Roman" w:hAnsi="Times New Roman" w:cs="Times New Roman"/>
-                <w:sz w:val="17"/>
-                <w:szCs w:val="17"/>
+                <w:sz w:val="16"/>
+                <w:szCs w:val="16"/>
               </w:rPr>
             </w:pPr>
             <w:r>
               <w:rPr>
                 <w:rFonts w:ascii="Times New Roman" w:eastAsia="Calibri" w:hAnsi="Times New Roman" w:cs="Times New Roman"/>
-                <w:sz w:val="17"/>
-                <w:szCs w:val="17"/>
+                <w:sz w:val="16"/>
+                <w:szCs w:val="16"/>
               </w:rPr>
               <w:t xml:space="preserve">NVIDIA </w:t>
             </w:r>
@@ -4090,8 +4797,8 @@
             <w:r>
               <w:rPr>
                 <w:rFonts w:ascii="Times New Roman" w:eastAsia="Calibri" w:hAnsi="Times New Roman" w:cs="Times New Roman"/>
-                <w:sz w:val="17"/>
-                <w:szCs w:val="17"/>
+                <w:sz w:val="16"/>
+                <w:szCs w:val="16"/>
               </w:rPr>
               <w:t>Run:ai</w:t>
             </w:r>
@@ -4099,8 +4806,8 @@
             <w:r>
               <w:rPr>
                 <w:rFonts w:ascii="Times New Roman" w:eastAsia="Calibri" w:hAnsi="Times New Roman" w:cs="Times New Roman"/>
-                <w:sz w:val="17"/>
-                <w:szCs w:val="17"/>
+                <w:sz w:val="16"/>
+                <w:szCs w:val="16"/>
               </w:rPr>
               <w:t xml:space="preserve"> Model Streamer (2025); Llama 3 405B specification</w:t>
             </w:r>
@@ -4108,12 +4815,6 @@
         </w:tc>
       </w:tr>
       <w:tr>
-        <w:tblPrEx>
-          <w:tblCellMar>
-            <w:top w:w="0" w:type="dxa"/>
-            <w:bottom w:w="0" w:type="dxa"/>
-          </w:tblCellMar>
-        </w:tblPrEx>
         <w:tc>
           <w:tcPr>
             <w:tcW w:w="0" w:type="auto"/>
@@ -4134,15 +4835,15 @@
             <w:pPr>
               <w:rPr>
                 <w:rFonts w:ascii="Times New Roman" w:hAnsi="Times New Roman" w:cs="Times New Roman"/>
-                <w:sz w:val="17"/>
-                <w:szCs w:val="17"/>
+                <w:sz w:val="16"/>
+                <w:szCs w:val="16"/>
               </w:rPr>
             </w:pPr>
             <w:r>
               <w:rPr>
                 <w:rFonts w:ascii="Times New Roman" w:eastAsia="Calibri" w:hAnsi="Times New Roman" w:cs="Times New Roman"/>
-                <w:sz w:val="17"/>
-                <w:szCs w:val="17"/>
+                <w:sz w:val="16"/>
+                <w:szCs w:val="16"/>
               </w:rPr>
               <w:t>Routing completion</w:t>
             </w:r>
@@ -4168,15 +4869,15 @@
             <w:pPr>
               <w:rPr>
                 <w:rFonts w:ascii="Times New Roman" w:hAnsi="Times New Roman" w:cs="Times New Roman"/>
-                <w:sz w:val="17"/>
-                <w:szCs w:val="17"/>
+                <w:sz w:val="16"/>
+                <w:szCs w:val="16"/>
               </w:rPr>
             </w:pPr>
             <w:r>
               <w:rPr>
                 <w:rFonts w:ascii="Times New Roman" w:eastAsia="Calibri" w:hAnsi="Times New Roman" w:cs="Times New Roman"/>
-                <w:sz w:val="17"/>
-                <w:szCs w:val="17"/>
+                <w:sz w:val="16"/>
+                <w:szCs w:val="16"/>
               </w:rPr>
               <w:t>E1</w:t>
             </w:r>
@@ -4202,15 +4903,15 @@
             <w:pPr>
               <w:rPr>
                 <w:rFonts w:ascii="Times New Roman" w:hAnsi="Times New Roman" w:cs="Times New Roman"/>
-                <w:sz w:val="17"/>
-                <w:szCs w:val="17"/>
+                <w:sz w:val="16"/>
+                <w:szCs w:val="16"/>
               </w:rPr>
             </w:pPr>
             <w:r>
               <w:rPr>
                 <w:rFonts w:ascii="Times New Roman" w:eastAsia="Calibri" w:hAnsi="Times New Roman" w:cs="Times New Roman"/>
-                <w:sz w:val="17"/>
-                <w:szCs w:val="17"/>
+                <w:sz w:val="16"/>
+                <w:szCs w:val="16"/>
               </w:rPr>
               <w:t>0.95</w:t>
             </w:r>
@@ -4236,17 +4937,27 @@
             <w:pPr>
               <w:rPr>
                 <w:rFonts w:ascii="Times New Roman" w:hAnsi="Times New Roman" w:cs="Times New Roman"/>
-                <w:sz w:val="17"/>
-                <w:szCs w:val="17"/>
-              </w:rPr>
-            </w:pPr>
+                <w:sz w:val="16"/>
+                <w:szCs w:val="16"/>
+              </w:rPr>
+            </w:pPr>
+            <w:proofErr w:type="gramStart"/>
             <w:r>
               <w:rPr>
                 <w:rFonts w:ascii="Times New Roman" w:eastAsia="Calibri" w:hAnsi="Times New Roman" w:cs="Times New Roman"/>
-                <w:sz w:val="17"/>
-                <w:szCs w:val="17"/>
-              </w:rPr>
-              <w:t>Uniform[0.90, 0.99]</w:t>
+                <w:sz w:val="16"/>
+                <w:szCs w:val="16"/>
+              </w:rPr>
+              <w:t>Uniform[</w:t>
+            </w:r>
+            <w:proofErr w:type="gramEnd"/>
+            <w:r>
+              <w:rPr>
+                <w:rFonts w:ascii="Times New Roman" w:eastAsia="Calibri" w:hAnsi="Times New Roman" w:cs="Times New Roman"/>
+                <w:sz w:val="16"/>
+                <w:szCs w:val="16"/>
+              </w:rPr>
+              <w:t>0.90, 0.99]</w:t>
             </w:r>
           </w:p>
         </w:tc>
@@ -4270,15 +4981,15 @@
             <w:pPr>
               <w:rPr>
                 <w:rFonts w:ascii="Times New Roman" w:hAnsi="Times New Roman" w:cs="Times New Roman"/>
-                <w:sz w:val="17"/>
-                <w:szCs w:val="17"/>
+                <w:sz w:val="16"/>
+                <w:szCs w:val="16"/>
               </w:rPr>
             </w:pPr>
             <w:r>
               <w:rPr>
                 <w:rFonts w:ascii="Times New Roman" w:eastAsia="Calibri" w:hAnsi="Times New Roman" w:cs="Times New Roman"/>
-                <w:sz w:val="17"/>
-                <w:szCs w:val="17"/>
+                <w:sz w:val="16"/>
+                <w:szCs w:val="16"/>
               </w:rPr>
               <w:t>Load balancer SLAs ≥99.99%, conservatively derated for orchestration layer that does not yet exist as a production system</w:t>
             </w:r>
@@ -4304,15 +5015,15 @@
             <w:pPr>
               <w:rPr>
                 <w:rFonts w:ascii="Times New Roman" w:hAnsi="Times New Roman" w:cs="Times New Roman"/>
-                <w:sz w:val="17"/>
-                <w:szCs w:val="17"/>
+                <w:sz w:val="16"/>
+                <w:szCs w:val="16"/>
               </w:rPr>
             </w:pPr>
             <w:r>
               <w:rPr>
                 <w:rFonts w:ascii="Times New Roman" w:eastAsia="Calibri" w:hAnsi="Times New Roman" w:cs="Times New Roman"/>
-                <w:sz w:val="17"/>
-                <w:szCs w:val="17"/>
+                <w:sz w:val="16"/>
+                <w:szCs w:val="16"/>
               </w:rPr>
               <w:t>AWS ELB SLA; Azure Standard Load Balancer SLA; Govindan et al., ACM SIGCOMM (2016)</w:t>
             </w:r>
@@ -4320,12 +5031,6 @@
         </w:tc>
       </w:tr>
       <w:tr>
-        <w:tblPrEx>
-          <w:tblCellMar>
-            <w:top w:w="0" w:type="dxa"/>
-            <w:bottom w:w="0" w:type="dxa"/>
-          </w:tblCellMar>
-        </w:tblPrEx>
         <w:tc>
           <w:tcPr>
             <w:tcW w:w="0" w:type="auto"/>
@@ -4346,15 +5051,15 @@
             <w:pPr>
               <w:rPr>
                 <w:rFonts w:ascii="Times New Roman" w:hAnsi="Times New Roman" w:cs="Times New Roman"/>
-                <w:sz w:val="17"/>
-                <w:szCs w:val="17"/>
+                <w:sz w:val="16"/>
+                <w:szCs w:val="16"/>
               </w:rPr>
             </w:pPr>
             <w:r>
               <w:rPr>
                 <w:rFonts w:ascii="Times New Roman" w:eastAsia="Calibri" w:hAnsi="Times New Roman" w:cs="Times New Roman"/>
-                <w:sz w:val="17"/>
-                <w:szCs w:val="17"/>
+                <w:sz w:val="16"/>
+                <w:szCs w:val="16"/>
               </w:rPr>
               <w:t>Bandwidth adequacy</w:t>
             </w:r>
@@ -4380,15 +5085,15 @@
             <w:pPr>
               <w:rPr>
                 <w:rFonts w:ascii="Times New Roman" w:hAnsi="Times New Roman" w:cs="Times New Roman"/>
-                <w:sz w:val="17"/>
-                <w:szCs w:val="17"/>
+                <w:sz w:val="16"/>
+                <w:szCs w:val="16"/>
               </w:rPr>
             </w:pPr>
             <w:r>
               <w:rPr>
                 <w:rFonts w:ascii="Times New Roman" w:eastAsia="Calibri" w:hAnsi="Times New Roman" w:cs="Times New Roman"/>
-                <w:sz w:val="17"/>
-                <w:szCs w:val="17"/>
+                <w:sz w:val="16"/>
+                <w:szCs w:val="16"/>
               </w:rPr>
               <w:t>E2</w:t>
             </w:r>
@@ -4414,15 +5119,15 @@
             <w:pPr>
               <w:rPr>
                 <w:rFonts w:ascii="Times New Roman" w:hAnsi="Times New Roman" w:cs="Times New Roman"/>
-                <w:sz w:val="17"/>
-                <w:szCs w:val="17"/>
+                <w:sz w:val="16"/>
+                <w:szCs w:val="16"/>
               </w:rPr>
             </w:pPr>
             <w:r>
               <w:rPr>
                 <w:rFonts w:ascii="Times New Roman" w:eastAsia="Calibri" w:hAnsi="Times New Roman" w:cs="Times New Roman"/>
-                <w:sz w:val="17"/>
-                <w:szCs w:val="17"/>
+                <w:sz w:val="16"/>
+                <w:szCs w:val="16"/>
               </w:rPr>
               <w:t>0.98</w:t>
             </w:r>
@@ -4448,17 +5153,27 @@
             <w:pPr>
               <w:rPr>
                 <w:rFonts w:ascii="Times New Roman" w:hAnsi="Times New Roman" w:cs="Times New Roman"/>
-                <w:sz w:val="17"/>
-                <w:szCs w:val="17"/>
-              </w:rPr>
-            </w:pPr>
+                <w:sz w:val="16"/>
+                <w:szCs w:val="16"/>
+              </w:rPr>
+            </w:pPr>
+            <w:proofErr w:type="gramStart"/>
             <w:r>
               <w:rPr>
                 <w:rFonts w:ascii="Times New Roman" w:eastAsia="Calibri" w:hAnsi="Times New Roman" w:cs="Times New Roman"/>
-                <w:sz w:val="17"/>
-                <w:szCs w:val="17"/>
-              </w:rPr>
-              <w:t>Uniform[0.95, 1.00]</w:t>
+                <w:sz w:val="16"/>
+                <w:szCs w:val="16"/>
+              </w:rPr>
+              <w:t>Uniform[</w:t>
+            </w:r>
+            <w:proofErr w:type="gramEnd"/>
+            <w:r>
+              <w:rPr>
+                <w:rFonts w:ascii="Times New Roman" w:eastAsia="Calibri" w:hAnsi="Times New Roman" w:cs="Times New Roman"/>
+                <w:sz w:val="16"/>
+                <w:szCs w:val="16"/>
+              </w:rPr>
+              <w:t>0.95, 1.00]</w:t>
             </w:r>
           </w:p>
         </w:tc>
@@ -4482,35 +5197,45 @@
             <w:pPr>
               <w:rPr>
                 <w:rFonts w:ascii="Times New Roman" w:hAnsi="Times New Roman" w:cs="Times New Roman"/>
-                <w:sz w:val="17"/>
-                <w:szCs w:val="17"/>
-              </w:rPr>
-            </w:pPr>
+                <w:sz w:val="16"/>
+                <w:szCs w:val="16"/>
+              </w:rPr>
+            </w:pPr>
+            <w:proofErr w:type="spellStart"/>
             <w:r>
               <w:rPr>
                 <w:rFonts w:ascii="Times New Roman" w:eastAsia="Calibri" w:hAnsi="Times New Roman" w:cs="Times New Roman"/>
-                <w:sz w:val="17"/>
-                <w:szCs w:val="17"/>
-              </w:rPr>
-              <w:t xml:space="preserve">Hyperscale WAN 42.4 </w:t>
-            </w:r>
-            <w:proofErr w:type="spellStart"/>
+                <w:sz w:val="16"/>
+                <w:szCs w:val="16"/>
+              </w:rPr>
+              <w:t>Hyperscaler</w:t>
+            </w:r>
+            <w:proofErr w:type="spellEnd"/>
             <w:r>
               <w:rPr>
                 <w:rFonts w:ascii="Times New Roman" w:eastAsia="Calibri" w:hAnsi="Times New Roman" w:cs="Times New Roman"/>
-                <w:sz w:val="17"/>
-                <w:szCs w:val="17"/>
-              </w:rPr>
-              <w:t>Tbps</w:t>
-            </w:r>
-            <w:proofErr w:type="spellEnd"/>
+                <w:sz w:val="16"/>
+                <w:szCs w:val="16"/>
+              </w:rPr>
+              <w:t xml:space="preserve"> bandwidth purchases on a single North American carrier reached 42.4 Tb cumulatively over 2020–</w:t>
+            </w:r>
+            <w:proofErr w:type="gramStart"/>
             <w:r>
               <w:rPr>
                 <w:rFonts w:ascii="Times New Roman" w:eastAsia="Calibri" w:hAnsi="Times New Roman" w:cs="Times New Roman"/>
-                <w:sz w:val="17"/>
-                <w:szCs w:val="17"/>
-              </w:rPr>
-              <w:t xml:space="preserve"> in 2024; inference payloads trivial relative to pre-staged weights</w:t>
+                <w:sz w:val="16"/>
+                <w:szCs w:val="16"/>
+              </w:rPr>
+              <w:t>2024;</w:t>
+            </w:r>
+            <w:proofErr w:type="gramEnd"/>
+            <w:r>
+              <w:rPr>
+                <w:rFonts w:ascii="Times New Roman" w:eastAsia="Calibri" w:hAnsi="Times New Roman" w:cs="Times New Roman"/>
+                <w:sz w:val="16"/>
+                <w:szCs w:val="16"/>
+              </w:rPr>
+              <w:t xml:space="preserve"> inference request/response payloads trivial relative to pre-staged weights</w:t>
             </w:r>
           </w:p>
         </w:tc>
@@ -4534,15 +5259,15 @@
             <w:pPr>
               <w:rPr>
                 <w:rFonts w:ascii="Times New Roman" w:hAnsi="Times New Roman" w:cs="Times New Roman"/>
-                <w:sz w:val="17"/>
-                <w:szCs w:val="17"/>
+                <w:sz w:val="16"/>
+                <w:szCs w:val="16"/>
               </w:rPr>
             </w:pPr>
             <w:r>
               <w:rPr>
                 <w:rFonts w:ascii="Times New Roman" w:eastAsia="Calibri" w:hAnsi="Times New Roman" w:cs="Times New Roman"/>
-                <w:sz w:val="17"/>
-                <w:szCs w:val="17"/>
+                <w:sz w:val="16"/>
+                <w:szCs w:val="16"/>
               </w:rPr>
               <w:t>Jain et al., ACM SIGCOMM (2013); Data Center Knowledge (November 2025)</w:t>
             </w:r>
@@ -4586,7 +5311,21 @@
         <w:rPr>
           <w:rFonts w:ascii="Times New Roman" w:eastAsia="Calibri" w:hAnsi="Times New Roman" w:cs="Times New Roman"/>
         </w:rPr>
-        <w:t>D1 (cross-region availability) is the only parameter that is observed per-hour rather than drawn parametrically. For each of the 200 ComEd stress hours, the conditional Monte Carlo uses the set of unstressed destination zones and their realized capacities directly from the day-ahead pricing data, rather than sampling from a distribution. This conditioning on observed grid states is the defining methodological feature of the conditional Monte Carlo relative to the baseline cascade.</w:t>
+        <w:t xml:space="preserve">D1 (cross-region availability) is the only parameter that is observed </w:t>
+      </w:r>
+      <w:proofErr w:type="gramStart"/>
+      <w:r>
+        <w:rPr>
+          <w:rFonts w:ascii="Times New Roman" w:eastAsia="Calibri" w:hAnsi="Times New Roman" w:cs="Times New Roman"/>
+        </w:rPr>
+        <w:t>per-hour</w:t>
+      </w:r>
+      <w:proofErr w:type="gramEnd"/>
+      <w:r>
+        <w:rPr>
+          <w:rFonts w:ascii="Times New Roman" w:eastAsia="Calibri" w:hAnsi="Times New Roman" w:cs="Times New Roman"/>
+        </w:rPr>
+        <w:t xml:space="preserve"> rather than drawn parametrically. For each of the 200 ComEd stress hours, the conditional Monte Carlo uses the set of unstressed destination zones and their realized capacities directly from the day-ahead pricing data, rather than sampling from a distribution. This conditioning on observed grid states is the defining methodological feature of the conditional Monte Carlo relative to the baseline cascade.</w:t>
       </w:r>
     </w:p>
     <w:p>
@@ -4654,7 +5393,21 @@
         <w:rPr>
           <w:rFonts w:ascii="Times New Roman" w:eastAsia="Calibri" w:hAnsi="Times New Roman" w:cs="Times New Roman"/>
         </w:rPr>
-        <w:t>Component-level load balancer SLAs imply availability exceeding 0.9999 across the major cloud providers. E1 is derated to 0.95 because the orchestration layer translating grid dispatch signals to compute routing does not yet exist as a production system; the value accounts for end-to-end reliability of software that has not been built and tested. As production orchestration systems are developed and operated, E1 would be expected to converge toward the SLA-implied values.</w:t>
+        <w:t xml:space="preserve">Component-level load balancer SLAs imply availability exceeding 0.9999 across the major cloud providers. E1 is derated to 0.95 because the orchestration layer translating grid dispatch signals to </w:t>
+      </w:r>
+      <w:proofErr w:type="gramStart"/>
+      <w:r>
+        <w:rPr>
+          <w:rFonts w:ascii="Times New Roman" w:eastAsia="Calibri" w:hAnsi="Times New Roman" w:cs="Times New Roman"/>
+        </w:rPr>
+        <w:t>compute routing</w:t>
+      </w:r>
+      <w:proofErr w:type="gramEnd"/>
+      <w:r>
+        <w:rPr>
+          <w:rFonts w:ascii="Times New Roman" w:eastAsia="Calibri" w:hAnsi="Times New Roman" w:cs="Times New Roman"/>
+        </w:rPr>
+        <w:t xml:space="preserve"> does not yet exist as a production system; the value accounts for end-to-end reliability of software that has not been built and tested. As production orchestration systems are developed and operated, E1 would be expected to converge toward the SLA-implied values.</w:t>
       </w:r>
     </w:p>
     <w:p>
@@ -4676,21 +5429,288 @@
         <w:rPr>
           <w:rFonts w:ascii="Times New Roman" w:eastAsia="Calibri" w:hAnsi="Times New Roman" w:cs="Times New Roman"/>
         </w:rPr>
-        <w:t xml:space="preserve">Commitment depth is computed as Spatial + DVFS × (S1 − Spatial), applying DVFS only to the compute-amenable portion of facility load. This formulation follows Colangelo et al.’s measurement of DVFS power reduction at the GPU cluster level via </w:t>
+        <w:t xml:space="preserve">Commitment depth is computed as Spatial + FLEX × (S1 − Spatial), applying software-orchestrated GPU flexibility only to the compute-amenable portion of facility load. The FLEX coefficient is set at 0.25, consistent with the aggregate power reduction sustained by Colangelo et al. on a 256-GPU cluster through combined DVFS, job pausing, and GPU resource reallocation (ref. 5). The restriction to the S1 envelope reflects the physical constraint that GPU-level flexibility techniques cannot reduce cooling, networking, or power conditioning load, and should not be applied to the full facility envelope. </w:t>
+      </w:r>
+      <w:r>
+        <w:rPr>
+          <w:rFonts w:ascii="Times New Roman" w:eastAsia="Calibri" w:hAnsi="Times New Roman" w:cs="Times New Roman"/>
+        </w:rPr>
+        <w:t>Commitment depth throughout is reported as a fraction of the facility's inference-compute envelope. Translations to facility-metered quantities in Section 6 apply a PUE factor of 1.3, representative of hyperscale inference-dominant facilities; at higher PUE values, facility-metered MW would scale inversely with the PUE assumption.</w:t>
+      </w:r>
+      <w:r>
+        <w:rPr>
+          <w:rFonts w:ascii="Times New Roman" w:eastAsia="Calibri" w:hAnsi="Times New Roman" w:cs="Times New Roman"/>
+        </w:rPr>
+        <w:t xml:space="preserve"> </w:t>
+      </w:r>
+      <w:r>
+        <w:rPr>
+          <w:rFonts w:ascii="Times New Roman" w:eastAsia="Calibri" w:hAnsi="Times New Roman" w:cs="Times New Roman"/>
+        </w:rPr>
+        <w:t xml:space="preserve">The local-orchestration floor reported in Section 5 (17.5% for inference-dominant facilities) is FLEX × S1 = 0.25 × 0.70, representing the commitment depth achievable through software-orchestrated GPU flexibility alone — combining DVFS, job pausing, and GPU resource reallocation as demonstrated by Colangelo et </w:t>
+      </w:r>
+      <w:proofErr w:type="gramStart"/>
+      <w:r>
+        <w:rPr>
+          <w:rFonts w:ascii="Times New Roman" w:eastAsia="Calibri" w:hAnsi="Times New Roman" w:cs="Times New Roman"/>
+        </w:rPr>
+        <w:t>al. —</w:t>
+      </w:r>
+      <w:proofErr w:type="gramEnd"/>
+      <w:r>
+        <w:rPr>
+          <w:rFonts w:ascii="Times New Roman" w:eastAsia="Calibri" w:hAnsi="Times New Roman" w:cs="Times New Roman"/>
+        </w:rPr>
+        <w:t xml:space="preserve"> without any spatial </w:t>
+      </w:r>
+      <w:proofErr w:type="gramStart"/>
+      <w:r>
+        <w:rPr>
+          <w:rFonts w:ascii="Times New Roman" w:eastAsia="Calibri" w:hAnsi="Times New Roman" w:cs="Times New Roman"/>
+        </w:rPr>
+        <w:t>migration.</w:t>
+      </w:r>
+      <w:r>
+        <w:rPr>
+          <w:rFonts w:ascii="Times New Roman" w:eastAsia="Calibri" w:hAnsi="Times New Roman" w:cs="Times New Roman"/>
+        </w:rPr>
+        <w:t>.</w:t>
+      </w:r>
+      <w:proofErr w:type="gramEnd"/>
+    </w:p>
+    <w:p>
+      <w:pPr>
+        <w:rPr>
+          <w:rFonts w:ascii="Times New Roman" w:hAnsi="Times New Roman" w:cs="Times New Roman"/>
+          <w:bCs/>
+        </w:rPr>
+      </w:pPr>
+      <w:r>
+        <w:rPr>
+          <w:rFonts w:ascii="Times New Roman" w:hAnsi="Times New Roman" w:cs="Times New Roman"/>
+          <w:b/>
+          <w:bCs/>
+        </w:rPr>
+        <w:t>Variance decomposition.</w:t>
+      </w:r>
+      <w:r>
+        <w:rPr>
+          <w:rFonts w:ascii="Times New Roman" w:hAnsi="Times New Roman" w:cs="Times New Roman"/>
+          <w:bCs/>
+        </w:rPr>
+        <w:t xml:space="preserve"> </w:t>
+      </w:r>
+      <w:r>
+        <w:rPr>
+          <w:rFonts w:ascii="Times New Roman" w:hAnsi="Times New Roman" w:cs="Times New Roman"/>
+          <w:bCs/>
+        </w:rPr>
+        <w:t xml:space="preserve">The cascade Monte Carlo (N = 50,000) draws the nine stochastic parameters independently from their specified distributions, computes the multiplicative product, and applies the commitment depth formula. S1 is held fixed at 0.70 because it defines the </w:t>
+      </w:r>
+      <w:r>
+        <w:rPr>
+          <w:rFonts w:ascii="Times New Roman" w:hAnsi="Times New Roman" w:cs="Times New Roman"/>
+          <w:bCs/>
+        </w:rPr>
+        <w:lastRenderedPageBreak/>
+        <w:t>analysis scope (inference-dominant facilities) rather than representing uncertainty within that scope. Variance attribution uses the η² correlation ratio, computed by digitizing each parameter into 20 quantile bins and measuring the between-bin variance of cascade output as a fraction of total variance. This yields the variance shares reported in Section 2 (D2: 44%, D4: 28%, D5: 13%, S2: 13%). These shares reflect the model's distributional assumptions, not empirical frequencies; their function is to identify which parameters most repay direct measurement.</w:t>
+      </w:r>
+    </w:p>
+    <w:p>
+      <w:pPr>
+        <w:rPr>
+          <w:rFonts w:ascii="Times New Roman" w:hAnsi="Times New Roman" w:cs="Times New Roman"/>
+          <w:bCs/>
+        </w:rPr>
+      </w:pPr>
+      <w:r>
+        <w:rPr>
+          <w:rFonts w:ascii="Times New Roman" w:hAnsi="Times New Roman" w:cs="Times New Roman"/>
+          <w:b/>
+          <w:bCs/>
+        </w:rPr>
+        <w:t>Stress threshold definition.</w:t>
+      </w:r>
+      <w:r>
+        <w:rPr>
+          <w:rFonts w:ascii="Times New Roman" w:hAnsi="Times New Roman" w:cs="Times New Roman"/>
+          <w:bCs/>
+        </w:rPr>
+        <w:t xml:space="preserve"> </w:t>
+      </w:r>
+      <w:r>
+        <w:rPr>
+          <w:rFonts w:ascii="Times New Roman" w:hAnsi="Times New Roman" w:cs="Times New Roman"/>
+          <w:bCs/>
+        </w:rPr>
+        <w:t>Stress hours are defined as the top 50 hours per year per zone (approximately the 99.4th percentile of each zone's four-year distribution), yielding 200 ComEd stress hours over the January 2022 through December 2025 observation period. Sensitivity analysis at alternative thresholds confirms the headline any-destination availability finding is stable: 99.0% at the baseline, varying by at most 1.25 percentage points at the top 25 and top 100 hours per year specifications. The capacity-weighted overlap declines monotonically with threshold tightness (23.9% at top 100/year, 21.6% at baseline, 15.2% at top 25/year), indicating that cross-region decorrelation strengthens at more extreme stress intensities (Extended Data Fig. 1).</w:t>
+      </w:r>
+    </w:p>
+    <w:p>
+      <w:pPr>
+        <w:rPr>
+          <w:rFonts w:ascii="Times New Roman" w:hAnsi="Times New Roman" w:cs="Times New Roman"/>
+          <w:bCs/>
+        </w:rPr>
+      </w:pPr>
+      <w:r>
+        <w:rPr>
+          <w:rFonts w:ascii="Times New Roman" w:hAnsi="Times New Roman" w:cs="Times New Roman"/>
+          <w:b/>
+          <w:bCs/>
+        </w:rPr>
+        <w:t>Workload datasets.</w:t>
+      </w:r>
+      <w:r>
+        <w:rPr>
+          <w:rFonts w:ascii="Times New Roman" w:hAnsi="Times New Roman" w:cs="Times New Roman"/>
+          <w:bCs/>
+        </w:rPr>
+        <w:t xml:space="preserve"> </w:t>
+      </w:r>
+      <w:r>
+        <w:rPr>
+          <w:rFonts w:ascii="Times New Roman" w:hAnsi="Times New Roman" w:cs="Times New Roman"/>
+          <w:bCs/>
+        </w:rPr>
+        <w:t xml:space="preserve">We analyzed 44.1 million production LLM inference requests across two Azure services (Coding and Conversation) drawn from the </w:t>
       </w:r>
       <w:proofErr w:type="spellStart"/>
       <w:r>
         <w:rPr>
-          <w:rFonts w:ascii="Times New Roman" w:eastAsia="Calibri" w:hAnsi="Times New Roman" w:cs="Times New Roman"/>
-        </w:rPr>
-        <w:t>nvidia-smi</w:t>
+          <w:rFonts w:ascii="Times New Roman" w:hAnsi="Times New Roman" w:cs="Times New Roman"/>
+          <w:bCs/>
+        </w:rPr>
+        <w:t>DynamoLLM</w:t>
       </w:r>
       <w:proofErr w:type="spellEnd"/>
       <w:r>
         <w:rPr>
-          <w:rFonts w:ascii="Times New Roman" w:eastAsia="Calibri" w:hAnsi="Times New Roman" w:cs="Times New Roman"/>
-        </w:rPr>
-        <w:t xml:space="preserve"> rather than at the facility meter (ref. 5); DVFS cannot reduce cooling or infrastructure load and should not be applied to the full facility envelope.</w:t>
+          <w:rFonts w:ascii="Times New Roman" w:hAnsi="Times New Roman" w:cs="Times New Roman"/>
+          <w:bCs/>
+        </w:rPr>
+        <w:t xml:space="preserve"> trace release on the Azure Public Dataset repository, spanning seven days in May 2024. The underlying traces were characterized for energy-management purposes by Stojkovic et al. (ref. 1</w:t>
+      </w:r>
+      <w:r>
+        <w:rPr>
+          <w:rFonts w:ascii="Times New Roman" w:hAnsi="Times New Roman" w:cs="Times New Roman"/>
+          <w:bCs/>
+        </w:rPr>
+        <w:t>2</w:t>
+      </w:r>
+      <w:r>
+        <w:rPr>
+          <w:rFonts w:ascii="Times New Roman" w:hAnsi="Times New Roman" w:cs="Times New Roman"/>
+          <w:bCs/>
+        </w:rPr>
+        <w:t xml:space="preserve">). We separately analyzed the </w:t>
+      </w:r>
+      <w:proofErr w:type="spellStart"/>
+      <w:r>
+        <w:rPr>
+          <w:rFonts w:ascii="Times New Roman" w:hAnsi="Times New Roman" w:cs="Times New Roman"/>
+          <w:bCs/>
+        </w:rPr>
+        <w:t>BurstGPT</w:t>
+      </w:r>
+      <w:proofErr w:type="spellEnd"/>
+      <w:r>
+        <w:rPr>
+          <w:rFonts w:ascii="Times New Roman" w:hAnsi="Times New Roman" w:cs="Times New Roman"/>
+          <w:bCs/>
+        </w:rPr>
+        <w:t xml:space="preserve"> dataset (</w:t>
+      </w:r>
+      <w:proofErr w:type="spellStart"/>
+      <w:r>
+        <w:rPr>
+          <w:rFonts w:ascii="Times New Roman" w:hAnsi="Times New Roman" w:cs="Times New Roman"/>
+          <w:bCs/>
+        </w:rPr>
+        <w:t>arXiv</w:t>
+      </w:r>
+      <w:proofErr w:type="spellEnd"/>
+      <w:r>
+        <w:rPr>
+          <w:rFonts w:ascii="Times New Roman" w:hAnsi="Times New Roman" w:cs="Times New Roman"/>
+          <w:bCs/>
+        </w:rPr>
+        <w:t xml:space="preserve"> v3 release), comprising 5.29 million requests from Azure OpenAI regional endpoints over 121 days of continuous observation (ref. 1</w:t>
+      </w:r>
+      <w:r>
+        <w:rPr>
+          <w:rFonts w:ascii="Times New Roman" w:hAnsi="Times New Roman" w:cs="Times New Roman"/>
+          <w:bCs/>
+        </w:rPr>
+        <w:t>3</w:t>
+      </w:r>
+      <w:r>
+        <w:rPr>
+          <w:rFonts w:ascii="Times New Roman" w:hAnsi="Times New Roman" w:cs="Times New Roman"/>
+          <w:bCs/>
+        </w:rPr>
+        <w:t>).</w:t>
+      </w:r>
+      <w:r>
+        <w:rPr>
+          <w:rFonts w:ascii="Times New Roman" w:hAnsi="Times New Roman" w:cs="Times New Roman"/>
+          <w:bCs/>
+        </w:rPr>
+        <w:t xml:space="preserve"> </w:t>
+      </w:r>
+      <w:r>
+        <w:rPr>
+          <w:rFonts w:ascii="Times New Roman" w:hAnsi="Times New Roman" w:cs="Times New Roman"/>
+          <w:bCs/>
+        </w:rPr>
+        <w:t>Both datasets represent production inference traffic. Drain times are computed as generated tokens divided by a central generation rate of 60 tokens per second, with sensitivity across 30–120 tokens/sec reported in Extended Data Fig. 2.</w:t>
+      </w:r>
+    </w:p>
+    <w:p>
+      <w:pPr>
+        <w:rPr>
+          <w:rFonts w:ascii="Times New Roman" w:hAnsi="Times New Roman" w:cs="Times New Roman"/>
+          <w:bCs/>
+        </w:rPr>
+      </w:pPr>
+      <w:r>
+        <w:rPr>
+          <w:rFonts w:ascii="Times New Roman" w:hAnsi="Times New Roman" w:cs="Times New Roman"/>
+          <w:bCs/>
+        </w:rPr>
+        <w:t xml:space="preserve">The two datasets differ in temporal structure: </w:t>
+      </w:r>
+      <w:proofErr w:type="spellStart"/>
+      <w:r>
+        <w:rPr>
+          <w:rFonts w:ascii="Times New Roman" w:hAnsi="Times New Roman" w:cs="Times New Roman"/>
+          <w:bCs/>
+        </w:rPr>
+        <w:t>DynamoLLM</w:t>
+      </w:r>
+      <w:proofErr w:type="spellEnd"/>
+      <w:r>
+        <w:rPr>
+          <w:rFonts w:ascii="Times New Roman" w:hAnsi="Times New Roman" w:cs="Times New Roman"/>
+          <w:bCs/>
+        </w:rPr>
+        <w:t xml:space="preserve"> shows strong diurnal variation (3× peak-to-trough for conversational workloads, 35× for coding workloads), while </w:t>
+      </w:r>
+      <w:proofErr w:type="spellStart"/>
+      <w:r>
+        <w:rPr>
+          <w:rFonts w:ascii="Times New Roman" w:hAnsi="Times New Roman" w:cs="Times New Roman"/>
+          <w:bCs/>
+        </w:rPr>
+        <w:t>BurstGPT</w:t>
+      </w:r>
+      <w:proofErr w:type="spellEnd"/>
+      <w:r>
+        <w:rPr>
+          <w:rFonts w:ascii="Times New Roman" w:hAnsi="Times New Roman" w:cs="Times New Roman"/>
+          <w:bCs/>
+        </w:rPr>
+        <w:t xml:space="preserve"> exhibits near-continuous 24-hour activity with minimal weekly periodicity. This divergence reflects differing user populations and does not affect the S3 parameterization, which depends on per-request drain time rather than aggregate traffic volume.</w:t>
       </w:r>
     </w:p>
     <w:p>
@@ -4706,7 +5726,7 @@
           <w:b/>
           <w:bCs/>
         </w:rPr>
-        <w:t>Variance decomposition.</w:t>
+        <w:t>Conditional Monte Carlo simulation.</w:t>
       </w:r>
       <w:r>
         <w:rPr>
@@ -4720,8 +5740,91 @@
           <w:rFonts w:ascii="Times New Roman" w:hAnsi="Times New Roman" w:cs="Times New Roman"/>
           <w:bCs/>
         </w:rPr>
-        <w:t>The cascade Monte Carlo (N = 50,000) draws the nine stochastic parameters independently from their specified distributions, computes the multiplicative product, and applies the commitment depth formula. S1 is held fixed at 0.70 because it defines the analysis scope (inference-dominant facilities) rather than representing uncertainty within that scope. Variance attribution uses the η² correlation ratio, computed by digitizing each parameter into 20 quantile bins and measuring the between-bin variance of cascade output as a fraction of total variance. This yields the variance shares reported in Section 2 (D2: 44%, D4: 28%, D5: 13%, S2: 13%). These shares reflect the model's distributional assumptions, not empirical frequencies; their function is to identify which parameters most repay direct measurement.</w:t>
-      </w:r>
+        <w:t xml:space="preserve">D1 is observed per-hour from the empirical pricing data rather than drawn from a distribution. For each of the 200 ComEd stress hours, the simulation identifies the set of unstressed destination zones from DA LMP flags and uses their realized capacities directly. For each unstressed destination, available headroom is computed as destination capacity × D2 × D3 × D4 × D5. Migrating demand is allocated across destinations in proportion to available headroom; when aggregate demand exceeds aggregate headroom, destinations fill to their individual </w:t>
+      </w:r>
+      <w:proofErr w:type="gramStart"/>
+      <w:r>
+        <w:rPr>
+          <w:rFonts w:ascii="Times New Roman" w:hAnsi="Times New Roman" w:cs="Times New Roman"/>
+          <w:bCs/>
+        </w:rPr>
+        <w:t>capacities</w:t>
+      </w:r>
+      <w:proofErr w:type="gramEnd"/>
+      <w:r>
+        <w:rPr>
+          <w:rFonts w:ascii="Times New Roman" w:hAnsi="Times New Roman" w:cs="Times New Roman"/>
+          <w:bCs/>
+        </w:rPr>
+        <w:t xml:space="preserve"> and the unallocated demand contributes only the </w:t>
+      </w:r>
+      <w:r>
+        <w:rPr>
+          <w:rFonts w:ascii="Times New Roman" w:hAnsi="Times New Roman" w:cs="Times New Roman"/>
+          <w:bCs/>
+        </w:rPr>
+        <w:t>local-orchestration</w:t>
+      </w:r>
+      <w:r>
+        <w:rPr>
+          <w:rFonts w:ascii="Times New Roman" w:hAnsi="Times New Roman" w:cs="Times New Roman"/>
+          <w:bCs/>
+        </w:rPr>
+        <w:t xml:space="preserve"> floor to commitment depth. This produces the scale-dependent contention effect analyzed in </w:t>
+      </w:r>
+      <w:r>
+        <w:rPr>
+          <w:rFonts w:ascii="Times New Roman" w:hAnsi="Times New Roman" w:cs="Times New Roman"/>
+          <w:bCs/>
+        </w:rPr>
+        <w:t xml:space="preserve">Section </w:t>
+      </w:r>
+      <w:r>
+        <w:rPr>
+          <w:rFonts w:ascii="Times New Roman" w:hAnsi="Times New Roman" w:cs="Times New Roman"/>
+          <w:bCs/>
+        </w:rPr>
+        <w:t>5.</w:t>
+      </w:r>
+    </w:p>
+    <w:p>
+      <w:pPr>
+        <w:rPr>
+          <w:rFonts w:ascii="Times New Roman" w:hAnsi="Times New Roman" w:cs="Times New Roman"/>
+          <w:bCs/>
+        </w:rPr>
+      </w:pPr>
+      <w:r>
+        <w:rPr>
+          <w:rFonts w:ascii="Times New Roman" w:hAnsi="Times New Roman" w:cs="Times New Roman"/>
+          <w:bCs/>
+        </w:rPr>
+        <w:lastRenderedPageBreak/>
+        <w:t>Three parameters are drawn independently per iteration from their specified uniform distributions: D2 (utilization headroom), D4 (inference workload share), and D5 (pre-staging readiness). These represent the residual absorption uncertainty the operator cannot observe at commitment time. Six parameters are held fixed at central values because, from an operator's perspective at commitment time, they are either scope-defining (S1 = 0.70), known in-house software properties (S3 = 0.90, D3 = 0.88), regulatory constraints (S2 = 0.70), or high-confidence infrastructure SLAs (E1 = 0.95, E2 = 0.98). This parameter scheme distinguishes the conditional Monte Carlo's question from the cascade Monte Carlo's question of which parameters drive scientific uncertainty in the framework itself.</w:t>
+      </w:r>
+    </w:p>
+    <w:p>
+      <w:pPr>
+        <w:rPr>
+          <w:rFonts w:ascii="Times New Roman" w:hAnsi="Times New Roman" w:cs="Times New Roman"/>
+          <w:bCs/>
+        </w:rPr>
+      </w:pPr>
+      <w:r>
+        <w:rPr>
+          <w:rFonts w:ascii="Times New Roman" w:hAnsi="Times New Roman" w:cs="Times New Roman"/>
+          <w:bCs/>
+        </w:rPr>
+        <w:t>The simulation uses 2,000 independent draws per stress hour, yielding 400,000 total samples.</w:t>
+      </w:r>
+    </w:p>
+    <w:p>
+      <w:pPr>
+        <w:rPr>
+          <w:rFonts w:ascii="Times New Roman" w:hAnsi="Times New Roman" w:cs="Times New Roman"/>
+          <w:bCs/>
+        </w:rPr>
+      </w:pPr>
     </w:p>
     <w:p>
       <w:pPr>
@@ -4736,7 +5839,7 @@
           <w:b/>
           <w:bCs/>
         </w:rPr>
-        <w:t>Stress threshold definition.</w:t>
+        <w:t>Destination pool.</w:t>
       </w:r>
       <w:r>
         <w:rPr>
@@ -4750,7 +5853,157 @@
           <w:rFonts w:ascii="Times New Roman" w:hAnsi="Times New Roman" w:cs="Times New Roman"/>
           <w:bCs/>
         </w:rPr>
-        <w:t xml:space="preserve">Stress hours are defined as the top 50 hours per year per zone (approximately the 99.4th percentile of each zone's four-year distribution), yielding 200 ComEd stress hours over the January 2022 through December 2025 observation period. Sensitivity analysis at alternative thresholds confirms the headline any-destination availability finding is </w:t>
+        <w:t>The destination pool comprises 17 hourly-price zones across four grid regions: ERCOT (four load zones), CAISO (two zones), MISO (six zones keyed to MISO-published day-ahead hub LMPs: Minnesota, Indiana, Illinois, Michigan, Arkansas, and Louisiana), and NYISO (five zones), totaling 17.2 GW of operational data center capacity.</w:t>
+      </w:r>
+    </w:p>
+    <w:p>
+      <w:pPr>
+        <w:rPr>
+          <w:rFonts w:ascii="Times New Roman" w:hAnsi="Times New Roman" w:cs="Times New Roman"/>
+          <w:bCs/>
+        </w:rPr>
+      </w:pPr>
+      <w:r>
+        <w:rPr>
+          <w:rFonts w:ascii="Times New Roman" w:hAnsi="Times New Roman" w:cs="Times New Roman"/>
+          <w:bCs/>
+        </w:rPr>
+        <w:t xml:space="preserve">Two MISO load-resource zones with operational data center capacity are excluded because MISO does not publish dedicated day-ahead hub LMPs for these zones: Zone 2 (Wisconsin, 24 MW operational with ~7,600 MW announced buildout) and Zone 5 (Missouri, 411 MW operational). Sensitivity analysis using neighboring-hub LMP proxies for these zones is deferred to future work. MISO Illinois Hub is retained despite its geographic proximity to ComEd because MISO and PJM are independently dispatched; its mapped operational capacity (66 MW) is negligible relative to the destination pool. WECC non-ISO bilateral trading hubs (Mid-Columbia, Palo Verde) are also excluded because their published price data is </w:t>
+      </w:r>
+      <w:proofErr w:type="gramStart"/>
+      <w:r>
+        <w:rPr>
+          <w:rFonts w:ascii="Times New Roman" w:hAnsi="Times New Roman" w:cs="Times New Roman"/>
+          <w:bCs/>
+        </w:rPr>
+        <w:t>daily-resolution</w:t>
+      </w:r>
+      <w:proofErr w:type="gramEnd"/>
+      <w:r>
+        <w:rPr>
+          <w:rFonts w:ascii="Times New Roman" w:hAnsi="Times New Roman" w:cs="Times New Roman"/>
+          <w:bCs/>
+        </w:rPr>
+        <w:t>, insufficient for hourly stress event detection.</w:t>
+      </w:r>
+    </w:p>
+    <w:p>
+      <w:pPr>
+        <w:rPr>
+          <w:rFonts w:ascii="Times New Roman" w:hAnsi="Times New Roman" w:cs="Times New Roman"/>
+          <w:bCs/>
+        </w:rPr>
+      </w:pPr>
+      <w:r>
+        <w:rPr>
+          <w:rFonts w:ascii="Times New Roman" w:hAnsi="Times New Roman" w:cs="Times New Roman"/>
+          <w:bCs/>
+        </w:rPr>
+        <w:t>These excluded hubs represent approximately 9,900 MW of current data center capacity. Their inclusion would increase destination headroom and shift fleet commitment depth upward; reported figures are therefore conservative with respect to the full destination pool.</w:t>
+      </w:r>
+    </w:p>
+    <w:p>
+      <w:pPr>
+        <w:rPr>
+          <w:rFonts w:ascii="Times New Roman" w:hAnsi="Times New Roman" w:cs="Times New Roman"/>
+          <w:bCs/>
+        </w:rPr>
+      </w:pPr>
+      <w:r>
+        <w:rPr>
+          <w:rFonts w:ascii="Times New Roman" w:hAnsi="Times New Roman" w:cs="Times New Roman"/>
+          <w:b/>
+          <w:bCs/>
+        </w:rPr>
+        <w:t>Per-GW parametric sweep.</w:t>
+      </w:r>
+      <w:r>
+        <w:rPr>
+          <w:rFonts w:ascii="Times New Roman" w:hAnsi="Times New Roman" w:cs="Times New Roman"/>
+          <w:bCs/>
+        </w:rPr>
+        <w:t xml:space="preserve"> </w:t>
+      </w:r>
+      <w:r>
+        <w:rPr>
+          <w:rFonts w:ascii="Times New Roman" w:hAnsi="Times New Roman" w:cs="Times New Roman"/>
+          <w:bCs/>
+        </w:rPr>
+        <w:t xml:space="preserve">The fleet-level analysis evaluates commitment depth as a continuous function of fleet size from 0.5 to 15 GW. At each fleet size, the migrating demand in each stress hour is </w:t>
+      </w:r>
+      <w:proofErr w:type="spellStart"/>
+      <w:r>
+        <w:rPr>
+          <w:rFonts w:ascii="Times New Roman" w:hAnsi="Times New Roman" w:cs="Times New Roman"/>
+          <w:bCs/>
+        </w:rPr>
+        <w:t>fleet_MW</w:t>
+      </w:r>
+      <w:proofErr w:type="spellEnd"/>
+      <w:r>
+        <w:rPr>
+          <w:rFonts w:ascii="Times New Roman" w:hAnsi="Times New Roman" w:cs="Times New Roman"/>
+          <w:bCs/>
+        </w:rPr>
+        <w:t xml:space="preserve"> × S1 × S2 × S3 (the source-side cascade product). This demand competes for the same per-hour destination headroom computed in the conditional MC. The same D2/D4/D5 draws are reused across all fleet sizes to isolate the scale effect from Monte Carlo variance. The sweep identifies the contention onset (the fleet size at which more than 50% of draw-hour combinations become destination-constrained)</w:t>
+      </w:r>
+      <w:r>
+        <w:rPr>
+          <w:rFonts w:ascii="Times New Roman" w:hAnsi="Times New Roman" w:cs="Times New Roman"/>
+          <w:bCs/>
+        </w:rPr>
+        <w:t xml:space="preserve"> </w:t>
+      </w:r>
+      <w:r>
+        <w:rPr>
+          <w:rFonts w:ascii="Times New Roman" w:hAnsi="Times New Roman" w:cs="Times New Roman"/>
+          <w:bCs/>
+        </w:rPr>
+        <w:t xml:space="preserve">and produces the commitment depth curve reported in </w:t>
+      </w:r>
+      <w:r>
+        <w:rPr>
+          <w:rFonts w:ascii="Times New Roman" w:hAnsi="Times New Roman" w:cs="Times New Roman"/>
+          <w:bCs/>
+        </w:rPr>
+        <w:t xml:space="preserve">Section </w:t>
+      </w:r>
+      <w:r>
+        <w:rPr>
+          <w:rFonts w:ascii="Times New Roman" w:hAnsi="Times New Roman" w:cs="Times New Roman"/>
+          <w:bCs/>
+        </w:rPr>
+        <w:t>5.</w:t>
+      </w:r>
+    </w:p>
+    <w:p>
+      <w:pPr>
+        <w:rPr>
+          <w:rFonts w:ascii="Times New Roman" w:hAnsi="Times New Roman" w:cs="Times New Roman"/>
+          <w:bCs/>
+        </w:rPr>
+      </w:pPr>
+      <w:r>
+        <w:rPr>
+          <w:rFonts w:ascii="Times New Roman" w:hAnsi="Times New Roman" w:cs="Times New Roman"/>
+          <w:b/>
+          <w:bCs/>
+        </w:rPr>
+        <w:t>Sensitivity analysis.</w:t>
+      </w:r>
+      <w:r>
+        <w:rPr>
+          <w:rFonts w:ascii="Times New Roman" w:hAnsi="Times New Roman" w:cs="Times New Roman"/>
+          <w:bCs/>
+        </w:rPr>
+        <w:t xml:space="preserve"> </w:t>
+      </w:r>
+      <w:r>
+        <w:rPr>
+          <w:rFonts w:ascii="Times New Roman" w:hAnsi="Times New Roman" w:cs="Times New Roman"/>
+          <w:bCs/>
+        </w:rPr>
+        <w:t xml:space="preserve">The two-dimensional sensitivity surface evaluates fleet commitment depth at 10 GW across a 10 × 10 grid of D2 and D5 values. D3 and D4 are held at central values. </w:t>
       </w:r>
       <w:r>
         <w:rPr>
@@ -4758,7 +6011,70 @@
           <w:bCs/>
         </w:rPr>
         <w:lastRenderedPageBreak/>
-        <w:t>stable: 99.0% at the baseline, varying by at most 1.25 percentage points at the top 25 and top 100 hours per year specifications. The capacity-weighted overlap declines monotonically with threshold tightness (23.9% at top 100/year, 21.6% at baseline, 15.2% at top 25/year), indicating that cross-region decorrelation strengthens at more extreme stress intensities (Extended Data Fig. 1).</w:t>
+        <w:t xml:space="preserve">Source-side and execution parameters (S1, S2, S3, E1, E2) are held at their conditional MC central values, and D1 is observed </w:t>
+      </w:r>
+      <w:proofErr w:type="gramStart"/>
+      <w:r>
+        <w:rPr>
+          <w:rFonts w:ascii="Times New Roman" w:hAnsi="Times New Roman" w:cs="Times New Roman"/>
+          <w:bCs/>
+        </w:rPr>
+        <w:t>per-hour</w:t>
+      </w:r>
+      <w:proofErr w:type="gramEnd"/>
+      <w:r>
+        <w:rPr>
+          <w:rFonts w:ascii="Times New Roman" w:hAnsi="Times New Roman" w:cs="Times New Roman"/>
+          <w:bCs/>
+        </w:rPr>
+        <w:t xml:space="preserve"> from the empirical pricing data as in the base conditional MC. Each grid point computes deterministic hour-by-hour commitment depth under these fixed parameter choices.</w:t>
+      </w:r>
+    </w:p>
+    <w:p>
+      <w:pPr>
+        <w:rPr>
+          <w:rFonts w:ascii="Times New Roman" w:hAnsi="Times New Roman" w:cs="Times New Roman"/>
+          <w:bCs/>
+        </w:rPr>
+      </w:pPr>
+      <w:r>
+        <w:rPr>
+          <w:rFonts w:ascii="Times New Roman" w:hAnsi="Times New Roman" w:cs="Times New Roman"/>
+          <w:bCs/>
+        </w:rPr>
+        <w:t xml:space="preserve">The tornado chart quantifies one-at-a-time sensitivity at 10 GW fleet size across nine parameters, sweeping each from its lower to upper bound while holding all others at central values. S1 is excluded as a scope-defining parameter. D1 is swept parametrically across its range (0.945, 0.990, 0.995) rather than observed per-hour, which enables direct comparability of D1's uncertainty envelope against the other parameters. Source-side parameters (S2, S3) register zero sensitivity at fleet scale because destination contention binds in </w:t>
+      </w:r>
+      <w:proofErr w:type="gramStart"/>
+      <w:r>
+        <w:rPr>
+          <w:rFonts w:ascii="Times New Roman" w:hAnsi="Times New Roman" w:cs="Times New Roman"/>
+          <w:bCs/>
+        </w:rPr>
+        <w:t>the majority of</w:t>
+      </w:r>
+      <w:proofErr w:type="gramEnd"/>
+      <w:r>
+        <w:rPr>
+          <w:rFonts w:ascii="Times New Roman" w:hAnsi="Times New Roman" w:cs="Times New Roman"/>
+          <w:bCs/>
+        </w:rPr>
+        <w:t xml:space="preserve"> </w:t>
+      </w:r>
+      <w:proofErr w:type="gramStart"/>
+      <w:r>
+        <w:rPr>
+          <w:rFonts w:ascii="Times New Roman" w:hAnsi="Times New Roman" w:cs="Times New Roman"/>
+          <w:bCs/>
+        </w:rPr>
+        <w:t>draws</w:t>
+      </w:r>
+      <w:proofErr w:type="gramEnd"/>
+      <w:r>
+        <w:rPr>
+          <w:rFonts w:ascii="Times New Roman" w:hAnsi="Times New Roman" w:cs="Times New Roman"/>
+          <w:bCs/>
+        </w:rPr>
+        <w:t>, making source-side multipliers irrelevant to the allocated migration volume.</w:t>
       </w:r>
     </w:p>
     <w:p>
@@ -4774,7 +6090,7 @@
           <w:b/>
           <w:bCs/>
         </w:rPr>
-        <w:t>Workload datasets.</w:t>
+        <w:t>System-level calculations.</w:t>
       </w:r>
       <w:r>
         <w:rPr>
@@ -4788,7 +6104,84 @@
           <w:rFonts w:ascii="Times New Roman" w:hAnsi="Times New Roman" w:cs="Times New Roman"/>
           <w:bCs/>
         </w:rPr>
-        <w:t>The Microsoft Azure LLM Inference Dataset 2024 (</w:t>
+        <w:t xml:space="preserve">System-level calculations evaluate avoided capacity cost and interconnection acceleration value at two reference scales (1 GW facility and 10 GW fleet), using the commitment depths reported in </w:t>
+      </w:r>
+      <w:r>
+        <w:rPr>
+          <w:rFonts w:ascii="Times New Roman" w:hAnsi="Times New Roman" w:cs="Times New Roman"/>
+          <w:bCs/>
+        </w:rPr>
+        <w:t xml:space="preserve">Section </w:t>
+      </w:r>
+      <w:r>
+        <w:rPr>
+          <w:rFonts w:ascii="Times New Roman" w:hAnsi="Times New Roman" w:cs="Times New Roman"/>
+          <w:bCs/>
+        </w:rPr>
+        <w:t>5. The 92% ELCC applied to committed MW follows PJM precedent for demand response resources (ref. 1</w:t>
+      </w:r>
+      <w:r>
+        <w:rPr>
+          <w:rFonts w:ascii="Times New Roman" w:hAnsi="Times New Roman" w:cs="Times New Roman"/>
+          <w:bCs/>
+        </w:rPr>
+        <w:t>6</w:t>
+      </w:r>
+      <w:r>
+        <w:rPr>
+          <w:rFonts w:ascii="Times New Roman" w:hAnsi="Times New Roman" w:cs="Times New Roman"/>
+          <w:bCs/>
+        </w:rPr>
+        <w:t>). Avoided capacity cost is computed using the levelized CT cost of $180,000/MW-yr from the E3 2025 Resource Adequacy Study for Illinois (ref. 1</w:t>
+      </w:r>
+      <w:r>
+        <w:rPr>
+          <w:rFonts w:ascii="Times New Roman" w:hAnsi="Times New Roman" w:cs="Times New Roman"/>
+          <w:bCs/>
+        </w:rPr>
+        <w:t>7</w:t>
+      </w:r>
+      <w:r>
+        <w:rPr>
+          <w:rFonts w:ascii="Times New Roman" w:hAnsi="Times New Roman" w:cs="Times New Roman"/>
+          <w:bCs/>
+        </w:rPr>
+        <w:t>). Full assumptions and scenario values for the interconnection acceleration NPV are reported in Extended Data Table 2.</w:t>
+      </w:r>
+    </w:p>
+    <w:p>
+      <w:pPr>
+        <w:rPr>
+          <w:rFonts w:ascii="Times New Roman" w:hAnsi="Times New Roman" w:cs="Times New Roman"/>
+          <w:bCs/>
+          <w:sz w:val="28"/>
+          <w:szCs w:val="28"/>
+        </w:rPr>
+      </w:pPr>
+      <w:r>
+        <w:rPr>
+          <w:rFonts w:ascii="Times New Roman" w:hAnsi="Times New Roman" w:cs="Times New Roman"/>
+          <w:b/>
+          <w:bCs/>
+          <w:sz w:val="28"/>
+          <w:szCs w:val="28"/>
+        </w:rPr>
+        <w:t>Data and Code Availability</w:t>
+      </w:r>
+    </w:p>
+    <w:p>
+      <w:pPr>
+        <w:rPr>
+          <w:rFonts w:ascii="Times New Roman" w:hAnsi="Times New Roman" w:cs="Times New Roman"/>
+          <w:bCs/>
+        </w:rPr>
+      </w:pPr>
+      <w:r>
+        <w:rPr>
+          <w:rFonts w:ascii="Times New Roman" w:hAnsi="Times New Roman" w:cs="Times New Roman"/>
+          <w:bCs/>
+        </w:rPr>
+        <w:t>Day-ahead locational marginal pricing data are publicly available from the respective RTO market portals: PJM Data Miner 2 (https://dataminer2.pjm.com), ERCOT Market Information System (https://www.ercot.com/mp/data-products), CAISO OASIS (http://oasis.caiso.com), MISO Market Reports (https://www.misoenergy.org/markets-and-operations/real-time--market-data), and NYISO Custom Reports (https://www.nyiso.com/custom-reports). The Microsoft Azure LLM Inference Dataset 2024 (</w:t>
       </w:r>
       <w:proofErr w:type="spellStart"/>
       <w:r>
@@ -4804,7 +6197,7 @@
           <w:rFonts w:ascii="Times New Roman" w:hAnsi="Times New Roman" w:cs="Times New Roman"/>
           <w:bCs/>
         </w:rPr>
-        <w:t xml:space="preserve">) comprises 44.1 million requests sampled from Azure production infrastructure over seven days in May 2024 (ref. 13). The </w:t>
+        <w:t xml:space="preserve"> traces) is publicly available at https://github.com/Azure/AzurePublicDataset under AzureLLMInferenceDataset2024. The </w:t>
       </w:r>
       <w:proofErr w:type="spellStart"/>
       <w:r>
@@ -4820,7 +6213,84 @@
           <w:rFonts w:ascii="Times New Roman" w:hAnsi="Times New Roman" w:cs="Times New Roman"/>
           <w:bCs/>
         </w:rPr>
-        <w:t xml:space="preserve"> dataset comprises</w:t>
+        <w:t xml:space="preserve"> dataset is publicly available at https://github.com/HPMLL/BurstGPT. Data center location data are from the U.S. Department of Energy / National Renewable Energy Laboratory Accelerating Speed to Power Data Viewer (</w:t>
+      </w:r>
+      <w:r>
+        <w:rPr>
+          <w:rFonts w:ascii="Times New Roman" w:hAnsi="Times New Roman" w:cs="Times New Roman"/>
+          <w:bCs/>
+        </w:rPr>
+        <w:t>https://maps.nrel.gov/speed-to-power</w:t>
+      </w:r>
+      <w:r>
+        <w:rPr>
+          <w:rFonts w:ascii="Times New Roman" w:hAnsi="Times New Roman" w:cs="Times New Roman"/>
+          <w:bCs/>
+        </w:rPr>
+        <w:t>)</w:t>
+      </w:r>
+      <w:r>
+        <w:rPr>
+          <w:rFonts w:ascii="Times New Roman" w:hAnsi="Times New Roman" w:cs="Times New Roman"/>
+          <w:bCs/>
+        </w:rPr>
+        <w:t xml:space="preserve">, </w:t>
+      </w:r>
+      <w:r>
+        <w:rPr>
+          <w:rFonts w:ascii="Times New Roman" w:hAnsi="Times New Roman" w:cs="Times New Roman"/>
+          <w:bCs/>
+        </w:rPr>
+        <w:t>accessed via its public backend API</w:t>
+      </w:r>
+      <w:r>
+        <w:rPr>
+          <w:rFonts w:ascii="Times New Roman" w:hAnsi="Times New Roman" w:cs="Times New Roman"/>
+          <w:bCs/>
+        </w:rPr>
+        <w:t>. Analysis code and processed datasets are available at https://github.com/ctdunlap32/data-center-flexibility-resource-adequacy.</w:t>
+      </w:r>
+    </w:p>
+    <w:p>
+      <w:pPr>
+        <w:rPr>
+          <w:rFonts w:ascii="Times New Roman" w:hAnsi="Times New Roman" w:cs="Times New Roman"/>
+          <w:bCs/>
+          <w:sz w:val="28"/>
+          <w:szCs w:val="28"/>
+        </w:rPr>
+      </w:pPr>
+      <w:r>
+        <w:rPr>
+          <w:rFonts w:ascii="Times New Roman" w:hAnsi="Times New Roman" w:cs="Times New Roman"/>
+          <w:b/>
+          <w:bCs/>
+          <w:sz w:val="28"/>
+          <w:szCs w:val="28"/>
+        </w:rPr>
+        <w:t>Acknowledgments</w:t>
+      </w:r>
+    </w:p>
+    <w:p>
+      <w:pPr>
+        <w:rPr>
+          <w:rFonts w:ascii="Times New Roman" w:hAnsi="Times New Roman" w:cs="Times New Roman"/>
+          <w:bCs/>
+        </w:rPr>
+      </w:pPr>
+      <w:r>
+        <w:rPr>
+          <w:rFonts w:ascii="Times New Roman" w:hAnsi="Times New Roman" w:cs="Times New Roman"/>
+          <w:bCs/>
+        </w:rPr>
+        <w:t>The author thanks Robert Rosner for advisory support. This research was supported by the Bartlett Fellowship at</w:t>
+      </w:r>
+      <w:r>
+        <w:rPr>
+          <w:rFonts w:ascii="Times New Roman" w:hAnsi="Times New Roman" w:cs="Times New Roman"/>
+          <w:bCs/>
+        </w:rPr>
+        <w:t xml:space="preserve"> the Energy Policy Institute at Chicago</w:t>
       </w:r>
       <w:r>
         <w:rPr>
@@ -4834,36 +6304,28 @@
           <w:rFonts w:ascii="Times New Roman" w:hAnsi="Times New Roman" w:cs="Times New Roman"/>
           <w:bCs/>
         </w:rPr>
-        <w:t>5.2 millio</w:t>
-      </w:r>
-      <w:r>
-        <w:rPr>
-          <w:rFonts w:ascii="Times New Roman" w:hAnsi="Times New Roman" w:cs="Times New Roman"/>
-          <w:bCs/>
-        </w:rPr>
-        <w:t>n</w:t>
-      </w:r>
-      <w:r>
-        <w:rPr>
-          <w:rFonts w:ascii="Times New Roman" w:hAnsi="Times New Roman" w:cs="Times New Roman"/>
-          <w:bCs/>
-        </w:rPr>
-        <w:t xml:space="preserve"> requests from Azure OpenAI regional endpoints spanning 121 days of continuous observation (ref. 14). Both datasets represent production inference traffic. Drain times are computed as generated tokens divided by a central generation rate of 60 tokens per second, with sensitivity across 30–120 tokens/sec reported in Extended Data Fig. 2.</w:t>
-      </w:r>
-    </w:p>
-    <w:p>
-      <w:pPr>
-        <w:rPr>
-          <w:rFonts w:ascii="Times New Roman" w:hAnsi="Times New Roman" w:cs="Times New Roman"/>
-          <w:bCs/>
-        </w:rPr>
-      </w:pPr>
-      <w:r>
-        <w:rPr>
-          <w:rFonts w:ascii="Times New Roman" w:hAnsi="Times New Roman" w:cs="Times New Roman"/>
-          <w:bCs/>
-        </w:rPr>
-        <w:t xml:space="preserve">The two datasets differ in temporal structure: </w:t>
+        <w:t>(</w:t>
+      </w:r>
+      <w:r>
+        <w:rPr>
+          <w:rFonts w:ascii="Times New Roman" w:hAnsi="Times New Roman" w:cs="Times New Roman"/>
+          <w:bCs/>
+        </w:rPr>
+        <w:t>EPIC</w:t>
+      </w:r>
+      <w:r>
+        <w:rPr>
+          <w:rFonts w:ascii="Times New Roman" w:hAnsi="Times New Roman" w:cs="Times New Roman"/>
+          <w:bCs/>
+        </w:rPr>
+        <w:t>)</w:t>
+      </w:r>
+      <w:r>
+        <w:rPr>
+          <w:rFonts w:ascii="Times New Roman" w:hAnsi="Times New Roman" w:cs="Times New Roman"/>
+          <w:bCs/>
+        </w:rPr>
+        <w:t xml:space="preserve">. The author used </w:t>
       </w:r>
       <w:proofErr w:type="spellStart"/>
       <w:r>
@@ -4871,6 +6333,455 @@
           <w:rFonts w:ascii="Times New Roman" w:hAnsi="Times New Roman" w:cs="Times New Roman"/>
           <w:bCs/>
         </w:rPr>
+        <w:t>Anthropic's</w:t>
+      </w:r>
+      <w:proofErr w:type="spellEnd"/>
+      <w:r>
+        <w:rPr>
+          <w:rFonts w:ascii="Times New Roman" w:hAnsi="Times New Roman" w:cs="Times New Roman"/>
+          <w:bCs/>
+        </w:rPr>
+        <w:t xml:space="preserve"> Claude for assistance with structural organization, literature search, computational code development, and prose drafting. </w:t>
+      </w:r>
+      <w:r>
+        <w:rPr>
+          <w:rFonts w:ascii="Times New Roman" w:hAnsi="Times New Roman" w:cs="Times New Roman"/>
+          <w:bCs/>
+        </w:rPr>
+        <w:t>All analytical design, empirical methodology, results, interpretation, and final editorial decisions are the author’s own</w:t>
+      </w:r>
+      <w:r>
+        <w:rPr>
+          <w:rFonts w:ascii="Times New Roman" w:hAnsi="Times New Roman" w:cs="Times New Roman"/>
+          <w:bCs/>
+        </w:rPr>
+        <w:t>.</w:t>
+      </w:r>
+    </w:p>
+    <w:p>
+      <w:pPr>
+        <w:rPr>
+          <w:rFonts w:ascii="Times New Roman" w:hAnsi="Times New Roman" w:cs="Times New Roman"/>
+          <w:bCs/>
+          <w:sz w:val="28"/>
+          <w:szCs w:val="28"/>
+        </w:rPr>
+      </w:pPr>
+      <w:r>
+        <w:rPr>
+          <w:rFonts w:ascii="Times New Roman" w:hAnsi="Times New Roman" w:cs="Times New Roman"/>
+          <w:b/>
+          <w:bCs/>
+          <w:sz w:val="28"/>
+          <w:szCs w:val="28"/>
+        </w:rPr>
+        <w:lastRenderedPageBreak/>
+        <w:t>R</w:t>
+      </w:r>
+      <w:r>
+        <w:rPr>
+          <w:rFonts w:ascii="Times New Roman" w:hAnsi="Times New Roman" w:cs="Times New Roman"/>
+          <w:b/>
+          <w:bCs/>
+          <w:sz w:val="28"/>
+          <w:szCs w:val="28"/>
+        </w:rPr>
+        <w:t>eferences</w:t>
+      </w:r>
+    </w:p>
+    <w:p>
+      <w:pPr>
+        <w:rPr>
+          <w:rFonts w:ascii="Times New Roman" w:hAnsi="Times New Roman" w:cs="Times New Roman"/>
+          <w:bCs/>
+        </w:rPr>
+      </w:pPr>
+      <w:r>
+        <w:rPr>
+          <w:rFonts w:ascii="Times New Roman" w:hAnsi="Times New Roman" w:cs="Times New Roman"/>
+          <w:bCs/>
+        </w:rPr>
+        <w:t>[1] PJM Interconnection. 2025 Long-Term Load Forecast (2025).</w:t>
+      </w:r>
+    </w:p>
+    <w:p>
+      <w:pPr>
+        <w:rPr>
+          <w:rFonts w:ascii="Times New Roman" w:hAnsi="Times New Roman" w:cs="Times New Roman"/>
+          <w:bCs/>
+        </w:rPr>
+      </w:pPr>
+      <w:r>
+        <w:rPr>
+          <w:rFonts w:ascii="Times New Roman" w:hAnsi="Times New Roman" w:cs="Times New Roman"/>
+          <w:bCs/>
+        </w:rPr>
+        <w:t>[2] PJM Interconnection. 2027/2028 Base Residual Auction Report (2025).</w:t>
+      </w:r>
+    </w:p>
+    <w:p>
+      <w:pPr>
+        <w:rPr>
+          <w:rFonts w:ascii="Times New Roman" w:hAnsi="Times New Roman" w:cs="Times New Roman"/>
+          <w:bCs/>
+        </w:rPr>
+      </w:pPr>
+      <w:r>
+        <w:rPr>
+          <w:rFonts w:ascii="Times New Roman" w:hAnsi="Times New Roman" w:cs="Times New Roman"/>
+          <w:bCs/>
+        </w:rPr>
+        <w:t>[3] LBNL. Queued Up: Characteristics of Power Plants Seeking Transmission Interconnection (2024).</w:t>
+      </w:r>
+    </w:p>
+    <w:p>
+      <w:pPr>
+        <w:rPr>
+          <w:rFonts w:ascii="Times New Roman" w:hAnsi="Times New Roman" w:cs="Times New Roman"/>
+          <w:bCs/>
+        </w:rPr>
+      </w:pPr>
+      <w:r>
+        <w:rPr>
+          <w:rFonts w:ascii="Times New Roman" w:hAnsi="Times New Roman" w:cs="Times New Roman"/>
+          <w:bCs/>
+        </w:rPr>
+        <w:t xml:space="preserve">[4] </w:t>
+      </w:r>
+      <w:r>
+        <w:rPr>
+          <w:rFonts w:ascii="Times New Roman" w:hAnsi="Times New Roman" w:cs="Times New Roman"/>
+          <w:bCs/>
+        </w:rPr>
+        <w:t>Norris, T. H., Profeta, T., Patino-Echeverri, D., &amp; Cowie-Haskell, A. Rethinking Load Growth: Assessing the Potential for Integration of Large Flexible Loads in US Power Systems. NI R 25-01, Nicholas Institute for Energy, Environment &amp; Sustainability, Duke University (March 2025).</w:t>
+      </w:r>
+    </w:p>
+    <w:p>
+      <w:pPr>
+        <w:rPr>
+          <w:rFonts w:ascii="Times New Roman" w:hAnsi="Times New Roman" w:cs="Times New Roman"/>
+          <w:bCs/>
+        </w:rPr>
+      </w:pPr>
+      <w:r>
+        <w:rPr>
+          <w:rFonts w:ascii="Times New Roman" w:hAnsi="Times New Roman" w:cs="Times New Roman"/>
+          <w:bCs/>
+        </w:rPr>
+        <w:t xml:space="preserve">[5] </w:t>
+      </w:r>
+      <w:r>
+        <w:rPr>
+          <w:rFonts w:ascii="Times New Roman" w:hAnsi="Times New Roman" w:cs="Times New Roman"/>
+          <w:bCs/>
+        </w:rPr>
+        <w:t xml:space="preserve">Colangelo, P., Coskun, A. K., </w:t>
+      </w:r>
+      <w:proofErr w:type="spellStart"/>
+      <w:r>
+        <w:rPr>
+          <w:rFonts w:ascii="Times New Roman" w:hAnsi="Times New Roman" w:cs="Times New Roman"/>
+          <w:bCs/>
+        </w:rPr>
+        <w:t>Megrue</w:t>
+      </w:r>
+      <w:proofErr w:type="spellEnd"/>
+      <w:r>
+        <w:rPr>
+          <w:rFonts w:ascii="Times New Roman" w:hAnsi="Times New Roman" w:cs="Times New Roman"/>
+          <w:bCs/>
+        </w:rPr>
+        <w:t xml:space="preserve">, J., Roberts, C., Sengupta, S., Sivaram, V., Tiao, E., </w:t>
+      </w:r>
+      <w:proofErr w:type="spellStart"/>
+      <w:r>
+        <w:rPr>
+          <w:rFonts w:ascii="Times New Roman" w:hAnsi="Times New Roman" w:cs="Times New Roman"/>
+          <w:bCs/>
+        </w:rPr>
+        <w:t>Vijaykar</w:t>
+      </w:r>
+      <w:proofErr w:type="spellEnd"/>
+      <w:r>
+        <w:rPr>
+          <w:rFonts w:ascii="Times New Roman" w:hAnsi="Times New Roman" w:cs="Times New Roman"/>
+          <w:bCs/>
+        </w:rPr>
+        <w:t xml:space="preserve">, A., Williams, C., Wilson, D. C., Records, B., MacFarland, Z., Dreiling, D., Morey, N., Ratnayake, A., &amp; </w:t>
+      </w:r>
+      <w:proofErr w:type="spellStart"/>
+      <w:r>
+        <w:rPr>
+          <w:rFonts w:ascii="Times New Roman" w:hAnsi="Times New Roman" w:cs="Times New Roman"/>
+          <w:bCs/>
+        </w:rPr>
+        <w:t>Vairamohan</w:t>
+      </w:r>
+      <w:proofErr w:type="spellEnd"/>
+      <w:r>
+        <w:rPr>
+          <w:rFonts w:ascii="Times New Roman" w:hAnsi="Times New Roman" w:cs="Times New Roman"/>
+          <w:bCs/>
+        </w:rPr>
+        <w:t xml:space="preserve">, B. AI data </w:t>
+      </w:r>
+      <w:proofErr w:type="spellStart"/>
+      <w:r>
+        <w:rPr>
+          <w:rFonts w:ascii="Times New Roman" w:hAnsi="Times New Roman" w:cs="Times New Roman"/>
+          <w:bCs/>
+        </w:rPr>
+        <w:t>centres</w:t>
+      </w:r>
+      <w:proofErr w:type="spellEnd"/>
+      <w:r>
+        <w:rPr>
+          <w:rFonts w:ascii="Times New Roman" w:hAnsi="Times New Roman" w:cs="Times New Roman"/>
+          <w:bCs/>
+        </w:rPr>
+        <w:t xml:space="preserve"> as grid-interactive assets. Nature Energy 11, 254–261 (2026). https://doi.org/10.1038/s41560-025-01927-1</w:t>
+      </w:r>
+      <w:r>
+        <w:rPr>
+          <w:rFonts w:ascii="Times New Roman" w:hAnsi="Times New Roman" w:cs="Times New Roman"/>
+          <w:bCs/>
+        </w:rPr>
+        <w:t>.</w:t>
+      </w:r>
+    </w:p>
+    <w:p>
+      <w:pPr>
+        <w:rPr>
+          <w:rFonts w:ascii="Times New Roman" w:hAnsi="Times New Roman" w:cs="Times New Roman"/>
+          <w:bCs/>
+        </w:rPr>
+      </w:pPr>
+      <w:r>
+        <w:rPr>
+          <w:rFonts w:ascii="Times New Roman" w:hAnsi="Times New Roman" w:cs="Times New Roman"/>
+          <w:bCs/>
+        </w:rPr>
+        <w:t>[6] Zheng, J., Chien, A. A., and Suh, S. Mitigating curtailment and carbon emissions through load migration between data centers. Joule 4, 2208–2222 (2020).</w:t>
+      </w:r>
+    </w:p>
+    <w:p>
+      <w:pPr>
+        <w:rPr>
+          <w:rFonts w:ascii="Times New Roman" w:hAnsi="Times New Roman" w:cs="Times New Roman"/>
+          <w:bCs/>
+        </w:rPr>
+      </w:pPr>
+      <w:r>
+        <w:rPr>
+          <w:rFonts w:ascii="Times New Roman" w:hAnsi="Times New Roman" w:cs="Times New Roman"/>
+          <w:bCs/>
+        </w:rPr>
+        <w:t>[7] Zhang, W., Roald, L. A., Chien, A. A., Birge, J. R., and Zavala, V. M. Flexibility from networks of data centers: A market clearing formulation with virtual links. Electric Power Systems Research 189, 106723 (2020).</w:t>
+      </w:r>
+    </w:p>
+    <w:p>
+      <w:pPr>
+        <w:rPr>
+          <w:rFonts w:ascii="Times New Roman" w:hAnsi="Times New Roman" w:cs="Times New Roman"/>
+          <w:bCs/>
+        </w:rPr>
+      </w:pPr>
+      <w:r>
+        <w:rPr>
+          <w:rFonts w:ascii="Times New Roman" w:hAnsi="Times New Roman" w:cs="Times New Roman"/>
+          <w:bCs/>
+        </w:rPr>
+        <w:t>[</w:t>
+      </w:r>
+      <w:r>
+        <w:rPr>
+          <w:rFonts w:ascii="Times New Roman" w:hAnsi="Times New Roman" w:cs="Times New Roman"/>
+          <w:bCs/>
+        </w:rPr>
+        <w:t>8</w:t>
+      </w:r>
+      <w:r>
+        <w:rPr>
+          <w:rFonts w:ascii="Times New Roman" w:hAnsi="Times New Roman" w:cs="Times New Roman"/>
+          <w:bCs/>
+        </w:rPr>
+        <w:t xml:space="preserve">] </w:t>
+      </w:r>
+      <w:r>
+        <w:rPr>
+          <w:rFonts w:ascii="Times New Roman" w:hAnsi="Times New Roman" w:cs="Times New Roman"/>
+          <w:bCs/>
+        </w:rPr>
+        <w:t>U.S. Department of Energy / National Renewable Energy Laboratory. "Data Center Demand Capacity by County." Accelerating Speed to Power Data Viewer. maps.nrel.gov/speed-to-power (accessed December 2025)</w:t>
+      </w:r>
+    </w:p>
+    <w:p>
+      <w:pPr>
+        <w:rPr>
+          <w:rFonts w:ascii="Times New Roman" w:hAnsi="Times New Roman" w:cs="Times New Roman"/>
+          <w:bCs/>
+        </w:rPr>
+      </w:pPr>
+      <w:r>
+        <w:rPr>
+          <w:rFonts w:ascii="Times New Roman" w:hAnsi="Times New Roman" w:cs="Times New Roman"/>
+          <w:bCs/>
+        </w:rPr>
+        <w:t>[</w:t>
+      </w:r>
+      <w:r>
+        <w:rPr>
+          <w:rFonts w:ascii="Times New Roman" w:hAnsi="Times New Roman" w:cs="Times New Roman"/>
+          <w:bCs/>
+        </w:rPr>
+        <w:t>9</w:t>
+      </w:r>
+      <w:r>
+        <w:rPr>
+          <w:rFonts w:ascii="Times New Roman" w:hAnsi="Times New Roman" w:cs="Times New Roman"/>
+          <w:bCs/>
+        </w:rPr>
+        <w:t xml:space="preserve">] </w:t>
+      </w:r>
+      <w:r>
+        <w:rPr>
+          <w:rFonts w:ascii="Times New Roman" w:hAnsi="Times New Roman" w:cs="Times New Roman"/>
+          <w:bCs/>
+        </w:rPr>
+        <w:t>PJM Interconnection. PJM Manual 13: Emergency Operations. Rev. 97, effective November 20, 2025.</w:t>
+      </w:r>
+    </w:p>
+    <w:p>
+      <w:pPr>
+        <w:rPr>
+          <w:rFonts w:ascii="Times New Roman" w:hAnsi="Times New Roman" w:cs="Times New Roman"/>
+          <w:bCs/>
+        </w:rPr>
+      </w:pPr>
+      <w:r>
+        <w:rPr>
+          <w:rFonts w:ascii="Times New Roman" w:hAnsi="Times New Roman" w:cs="Times New Roman"/>
+          <w:bCs/>
+        </w:rPr>
+        <w:t>[1</w:t>
+      </w:r>
+      <w:r>
+        <w:rPr>
+          <w:rFonts w:ascii="Times New Roman" w:hAnsi="Times New Roman" w:cs="Times New Roman"/>
+          <w:bCs/>
+        </w:rPr>
+        <w:t>0</w:t>
+      </w:r>
+      <w:r>
+        <w:rPr>
+          <w:rFonts w:ascii="Times New Roman" w:hAnsi="Times New Roman" w:cs="Times New Roman"/>
+          <w:bCs/>
+        </w:rPr>
+        <w:t>] Deloitte. Technology, Media and Telecommunications Predictions 2025 (November 2025).</w:t>
+      </w:r>
+    </w:p>
+    <w:p>
+      <w:pPr>
+        <w:rPr>
+          <w:rFonts w:ascii="Times New Roman" w:hAnsi="Times New Roman" w:cs="Times New Roman"/>
+          <w:bCs/>
+        </w:rPr>
+      </w:pPr>
+      <w:r>
+        <w:rPr>
+          <w:rFonts w:ascii="Times New Roman" w:hAnsi="Times New Roman" w:cs="Times New Roman"/>
+          <w:bCs/>
+        </w:rPr>
+        <w:t>[1</w:t>
+      </w:r>
+      <w:r>
+        <w:rPr>
+          <w:rFonts w:ascii="Times New Roman" w:hAnsi="Times New Roman" w:cs="Times New Roman"/>
+          <w:bCs/>
+        </w:rPr>
+        <w:t>1</w:t>
+      </w:r>
+      <w:r>
+        <w:rPr>
+          <w:rFonts w:ascii="Times New Roman" w:hAnsi="Times New Roman" w:cs="Times New Roman"/>
+          <w:bCs/>
+        </w:rPr>
+        <w:t>] McKinsey &amp; Company. Investing in the rising data center economy (January 2025).</w:t>
+      </w:r>
+    </w:p>
+    <w:p>
+      <w:pPr>
+        <w:rPr>
+          <w:rFonts w:ascii="Times New Roman" w:hAnsi="Times New Roman" w:cs="Times New Roman"/>
+          <w:bCs/>
+        </w:rPr>
+      </w:pPr>
+      <w:r>
+        <w:rPr>
+          <w:rFonts w:ascii="Times New Roman" w:hAnsi="Times New Roman" w:cs="Times New Roman"/>
+          <w:bCs/>
+        </w:rPr>
+        <w:t>[1</w:t>
+      </w:r>
+      <w:r>
+        <w:rPr>
+          <w:rFonts w:ascii="Times New Roman" w:hAnsi="Times New Roman" w:cs="Times New Roman"/>
+          <w:bCs/>
+        </w:rPr>
+        <w:t>2</w:t>
+      </w:r>
+      <w:r>
+        <w:rPr>
+          <w:rFonts w:ascii="Times New Roman" w:hAnsi="Times New Roman" w:cs="Times New Roman"/>
+          <w:bCs/>
+        </w:rPr>
+        <w:t xml:space="preserve">] </w:t>
+      </w:r>
+      <w:r>
+        <w:rPr>
+          <w:rFonts w:ascii="Times New Roman" w:hAnsi="Times New Roman" w:cs="Times New Roman"/>
+          <w:bCs/>
+        </w:rPr>
+        <w:t xml:space="preserve">Stojkovic, J., </w:t>
+      </w:r>
+      <w:proofErr w:type="spellStart"/>
+      <w:r>
+        <w:rPr>
+          <w:rFonts w:ascii="Times New Roman" w:hAnsi="Times New Roman" w:cs="Times New Roman"/>
+          <w:bCs/>
+        </w:rPr>
+        <w:t>Choukse</w:t>
+      </w:r>
+      <w:proofErr w:type="spellEnd"/>
+      <w:r>
+        <w:rPr>
+          <w:rFonts w:ascii="Times New Roman" w:hAnsi="Times New Roman" w:cs="Times New Roman"/>
+          <w:bCs/>
+        </w:rPr>
+        <w:t xml:space="preserve">, E., Zhang, C., </w:t>
+      </w:r>
+      <w:proofErr w:type="spellStart"/>
+      <w:r>
+        <w:rPr>
+          <w:rFonts w:ascii="Times New Roman" w:hAnsi="Times New Roman" w:cs="Times New Roman"/>
+          <w:bCs/>
+        </w:rPr>
+        <w:t>Goiri</w:t>
+      </w:r>
+      <w:proofErr w:type="spellEnd"/>
+      <w:r>
+        <w:rPr>
+          <w:rFonts w:ascii="Times New Roman" w:hAnsi="Times New Roman" w:cs="Times New Roman"/>
+          <w:bCs/>
+        </w:rPr>
+        <w:t xml:space="preserve">, I., &amp; Torrellas, J. </w:t>
+      </w:r>
+      <w:proofErr w:type="spellStart"/>
+      <w:r>
+        <w:rPr>
+          <w:rFonts w:ascii="Times New Roman" w:hAnsi="Times New Roman" w:cs="Times New Roman"/>
+          <w:bCs/>
+        </w:rPr>
         <w:t>DynamoLLM</w:t>
       </w:r>
       <w:proofErr w:type="spellEnd"/>
@@ -4879,7 +6790,43 @@
           <w:rFonts w:ascii="Times New Roman" w:hAnsi="Times New Roman" w:cs="Times New Roman"/>
           <w:bCs/>
         </w:rPr>
-        <w:t xml:space="preserve"> shows strong diurnal variation (3× peak-to-trough for conversational workloads, 35× for coding workloads), while </w:t>
+        <w:t>: Designing LLM Inference Clusters for Performance and Energy Efficiency. Proceedings of the 31st IEEE International Symposium on High-Performance Computer Architecture (HPCA) (2025). arXiv:2408.00741.</w:t>
+      </w:r>
+    </w:p>
+    <w:p>
+      <w:pPr>
+        <w:rPr>
+          <w:rFonts w:ascii="Times New Roman" w:hAnsi="Times New Roman" w:cs="Times New Roman"/>
+          <w:bCs/>
+        </w:rPr>
+      </w:pPr>
+      <w:r>
+        <w:rPr>
+          <w:rFonts w:ascii="Times New Roman" w:hAnsi="Times New Roman" w:cs="Times New Roman"/>
+          <w:bCs/>
+        </w:rPr>
+        <w:t>[1</w:t>
+      </w:r>
+      <w:r>
+        <w:rPr>
+          <w:rFonts w:ascii="Times New Roman" w:hAnsi="Times New Roman" w:cs="Times New Roman"/>
+          <w:bCs/>
+        </w:rPr>
+        <w:t>3</w:t>
+      </w:r>
+      <w:r>
+        <w:rPr>
+          <w:rFonts w:ascii="Times New Roman" w:hAnsi="Times New Roman" w:cs="Times New Roman"/>
+          <w:bCs/>
+        </w:rPr>
+        <w:t xml:space="preserve">] </w:t>
+      </w:r>
+      <w:r>
+        <w:rPr>
+          <w:rFonts w:ascii="Times New Roman" w:hAnsi="Times New Roman" w:cs="Times New Roman"/>
+          <w:bCs/>
+        </w:rPr>
+        <w:t xml:space="preserve">Wang, Y., Chen, Y., Li, Z., Kang, X., Zhao, Y., Ma, Z., Bao, H., Mei, X., Liu, Y., Chen, Y., Zhang, Q., Guo, M., Jin, W., Guo, M., &amp; Cui, H. </w:t>
       </w:r>
       <w:proofErr w:type="spellStart"/>
       <w:r>
@@ -4895,1067 +6842,400 @@
           <w:rFonts w:ascii="Times New Roman" w:hAnsi="Times New Roman" w:cs="Times New Roman"/>
           <w:bCs/>
         </w:rPr>
-        <w:t xml:space="preserve"> exhibits near-continuous 24-hour activity with minimal weekly periodicity. This divergence reflects differing user populations and does not affect the S3 parameterization, which depends on per-request drain time rather than aggregate traffic volume.</w:t>
-      </w:r>
-    </w:p>
-    <w:p>
-      <w:pPr>
-        <w:rPr>
-          <w:rFonts w:ascii="Times New Roman" w:hAnsi="Times New Roman" w:cs="Times New Roman"/>
-          <w:bCs/>
-        </w:rPr>
-      </w:pPr>
-      <w:r>
+        <w:t>: A Real-World Workload Dataset to Optimize LLM Serving Systems. arXiv:2401.17644v3 (2024). Dataset: github.com/HPMLL/</w:t>
+      </w:r>
+      <w:proofErr w:type="spellStart"/>
+      <w:r>
+        <w:rPr>
+          <w:rFonts w:ascii="Times New Roman" w:hAnsi="Times New Roman" w:cs="Times New Roman"/>
+          <w:bCs/>
+        </w:rPr>
+        <w:t>BurstGPT</w:t>
+      </w:r>
+      <w:proofErr w:type="spellEnd"/>
+      <w:r>
+        <w:rPr>
+          <w:rFonts w:ascii="Times New Roman" w:hAnsi="Times New Roman" w:cs="Times New Roman"/>
+          <w:bCs/>
+        </w:rPr>
+        <w:t>.</w:t>
+      </w:r>
+    </w:p>
+    <w:p>
+      <w:pPr>
+        <w:rPr>
+          <w:rFonts w:ascii="Times New Roman" w:hAnsi="Times New Roman" w:cs="Times New Roman"/>
+          <w:bCs/>
+        </w:rPr>
+      </w:pPr>
+      <w:r>
+        <w:rPr>
+          <w:rFonts w:ascii="Times New Roman" w:hAnsi="Times New Roman" w:cs="Times New Roman"/>
+          <w:bCs/>
+        </w:rPr>
+        <w:lastRenderedPageBreak/>
+        <w:t>[1</w:t>
+      </w:r>
+      <w:r>
+        <w:rPr>
+          <w:rFonts w:ascii="Times New Roman" w:hAnsi="Times New Roman" w:cs="Times New Roman"/>
+          <w:bCs/>
+        </w:rPr>
+        <w:t>4</w:t>
+      </w:r>
+      <w:r>
+        <w:rPr>
+          <w:rFonts w:ascii="Times New Roman" w:hAnsi="Times New Roman" w:cs="Times New Roman"/>
+          <w:bCs/>
+        </w:rPr>
+        <w:t>] Patel, T. et al. Characterizing power management opportunities for LLMs in the cloud. In Proceedings of ASPLOS (2024).</w:t>
+      </w:r>
+    </w:p>
+    <w:p>
+      <w:pPr>
+        <w:rPr>
+          <w:rFonts w:ascii="Times New Roman" w:hAnsi="Times New Roman" w:cs="Times New Roman"/>
+          <w:bCs/>
+        </w:rPr>
+      </w:pPr>
+      <w:r>
+        <w:rPr>
+          <w:rFonts w:ascii="Times New Roman" w:hAnsi="Times New Roman" w:cs="Times New Roman"/>
+          <w:bCs/>
+        </w:rPr>
+        <w:t>[1</w:t>
+      </w:r>
+      <w:r>
+        <w:rPr>
+          <w:rFonts w:ascii="Times New Roman" w:hAnsi="Times New Roman" w:cs="Times New Roman"/>
+          <w:bCs/>
+        </w:rPr>
+        <w:t>5</w:t>
+      </w:r>
+      <w:r>
+        <w:rPr>
+          <w:rFonts w:ascii="Times New Roman" w:hAnsi="Times New Roman" w:cs="Times New Roman"/>
+          <w:bCs/>
+        </w:rPr>
+        <w:t>] Cortez, E. et al. Resource Central: Understanding and predicting workloads for improved resource management in large cloud platforms. In Proceedings of SOSP (2017).</w:t>
+      </w:r>
+    </w:p>
+    <w:p>
+      <w:pPr>
+        <w:rPr>
+          <w:rFonts w:ascii="Times New Roman" w:hAnsi="Times New Roman" w:cs="Times New Roman"/>
+          <w:bCs/>
+        </w:rPr>
+      </w:pPr>
+      <w:r>
+        <w:rPr>
+          <w:rFonts w:ascii="Times New Roman" w:hAnsi="Times New Roman" w:cs="Times New Roman"/>
+          <w:bCs/>
+        </w:rPr>
+        <w:t>[1</w:t>
+      </w:r>
+      <w:r>
+        <w:rPr>
+          <w:rFonts w:ascii="Times New Roman" w:hAnsi="Times New Roman" w:cs="Times New Roman"/>
+          <w:bCs/>
+        </w:rPr>
+        <w:t>6</w:t>
+      </w:r>
+      <w:r>
+        <w:rPr>
+          <w:rFonts w:ascii="Times New Roman" w:hAnsi="Times New Roman" w:cs="Times New Roman"/>
+          <w:bCs/>
+        </w:rPr>
+        <w:t>] PJM Interconnection. 2025 Effective Load Carrying Capability and Reserve Requirement Study (2025).</w:t>
+      </w:r>
+    </w:p>
+    <w:p>
+      <w:pPr>
+        <w:rPr>
+          <w:rFonts w:ascii="Times New Roman" w:hAnsi="Times New Roman" w:cs="Times New Roman"/>
+          <w:bCs/>
+        </w:rPr>
+      </w:pPr>
+      <w:r>
+        <w:rPr>
+          <w:rFonts w:ascii="Times New Roman" w:hAnsi="Times New Roman" w:cs="Times New Roman"/>
+          <w:bCs/>
+        </w:rPr>
+        <w:t>[1</w:t>
+      </w:r>
+      <w:r>
+        <w:rPr>
+          <w:rFonts w:ascii="Times New Roman" w:hAnsi="Times New Roman" w:cs="Times New Roman"/>
+          <w:bCs/>
+        </w:rPr>
+        <w:t>7</w:t>
+      </w:r>
+      <w:r>
+        <w:rPr>
+          <w:rFonts w:ascii="Times New Roman" w:hAnsi="Times New Roman" w:cs="Times New Roman"/>
+          <w:bCs/>
+        </w:rPr>
+        <w:t>] E3 (Energy and Environmental Economics). 2025 Resource Adequacy Study for Illinois (2025).</w:t>
+      </w:r>
+    </w:p>
+    <w:p>
+      <w:pPr>
+        <w:rPr>
+          <w:rFonts w:ascii="Times New Roman" w:hAnsi="Times New Roman" w:cs="Times New Roman"/>
+          <w:bCs/>
+        </w:rPr>
+      </w:pPr>
+      <w:r>
+        <w:rPr>
+          <w:rFonts w:ascii="Times New Roman" w:hAnsi="Times New Roman" w:cs="Times New Roman"/>
+          <w:bCs/>
+        </w:rPr>
+        <w:t>[1</w:t>
+      </w:r>
+      <w:r>
+        <w:rPr>
+          <w:rFonts w:ascii="Times New Roman" w:hAnsi="Times New Roman" w:cs="Times New Roman"/>
+          <w:bCs/>
+        </w:rPr>
+        <w:t>8</w:t>
+      </w:r>
+      <w:r>
+        <w:rPr>
+          <w:rFonts w:ascii="Times New Roman" w:hAnsi="Times New Roman" w:cs="Times New Roman"/>
+          <w:bCs/>
+        </w:rPr>
+        <w:t>] NREL. 2024 Annual Technology Baseline. atb.nrel.gov/electricity/2024.</w:t>
+      </w:r>
+    </w:p>
+    <w:p>
+      <w:pPr>
+        <w:rPr>
+          <w:rFonts w:ascii="Times New Roman" w:hAnsi="Times New Roman" w:cs="Times New Roman"/>
+          <w:bCs/>
+        </w:rPr>
+      </w:pPr>
+      <w:r>
+        <w:rPr>
+          <w:rFonts w:ascii="Times New Roman" w:hAnsi="Times New Roman" w:cs="Times New Roman"/>
+          <w:bCs/>
+        </w:rPr>
+        <w:t>[</w:t>
+      </w:r>
+      <w:r>
+        <w:rPr>
+          <w:rFonts w:ascii="Times New Roman" w:hAnsi="Times New Roman" w:cs="Times New Roman"/>
+          <w:bCs/>
+        </w:rPr>
+        <w:t>19</w:t>
+      </w:r>
+      <w:r>
+        <w:rPr>
+          <w:rFonts w:ascii="Times New Roman" w:hAnsi="Times New Roman" w:cs="Times New Roman"/>
+          <w:bCs/>
+        </w:rPr>
+        <w:t>] Zhang, W. and Zavala, V. M. Remunerating space–time, load-shifting flexibility from data centers in electricity markets. Applied Energy 326, 119930 (2022).</w:t>
+      </w:r>
+    </w:p>
+    <w:p>
+      <w:pPr>
+        <w:rPr>
+          <w:rFonts w:ascii="Times New Roman" w:hAnsi="Times New Roman" w:cs="Times New Roman"/>
+          <w:bCs/>
+        </w:rPr>
+      </w:pPr>
+      <w:r>
+        <w:rPr>
+          <w:rFonts w:ascii="Times New Roman" w:hAnsi="Times New Roman" w:cs="Times New Roman"/>
+          <w:bCs/>
+        </w:rPr>
+        <w:t>[2</w:t>
+      </w:r>
+      <w:r>
+        <w:rPr>
+          <w:rFonts w:ascii="Times New Roman" w:hAnsi="Times New Roman" w:cs="Times New Roman"/>
+          <w:bCs/>
+        </w:rPr>
+        <w:t>0</w:t>
+      </w:r>
+      <w:r>
+        <w:rPr>
+          <w:rFonts w:ascii="Times New Roman" w:hAnsi="Times New Roman" w:cs="Times New Roman"/>
+          <w:bCs/>
+        </w:rPr>
+        <w:t xml:space="preserve">] Jain, S. et al. B4: Experience with a </w:t>
+      </w:r>
+      <w:proofErr w:type="gramStart"/>
+      <w:r>
+        <w:rPr>
+          <w:rFonts w:ascii="Times New Roman" w:hAnsi="Times New Roman" w:cs="Times New Roman"/>
+          <w:bCs/>
+        </w:rPr>
+        <w:t>globally-deployed</w:t>
+      </w:r>
+      <w:proofErr w:type="gramEnd"/>
+      <w:r>
+        <w:rPr>
+          <w:rFonts w:ascii="Times New Roman" w:hAnsi="Times New Roman" w:cs="Times New Roman"/>
+          <w:bCs/>
+        </w:rPr>
+        <w:t xml:space="preserve"> software defined WAN. In Proceedings of ACM SIGCOMM (2013).</w:t>
+      </w:r>
+    </w:p>
+    <w:p>
+      <w:pPr>
+        <w:rPr>
+          <w:rFonts w:ascii="Times New Roman" w:hAnsi="Times New Roman" w:cs="Times New Roman"/>
+          <w:bCs/>
+        </w:rPr>
+      </w:pPr>
+    </w:p>
+    <w:p>
+      <w:pPr>
+        <w:rPr>
+          <w:rFonts w:ascii="Times New Roman" w:hAnsi="Times New Roman" w:cs="Times New Roman"/>
+          <w:bCs/>
+        </w:rPr>
+      </w:pPr>
+    </w:p>
+    <w:p>
+      <w:pPr>
+        <w:rPr>
+          <w:rFonts w:ascii="Times New Roman" w:hAnsi="Times New Roman" w:cs="Times New Roman"/>
+          <w:bCs/>
+        </w:rPr>
+      </w:pPr>
+    </w:p>
+    <w:p>
+      <w:pPr>
+        <w:rPr>
+          <w:rFonts w:ascii="Times New Roman" w:hAnsi="Times New Roman" w:cs="Times New Roman"/>
+          <w:bCs/>
+        </w:rPr>
+      </w:pPr>
+    </w:p>
+    <w:p>
+      <w:pPr>
+        <w:rPr>
+          <w:rFonts w:ascii="Times New Roman" w:hAnsi="Times New Roman" w:cs="Times New Roman"/>
+          <w:bCs/>
+        </w:rPr>
+      </w:pPr>
+    </w:p>
+    <w:p>
+      <w:pPr>
+        <w:rPr>
+          <w:rFonts w:ascii="Times New Roman" w:hAnsi="Times New Roman" w:cs="Times New Roman"/>
+          <w:bCs/>
+        </w:rPr>
+      </w:pPr>
+    </w:p>
+    <w:p>
+      <w:pPr>
+        <w:rPr>
+          <w:rFonts w:ascii="Times New Roman" w:hAnsi="Times New Roman" w:cs="Times New Roman"/>
+          <w:bCs/>
+        </w:rPr>
+      </w:pPr>
+    </w:p>
+    <w:p>
+      <w:pPr>
+        <w:rPr>
+          <w:rFonts w:ascii="Times New Roman" w:hAnsi="Times New Roman" w:cs="Times New Roman"/>
+          <w:bCs/>
+        </w:rPr>
+      </w:pPr>
+    </w:p>
+    <w:p>
+      <w:pPr>
+        <w:rPr>
+          <w:rFonts w:ascii="Times New Roman" w:hAnsi="Times New Roman" w:cs="Times New Roman"/>
+          <w:bCs/>
+        </w:rPr>
+      </w:pPr>
+    </w:p>
+    <w:p>
+      <w:pPr>
+        <w:rPr>
+          <w:rFonts w:ascii="Times New Roman" w:hAnsi="Times New Roman" w:cs="Times New Roman"/>
+          <w:bCs/>
+        </w:rPr>
+      </w:pPr>
+    </w:p>
+    <w:p>
+      <w:pPr>
+        <w:rPr>
+          <w:rFonts w:ascii="Times New Roman" w:hAnsi="Times New Roman" w:cs="Times New Roman"/>
+          <w:bCs/>
+        </w:rPr>
+      </w:pPr>
+    </w:p>
+    <w:p>
+      <w:pPr>
+        <w:rPr>
+          <w:rFonts w:ascii="Times New Roman" w:hAnsi="Times New Roman" w:cs="Times New Roman"/>
+          <w:bCs/>
+        </w:rPr>
+      </w:pPr>
+    </w:p>
+    <w:p>
+      <w:pPr>
+        <w:rPr>
+          <w:rFonts w:ascii="Times New Roman" w:hAnsi="Times New Roman" w:cs="Times New Roman"/>
+          <w:bCs/>
+        </w:rPr>
+      </w:pPr>
+    </w:p>
+    <w:p>
+      <w:pPr>
+        <w:rPr>
+          <w:rFonts w:ascii="Times New Roman" w:hAnsi="Times New Roman" w:cs="Times New Roman"/>
+          <w:bCs/>
+        </w:rPr>
+      </w:pPr>
+    </w:p>
+    <w:p>
+      <w:pPr>
+        <w:rPr>
+          <w:rFonts w:ascii="Times New Roman" w:hAnsi="Times New Roman" w:cs="Times New Roman"/>
+          <w:bCs/>
+        </w:rPr>
+      </w:pPr>
+    </w:p>
+    <w:p>
+      <w:pPr>
+        <w:rPr>
+          <w:rFonts w:ascii="Times New Roman" w:hAnsi="Times New Roman" w:cs="Times New Roman"/>
+          <w:bCs/>
+        </w:rPr>
+      </w:pPr>
+    </w:p>
+    <w:p>
+      <w:pPr>
+        <w:rPr>
+          <w:rFonts w:ascii="Times New Roman" w:hAnsi="Times New Roman" w:cs="Times New Roman"/>
+          <w:bCs/>
+        </w:rPr>
+      </w:pPr>
+    </w:p>
+    <w:p>
+      <w:pPr>
+        <w:rPr>
+          <w:rFonts w:ascii="Times New Roman" w:hAnsi="Times New Roman" w:cs="Times New Roman"/>
+          <w:bCs/>
+        </w:rPr>
+      </w:pPr>
+    </w:p>
+    <w:p>
+      <w:pPr>
         <w:rPr>
           <w:rFonts w:ascii="Times New Roman" w:hAnsi="Times New Roman" w:cs="Times New Roman"/>
           <w:b/>
-          <w:bCs/>
-        </w:rPr>
-        <w:t>Conditional Monte Carlo simulation.</w:t>
-      </w:r>
-      <w:r>
-        <w:rPr>
-          <w:rFonts w:ascii="Times New Roman" w:hAnsi="Times New Roman" w:cs="Times New Roman"/>
-          <w:bCs/>
-        </w:rPr>
-        <w:t xml:space="preserve"> </w:t>
-      </w:r>
-      <w:r>
-        <w:rPr>
-          <w:rFonts w:ascii="Times New Roman" w:hAnsi="Times New Roman" w:cs="Times New Roman"/>
-          <w:bCs/>
-        </w:rPr>
-        <w:t xml:space="preserve">D1 is observed per-hour from the empirical pricing data rather than drawn from a distribution. For each of the 200 ComEd stress hours, the simulation identifies the set of unstressed destination zones from DA LMP flags and uses their realized capacities directly. For each unstressed destination, available headroom is computed as destination capacity × D2 × D3 × D4 × D5. Migrating demand is allocated across destinations in proportion to available headroom; when aggregate demand exceeds aggregate headroom, destinations fill to their individual capacities and the unallocated demand contributes only the DVFS floor to commitment depth. This produces the scale-dependent contention effect analyzed in </w:t>
-      </w:r>
-      <w:r>
-        <w:rPr>
-          <w:rFonts w:ascii="Times New Roman" w:hAnsi="Times New Roman" w:cs="Times New Roman"/>
-          <w:bCs/>
-        </w:rPr>
-        <w:t xml:space="preserve">Section </w:t>
-      </w:r>
-      <w:r>
-        <w:rPr>
-          <w:rFonts w:ascii="Times New Roman" w:hAnsi="Times New Roman" w:cs="Times New Roman"/>
-          <w:bCs/>
-        </w:rPr>
-        <w:t>5.</w:t>
-      </w:r>
-    </w:p>
-    <w:p>
-      <w:pPr>
-        <w:rPr>
-          <w:rFonts w:ascii="Times New Roman" w:hAnsi="Times New Roman" w:cs="Times New Roman"/>
-          <w:bCs/>
-        </w:rPr>
-      </w:pPr>
-      <w:r>
-        <w:rPr>
-          <w:rFonts w:ascii="Times New Roman" w:hAnsi="Times New Roman" w:cs="Times New Roman"/>
-          <w:bCs/>
-        </w:rPr>
-        <w:t>Three parameters are drawn independently per iteration from their specified uniform distributions: D2 (utilization headroom), D4 (inference workload share), and D5 (pre-staging readiness). These represent the residual absorption uncertainty the operator cannot observe at commitment time. Six parameters are held fixed at central values because, from an operator's perspective at commitment time, they are either scope-defining (S1 = 0.70), known in-house software properties (S3 = 0.90, D3 = 0.88), regulatory constraints (S2 = 0.70), or high-confidence infrastructure SLAs (E1 = 0.95, E2 = 0.98). This parameter scheme distinguishes the conditional Monte Carlo's question from the cascade Monte Carlo's question of which parameters drive scientific uncertainty in the framework itself.</w:t>
-      </w:r>
-    </w:p>
-    <w:p>
-      <w:pPr>
-        <w:rPr>
-          <w:rFonts w:ascii="Times New Roman" w:hAnsi="Times New Roman" w:cs="Times New Roman"/>
-          <w:bCs/>
-        </w:rPr>
-      </w:pPr>
-      <w:r>
-        <w:rPr>
-          <w:rFonts w:ascii="Times New Roman" w:hAnsi="Times New Roman" w:cs="Times New Roman"/>
-          <w:bCs/>
-        </w:rPr>
-        <w:t>The simulation uses 2,000 independent draws per stress hour, yielding 400,000 total samples.</w:t>
-      </w:r>
-    </w:p>
-    <w:p>
-      <w:pPr>
-        <w:rPr>
-          <w:rFonts w:ascii="Times New Roman" w:hAnsi="Times New Roman" w:cs="Times New Roman"/>
-          <w:bCs/>
-        </w:rPr>
-      </w:pPr>
-    </w:p>
-    <w:p>
-      <w:pPr>
-        <w:rPr>
-          <w:rFonts w:ascii="Times New Roman" w:hAnsi="Times New Roman" w:cs="Times New Roman"/>
-          <w:bCs/>
         </w:rPr>
       </w:pPr>
       <w:r>
         <w:rPr>
           <w:rFonts w:ascii="Times New Roman" w:hAnsi="Times New Roman" w:cs="Times New Roman"/>
           <w:b/>
-          <w:bCs/>
-        </w:rPr>
-        <w:lastRenderedPageBreak/>
-        <w:t>Destination pool.</w:t>
-      </w:r>
-      <w:r>
-        <w:rPr>
-          <w:rFonts w:ascii="Times New Roman" w:hAnsi="Times New Roman" w:cs="Times New Roman"/>
-          <w:bCs/>
-        </w:rPr>
-        <w:t xml:space="preserve"> </w:t>
-      </w:r>
-      <w:r>
-        <w:rPr>
-          <w:rFonts w:ascii="Times New Roman" w:hAnsi="Times New Roman" w:cs="Times New Roman"/>
-          <w:bCs/>
-        </w:rPr>
-        <w:t>The destination pool comprises 17 hourly-price zones across four grid regions: ERCOT (four load zones), CAISO (two zones), MISO (six zones keyed to MISO-published day-ahead hub LMPs: Minnesota, Indiana, Illinois, Michigan, Arkansas, and Louisiana), and NYISO (five zones), totaling 17.2 GW of operational data center capacity.</w:t>
-      </w:r>
-    </w:p>
-    <w:p>
-      <w:pPr>
-        <w:rPr>
-          <w:rFonts w:ascii="Times New Roman" w:hAnsi="Times New Roman" w:cs="Times New Roman"/>
-          <w:bCs/>
-        </w:rPr>
-      </w:pPr>
-      <w:r>
-        <w:rPr>
-          <w:rFonts w:ascii="Times New Roman" w:hAnsi="Times New Roman" w:cs="Times New Roman"/>
-          <w:bCs/>
-        </w:rPr>
-        <w:t>Two MISO load-resource zones with operational data center capacity are excluded because MISO does not publish dedicated day-ahead hub LMPs for these zones: Zone 2 (Wisconsin, 24 MW operational with ~7,600 MW announced buildout) and Zone 5 (Missouri, 411 MW operational). Sensitivity analysis using neighboring-hub LMP proxies for these zones is deferred to future work. MISO Illinois Hub is retained despite its geographic proximity to ComEd because MISO and PJM are independently dispatched; its mapped operational capacity (66 MW) is negligible relative to the destination pool. WECC non-ISO bilateral trading hubs (Mid-Columbia, Palo Verde) are also excluded because their published price data is daily-resolution, insufficient for hourly stress event detection.</w:t>
-      </w:r>
-    </w:p>
-    <w:p>
-      <w:pPr>
-        <w:rPr>
-          <w:rFonts w:ascii="Times New Roman" w:hAnsi="Times New Roman" w:cs="Times New Roman"/>
-          <w:bCs/>
-        </w:rPr>
-      </w:pPr>
-      <w:r>
-        <w:rPr>
-          <w:rFonts w:ascii="Times New Roman" w:hAnsi="Times New Roman" w:cs="Times New Roman"/>
-          <w:bCs/>
-        </w:rPr>
-        <w:t>These excluded hubs represent approximately 9,900 MW of current data center capacity. Their inclusion would increase destination headroom and shift fleet commitment depth upward; reported figures are therefore conservative with respect to the full destination pool.</w:t>
-      </w:r>
-    </w:p>
-    <w:p>
-      <w:pPr>
-        <w:rPr>
-          <w:rFonts w:ascii="Times New Roman" w:hAnsi="Times New Roman" w:cs="Times New Roman"/>
-          <w:bCs/>
-        </w:rPr>
-      </w:pPr>
-      <w:r>
-        <w:rPr>
-          <w:rFonts w:ascii="Times New Roman" w:hAnsi="Times New Roman" w:cs="Times New Roman"/>
-          <w:b/>
-          <w:bCs/>
-        </w:rPr>
-        <w:t>Per-GW parametric sweep.</w:t>
-      </w:r>
-      <w:r>
-        <w:rPr>
-          <w:rFonts w:ascii="Times New Roman" w:hAnsi="Times New Roman" w:cs="Times New Roman"/>
-          <w:bCs/>
-        </w:rPr>
-        <w:t xml:space="preserve"> </w:t>
-      </w:r>
-      <w:r>
-        <w:rPr>
-          <w:rFonts w:ascii="Times New Roman" w:hAnsi="Times New Roman" w:cs="Times New Roman"/>
-          <w:bCs/>
-        </w:rPr>
-        <w:t xml:space="preserve">The fleet-level analysis evaluates commitment depth as a continuous function of fleet size from 0.5 to 15 GW. At each fleet size, the migrating demand in each stress hour is </w:t>
-      </w:r>
-      <w:proofErr w:type="spellStart"/>
-      <w:r>
-        <w:rPr>
-          <w:rFonts w:ascii="Times New Roman" w:hAnsi="Times New Roman" w:cs="Times New Roman"/>
-          <w:bCs/>
-        </w:rPr>
-        <w:t>fleet_MW</w:t>
-      </w:r>
-      <w:proofErr w:type="spellEnd"/>
-      <w:r>
-        <w:rPr>
-          <w:rFonts w:ascii="Times New Roman" w:hAnsi="Times New Roman" w:cs="Times New Roman"/>
-          <w:bCs/>
-        </w:rPr>
-        <w:t xml:space="preserve"> × S1 × S2 × S3 (the source-side cascade product). This demand competes for the same per-hour destination headroom computed in the conditional MC. The same D2/D4/D5 draws are reused across all fleet sizes to isolate the scale effect from Monte Carlo variance. The sweep identifies the contention onset (the fleet size at which more than 50% of draw-hour combinations become destination-constrained)</w:t>
-      </w:r>
-      <w:r>
-        <w:rPr>
-          <w:rFonts w:ascii="Times New Roman" w:hAnsi="Times New Roman" w:cs="Times New Roman"/>
-          <w:bCs/>
-        </w:rPr>
-        <w:t xml:space="preserve"> </w:t>
-      </w:r>
-      <w:r>
-        <w:rPr>
-          <w:rFonts w:ascii="Times New Roman" w:hAnsi="Times New Roman" w:cs="Times New Roman"/>
-          <w:bCs/>
-        </w:rPr>
-        <w:t xml:space="preserve">and produces the commitment depth curve reported in </w:t>
-      </w:r>
-      <w:r>
-        <w:rPr>
-          <w:rFonts w:ascii="Times New Roman" w:hAnsi="Times New Roman" w:cs="Times New Roman"/>
-          <w:bCs/>
-        </w:rPr>
-        <w:t xml:space="preserve">Section </w:t>
-      </w:r>
-      <w:r>
-        <w:rPr>
-          <w:rFonts w:ascii="Times New Roman" w:hAnsi="Times New Roman" w:cs="Times New Roman"/>
-          <w:bCs/>
-        </w:rPr>
-        <w:t>5.</w:t>
-      </w:r>
-    </w:p>
-    <w:p>
-      <w:pPr>
-        <w:rPr>
-          <w:rFonts w:ascii="Times New Roman" w:hAnsi="Times New Roman" w:cs="Times New Roman"/>
-          <w:bCs/>
-        </w:rPr>
-      </w:pPr>
-      <w:r>
-        <w:rPr>
-          <w:rFonts w:ascii="Times New Roman" w:hAnsi="Times New Roman" w:cs="Times New Roman"/>
-          <w:b/>
-          <w:bCs/>
-        </w:rPr>
-        <w:t>Sensitivity analysis.</w:t>
-      </w:r>
-      <w:r>
-        <w:rPr>
-          <w:rFonts w:ascii="Times New Roman" w:hAnsi="Times New Roman" w:cs="Times New Roman"/>
-          <w:bCs/>
-        </w:rPr>
-        <w:t xml:space="preserve"> </w:t>
-      </w:r>
-      <w:r>
-        <w:rPr>
-          <w:rFonts w:ascii="Times New Roman" w:hAnsi="Times New Roman" w:cs="Times New Roman"/>
-          <w:bCs/>
-        </w:rPr>
-        <w:t>The two-dimensional sensitivity surface evaluates fleet commitment depth at 10 GW across a 10 × 10 grid of D2 and D5 values. D3 and D4 are held at central values. Source-side and execution parameters (S1, S2, S3, E1, E2) are held at their conditional MC central values, and D1 is observed per-hour from the empirical pricing data as in the base conditional MC. Each grid point computes deterministic hour-by-hour commitment depth under these fixed parameter choices.</w:t>
-      </w:r>
-    </w:p>
-    <w:p>
-      <w:pPr>
-        <w:rPr>
-          <w:rFonts w:ascii="Times New Roman" w:hAnsi="Times New Roman" w:cs="Times New Roman"/>
-          <w:bCs/>
-        </w:rPr>
-      </w:pPr>
-      <w:r>
-        <w:rPr>
-          <w:rFonts w:ascii="Times New Roman" w:hAnsi="Times New Roman" w:cs="Times New Roman"/>
-          <w:bCs/>
-        </w:rPr>
-        <w:t>The tornado chart quantifies one-at-a-time sensitivity at 10 GW fleet size across nine parameters, sweeping each from its lower to upper bound while holding all others at central values. S1 is excluded as a scope-defining parameter. D1 is swept parametrically across its range (0.945, 0.990, 0.995) rather than observed per-hour, which enables direct comparability of D1's uncertainty envelope against the other parameters. Source-side parameters (S2, S3) register zero sensitivity at fleet scale because destination contention binds in the majority of draws, making source-side multipliers irrelevant to the allocated migration volume.</w:t>
-      </w:r>
-    </w:p>
-    <w:p>
-      <w:pPr>
-        <w:rPr>
-          <w:rFonts w:ascii="Times New Roman" w:hAnsi="Times New Roman" w:cs="Times New Roman"/>
-          <w:bCs/>
-        </w:rPr>
-      </w:pPr>
-      <w:r>
-        <w:rPr>
-          <w:rFonts w:ascii="Times New Roman" w:hAnsi="Times New Roman" w:cs="Times New Roman"/>
-          <w:b/>
-          <w:bCs/>
-        </w:rPr>
-        <w:lastRenderedPageBreak/>
-        <w:t>System-level calculations.</w:t>
-      </w:r>
-      <w:r>
-        <w:rPr>
-          <w:rFonts w:ascii="Times New Roman" w:hAnsi="Times New Roman" w:cs="Times New Roman"/>
-          <w:bCs/>
-        </w:rPr>
-        <w:t xml:space="preserve"> </w:t>
-      </w:r>
-      <w:r>
-        <w:rPr>
-          <w:rFonts w:ascii="Times New Roman" w:hAnsi="Times New Roman" w:cs="Times New Roman"/>
-          <w:bCs/>
-        </w:rPr>
-        <w:t xml:space="preserve">System-level calculations evaluate avoided capacity cost and interconnection acceleration value at two reference scales (1 GW facility and 10 GW fleet), using the commitment depths reported in </w:t>
-      </w:r>
-      <w:r>
-        <w:rPr>
-          <w:rFonts w:ascii="Times New Roman" w:hAnsi="Times New Roman" w:cs="Times New Roman"/>
-          <w:bCs/>
-        </w:rPr>
-        <w:t xml:space="preserve">Section </w:t>
-      </w:r>
-      <w:r>
-        <w:rPr>
-          <w:rFonts w:ascii="Times New Roman" w:hAnsi="Times New Roman" w:cs="Times New Roman"/>
-          <w:bCs/>
-        </w:rPr>
-        <w:t>5. The 92% ELCC applied to committed MW follows PJM precedent for demand response resources (ref. 17). Avoided capacity cost is computed using the levelized CT cost of $180,000/MW-yr from the E3 2025 Resource Adequacy Study for Illinois (ref. 18). Full assumptions and scenario values for the interconnection acceleration NPV are reported in Extended Data Table 2.</w:t>
-      </w:r>
-    </w:p>
-    <w:p>
-      <w:pPr>
-        <w:rPr>
-          <w:rFonts w:ascii="Times New Roman" w:hAnsi="Times New Roman" w:cs="Times New Roman"/>
-          <w:bCs/>
-        </w:rPr>
-      </w:pPr>
-      <w:r>
-        <w:rPr>
-          <w:rFonts w:ascii="Times New Roman" w:hAnsi="Times New Roman" w:cs="Times New Roman"/>
-          <w:b/>
-          <w:bCs/>
-        </w:rPr>
-        <w:t>Data and Code Availability</w:t>
-      </w:r>
-    </w:p>
-    <w:p>
-      <w:pPr>
-        <w:rPr>
-          <w:rFonts w:ascii="Times New Roman" w:hAnsi="Times New Roman" w:cs="Times New Roman"/>
-          <w:bCs/>
-        </w:rPr>
-      </w:pPr>
-      <w:r>
-        <w:rPr>
-          <w:rFonts w:ascii="Times New Roman" w:hAnsi="Times New Roman" w:cs="Times New Roman"/>
-          <w:bCs/>
-        </w:rPr>
-        <w:t>Day-ahead LMP data are publicly available from PJM, ERCOT, CAISO, MISO,</w:t>
-      </w:r>
-      <w:r>
-        <w:rPr>
-          <w:rFonts w:ascii="Times New Roman" w:hAnsi="Times New Roman" w:cs="Times New Roman"/>
-          <w:bCs/>
-        </w:rPr>
-        <w:t xml:space="preserve"> </w:t>
-      </w:r>
-      <w:r>
-        <w:rPr>
-          <w:rFonts w:ascii="Times New Roman" w:hAnsi="Times New Roman" w:cs="Times New Roman"/>
-          <w:bCs/>
-        </w:rPr>
-        <w:t>and NYISO market portals. The Microsoft Azure LLM Inference Dataset 2024</w:t>
-      </w:r>
-      <w:r>
-        <w:rPr>
-          <w:rFonts w:ascii="Times New Roman" w:hAnsi="Times New Roman" w:cs="Times New Roman"/>
-          <w:bCs/>
-        </w:rPr>
-        <w:t xml:space="preserve"> </w:t>
-      </w:r>
-      <w:r>
-        <w:rPr>
-          <w:rFonts w:ascii="Times New Roman" w:hAnsi="Times New Roman" w:cs="Times New Roman"/>
-          <w:bCs/>
-        </w:rPr>
-        <w:t xml:space="preserve">is available at [repository]. The </w:t>
-      </w:r>
-      <w:proofErr w:type="spellStart"/>
-      <w:r>
-        <w:rPr>
-          <w:rFonts w:ascii="Times New Roman" w:hAnsi="Times New Roman" w:cs="Times New Roman"/>
-          <w:bCs/>
-        </w:rPr>
-        <w:t>BurstGPT</w:t>
-      </w:r>
-      <w:proofErr w:type="spellEnd"/>
-      <w:r>
-        <w:rPr>
-          <w:rFonts w:ascii="Times New Roman" w:hAnsi="Times New Roman" w:cs="Times New Roman"/>
-          <w:bCs/>
-        </w:rPr>
-        <w:t xml:space="preserve"> dataset is available at</w:t>
-      </w:r>
-      <w:r>
-        <w:rPr>
-          <w:rFonts w:ascii="Times New Roman" w:hAnsi="Times New Roman" w:cs="Times New Roman"/>
-          <w:bCs/>
-        </w:rPr>
-        <w:t xml:space="preserve"> </w:t>
-      </w:r>
-      <w:r>
-        <w:rPr>
-          <w:rFonts w:ascii="Times New Roman" w:hAnsi="Times New Roman" w:cs="Times New Roman"/>
-          <w:bCs/>
-        </w:rPr>
-        <w:t xml:space="preserve">[repository]. Data center location data are from </w:t>
-      </w:r>
-      <w:proofErr w:type="spellStart"/>
-      <w:r>
-        <w:rPr>
-          <w:rFonts w:ascii="Times New Roman" w:hAnsi="Times New Roman" w:cs="Times New Roman"/>
-          <w:bCs/>
-        </w:rPr>
-        <w:t>Baxtel</w:t>
-      </w:r>
-      <w:proofErr w:type="spellEnd"/>
-      <w:r>
-        <w:rPr>
-          <w:rFonts w:ascii="Times New Roman" w:hAnsi="Times New Roman" w:cs="Times New Roman"/>
-          <w:bCs/>
-        </w:rPr>
-        <w:t xml:space="preserve"> (baxtel.com</w:t>
-      </w:r>
-      <w:r>
-        <w:rPr>
-          <w:rFonts w:ascii="Times New Roman" w:hAnsi="Times New Roman" w:cs="Times New Roman"/>
-          <w:bCs/>
-        </w:rPr>
-        <w:t>)</w:t>
-      </w:r>
-      <w:r>
-        <w:rPr>
-          <w:rFonts w:ascii="Times New Roman" w:hAnsi="Times New Roman" w:cs="Times New Roman"/>
-          <w:bCs/>
-        </w:rPr>
-        <w:t xml:space="preserve"> </w:t>
-      </w:r>
-      <w:r>
-        <w:rPr>
-          <w:rFonts w:ascii="Times New Roman" w:hAnsi="Times New Roman" w:cs="Times New Roman"/>
-          <w:bCs/>
-        </w:rPr>
-        <w:t>and the U.S. Department of Energy</w:t>
-      </w:r>
-      <w:r>
-        <w:rPr>
-          <w:rFonts w:ascii="Times New Roman" w:hAnsi="Times New Roman" w:cs="Times New Roman"/>
-          <w:bCs/>
-        </w:rPr>
-        <w:t xml:space="preserve"> / National Renewable Energy Laboratory Accelerating Speed to Power Data Viewer (maps.nrel.gov/speed-to-power)</w:t>
-      </w:r>
-      <w:r>
-        <w:rPr>
-          <w:rFonts w:ascii="Times New Roman" w:hAnsi="Times New Roman" w:cs="Times New Roman"/>
-          <w:bCs/>
-        </w:rPr>
-        <w:t>. Analysis code and processed datasets</w:t>
-      </w:r>
-      <w:r>
-        <w:rPr>
-          <w:rFonts w:ascii="Times New Roman" w:hAnsi="Times New Roman" w:cs="Times New Roman"/>
-          <w:bCs/>
-        </w:rPr>
-        <w:t xml:space="preserve"> </w:t>
-      </w:r>
-      <w:r>
-        <w:rPr>
-          <w:rFonts w:ascii="Times New Roman" w:hAnsi="Times New Roman" w:cs="Times New Roman"/>
-          <w:bCs/>
-        </w:rPr>
-        <w:t>will be made available upon publication.</w:t>
-      </w:r>
-    </w:p>
-    <w:p>
-      <w:pPr>
-        <w:rPr>
-          <w:rFonts w:ascii="Times New Roman" w:hAnsi="Times New Roman" w:cs="Times New Roman"/>
-          <w:bCs/>
-        </w:rPr>
-      </w:pPr>
-      <w:r>
-        <w:rPr>
-          <w:rFonts w:ascii="Times New Roman" w:hAnsi="Times New Roman" w:cs="Times New Roman"/>
-          <w:b/>
-          <w:bCs/>
-        </w:rPr>
-        <w:t>Acknowledgments</w:t>
-      </w:r>
-    </w:p>
-    <w:p>
-      <w:pPr>
-        <w:rPr>
-          <w:rFonts w:ascii="Times New Roman" w:hAnsi="Times New Roman" w:cs="Times New Roman"/>
-          <w:bCs/>
-        </w:rPr>
-      </w:pPr>
-      <w:r>
-        <w:rPr>
-          <w:rFonts w:ascii="Times New Roman" w:hAnsi="Times New Roman" w:cs="Times New Roman"/>
-          <w:bCs/>
-        </w:rPr>
-        <w:t xml:space="preserve">The author thanks Robert Rosner for advisory support. This research was supported by the Bartlett Fellowship at EPIC. The author used </w:t>
-      </w:r>
-      <w:proofErr w:type="spellStart"/>
-      <w:r>
-        <w:rPr>
-          <w:rFonts w:ascii="Times New Roman" w:hAnsi="Times New Roman" w:cs="Times New Roman"/>
-          <w:bCs/>
-        </w:rPr>
-        <w:t>Anthropic's</w:t>
-      </w:r>
-      <w:proofErr w:type="spellEnd"/>
-      <w:r>
-        <w:rPr>
-          <w:rFonts w:ascii="Times New Roman" w:hAnsi="Times New Roman" w:cs="Times New Roman"/>
-          <w:bCs/>
-        </w:rPr>
-        <w:t xml:space="preserve"> Claude for assistance with structural organization, literature search, computational code development, and prose drafting. All analytical design, results, interpretation, and final editorial decisions are the author's own.</w:t>
-      </w:r>
-    </w:p>
-    <w:p>
-      <w:pPr>
-        <w:rPr>
-          <w:rFonts w:ascii="Times New Roman" w:hAnsi="Times New Roman" w:cs="Times New Roman"/>
-          <w:bCs/>
-        </w:rPr>
-      </w:pPr>
-      <w:r>
-        <w:rPr>
-          <w:rFonts w:ascii="Times New Roman" w:hAnsi="Times New Roman" w:cs="Times New Roman"/>
-          <w:b/>
-          <w:bCs/>
-        </w:rPr>
-        <w:t>Selected References</w:t>
-      </w:r>
-    </w:p>
-    <w:p>
-      <w:pPr>
-        <w:rPr>
-          <w:rFonts w:ascii="Times New Roman" w:hAnsi="Times New Roman" w:cs="Times New Roman"/>
-          <w:bCs/>
-        </w:rPr>
-      </w:pPr>
-      <w:r>
-        <w:rPr>
-          <w:rFonts w:ascii="Times New Roman" w:hAnsi="Times New Roman" w:cs="Times New Roman"/>
-          <w:bCs/>
-        </w:rPr>
-        <w:t>[1] PJM Interconnection. 2025 Long-Term Load Forecast (2025).</w:t>
-      </w:r>
-    </w:p>
-    <w:p>
-      <w:pPr>
-        <w:rPr>
-          <w:rFonts w:ascii="Times New Roman" w:hAnsi="Times New Roman" w:cs="Times New Roman"/>
-          <w:bCs/>
-        </w:rPr>
-      </w:pPr>
-      <w:r>
-        <w:rPr>
-          <w:rFonts w:ascii="Times New Roman" w:hAnsi="Times New Roman" w:cs="Times New Roman"/>
-          <w:bCs/>
-        </w:rPr>
-        <w:t>[2] PJM Interconnection. 2027/2028 Base Residual Auction Report (2025).</w:t>
-      </w:r>
-    </w:p>
-    <w:p>
-      <w:pPr>
-        <w:rPr>
-          <w:rFonts w:ascii="Times New Roman" w:hAnsi="Times New Roman" w:cs="Times New Roman"/>
-          <w:bCs/>
-        </w:rPr>
-      </w:pPr>
-      <w:r>
-        <w:rPr>
-          <w:rFonts w:ascii="Times New Roman" w:hAnsi="Times New Roman" w:cs="Times New Roman"/>
-          <w:bCs/>
-        </w:rPr>
-        <w:t>[3] LBNL. Queued Up: Characteristics of Power Plants Seeking Transmission Interconnection (2024).</w:t>
-      </w:r>
-    </w:p>
-    <w:p>
-      <w:pPr>
-        <w:rPr>
-          <w:rFonts w:ascii="Times New Roman" w:hAnsi="Times New Roman" w:cs="Times New Roman"/>
-          <w:bCs/>
-        </w:rPr>
-      </w:pPr>
-      <w:r>
-        <w:rPr>
-          <w:rFonts w:ascii="Times New Roman" w:hAnsi="Times New Roman" w:cs="Times New Roman"/>
-          <w:bCs/>
-        </w:rPr>
-        <w:t>[4] Norris, T. H., Profeta, T., Patiño-Echeverri, D., and Cowie-Haskell, A. Rethinking Load Growth: Assessing the Potential for Integration of Large Flexible Loads in US Power Systems. Nicholas Institute, Duke University (February 2025).</w:t>
-      </w:r>
-    </w:p>
-    <w:p>
-      <w:pPr>
-        <w:rPr>
-          <w:rFonts w:ascii="Times New Roman" w:hAnsi="Times New Roman" w:cs="Times New Roman"/>
-          <w:bCs/>
-        </w:rPr>
-      </w:pPr>
-      <w:r>
-        <w:rPr>
-          <w:rFonts w:ascii="Times New Roman" w:hAnsi="Times New Roman" w:cs="Times New Roman"/>
-          <w:bCs/>
-        </w:rPr>
-        <w:t>[5] Colangelo, M. et al. Software-based power management for AI data centers. Nature Energy (December 2025).</w:t>
-      </w:r>
-    </w:p>
-    <w:p>
-      <w:pPr>
-        <w:rPr>
-          <w:rFonts w:ascii="Times New Roman" w:hAnsi="Times New Roman" w:cs="Times New Roman"/>
-          <w:bCs/>
-        </w:rPr>
-      </w:pPr>
-      <w:r>
-        <w:rPr>
-          <w:rFonts w:ascii="Times New Roman" w:hAnsi="Times New Roman" w:cs="Times New Roman"/>
-          <w:bCs/>
-        </w:rPr>
-        <w:t>[6] Zheng, J., Chien, A. A., and Suh, S. Mitigating curtailment and carbon emissions through load migration between data centers. Joule 4, 2208–2222 (2020).</w:t>
-      </w:r>
-    </w:p>
-    <w:p>
-      <w:pPr>
-        <w:rPr>
-          <w:rFonts w:ascii="Times New Roman" w:hAnsi="Times New Roman" w:cs="Times New Roman"/>
-          <w:bCs/>
-        </w:rPr>
-      </w:pPr>
-      <w:r>
-        <w:rPr>
-          <w:rFonts w:ascii="Times New Roman" w:hAnsi="Times New Roman" w:cs="Times New Roman"/>
-          <w:bCs/>
-        </w:rPr>
-        <w:t>[7] Zhang, W., Roald, L. A., Chien, A. A., Birge, J. R., and Zavala, V. M. Flexibility from networks of data centers: A market clearing formulation with virtual links. Electric Power Systems Research 189, 106723 (2020).</w:t>
-      </w:r>
-    </w:p>
-    <w:p>
-      <w:pPr>
-        <w:rPr>
-          <w:rFonts w:ascii="Times New Roman" w:hAnsi="Times New Roman" w:cs="Times New Roman"/>
-          <w:bCs/>
-        </w:rPr>
-      </w:pPr>
-      <w:r>
-        <w:rPr>
-          <w:rFonts w:ascii="Times New Roman" w:hAnsi="Times New Roman" w:cs="Times New Roman"/>
-          <w:bCs/>
-        </w:rPr>
-        <w:lastRenderedPageBreak/>
-        <w:t>[8] Shehabi, A. et al. 2024 United States Data Center Energy Usage Report. Lawrence Berkeley National Laboratory (2024).</w:t>
-      </w:r>
-    </w:p>
-    <w:p>
-      <w:pPr>
-        <w:rPr>
-          <w:rFonts w:ascii="Times New Roman" w:hAnsi="Times New Roman" w:cs="Times New Roman"/>
-          <w:bCs/>
-        </w:rPr>
-      </w:pPr>
-      <w:r>
-        <w:rPr>
-          <w:rFonts w:ascii="Times New Roman" w:hAnsi="Times New Roman" w:cs="Times New Roman"/>
-          <w:bCs/>
-        </w:rPr>
-        <w:t xml:space="preserve">[9] </w:t>
-      </w:r>
-      <w:r>
-        <w:rPr>
-          <w:rFonts w:ascii="Times New Roman" w:hAnsi="Times New Roman" w:cs="Times New Roman"/>
-          <w:bCs/>
-        </w:rPr>
-        <w:t>U.S. Department of Energy / National Renewable Energy Laboratory. "Data Center Demand Capacity by County." Accelerating Speed to Power Data Viewer. maps.nrel.gov/speed-to-power (accessed December 2025)</w:t>
-      </w:r>
-    </w:p>
-    <w:p>
-      <w:pPr>
-        <w:rPr>
-          <w:rFonts w:ascii="Times New Roman" w:hAnsi="Times New Roman" w:cs="Times New Roman"/>
-          <w:bCs/>
-        </w:rPr>
-      </w:pPr>
-      <w:r>
-        <w:rPr>
-          <w:rFonts w:ascii="Times New Roman" w:hAnsi="Times New Roman" w:cs="Times New Roman"/>
-          <w:bCs/>
-        </w:rPr>
-        <w:t>[10] PJM Interconnection. PJM Manual 13: Emergency Operations. Rev. 86 (2025).</w:t>
-      </w:r>
-    </w:p>
-    <w:p>
-      <w:pPr>
-        <w:rPr>
-          <w:rFonts w:ascii="Times New Roman" w:hAnsi="Times New Roman" w:cs="Times New Roman"/>
-          <w:bCs/>
-        </w:rPr>
-      </w:pPr>
-      <w:r>
-        <w:rPr>
-          <w:rFonts w:ascii="Times New Roman" w:hAnsi="Times New Roman" w:cs="Times New Roman"/>
-          <w:bCs/>
-        </w:rPr>
-        <w:t>[11] Deloitte. Technology, Media and Telecommunications Predictions 2025 (November 2025).</w:t>
-      </w:r>
-    </w:p>
-    <w:p>
-      <w:pPr>
-        <w:rPr>
-          <w:rFonts w:ascii="Times New Roman" w:hAnsi="Times New Roman" w:cs="Times New Roman"/>
-          <w:bCs/>
-        </w:rPr>
-      </w:pPr>
-      <w:r>
-        <w:rPr>
-          <w:rFonts w:ascii="Times New Roman" w:hAnsi="Times New Roman" w:cs="Times New Roman"/>
-          <w:bCs/>
-        </w:rPr>
-        <w:t>[12] McKinsey &amp; Company. Investing in the rising data center economy (January 2025).</w:t>
-      </w:r>
-    </w:p>
-    <w:p>
-      <w:pPr>
-        <w:rPr>
-          <w:rFonts w:ascii="Times New Roman" w:hAnsi="Times New Roman" w:cs="Times New Roman"/>
-          <w:bCs/>
-        </w:rPr>
-      </w:pPr>
-      <w:r>
-        <w:rPr>
-          <w:rFonts w:ascii="Times New Roman" w:hAnsi="Times New Roman" w:cs="Times New Roman"/>
-          <w:bCs/>
-        </w:rPr>
-        <w:t xml:space="preserve">[13] Stojkovic, J. et al. </w:t>
-      </w:r>
-      <w:proofErr w:type="spellStart"/>
-      <w:r>
-        <w:rPr>
-          <w:rFonts w:ascii="Times New Roman" w:hAnsi="Times New Roman" w:cs="Times New Roman"/>
-          <w:bCs/>
-        </w:rPr>
-        <w:t>DynamoLLM</w:t>
-      </w:r>
-      <w:proofErr w:type="spellEnd"/>
-      <w:r>
-        <w:rPr>
-          <w:rFonts w:ascii="Times New Roman" w:hAnsi="Times New Roman" w:cs="Times New Roman"/>
-          <w:bCs/>
-        </w:rPr>
-        <w:t>: Designing LLM inference clusters for performance and energy efficiency. arXiv:2408.00741 (2024).</w:t>
-      </w:r>
-    </w:p>
-    <w:p>
-      <w:pPr>
-        <w:rPr>
-          <w:rFonts w:ascii="Times New Roman" w:hAnsi="Times New Roman" w:cs="Times New Roman"/>
-          <w:bCs/>
-        </w:rPr>
-      </w:pPr>
-      <w:r>
-        <w:rPr>
-          <w:rFonts w:ascii="Times New Roman" w:hAnsi="Times New Roman" w:cs="Times New Roman"/>
-          <w:bCs/>
-        </w:rPr>
-        <w:t xml:space="preserve">[14] Wang, Y. et al. </w:t>
-      </w:r>
-      <w:proofErr w:type="spellStart"/>
-      <w:r>
-        <w:rPr>
-          <w:rFonts w:ascii="Times New Roman" w:hAnsi="Times New Roman" w:cs="Times New Roman"/>
-          <w:bCs/>
-        </w:rPr>
-        <w:t>BurstGPT</w:t>
-      </w:r>
-      <w:proofErr w:type="spellEnd"/>
-      <w:r>
-        <w:rPr>
-          <w:rFonts w:ascii="Times New Roman" w:hAnsi="Times New Roman" w:cs="Times New Roman"/>
-          <w:bCs/>
-        </w:rPr>
-        <w:t xml:space="preserve">: A real-world workload dataset for large language models. </w:t>
-      </w:r>
-      <w:proofErr w:type="spellStart"/>
-      <w:r>
-        <w:rPr>
-          <w:rFonts w:ascii="Times New Roman" w:hAnsi="Times New Roman" w:cs="Times New Roman"/>
-          <w:bCs/>
-        </w:rPr>
-        <w:t>arXiv</w:t>
-      </w:r>
-      <w:proofErr w:type="spellEnd"/>
-      <w:r>
-        <w:rPr>
-          <w:rFonts w:ascii="Times New Roman" w:hAnsi="Times New Roman" w:cs="Times New Roman"/>
-          <w:bCs/>
-        </w:rPr>
-        <w:t xml:space="preserve"> (2024).</w:t>
-      </w:r>
-    </w:p>
-    <w:p>
-      <w:pPr>
-        <w:rPr>
-          <w:rFonts w:ascii="Times New Roman" w:hAnsi="Times New Roman" w:cs="Times New Roman"/>
-          <w:bCs/>
-        </w:rPr>
-      </w:pPr>
-      <w:r>
-        <w:rPr>
-          <w:rFonts w:ascii="Times New Roman" w:hAnsi="Times New Roman" w:cs="Times New Roman"/>
-          <w:bCs/>
-        </w:rPr>
-        <w:t>[15] Patel, T. et al. Characterizing power management opportunities for LLMs in the cloud. In Proceedings of ASPLOS (2024).</w:t>
-      </w:r>
-    </w:p>
-    <w:p>
-      <w:pPr>
-        <w:rPr>
-          <w:rFonts w:ascii="Times New Roman" w:hAnsi="Times New Roman" w:cs="Times New Roman"/>
-          <w:bCs/>
-        </w:rPr>
-      </w:pPr>
-      <w:r>
-        <w:rPr>
-          <w:rFonts w:ascii="Times New Roman" w:hAnsi="Times New Roman" w:cs="Times New Roman"/>
-          <w:bCs/>
-        </w:rPr>
-        <w:t>[16] Cortez, E. et al. Resource Central: Understanding and predicting workloads for improved resource management in large cloud platforms. In Proceedings of SOSP (2017).</w:t>
-      </w:r>
-    </w:p>
-    <w:p>
-      <w:pPr>
-        <w:rPr>
-          <w:rFonts w:ascii="Times New Roman" w:hAnsi="Times New Roman" w:cs="Times New Roman"/>
-          <w:bCs/>
-        </w:rPr>
-      </w:pPr>
-      <w:r>
-        <w:rPr>
-          <w:rFonts w:ascii="Times New Roman" w:hAnsi="Times New Roman" w:cs="Times New Roman"/>
-          <w:bCs/>
-        </w:rPr>
-        <w:t>[17] PJM Interconnection. 2025 Effective Load Carrying Capability and Reserve Requirement Study (2025).</w:t>
-      </w:r>
-    </w:p>
-    <w:p>
-      <w:pPr>
-        <w:rPr>
-          <w:rFonts w:ascii="Times New Roman" w:hAnsi="Times New Roman" w:cs="Times New Roman"/>
-          <w:bCs/>
-        </w:rPr>
-      </w:pPr>
-      <w:r>
-        <w:rPr>
-          <w:rFonts w:ascii="Times New Roman" w:hAnsi="Times New Roman" w:cs="Times New Roman"/>
-          <w:bCs/>
-        </w:rPr>
-        <w:t>[18] E3 (Energy and Environmental Economics). 2025 Resource Adequacy Study for Illinois (2025).</w:t>
-      </w:r>
-    </w:p>
-    <w:p>
-      <w:pPr>
-        <w:rPr>
-          <w:rFonts w:ascii="Times New Roman" w:hAnsi="Times New Roman" w:cs="Times New Roman"/>
-          <w:bCs/>
-        </w:rPr>
-      </w:pPr>
-      <w:r>
-        <w:rPr>
-          <w:rFonts w:ascii="Times New Roman" w:hAnsi="Times New Roman" w:cs="Times New Roman"/>
-          <w:bCs/>
-        </w:rPr>
-        <w:t>[19] NREL. 2024 Annual Technology Baseline. atb.nrel.gov/electricity/2024.</w:t>
-      </w:r>
-    </w:p>
-    <w:p>
-      <w:pPr>
-        <w:rPr>
-          <w:rFonts w:ascii="Times New Roman" w:hAnsi="Times New Roman" w:cs="Times New Roman"/>
-          <w:bCs/>
-        </w:rPr>
-      </w:pPr>
-      <w:r>
-        <w:rPr>
-          <w:rFonts w:ascii="Times New Roman" w:hAnsi="Times New Roman" w:cs="Times New Roman"/>
-          <w:bCs/>
-        </w:rPr>
-        <w:t>[20] Zhang, W. and Zavala, V. M. Remunerating space–time, load-shifting flexibility from data centers in electricity markets. Applied Energy 326, 119930 (2022).</w:t>
-      </w:r>
-    </w:p>
-    <w:p>
-      <w:pPr>
-        <w:rPr>
-          <w:rFonts w:ascii="Times New Roman" w:hAnsi="Times New Roman" w:cs="Times New Roman"/>
-          <w:bCs/>
-        </w:rPr>
-      </w:pPr>
-      <w:r>
-        <w:rPr>
-          <w:rFonts w:ascii="Times New Roman" w:hAnsi="Times New Roman" w:cs="Times New Roman"/>
-          <w:bCs/>
-        </w:rPr>
-        <w:t>[21] Jain, S. et al. B4: Experience with a globally-deployed software defined WAN. In Proceedings of ACM SIGCOMM (2013).</w:t>
-      </w:r>
-    </w:p>
-    <w:p>
-      <w:pPr>
-        <w:rPr>
-          <w:rFonts w:ascii="Times New Roman" w:hAnsi="Times New Roman" w:cs="Times New Roman"/>
-          <w:bCs/>
-        </w:rPr>
-      </w:pPr>
-    </w:p>
-    <w:p>
-      <w:pPr>
-        <w:rPr>
-          <w:rFonts w:ascii="Times New Roman" w:hAnsi="Times New Roman" w:cs="Times New Roman"/>
-          <w:bCs/>
-        </w:rPr>
-      </w:pPr>
-    </w:p>
-    <w:p>
-      <w:pPr>
-        <w:rPr>
-          <w:rFonts w:ascii="Times New Roman" w:hAnsi="Times New Roman" w:cs="Times New Roman"/>
-          <w:bCs/>
-        </w:rPr>
-      </w:pPr>
-    </w:p>
-    <w:p>
-      <w:pPr>
-        <w:rPr>
-          <w:rFonts w:ascii="Times New Roman" w:hAnsi="Times New Roman" w:cs="Times New Roman"/>
-          <w:bCs/>
-        </w:rPr>
-      </w:pPr>
-    </w:p>
-    <w:p>
-      <w:pPr>
-        <w:rPr>
-          <w:rFonts w:ascii="Times New Roman" w:hAnsi="Times New Roman" w:cs="Times New Roman"/>
-          <w:bCs/>
-        </w:rPr>
-      </w:pPr>
-    </w:p>
-    <w:p>
-      <w:pPr>
-        <w:rPr>
-          <w:rFonts w:ascii="Times New Roman" w:hAnsi="Times New Roman" w:cs="Times New Roman"/>
-          <w:bCs/>
-        </w:rPr>
-      </w:pPr>
-    </w:p>
-    <w:p>
-      <w:pPr>
-        <w:rPr>
-          <w:rFonts w:ascii="Times New Roman" w:hAnsi="Times New Roman" w:cs="Times New Roman"/>
-          <w:bCs/>
-        </w:rPr>
-      </w:pPr>
-    </w:p>
-    <w:p>
-      <w:pPr>
-        <w:rPr>
-          <w:rFonts w:ascii="Times New Roman" w:hAnsi="Times New Roman" w:cs="Times New Roman"/>
-          <w:bCs/>
-        </w:rPr>
-      </w:pPr>
-    </w:p>
-    <w:p>
-      <w:pPr>
-        <w:rPr>
-          <w:rFonts w:ascii="Times New Roman" w:hAnsi="Times New Roman" w:cs="Times New Roman"/>
-          <w:bCs/>
-        </w:rPr>
-      </w:pPr>
-    </w:p>
-    <w:p>
-      <w:pPr>
-        <w:rPr>
-          <w:rFonts w:ascii="Times New Roman" w:hAnsi="Times New Roman" w:cs="Times New Roman"/>
-          <w:bCs/>
-        </w:rPr>
-      </w:pPr>
-    </w:p>
-    <w:p>
-      <w:pPr>
-        <w:rPr>
-          <w:rFonts w:ascii="Times New Roman" w:hAnsi="Times New Roman" w:cs="Times New Roman"/>
-          <w:bCs/>
-        </w:rPr>
-      </w:pPr>
-    </w:p>
-    <w:p>
-      <w:pPr>
-        <w:rPr>
-          <w:rFonts w:ascii="Times New Roman" w:hAnsi="Times New Roman" w:cs="Times New Roman"/>
-          <w:bCs/>
-        </w:rPr>
-      </w:pPr>
-    </w:p>
-    <w:p>
-      <w:pPr>
-        <w:rPr>
-          <w:rFonts w:ascii="Times New Roman" w:hAnsi="Times New Roman" w:cs="Times New Roman"/>
-          <w:bCs/>
-        </w:rPr>
-      </w:pPr>
-    </w:p>
-    <w:p>
-      <w:pPr>
-        <w:rPr>
-          <w:rFonts w:ascii="Times New Roman" w:hAnsi="Times New Roman" w:cs="Times New Roman"/>
-          <w:bCs/>
-        </w:rPr>
-      </w:pPr>
-    </w:p>
-    <w:p>
-      <w:pPr>
-        <w:rPr>
-          <w:rFonts w:ascii="Times New Roman" w:hAnsi="Times New Roman" w:cs="Times New Roman"/>
-          <w:bCs/>
-        </w:rPr>
-      </w:pPr>
-    </w:p>
-    <w:p>
-      <w:pPr>
-        <w:rPr>
-          <w:rFonts w:ascii="Times New Roman" w:hAnsi="Times New Roman" w:cs="Times New Roman"/>
-          <w:bCs/>
-        </w:rPr>
-      </w:pPr>
-    </w:p>
-    <w:p>
-      <w:pPr>
-        <w:rPr>
-          <w:rFonts w:ascii="Times New Roman" w:hAnsi="Times New Roman" w:cs="Times New Roman"/>
-          <w:bCs/>
-        </w:rPr>
-      </w:pPr>
-    </w:p>
-    <w:p>
-      <w:pPr>
-        <w:rPr>
-          <w:rFonts w:ascii="Times New Roman" w:hAnsi="Times New Roman" w:cs="Times New Roman"/>
-          <w:bCs/>
-        </w:rPr>
-      </w:pPr>
-    </w:p>
-    <w:p>
-      <w:pPr>
-        <w:rPr>
-          <w:rFonts w:ascii="Times New Roman" w:hAnsi="Times New Roman" w:cs="Times New Roman"/>
-          <w:bCs/>
-        </w:rPr>
-      </w:pPr>
-    </w:p>
-    <w:p>
-      <w:pPr>
-        <w:rPr>
-          <w:rFonts w:ascii="Times New Roman" w:hAnsi="Times New Roman" w:cs="Times New Roman"/>
-          <w:b/>
-        </w:rPr>
-      </w:pPr>
-      <w:r>
-        <w:rPr>
-          <w:rFonts w:ascii="Times New Roman" w:hAnsi="Times New Roman" w:cs="Times New Roman"/>
-          <w:b/>
         </w:rPr>
         <w:t>Extended Data</w:t>
       </w:r>
@@ -5993,7 +7273,6 @@
           <w:bCs/>
           <w:noProof/>
         </w:rPr>
-        <w:lastRenderedPageBreak/>
         <w:drawing>
           <wp:inline distT="0" distB="0" distL="0" distR="0" wp14:anchorId="033A30D4" wp14:editId="2B483383">
             <wp:extent cx="5852172" cy="3746000"/>
@@ -6046,7 +7325,31 @@
         </w:rPr>
       </w:pPr>
       <w:r>
-        <w:t>Capacity-weighted destination overlap and any-destination availability at three alternative stress-hour thresholds. Baseline: top 50 hours per year per zone (~99.43 percentile, 200 ComEd stress hours total). Alternatives: top 25 (~99.71</w:t>
+        <w:t xml:space="preserve">Capacity-weighted </w:t>
+      </w:r>
+      <w:proofErr w:type="gramStart"/>
+      <w:r>
+        <w:t>destination</w:t>
+      </w:r>
+      <w:proofErr w:type="gramEnd"/>
+      <w:r>
+        <w:t xml:space="preserve"> </w:t>
+      </w:r>
+      <w:proofErr w:type="gramStart"/>
+      <w:r>
+        <w:t>overlap</w:t>
+      </w:r>
+      <w:proofErr w:type="gramEnd"/>
+      <w:r>
+        <w:t xml:space="preserve"> </w:t>
+      </w:r>
+      <w:proofErr w:type="gramStart"/>
+      <w:r>
+        <w:t>and any-</w:t>
+      </w:r>
+      <w:proofErr w:type="gramEnd"/>
+      <w:r>
+        <w:t>destination availability at three alternative stress-hour thresholds. Baseline: top 50 hours per year per zone (~99.43 percentile, 200 ComEd stress hours total). Alternatives: top 25 (~99.71</w:t>
       </w:r>
       <w:r>
         <w:rPr>
@@ -6064,7 +7367,15 @@
         <w:t>th</w:t>
       </w:r>
       <w:r>
-        <w:t xml:space="preserve"> percentile). Any-destination availability varies by at most 1.25 percentage points across thresholds; capacity-weighted overlap declines monotonically with threshold tightness</w:t>
+        <w:t xml:space="preserve"> percentile). Any-destination availability varies by at most 1.25 percentage points across </w:t>
+      </w:r>
+      <w:proofErr w:type="gramStart"/>
+      <w:r>
+        <w:t>thresholds;</w:t>
+      </w:r>
+      <w:proofErr w:type="gramEnd"/>
+      <w:r>
+        <w:t xml:space="preserve"> capacity-weighted overlap declines monotonically with threshold tightness</w:t>
       </w:r>
     </w:p>
     <w:p>
@@ -6115,20 +7426,20 @@
         <w:tblLook w:val="04A0" w:firstRow="1" w:lastRow="0" w:firstColumn="1" w:lastColumn="0" w:noHBand="0" w:noVBand="1"/>
       </w:tblPr>
       <w:tblGrid>
-        <w:gridCol w:w="1062"/>
-        <w:gridCol w:w="692"/>
-        <w:gridCol w:w="588"/>
-        <w:gridCol w:w="709"/>
-        <w:gridCol w:w="1002"/>
-        <w:gridCol w:w="899"/>
-        <w:gridCol w:w="1311"/>
-        <w:gridCol w:w="1207"/>
-        <w:gridCol w:w="970"/>
-        <w:gridCol w:w="1160"/>
-        <w:gridCol w:w="824"/>
-        <w:gridCol w:w="770"/>
-        <w:gridCol w:w="758"/>
-        <w:gridCol w:w="998"/>
+        <w:gridCol w:w="1089"/>
+        <w:gridCol w:w="707"/>
+        <w:gridCol w:w="600"/>
+        <w:gridCol w:w="724"/>
+        <w:gridCol w:w="1026"/>
+        <w:gridCol w:w="919"/>
+        <w:gridCol w:w="1343"/>
+        <w:gridCol w:w="1236"/>
+        <w:gridCol w:w="993"/>
+        <w:gridCol w:w="1188"/>
+        <w:gridCol w:w="843"/>
+        <w:gridCol w:w="787"/>
+        <w:gridCol w:w="775"/>
+        <w:gridCol w:w="720"/>
       </w:tblGrid>
       <w:tr>
         <w:trPr>
@@ -6159,37 +7470,7 @@
                 <w:sz w:val="14"/>
                 <w:szCs w:val="14"/>
               </w:rPr>
-              <w:t>S</w:t>
-            </w:r>
-            <w:r>
-              <w:rPr>
-                <w:rFonts w:ascii="Times New Roman" w:eastAsia="Calibri" w:hAnsi="Times New Roman" w:cs="Times New Roman"/>
-                <w:b/>
-                <w:bCs/>
-                <w:sz w:val="14"/>
-                <w:szCs w:val="14"/>
-              </w:rPr>
-              <w:t>ource</w:t>
-            </w:r>
-            <w:r>
-              <w:rPr>
-                <w:rFonts w:ascii="Times New Roman" w:eastAsia="Calibri" w:hAnsi="Times New Roman" w:cs="Times New Roman"/>
-                <w:b/>
-                <w:bCs/>
-                <w:sz w:val="14"/>
-                <w:szCs w:val="14"/>
-              </w:rPr>
-              <w:t xml:space="preserve"> Z</w:t>
-            </w:r>
-            <w:r>
-              <w:rPr>
-                <w:rFonts w:ascii="Times New Roman" w:eastAsia="Calibri" w:hAnsi="Times New Roman" w:cs="Times New Roman"/>
-                <w:b/>
-                <w:bCs/>
-                <w:sz w:val="14"/>
-                <w:szCs w:val="14"/>
-              </w:rPr>
-              <w:t>one</w:t>
+              <w:t>Source Zone</w:t>
             </w:r>
           </w:p>
         </w:tc>
@@ -6855,7 +8136,16 @@
                 <w:sz w:val="14"/>
                 <w:szCs w:val="14"/>
               </w:rPr>
-              <w:t>21.582809120718125</w:t>
+              <w:t>21.</w:t>
+            </w:r>
+            <w:r>
+              <w:rPr>
+                <w:rFonts w:ascii="Times New Roman" w:hAnsi="Times New Roman" w:cs="Times New Roman"/>
+                <w:bCs/>
+                <w:sz w:val="14"/>
+                <w:szCs w:val="14"/>
+              </w:rPr>
+              <w:t>6</w:t>
             </w:r>
           </w:p>
         </w:tc>
@@ -6959,7 +8249,7 @@
                 <w:sz w:val="14"/>
                 <w:szCs w:val="14"/>
               </w:rPr>
-              <w:t>97.70114942528735</w:t>
+              <w:t>97.7</w:t>
             </w:r>
           </w:p>
         </w:tc>
@@ -7224,7 +8514,16 @@
                 <w:sz w:val="14"/>
                 <w:szCs w:val="14"/>
               </w:rPr>
-              <w:t>11.299836050324412</w:t>
+              <w:t>11.</w:t>
+            </w:r>
+            <w:r>
+              <w:rPr>
+                <w:rFonts w:ascii="Times New Roman" w:hAnsi="Times New Roman" w:cs="Times New Roman"/>
+                <w:bCs/>
+                <w:sz w:val="14"/>
+                <w:szCs w:val="14"/>
+              </w:rPr>
+              <w:t>3</w:t>
             </w:r>
           </w:p>
         </w:tc>
@@ -7328,7 +8627,16 @@
                 <w:sz w:val="14"/>
                 <w:szCs w:val="14"/>
               </w:rPr>
-              <w:t>98.57142857142858</w:t>
+              <w:t>98.</w:t>
+            </w:r>
+            <w:r>
+              <w:rPr>
+                <w:rFonts w:ascii="Times New Roman" w:hAnsi="Times New Roman" w:cs="Times New Roman"/>
+                <w:bCs/>
+                <w:sz w:val="14"/>
+                <w:szCs w:val="14"/>
+              </w:rPr>
+              <w:t>6</w:t>
             </w:r>
           </w:p>
         </w:tc>
@@ -7593,7 +8901,7 @@
                 <w:sz w:val="14"/>
                 <w:szCs w:val="14"/>
               </w:rPr>
-              <w:t>8.247231128909865</w:t>
+              <w:t>8.2</w:t>
             </w:r>
           </w:p>
         </w:tc>
@@ -7962,7 +9270,16 @@
                 <w:sz w:val="14"/>
                 <w:szCs w:val="14"/>
               </w:rPr>
-              <w:t>7.761259892851831</w:t>
+              <w:t>7.</w:t>
+            </w:r>
+            <w:r>
+              <w:rPr>
+                <w:rFonts w:ascii="Times New Roman" w:hAnsi="Times New Roman" w:cs="Times New Roman"/>
+                <w:bCs/>
+                <w:sz w:val="14"/>
+                <w:szCs w:val="14"/>
+              </w:rPr>
+              <w:t>8</w:t>
             </w:r>
           </w:p>
         </w:tc>
@@ -8078,7 +9395,15 @@
         <w:pStyle w:val="Caption"/>
       </w:pPr>
       <w:r>
-        <w:t>Capacity-weighted destination overlap computed with alternative source zones (PJM-DOM, ERCOT-LZ-NORTH, CAISO-NP15, others). Headline decorrelation result holds across all tested source zones.</w:t>
+        <w:t xml:space="preserve">Capacity-weighted destination overlap computed with alternative source zones (PJM-DOM, ERCOT-LZ-NORTH, CAISO-NP15, others). Headline </w:t>
+      </w:r>
+      <w:proofErr w:type="gramStart"/>
+      <w:r>
+        <w:t>decorrelation</w:t>
+      </w:r>
+      <w:proofErr w:type="gramEnd"/>
+      <w:r>
+        <w:t xml:space="preserve"> result holds across all tested source zones.</w:t>
       </w:r>
     </w:p>
     <w:p>
@@ -8415,6 +9740,7 @@
                 <w:szCs w:val="20"/>
               </w:rPr>
             </w:pPr>
+            <w:proofErr w:type="gramStart"/>
             <w:r>
               <w:rPr>
                 <w:rFonts w:ascii="Times New Roman" w:hAnsi="Times New Roman" w:cs="Times New Roman"/>
@@ -8422,7 +9748,17 @@
                 <w:sz w:val="20"/>
                 <w:szCs w:val="20"/>
               </w:rPr>
-              <w:t>Weighted average cost of capital</w:t>
+              <w:t>Weighted</w:t>
+            </w:r>
+            <w:proofErr w:type="gramEnd"/>
+            <w:r>
+              <w:rPr>
+                <w:rFonts w:ascii="Times New Roman" w:hAnsi="Times New Roman" w:cs="Times New Roman"/>
+                <w:bCs/>
+                <w:sz w:val="20"/>
+                <w:szCs w:val="20"/>
+              </w:rPr>
+              <w:t xml:space="preserve"> average cost of capital</w:t>
             </w:r>
           </w:p>
         </w:tc>
@@ -9607,6 +10943,7 @@
   <w:style w:type="character" w:default="1" w:styleId="DefaultParagraphFont">
     <w:name w:val="Default Paragraph Font"/>
     <w:uiPriority w:val="1"/>
+    <w:semiHidden/>
     <w:unhideWhenUsed/>
   </w:style>
   <w:style w:type="table" w:default="1" w:styleId="TableNormal">
@@ -10044,6 +11381,29 @@
       </w:tblBorders>
     </w:tblPr>
   </w:style>
+  <w:style w:type="character" w:styleId="Hyperlink">
+    <w:name w:val="Hyperlink"/>
+    <w:basedOn w:val="DefaultParagraphFont"/>
+    <w:uiPriority w:val="99"/>
+    <w:unhideWhenUsed/>
+    <w:rsid w:val="00170FFE"/>
+    <w:rPr>
+      <w:color w:val="467886" w:themeColor="hyperlink"/>
+      <w:u w:val="single"/>
+    </w:rPr>
+  </w:style>
+  <w:style w:type="character" w:styleId="UnresolvedMention">
+    <w:name w:val="Unresolved Mention"/>
+    <w:basedOn w:val="DefaultParagraphFont"/>
+    <w:uiPriority w:val="99"/>
+    <w:semiHidden/>
+    <w:unhideWhenUsed/>
+    <w:rsid w:val="00170FFE"/>
+    <w:rPr>
+      <w:color w:val="605E5C"/>
+      <w:shd w:val="clear" w:color="auto" w:fill="E1DFDD"/>
+    </w:rPr>
+  </w:style>
 </w:styles>
 </file>
 
